--- a/docs/Documentation.docx
+++ b/docs/Documentation.docx
@@ -1526,16 +1526,22 @@
     </w:p>
     <w:p>
       <w:r>
-        <w:t xml:space="preserve">Rozhodli sme sa </w:t>
-      </w:r>
-      <w:r>
-        <w:t>pre vývoj</w:t>
+        <w:t xml:space="preserve">Rozhodli sme sa pre vývoj </w:t>
+      </w:r>
+      <w:r>
+        <w:t>sofvérového riešenia desktopovej kryptopeňaženky</w:t>
       </w:r>
       <w:r>
         <w:t xml:space="preserve"> </w:t>
       </w:r>
       <w:r>
-        <w:t>sofvérového riešenia desktopovej kryptopeňaženky s cieľom rozvíjať zručnosti vo vývoji bezpečných aplikácií, kryptografii a spoľahlivom spracovaní citlivých dát</w:t>
+        <w:t>s</w:t>
+      </w:r>
+      <w:r>
+        <w:t> </w:t>
+      </w:r>
+      <w:r>
+        <w:t>cieľom rozvíjať zručnosti vo vývoji bezpečných aplikácií, kryptografii a spoľahlivom spracovaní citlivých dát</w:t>
       </w:r>
       <w:r>
         <w:t xml:space="preserve">. </w:t>
@@ -1546,7 +1552,19 @@
     </w:p>
     <w:p>
       <w:r>
-        <w:t xml:space="preserve">Práca pozostávala z klienta a backendového API serveru. Pri návrhu sme sa sústredili na bezpečnosť a spoľahlivosť, využívajúc moderné šifrovacie mechanizmy a osvedčené postupy ochrany </w:t>
+        <w:t>Práca pozostávala z klienta a backendového API serveru. Pri návrhu sme sa</w:t>
+      </w:r>
+      <w:r>
+        <w:t> </w:t>
+      </w:r>
+      <w:r>
+        <w:t>sústredili na bezpečnosť a spoľahlivosť, využívajúc moderné šifrovacie mechanizmy a</w:t>
+      </w:r>
+      <w:r>
+        <w:t xml:space="preserve"> </w:t>
+      </w:r>
+      <w:r>
+        <w:t xml:space="preserve">osvedčené postupy ochrany </w:t>
       </w:r>
       <w:r>
         <w:t>citlivých informácií</w:t>
@@ -1555,7 +1573,13 @@
         <w:t xml:space="preserve">. </w:t>
       </w:r>
       <w:r>
-        <w:t>Rovnako sme sa zamerali na spoľahlivosť, stabilitu a efektívnosť, aby aplikácia stabilne a konzistentne vykonávala všetky operácie.</w:t>
+        <w:t>Rovnako sme sa zamerali na</w:t>
+      </w:r>
+      <w:r>
+        <w:t> </w:t>
+      </w:r>
+      <w:r>
+        <w:t>spoľahlivosť, stabilitu a efektívnosť, aby aplikácia stabilne a konzistentne vykonávala všetky operácie.</w:t>
       </w:r>
     </w:p>
     <w:p>
@@ -1563,45 +1587,54 @@
         <w:t>Používateľské rozhranie bolo navrhnuté s ohľadom na intuitívnosť, prehľadnosť a jednoduchosť, čím sme zjednodušili používanie aplikácie aj pre menej skúsených používateľov.</w:t>
       </w:r>
       <w:r>
+        <w:t xml:space="preserve"> Projekt bol verzovaný a </w:t>
+      </w:r>
+      <w:r>
+        <w:t>spravovaný</w:t>
+      </w:r>
+      <w:r>
+        <w:t xml:space="preserve"> prostredníctvom Git-u, čo umožnilo </w:t>
+      </w:r>
+      <w:r>
+        <w:t xml:space="preserve">efektívne </w:t>
+      </w:r>
+      <w:r>
+        <w:t xml:space="preserve">sledovanie zmien, prácu s viacerými </w:t>
+      </w:r>
+      <w:r>
+        <w:t>vývojovými</w:t>
+      </w:r>
+      <w:r>
+        <w:t xml:space="preserve"> vetvami a bezpečné nasadzovanie </w:t>
+      </w:r>
+      <w:r>
+        <w:t xml:space="preserve">nových </w:t>
+      </w:r>
+      <w:r>
+        <w:t>funkcií.</w:t>
+      </w:r>
+    </w:p>
+    <w:p>
+      <w:r>
+        <w:t xml:space="preserve">Dokumentácia podrobne opisuje architektúru systému, implementované funkcie, bezpečnostné opatrenia a postupy, ktoré </w:t>
+      </w:r>
+      <w:r>
+        <w:t>zabezpečujú</w:t>
+      </w:r>
+      <w:r>
+        <w:t xml:space="preserve"> bezpečný a efektívny chod systému,</w:t>
+      </w:r>
+      <w:r>
         <w:t xml:space="preserve"> </w:t>
       </w:r>
       <w:r>
-        <w:t>Projekt bol verzovaný</w:t>
-      </w:r>
-      <w:r>
-        <w:t xml:space="preserve"> a </w:t>
-      </w:r>
-      <w:r>
-        <w:t>spravovaný</w:t>
-      </w:r>
-      <w:r>
-        <w:t xml:space="preserve"> prostredníctvom Git-u, čo umožnilo </w:t>
-      </w:r>
-      <w:r>
-        <w:t xml:space="preserve">efektívne </w:t>
-      </w:r>
-      <w:r>
-        <w:t xml:space="preserve">sledovanie zmien, prácu s viacerými </w:t>
-      </w:r>
-      <w:r>
-        <w:t>vývojovými</w:t>
-      </w:r>
-      <w:r>
-        <w:t xml:space="preserve"> </w:t>
-      </w:r>
-      <w:r>
-        <w:t xml:space="preserve">vetvami a bezpečné nasadzovanie </w:t>
-      </w:r>
-      <w:r>
-        <w:t xml:space="preserve">nových </w:t>
-      </w:r>
-      <w:r>
-        <w:t>funkcií.</w:t>
-      </w:r>
-    </w:p>
-    <w:p>
-      <w:r>
-        <w:t>Dokumentácia podrobne opisuje architektúru systému, implementované funkcie, bezpečnostné opatrenia a postupy, ktoré zabezpečovali bezpečný a efektívny chod systému, vrátane odporúčaných postupov pri nasadení a údržbe softvérového riešenia v reálnom prostredí.</w:t>
+        <w:t>vrátane odporúčaných postupov pri nasadení a údržbe softvérového riešenia v</w:t>
+      </w:r>
+      <w:r>
+        <w:t> </w:t>
+      </w:r>
+      <w:r>
+        <w:t>reálnom prostredí.</w:t>
       </w:r>
       <w:r>
         <w:br w:type="page"/>
@@ -1638,6 +1671,7 @@
           <w:id w:val="-311638208"/>
           <w:citation/>
         </w:sdtPr>
+        <w:sdtEndPr/>
         <w:sdtContent>
           <w:r>
             <w:fldChar w:fldCharType="begin"/>
@@ -1678,6 +1712,7 @@
           <w:id w:val="1043022850"/>
           <w:citation/>
         </w:sdtPr>
+        <w:sdtEndPr/>
         <w:sdtContent>
           <w:r>
             <w:fldChar w:fldCharType="begin"/>
@@ -1729,6 +1764,7 @@
           <w:id w:val="1084189129"/>
           <w:citation/>
         </w:sdtPr>
+        <w:sdtEndPr/>
         <w:sdtContent>
           <w:r>
             <w:fldChar w:fldCharType="begin"/>
@@ -1780,6 +1816,7 @@
           <w:id w:val="667224303"/>
           <w:citation/>
         </w:sdtPr>
+        <w:sdtEndPr/>
         <w:sdtContent>
           <w:r>
             <w:fldChar w:fldCharType="begin"/>
@@ -1827,6 +1864,7 @@
           <w:id w:val="596214018"/>
           <w:citation/>
         </w:sdtPr>
+        <w:sdtEndPr/>
         <w:sdtContent>
           <w:r>
             <w:fldChar w:fldCharType="begin"/>
@@ -1874,6 +1912,7 @@
           <w:id w:val="1364783891"/>
           <w:citation/>
         </w:sdtPr>
+        <w:sdtEndPr/>
         <w:sdtContent>
           <w:r>
             <w:fldChar w:fldCharType="begin"/>
@@ -1931,6 +1970,7 @@
           <w:id w:val="-1122455265"/>
           <w:citation/>
         </w:sdtPr>
+        <w:sdtEndPr/>
         <w:sdtContent>
           <w:r>
             <w:fldChar w:fldCharType="begin"/>
@@ -1978,6 +2018,7 @@
           <w:id w:val="1667203991"/>
           <w:citation/>
         </w:sdtPr>
+        <w:sdtEndPr/>
         <w:sdtContent>
           <w:r>
             <w:fldChar w:fldCharType="begin"/>
@@ -2036,6 +2077,7 @@
           <w:id w:val="1509013995"/>
           <w:citation/>
         </w:sdtPr>
+        <w:sdtEndPr/>
         <w:sdtContent>
           <w:r>
             <w:fldChar w:fldCharType="begin"/>
@@ -2115,7 +2157,13 @@
         <w:ind w:firstLine="432"/>
       </w:pPr>
       <w:r>
-        <w:t>Dôležitou súčasťou bolo zabezpečenie bezpečného ukladania a ochrany citlivých údajov, vrátane privátnych kľúčov a seed fráz, a implementácia funkcionalít umožňujúcich realizáciu kryptomenových transakcií s prehľadným zobrazením ich histórie. Rovnako bol kladený dôraz na vytvorenie prehľadného a intuitívneho používateľského rozhrania, ktoré uľahčuje správu účtu, transakcií a bezpečnostných nastavení.</w:t>
+        <w:t xml:space="preserve">Dôležitou súčasťou bolo </w:t>
+      </w:r>
+      <w:r>
+        <w:t>zaistenie</w:t>
+      </w:r>
+      <w:r>
+        <w:t xml:space="preserve"> bezpečného ukladania a ochrany citlivých údajov, vrátane privátnych kľúčov a seed fráz, a implementácia funkcionalít umožňujúcich realizáciu kryptomenových transakcií s prehľadným zobrazením ich histórie. Rovnako bol kladený dôraz na vytvorenie prehľadného a intuitívneho používateľského rozhrania, ktoré uľahčuje správu účtu, transakcií a bezpečnostných nastavení.</w:t>
       </w:r>
     </w:p>
     <w:p>

--- a/docs/Documentation.docx
+++ b/docs/Documentation.docx
@@ -442,6 +442,7 @@
           <w14:ligatures w14:val="none"/>
         </w:rPr>
         <w:sectPr>
+          <w:footerReference w:type="default" r:id="rId9"/>
           <w:pgSz w:w="11906" w:h="16838"/>
           <w:pgMar w:top="1418" w:right="1418" w:bottom="1418" w:left="1418" w:header="709" w:footer="709" w:gutter="0"/>
           <w:cols w:space="708"/>
@@ -1175,7 +1176,16 @@
           <w:szCs w:val="28"/>
           <w14:ligatures w14:val="none"/>
         </w:rPr>
-        <w:t>. 10. 2022</w:t>
+        <w:t>. 10. 202</w:t>
+      </w:r>
+      <w:r>
+        <w:rPr>
+          <w:rFonts w:eastAsia="Calibri" w:cs="Times New Roman"/>
+          <w:kern w:val="0"/>
+          <w:szCs w:val="28"/>
+          <w14:ligatures w14:val="none"/>
+        </w:rPr>
+        <w:t>6</w:t>
       </w:r>
     </w:p>
     <w:p>
@@ -1517,6 +1527,599 @@
           <w:ilvl w:val="0"/>
           <w:numId w:val="0"/>
         </w:numPr>
+      </w:pPr>
+      <w:r>
+        <w:lastRenderedPageBreak/>
+        <w:t>ZOZNAM SKRATIEK, ZNAČIEK a</w:t>
+      </w:r>
+      <w:r>
+        <w:t> </w:t>
+      </w:r>
+      <w:r>
+        <w:t>SYMBOLOV</w:t>
+      </w:r>
+    </w:p>
+    <w:p>
+      <w:pPr>
+        <w:ind w:firstLine="432"/>
+      </w:pPr>
+      <w:r>
+        <w:t>AES</w:t>
+      </w:r>
+      <w:r>
+        <w:tab/>
+      </w:r>
+      <w:r>
+        <w:t>Advanced Encryption Standard</w:t>
+      </w:r>
+    </w:p>
+    <w:p>
+      <w:pPr>
+        <w:ind w:firstLine="432"/>
+      </w:pPr>
+      <w:r>
+        <w:t>API</w:t>
+      </w:r>
+      <w:r>
+        <w:tab/>
+      </w:r>
+      <w:r>
+        <w:t>Application Programming Interface</w:t>
+      </w:r>
+    </w:p>
+    <w:p>
+      <w:pPr>
+        <w:ind w:firstLine="432"/>
+      </w:pPr>
+      <w:r>
+        <w:t>ASP</w:t>
+      </w:r>
+      <w:r>
+        <w:tab/>
+      </w:r>
+      <w:r>
+        <w:t>Active Server Pages</w:t>
+      </w:r>
+    </w:p>
+    <w:p>
+      <w:pPr>
+        <w:ind w:firstLine="432"/>
+      </w:pPr>
+      <w:r>
+        <w:t>DB</w:t>
+      </w:r>
+      <w:r>
+        <w:tab/>
+        <w:t>Database</w:t>
+      </w:r>
+    </w:p>
+    <w:p>
+      <w:pPr>
+        <w:ind w:firstLine="432"/>
+      </w:pPr>
+      <w:r>
+        <w:t>GC</w:t>
+      </w:r>
+      <w:r>
+        <w:tab/>
+      </w:r>
+      <w:r>
+        <w:t>Garbage Collection</w:t>
+      </w:r>
+    </w:p>
+    <w:p>
+      <w:pPr>
+        <w:ind w:firstLine="432"/>
+      </w:pPr>
+      <w:r>
+        <w:t>HMAC</w:t>
+      </w:r>
+      <w:r>
+        <w:tab/>
+        <w:t>Hash-based Message Authentication Code</w:t>
+      </w:r>
+    </w:p>
+    <w:p>
+      <w:pPr>
+        <w:ind w:firstLine="432"/>
+      </w:pPr>
+      <w:r>
+        <w:t>HTTP</w:t>
+      </w:r>
+      <w:r>
+        <w:tab/>
+      </w:r>
+      <w:r>
+        <w:t>HyperText Transfer Protocol</w:t>
+      </w:r>
+    </w:p>
+    <w:p>
+      <w:pPr>
+        <w:ind w:firstLine="432"/>
+      </w:pPr>
+      <w:r>
+        <w:t>HTTPS</w:t>
+      </w:r>
+      <w:r>
+        <w:tab/>
+      </w:r>
+      <w:r>
+        <w:t>HyperText Transfer Protocol Secure</w:t>
+      </w:r>
+    </w:p>
+    <w:p>
+      <w:pPr>
+        <w:ind w:firstLine="432"/>
+      </w:pPr>
+      <w:r>
+        <w:t>IP</w:t>
+      </w:r>
+      <w:r>
+        <w:tab/>
+      </w:r>
+      <w:r>
+        <w:tab/>
+      </w:r>
+      <w:r>
+        <w:t>Internet Protocol</w:t>
+      </w:r>
+    </w:p>
+    <w:p>
+      <w:pPr>
+        <w:ind w:firstLine="432"/>
+      </w:pPr>
+      <w:r>
+        <w:t>JWT</w:t>
+      </w:r>
+      <w:r>
+        <w:tab/>
+      </w:r>
+      <w:r>
+        <w:t>JSON Web Token</w:t>
+      </w:r>
+    </w:p>
+    <w:p>
+      <w:pPr>
+        <w:ind w:firstLine="432"/>
+      </w:pPr>
+      <w:r>
+        <w:t>JSON</w:t>
+      </w:r>
+      <w:r>
+        <w:tab/>
+      </w:r>
+      <w:r>
+        <w:t>JavaScript Object Notation</w:t>
+      </w:r>
+    </w:p>
+    <w:p>
+      <w:pPr>
+        <w:ind w:firstLine="432"/>
+      </w:pPr>
+      <w:r>
+        <w:t>OAuth</w:t>
+      </w:r>
+      <w:r>
+        <w:tab/>
+      </w:r>
+      <w:r>
+        <w:t>Open Authorization</w:t>
+      </w:r>
+    </w:p>
+    <w:p>
+      <w:pPr>
+        <w:ind w:firstLine="432"/>
+      </w:pPr>
+      <w:r>
+        <w:t>OS</w:t>
+      </w:r>
+      <w:r>
+        <w:tab/>
+      </w:r>
+      <w:r>
+        <w:t>Operating System</w:t>
+      </w:r>
+    </w:p>
+    <w:p>
+      <w:pPr>
+        <w:ind w:firstLine="432"/>
+      </w:pPr>
+      <w:r>
+        <w:t>REST</w:t>
+      </w:r>
+      <w:r>
+        <w:tab/>
+      </w:r>
+      <w:r>
+        <w:t xml:space="preserve">Representational State Transfer </w:t>
+      </w:r>
+    </w:p>
+    <w:p>
+      <w:pPr>
+        <w:ind w:firstLine="432"/>
+      </w:pPr>
+      <w:r>
+        <w:t>RSA</w:t>
+      </w:r>
+      <w:r>
+        <w:tab/>
+      </w:r>
+      <w:r>
+        <w:t>Rivest–Shamir–Adleman</w:t>
+      </w:r>
+    </w:p>
+    <w:p>
+      <w:pPr>
+        <w:ind w:firstLine="432"/>
+      </w:pPr>
+      <w:r>
+        <w:t>SHA</w:t>
+      </w:r>
+      <w:r>
+        <w:tab/>
+      </w:r>
+      <w:r>
+        <w:t>Secure Hash Algorithm</w:t>
+      </w:r>
+    </w:p>
+    <w:p>
+      <w:pPr>
+        <w:ind w:firstLine="432"/>
+      </w:pPr>
+      <w:r>
+        <w:t>SQL</w:t>
+      </w:r>
+      <w:r>
+        <w:tab/>
+      </w:r>
+      <w:r>
+        <w:t>Structured Query Language</w:t>
+      </w:r>
+    </w:p>
+    <w:p>
+      <w:pPr>
+        <w:ind w:firstLine="432"/>
+      </w:pPr>
+      <w:r>
+        <w:t>TO</w:t>
+      </w:r>
+      <w:r>
+        <w:t>TP</w:t>
+      </w:r>
+      <w:r>
+        <w:tab/>
+      </w:r>
+      <w:r>
+        <w:t xml:space="preserve">Time-based </w:t>
+      </w:r>
+      <w:r>
+        <w:t>O</w:t>
+      </w:r>
+      <w:r>
+        <w:t>ne</w:t>
+      </w:r>
+      <w:r>
+        <w:t xml:space="preserve"> T</w:t>
+      </w:r>
+      <w:r>
+        <w:t xml:space="preserve">ime </w:t>
+      </w:r>
+      <w:r>
+        <w:t>P</w:t>
+      </w:r>
+      <w:r>
+        <w:t>assword</w:t>
+      </w:r>
+    </w:p>
+    <w:p>
+      <w:pPr>
+        <w:ind w:firstLine="432"/>
+      </w:pPr>
+      <w:r>
+        <w:t>UI</w:t>
+      </w:r>
+      <w:r>
+        <w:tab/>
+      </w:r>
+      <w:r>
+        <w:tab/>
+      </w:r>
+      <w:r>
+        <w:t>User Interface</w:t>
+      </w:r>
+    </w:p>
+    <w:p>
+      <w:pPr>
+        <w:ind w:firstLine="432"/>
+      </w:pPr>
+      <w:r>
+        <w:t>URI</w:t>
+      </w:r>
+      <w:r>
+        <w:tab/>
+      </w:r>
+      <w:r>
+        <w:t>Uniform Resource Identifier</w:t>
+      </w:r>
+    </w:p>
+    <w:p>
+      <w:pPr>
+        <w:ind w:firstLine="432"/>
+      </w:pPr>
+      <w:r>
+        <w:t>2FA</w:t>
+      </w:r>
+      <w:r>
+        <w:tab/>
+      </w:r>
+      <w:r>
+        <w:t>Two-Factor Authentication</w:t>
+      </w:r>
+    </w:p>
+    <w:p>
+      <w:pPr>
+        <w:ind w:firstLine="0"/>
+      </w:pPr>
+      <w:r>
+        <w:br w:type="page"/>
+      </w:r>
+    </w:p>
+    <w:p>
+      <w:pPr>
+        <w:pStyle w:val="Heading1"/>
+        <w:numPr>
+          <w:ilvl w:val="0"/>
+          <w:numId w:val="0"/>
+        </w:numPr>
+      </w:pPr>
+      <w:r>
+        <w:lastRenderedPageBreak/>
+        <w:t>ZOZNAM OBRÁZKOV, TABULIEK a</w:t>
+      </w:r>
+      <w:r>
+        <w:t> </w:t>
+      </w:r>
+      <w:r>
+        <w:t>GRAFOV</w:t>
+      </w:r>
+    </w:p>
+    <w:p>
+      <w:pPr>
+        <w:pStyle w:val="TableofFigures"/>
+        <w:tabs>
+          <w:tab w:val="right" w:leader="dot" w:pos="8493"/>
+        </w:tabs>
+        <w:rPr>
+          <w:noProof/>
+        </w:rPr>
+      </w:pPr>
+      <w:r>
+        <w:fldChar w:fldCharType="begin"/>
+      </w:r>
+      <w:r>
+        <w:instrText xml:space="preserve"> TOC \h \z \c "Obrázok" </w:instrText>
+      </w:r>
+      <w:r>
+        <w:fldChar w:fldCharType="separate"/>
+      </w:r>
+      <w:hyperlink r:id="rId10" w:anchor="_Toc221475776" w:history="1">
+        <w:r>
+          <w:rPr>
+            <w:rStyle w:val="Hyperlink"/>
+            <w:noProof/>
+          </w:rPr>
+          <w:t>Obrázok 1 Sekvenčný diagram autorizačného toku OAuth 2.0</w:t>
+        </w:r>
+        <w:r>
+          <w:rPr>
+            <w:noProof/>
+            <w:webHidden/>
+          </w:rPr>
+          <w:tab/>
+        </w:r>
+        <w:r>
+          <w:rPr>
+            <w:noProof/>
+            <w:webHidden/>
+          </w:rPr>
+          <w:fldChar w:fldCharType="begin"/>
+        </w:r>
+        <w:r>
+          <w:rPr>
+            <w:noProof/>
+            <w:webHidden/>
+          </w:rPr>
+          <w:instrText xml:space="preserve"> PAGEREF _Toc221475776 \h </w:instrText>
+        </w:r>
+        <w:r>
+          <w:rPr>
+            <w:noProof/>
+            <w:webHidden/>
+          </w:rPr>
+        </w:r>
+        <w:r>
+          <w:rPr>
+            <w:noProof/>
+            <w:webHidden/>
+          </w:rPr>
+          <w:fldChar w:fldCharType="separate"/>
+        </w:r>
+        <w:r>
+          <w:rPr>
+            <w:noProof/>
+            <w:webHidden/>
+          </w:rPr>
+          <w:t>16</w:t>
+        </w:r>
+        <w:r>
+          <w:rPr>
+            <w:noProof/>
+            <w:webHidden/>
+          </w:rPr>
+          <w:fldChar w:fldCharType="end"/>
+        </w:r>
+      </w:hyperlink>
+    </w:p>
+    <w:p>
+      <w:pPr>
+        <w:pStyle w:val="TableofFigures"/>
+        <w:tabs>
+          <w:tab w:val="right" w:leader="dot" w:pos="8493"/>
+        </w:tabs>
+        <w:rPr>
+          <w:noProof/>
+        </w:rPr>
+      </w:pPr>
+      <w:hyperlink r:id="rId11" w:anchor="_Toc221475777" w:history="1">
+        <w:r>
+          <w:rPr>
+            <w:rStyle w:val="Hyperlink"/>
+            <w:noProof/>
+          </w:rPr>
+          <w:t>Obrázok 2 Lokálne uložený refresh token</w:t>
+        </w:r>
+        <w:r>
+          <w:rPr>
+            <w:noProof/>
+            <w:webHidden/>
+          </w:rPr>
+          <w:tab/>
+        </w:r>
+        <w:r>
+          <w:rPr>
+            <w:noProof/>
+            <w:webHidden/>
+          </w:rPr>
+          <w:fldChar w:fldCharType="begin"/>
+        </w:r>
+        <w:r>
+          <w:rPr>
+            <w:noProof/>
+            <w:webHidden/>
+          </w:rPr>
+          <w:instrText xml:space="preserve"> PAGEREF _Toc221475777 \h </w:instrText>
+        </w:r>
+        <w:r>
+          <w:rPr>
+            <w:noProof/>
+            <w:webHidden/>
+          </w:rPr>
+        </w:r>
+        <w:r>
+          <w:rPr>
+            <w:noProof/>
+            <w:webHidden/>
+          </w:rPr>
+          <w:fldChar w:fldCharType="separate"/>
+        </w:r>
+        <w:r>
+          <w:rPr>
+            <w:noProof/>
+            <w:webHidden/>
+          </w:rPr>
+          <w:t>17</w:t>
+        </w:r>
+        <w:r>
+          <w:rPr>
+            <w:noProof/>
+            <w:webHidden/>
+          </w:rPr>
+          <w:fldChar w:fldCharType="end"/>
+        </w:r>
+      </w:hyperlink>
+    </w:p>
+    <w:p>
+      <w:pPr>
+        <w:pStyle w:val="TableofFigures"/>
+        <w:tabs>
+          <w:tab w:val="right" w:leader="dot" w:pos="8493"/>
+        </w:tabs>
+        <w:rPr>
+          <w:noProof/>
+        </w:rPr>
+      </w:pPr>
+      <w:hyperlink r:id="rId12" w:anchor="_Toc221475778" w:history="1">
+        <w:r>
+          <w:rPr>
+            <w:rStyle w:val="Hyperlink"/>
+            <w:noProof/>
+          </w:rPr>
+          <w:t>Obrázok 3 Diagram procesu inicializácie TOTP</w:t>
+        </w:r>
+        <w:r>
+          <w:rPr>
+            <w:noProof/>
+            <w:webHidden/>
+          </w:rPr>
+          <w:tab/>
+        </w:r>
+        <w:r>
+          <w:rPr>
+            <w:noProof/>
+            <w:webHidden/>
+          </w:rPr>
+          <w:fldChar w:fldCharType="begin"/>
+        </w:r>
+        <w:r>
+          <w:rPr>
+            <w:noProof/>
+            <w:webHidden/>
+          </w:rPr>
+          <w:instrText xml:space="preserve"> PAGEREF _Toc221475778 \h </w:instrText>
+        </w:r>
+        <w:r>
+          <w:rPr>
+            <w:noProof/>
+            <w:webHidden/>
+          </w:rPr>
+        </w:r>
+        <w:r>
+          <w:rPr>
+            <w:noProof/>
+            <w:webHidden/>
+          </w:rPr>
+          <w:fldChar w:fldCharType="separate"/>
+        </w:r>
+        <w:r>
+          <w:rPr>
+            <w:noProof/>
+            <w:webHidden/>
+          </w:rPr>
+          <w:t>17</w:t>
+        </w:r>
+        <w:r>
+          <w:rPr>
+            <w:noProof/>
+            <w:webHidden/>
+          </w:rPr>
+          <w:fldChar w:fldCharType="end"/>
+        </w:r>
+      </w:hyperlink>
+    </w:p>
+    <w:p>
+      <w:pPr>
+        <w:ind w:firstLine="0"/>
+        <w:sectPr>
+          <w:pgSz w:w="11906" w:h="16838" w:code="9"/>
+          <w:pgMar w:top="1418" w:right="1418" w:bottom="1418" w:left="1985" w:header="851" w:footer="851" w:gutter="0"/>
+          <w:cols w:space="708"/>
+          <w:docGrid w:linePitch="360"/>
+        </w:sectPr>
+      </w:pPr>
+      <w:r>
+        <w:fldChar w:fldCharType="end"/>
+      </w:r>
+      <w:r>
+        <w:br w:type="page"/>
+      </w:r>
+    </w:p>
+    <w:p>
+      <w:pPr>
+        <w:pStyle w:val="Heading1"/>
+        <w:numPr>
+          <w:ilvl w:val="0"/>
+          <w:numId w:val="0"/>
+        </w:numPr>
         <w:ind w:left="432" w:hanging="432"/>
       </w:pPr>
       <w:r>
@@ -1664,7 +2267,7 @@
     </w:p>
     <w:p>
       <w:r>
-        <w:t>Platforma .NET bola navrhnutá tak, aby poskytovala produktivitu, výkon, bezpečnosť a spoľahlivosť. Poskytuje automatickú správu pamäte prostredníctvom garbage collectoru (GC). Je typovo bezpečná a pamäťovo bezpečná, vďaka používaniu GC a prísnym kompilátorom jazyka. Ponúka konkurentnosť prostredníctvom async/await a Task primitív. Obsahuje veľkú sadu knižníc, ktoré majú širokú funkcionalitu a boli optimalizované pre výkon na viacerých operačných systémoch a architektúrach čipov.</w:t>
+        <w:t>Platforma .NET bola navrhnutá tak, aby poskytovala produktivitu, výkon, bezpečnosť a spoľahlivosť. Poskytuje automatickú správu pamäte prostredníctvom garbage collectoru. Je typovo bezpečná a pamäťovo bezpečná, vďaka používaniu GC a prísnym kompilátorom jazyka. Ponúka konkurentnosť prostredníctvom async/await a Task primitív. Obsahuje veľkú sadu knižníc, ktoré majú širokú funkcionalitu a boli optimalizované pre výkon na viacerých operačných systémoch a architektúrach čipov.</w:t>
       </w:r>
       <w:sdt>
         <w:sdtPr>
@@ -1757,7 +2360,11 @@
         <w:ind w:firstLine="578"/>
       </w:pPr>
       <w:r>
-        <w:t>Používa vlastný rendering engine na vykresľovanie UI ovládacích prvkov, čím zabezpečuje konzistentný vzhľad a správanie naprieč všetkými podporovanými platformami. To znamená, že vývojári môžu zdieľať svoj UI kód a zachovať jednotný vzhľad a pocit bez ohľadu na cieľovú platformu.</w:t>
+        <w:t xml:space="preserve">Používa vlastný rendering engine na vykresľovanie UI ovládacích prvkov, čím zabezpečuje konzistentný vzhľad a správanie naprieč všetkými podporovanými </w:t>
+      </w:r>
+      <w:r>
+        <w:lastRenderedPageBreak/>
+        <w:t>platformami. To znamená, že vývojári môžu zdieľať svoj UI kód a zachovať jednotný vzhľad a pocit bez ohľadu na cieľovú platformu.</w:t>
       </w:r>
       <w:sdt>
         <w:sdtPr>
@@ -1789,10 +2396,14 @@
     </w:p>
     <w:p>
       <w:pPr>
+        <w:ind w:firstLine="578"/>
+      </w:pPr>
+    </w:p>
+    <w:p>
+      <w:pPr>
         <w:pStyle w:val="Heading2"/>
       </w:pPr>
       <w:r>
-        <w:lastRenderedPageBreak/>
         <w:t>MySQL</w:t>
       </w:r>
     </w:p>
@@ -1801,7 +2412,7 @@
         <w:ind w:firstLine="578"/>
       </w:pPr>
       <w:r>
-        <w:t>MySQL je slobodný a otvorený viacvláknový, viacpoužívateľský SQL relačný databázový server. MySQL je podporovaný na viacerých platformách (ako Linux, Windows či Solaris) a je implementovaný vo viacerých programovacích jazykoch ako PHP, C++ či Perl. Databázový systém je relačný, typu DBMS (database management system).</w:t>
+        <w:t>MySQL, najpopulárnejší open source SQL systém na správu databáz, je vyvíjaný, distribuovaný a podporovaný spoločnosťou Oracle Corporation. Databáza je štruktúrovaná kolekcia údajov. Môže ísť o čokoľvek, od jednoduchého nákupného zoznamu až po galériu obrázkov alebo obrovské množstvo informácií v podnikovej sieti. Na pridávanie, prístup a spracovanie údajov uložených v počítačovej databáze potrebujete systém na správu databáz, ako je MySQL Server.</w:t>
       </w:r>
     </w:p>
     <w:p>
@@ -1809,11 +2420,11 @@
         <w:ind w:firstLine="578"/>
       </w:pPr>
       <w:r>
-        <w:t>Každá databáza je v MySQL tvorená z jednej alebo viacerých tabuliek, ktoré majú riadky a stĺpce. V riadkoch sa rozoznávajú jednotlivé záznamy, stĺpce udávajú dátový typ jednotlivých záznamov, pracuje sa s nimi ako s poľami. Práca s MySQL databázou je vykonávaná pomocou dopytov (anglicky queries), ktoré sú tvorené programovacím jazykom SQL (Structured Query Language).</w:t>
+        <w:t>MySQL databázy sú relačné. Relačná databáza ukladá údaje do samostatných tabuliek, namiesto toho, aby všetky údaje boli uložené v jednom veľkom úložisku. Štruktúry databáz sú organizované do fyzických súborov optimalizovaných pre rýchlosť. Logický model, s objektmi ako databázy, tabuľky, pohľady, riadky a stĺpce, poskytuje flexibilné programovacie prostredie.</w:t>
       </w:r>
       <w:sdt>
         <w:sdtPr>
-          <w:id w:val="667224303"/>
+          <w:id w:val="1773203660"/>
           <w:citation/>
         </w:sdtPr>
         <w:sdtEndPr/>
@@ -1822,7 +2433,10 @@
             <w:fldChar w:fldCharType="begin"/>
           </w:r>
           <w:r>
-            <w:instrText xml:space="preserve"> CITATION wiki_mysql \l 1051 </w:instrText>
+            <w:rPr>
+              <w:lang w:val="en-US"/>
+            </w:rPr>
+            <w:instrText xml:space="preserve"> CITATION oracle_mysql \l 1033 </w:instrText>
           </w:r>
           <w:r>
             <w:fldChar w:fldCharType="separate"/>
@@ -1830,8 +2444,16 @@
           <w:r>
             <w:rPr>
               <w:noProof/>
+              <w:lang w:val="en-US"/>
             </w:rPr>
-            <w:t xml:space="preserve"> (4)</w:t>
+            <w:t xml:space="preserve"> </w:t>
+          </w:r>
+          <w:r>
+            <w:rPr>
+              <w:noProof/>
+              <w:lang w:val="en-US"/>
+            </w:rPr>
+            <w:t>(4)</w:t>
           </w:r>
           <w:r>
             <w:fldChar w:fldCharType="end"/>
@@ -1905,11 +2527,11 @@
         <w:ind w:firstLine="578"/>
       </w:pPr>
       <w:r>
-        <w:t>OAuth (skratka pre open authorization) je otvorený štandard pre delegovanie prístupu, bežne používaný ako spôsob, ako používatelia internetu môžu udeliť webovým stránkam alebo aplikáciám prístup k svojim informáciám na iných webových stránkach, ale bez toho, aby im poskytli heslá. Tento mechanizmus používajú spoločnosti ako Amazon, Google, Meta Platforms, Microsoft a Twitter, aby umožnili používateľom zdieľať informácie o svojich účtoch s aplikáciami alebo webovými stránkami tretích strán.</w:t>
+        <w:t>OAuth 2.0 je priemyselný štandardný protokol pre autorizáciu. OAuth 2.0 sa zameriava na jednoduchosť pre vývojárov klientskych aplikácií, pričom poskytuje špecifické autorizačné toky pre webové aplikácie, desktopové aplikácie, mobilné telefóny a zariadenia do obývačky. Táto špecifikácia a jej rozšírenia sú vyvíjané v rámci pracovnej skupiny IETF OAuth.</w:t>
       </w:r>
       <w:sdt>
         <w:sdtPr>
-          <w:id w:val="1364783891"/>
+          <w:id w:val="1527905518"/>
           <w:citation/>
         </w:sdtPr>
         <w:sdtEndPr/>
@@ -1918,7 +2540,10 @@
             <w:fldChar w:fldCharType="begin"/>
           </w:r>
           <w:r>
-            <w:instrText xml:space="preserve"> CITATION wiki_oauth \l 1051 </w:instrText>
+            <w:rPr>
+              <w:lang w:val="en-US"/>
+            </w:rPr>
+            <w:instrText xml:space="preserve">CITATION oauth_2 \l 1033 </w:instrText>
           </w:r>
           <w:r>
             <w:fldChar w:fldCharType="separate"/>
@@ -1926,8 +2551,16 @@
           <w:r>
             <w:rPr>
               <w:noProof/>
+              <w:lang w:val="en-US"/>
             </w:rPr>
-            <w:t xml:space="preserve"> (6)</w:t>
+            <w:t xml:space="preserve"> </w:t>
+          </w:r>
+          <w:r>
+            <w:rPr>
+              <w:noProof/>
+              <w:lang w:val="en-US"/>
+            </w:rPr>
+            <w:t>(6)</w:t>
           </w:r>
           <w:r>
             <w:fldChar w:fldCharType="end"/>
@@ -2011,11 +2644,11 @@
         <w:ind w:firstLine="578"/>
       </w:pPr>
       <w:r>
-        <w:t>Bouncy Castle je zbierka API používaných na implementáciu kryptografie v počítačových programoch. Zahŕňa API pre programovacie jazyky Java aj C#. API sú podporované registrovanou austrálskou charitatívnou organizáciou: Legion of the Bouncy Castle Inc.</w:t>
+        <w:t>Projekt Bouncy Castle ponúka open‑source API pre Java, C# a Kotlin, ktoré podporujú kryptografiu a kryptografické protokoly. Pokrývajú mnoho oblastí bezpečnosti, ako sú infraštruktúra verejných kľúčov, digitálne podpisy, autentifikácia a bezpečná komunikácia. Okrem toho sú k dispozícii aj FIPS certifikované verzie pre Java aj C#.</w:t>
       </w:r>
       <w:sdt>
         <w:sdtPr>
-          <w:id w:val="1667203991"/>
+          <w:id w:val="-477532242"/>
           <w:citation/>
         </w:sdtPr>
         <w:sdtEndPr/>
@@ -2024,7 +2657,10 @@
             <w:fldChar w:fldCharType="begin"/>
           </w:r>
           <w:r>
-            <w:instrText xml:space="preserve"> CITATION wiki_bouncycastle \l 1051 </w:instrText>
+            <w:rPr>
+              <w:lang w:val="en-US"/>
+            </w:rPr>
+            <w:instrText xml:space="preserve"> CITATION bouncycastle_about \l 1033 </w:instrText>
           </w:r>
           <w:r>
             <w:fldChar w:fldCharType="separate"/>
@@ -2032,8 +2668,16 @@
           <w:r>
             <w:rPr>
               <w:noProof/>
+              <w:lang w:val="en-US"/>
             </w:rPr>
-            <w:t xml:space="preserve"> (8)</w:t>
+            <w:t xml:space="preserve"> </w:t>
+          </w:r>
+          <w:r>
+            <w:rPr>
+              <w:noProof/>
+              <w:lang w:val="en-US"/>
+            </w:rPr>
+            <w:t>(8)</w:t>
           </w:r>
           <w:r>
             <w:fldChar w:fldCharType="end"/>
@@ -2056,25 +2700,14 @@
     </w:p>
     <w:p>
       <w:pPr>
-        <w:ind w:firstLine="578"/>
-      </w:pPr>
-      <w:r>
-        <w:t>Blockchain je v informatike špeciálny druh distribuovanej decentralizovanej databázy uchovávajúcej neustále sa rozširujúci počet záznamov, ktoré sú chránené proti neoprávnenému zásahu tak z vonkajšej strany, ako aj zo strany samotných uzlov peer-to-peer siete. Najčastejšou aplikáciou technológie blockchainu je použitie ako účtovná kniha kryptomien (napr. bitcoinu), ktorá uchováva transakcie vykonané užívateľmi. Kombinácia s kryptografiou umožňuje zaistiť atomicitu operácií a zabrániť neoprávneným transakciám.</w:t>
-      </w:r>
-    </w:p>
-    <w:p>
-      <w:pPr>
-        <w:ind w:firstLine="0"/>
-      </w:pPr>
-      <w:r>
-        <w:tab/>
-      </w:r>
-      <w:r>
-        <w:t>Implementácia blockchainu pozostáva z dvoch druhov záznamov: transakcií a blokov. Transakcie predstavujú dáta vložené do databázy užívateľovi, bloky potom záznamy potvrdzujúce, kedy a ako bola konkrétna transakcia pridaná do databázy blockchainu.</w:t>
+        <w:ind w:firstLine="708"/>
+      </w:pPr>
+      <w:r>
+        <w:t>Blockchain je zdieľaná, nemenná digitálna účtovná kniha, ktorá umožňuje zaznamenávanie transakcií a sledovanie aktív v sieti. Funguje ako decentralizovaná distribuovaná databáza, kde sú dáta uložené na viacerých počítačoch, čo ho robí odolným proti manipulácii. Transakcie sú zoskupené do blokov, ktoré sú prepojené do bezpečného a transparentného reťazca, čo zaručuje integritu údajov. Blockchain poskytuje bezpečnosť, transparentnosť a dôveru bez spoliehania sa na tradičných sprostredkovateľov a pomáha firmám zlepšiť efektivitu a znížiť náklady. Táto technológia nachádza uplatnenie nielen v kryptomenách, ale aj v správe dodávateľských reťazcov, zdravotníctve a finančných službách. Okrem toho umožňuje sledovanie a auditovanie transakcií v reálnom čase, čo zvyšuje zodpovednosť a dôveru v systéme.</w:t>
       </w:r>
       <w:sdt>
         <w:sdtPr>
-          <w:id w:val="1509013995"/>
+          <w:id w:val="-567883668"/>
           <w:citation/>
         </w:sdtPr>
         <w:sdtEndPr/>
@@ -2083,7 +2716,10 @@
             <w:fldChar w:fldCharType="begin"/>
           </w:r>
           <w:r>
-            <w:instrText xml:space="preserve"> CITATION wiki_blockchain \l 1051 </w:instrText>
+            <w:rPr>
+              <w:lang w:val="en-US"/>
+            </w:rPr>
+            <w:instrText xml:space="preserve"> CITATION ibm_blockchain \l 1033 </w:instrText>
           </w:r>
           <w:r>
             <w:fldChar w:fldCharType="separate"/>
@@ -2091,8 +2727,16 @@
           <w:r>
             <w:rPr>
               <w:noProof/>
+              <w:lang w:val="en-US"/>
             </w:rPr>
-            <w:t xml:space="preserve"> (9)</w:t>
+            <w:t xml:space="preserve"> </w:t>
+          </w:r>
+          <w:r>
+            <w:rPr>
+              <w:noProof/>
+              <w:lang w:val="en-US"/>
+            </w:rPr>
+            <w:t>(9)</w:t>
           </w:r>
           <w:r>
             <w:fldChar w:fldCharType="end"/>
@@ -2117,7 +2761,7 @@
         <w:ind w:firstLine="432"/>
       </w:pPr>
       <w:r>
-        <w:t>Hlavným cieľom tejto práce bolo navrhnúť a implementovať digitálnu peňaženku vo forme desktopovej aplikácie, určenú najmä na správu kryptomien. Aplikácia bola vyvinutá s využitím technológií .NET (C#), ASP.NET Core Web API a MySQL, pričom používateľské rozhranie bolo realizované prostredníctvom Avalonia UI Frameworku. Výstupom práce je ucelený a plne funkčný návrh desktopovej aplikácie, ktorá umožňuje používateľovi bezpečne spravovať vlastné prostriedky a interagovať s blockchain sieťami.</w:t>
+        <w:t>Hlavný cieľ:</w:t>
       </w:r>
     </w:p>
     <w:p>
@@ -2125,31 +2769,7 @@
         <w:ind w:firstLine="432"/>
       </w:pPr>
       <w:r>
-        <w:t>Medzi</w:t>
-      </w:r>
-      <w:r>
-        <w:t xml:space="preserve"> </w:t>
-      </w:r>
-      <w:r>
-        <w:t>ciele z pohľadu funkčnosti patrí zabezpečenie možnosti registrácie a</w:t>
-      </w:r>
-      <w:r>
-        <w:t> </w:t>
-      </w:r>
-      <w:r>
-        <w:t>prihlasovania</w:t>
-      </w:r>
-      <w:r>
-        <w:t xml:space="preserve"> </w:t>
-      </w:r>
-      <w:r>
-        <w:t>používateľov s overením oprávnenia na prístup do systému,</w:t>
-      </w:r>
-      <w:r>
-        <w:t xml:space="preserve"> teda </w:t>
-      </w:r>
-      <w:r>
-        <w:t>vytvorenie bezpečného systému autentifikácie a autorizácie používateľov s podporou viacúrovňovej ochrany účtu. Ďalej bolo cieľom navrhnúť a implementovať správu používateľov v systéme a umožniť používateľom vytvárať a spravovať vlastné kryptomenové peňaženky v rámci aplikácie.</w:t>
+        <w:t>Hlavným cieľom projektu bolo navrhnúť a implementovať digitálnu peňaženku vo forme desktopovej aplikácie, určenej najmä na správu kryptomien. Aplikácia bola vyvinutá pomocou technológií .NET (C#), ASP.NET Core Web API a MySQL, pričom používateľské rozhranie bolo realizované prostredníctvom Avalonia UI Frameworku. Výstupom práce bol ucelený a plne funkčný návrh desktopovej aplikácie, ktorá umožnila používateľovi bezpečne spravovať vlastné prostriedky a interagovať s blockchain sieťami.</w:t>
       </w:r>
     </w:p>
     <w:p>
@@ -2157,13 +2777,7 @@
         <w:ind w:firstLine="432"/>
       </w:pPr>
       <w:r>
-        <w:t xml:space="preserve">Dôležitou súčasťou bolo </w:t>
-      </w:r>
-      <w:r>
-        <w:t>zaistenie</w:t>
-      </w:r>
-      <w:r>
-        <w:t xml:space="preserve"> bezpečného ukladania a ochrany citlivých údajov, vrátane privátnych kľúčov a seed fráz, a implementácia funkcionalít umožňujúcich realizáciu kryptomenových transakcií s prehľadným zobrazením ich histórie. Rovnako bol kladený dôraz na vytvorenie prehľadného a intuitívneho používateľského rozhrania, ktoré uľahčuje správu účtu, transakcií a bezpečnostných nastavení.</w:t>
+        <w:t>Čiastkové ciele z pohľadu funkčnosti:</w:t>
       </w:r>
     </w:p>
     <w:p>
@@ -2171,7 +2785,119 @@
         <w:ind w:firstLine="432"/>
       </w:pPr>
       <w:r>
-        <w:t>V rámci projektu bolo tiež potrebné naštudovať princípy blockchain technológií, bezpečnostných mechanizmov a možnosti ich implementácie v prostredí .NET, ako aj vypracovať dokumentáciu popisujúcu architektúru riešenia, použité technológie a bezpečnostné postupy. Súčasťou práce bola aj priebežná vizualizácia riešenia, vrátane návrhov používateľského rozhrania a ukážok implementovaných funkcionalít.</w:t>
+        <w:t>•</w:t>
+      </w:r>
+      <w:r>
+        <w:tab/>
+        <w:t>Zabezpečiť možnosť registrácie a prihlasovania používateľov s overením oprávnenia na prístup do systému.</w:t>
+      </w:r>
+    </w:p>
+    <w:p>
+      <w:pPr>
+        <w:ind w:firstLine="432"/>
+      </w:pPr>
+      <w:r>
+        <w:t>•</w:t>
+      </w:r>
+      <w:r>
+        <w:tab/>
+        <w:t>Vytvoriť bezpečný systém autentifikácie a autorizácie používateľov s podporou viacúrovňovej ochrany účtu.</w:t>
+      </w:r>
+    </w:p>
+    <w:p>
+      <w:pPr>
+        <w:ind w:firstLine="432"/>
+      </w:pPr>
+      <w:r>
+        <w:t>•</w:t>
+      </w:r>
+      <w:r>
+        <w:tab/>
+        <w:t>Navrhnúť a implementovať správu používateľov a prístupových práv podľa ich rolí v systéme.</w:t>
+      </w:r>
+    </w:p>
+    <w:p>
+      <w:pPr>
+        <w:ind w:firstLine="432"/>
+      </w:pPr>
+      <w:r>
+        <w:t>•</w:t>
+      </w:r>
+      <w:r>
+        <w:tab/>
+        <w:t>Umožniť používateľom vytvárať a spravovať vlastné kryptomenové peňaženky v rámci aplikácie.</w:t>
+      </w:r>
+    </w:p>
+    <w:p>
+      <w:pPr>
+        <w:ind w:firstLine="432"/>
+      </w:pPr>
+      <w:r>
+        <w:t>•</w:t>
+      </w:r>
+      <w:r>
+        <w:tab/>
+        <w:t>Zabezpečiť bezpečné ukladanie a ochranu citlivých údajov, vrátane privátnych kľúčov a seed fráz.</w:t>
+      </w:r>
+    </w:p>
+    <w:p>
+      <w:pPr>
+        <w:ind w:firstLine="432"/>
+      </w:pPr>
+      <w:r>
+        <w:t>•</w:t>
+      </w:r>
+      <w:r>
+        <w:tab/>
+        <w:t>Implementovať funkcionality pre realizáciu kryptomenových transakcií a ich prehľadné zobrazenie v histórii.</w:t>
+      </w:r>
+    </w:p>
+    <w:p>
+      <w:pPr>
+        <w:ind w:firstLine="432"/>
+      </w:pPr>
+      <w:r>
+        <w:t>•</w:t>
+      </w:r>
+      <w:r>
+        <w:tab/>
+        <w:t>Vytvoriť prehľadné a intuitívne používateľské rozhranie, ktoré umožní jednoduchú správu účtu, transakcií a bezpečnostných nastavení.</w:t>
+      </w:r>
+    </w:p>
+    <w:p>
+      <w:pPr>
+        <w:ind w:firstLine="432"/>
+      </w:pPr>
+      <w:r>
+        <w:t>•</w:t>
+      </w:r>
+      <w:r>
+        <w:tab/>
+        <w:t>Naštudovať princípy blockchain technológií, bezpečnostných mechanizmov a možnosti ich implementácie v prostredí .NET.</w:t>
+      </w:r>
+    </w:p>
+    <w:p>
+      <w:pPr>
+        <w:ind w:firstLine="432"/>
+      </w:pPr>
+      <w:r>
+        <w:t>•</w:t>
+      </w:r>
+      <w:r>
+        <w:tab/>
+        <w:t>Vypracovať sprievodnú dokumentáciu, ktorá popisuje architektúru riešenia, použité technológie a bezpečnostné postupy.</w:t>
+      </w:r>
+    </w:p>
+    <w:p>
+      <w:pPr>
+        <w:ind w:firstLine="432"/>
+      </w:pPr>
+      <w:r>
+        <w:t>•</w:t>
+      </w:r>
+      <w:r>
+        <w:tab/>
+        <w:t>Doložiť priebežnú vizualizáciu riešenia vrátane návrhov používateľského rozhrania a ukážok implementovaných funkcionalít.</w:t>
       </w:r>
     </w:p>
     <w:p>
@@ -2202,7 +2928,10 @@
         <w:fldChar w:fldCharType="begin"/>
       </w:r>
       <w:r>
-        <w:instrText xml:space="preserve"> BIBLIOGRAPHY  \l 1051 </w:instrText>
+        <w:rPr>
+          <w:lang w:val="en-US"/>
+        </w:rPr>
+        <w:instrText xml:space="preserve"> BIBLIOGRAPHY  \l 1033 </w:instrText>
       </w:r>
       <w:r>
         <w:fldChar w:fldCharType="separate"/>
@@ -2239,7 +2968,7 @@
         <w:rPr>
           <w:noProof/>
         </w:rPr>
-        <w:t>[Online] [Dátum: 02. 02 2026.] https://learn.microsoft.com/en-us/dotnet/core/introduction.</w:t>
+        <w:t>[Online] [Cited: 02 02, 2026.] https://learn.microsoft.com/en-us/dotnet/core/introduction.</w:t>
       </w:r>
     </w:p>
     <w:p>
@@ -2281,7 +3010,7 @@
         <w:rPr>
           <w:noProof/>
         </w:rPr>
-        <w:t>[Online] [Dátum: 02. 02 2026.] https://en.wikipedia.org/wiki/ASP.NET_Core.</w:t>
+        <w:t>[Online] [Cited: 02 02, 2026.] https://en.wikipedia.org/wiki/ASP.NET_Core.</w:t>
       </w:r>
     </w:p>
     <w:p>
@@ -2323,7 +3052,7 @@
         <w:rPr>
           <w:noProof/>
         </w:rPr>
-        <w:t>[Online] [Dátum: 02. 02 2026.] https://docs.avaloniaui.net/docs/overview/what-is-avalonia.</w:t>
+        <w:t>[Online] [Cited: 02 02, 2026.] https://docs.avaloniaui.net/docs/overview/what-is-avalonia.</w:t>
       </w:r>
     </w:p>
     <w:p>
@@ -2345,13 +3074,13 @@
           <w:bCs/>
           <w:noProof/>
         </w:rPr>
-        <w:t>Wikipedia contributors.</w:t>
+        <w:t>Oracle Corporation.</w:t>
       </w:r>
       <w:r>
         <w:rPr>
           <w:noProof/>
         </w:rPr>
-        <w:t xml:space="preserve"> MySQL. </w:t>
+        <w:t xml:space="preserve"> MySQL 8.4 Reference Manual: What is MySQL? </w:t>
       </w:r>
       <w:r>
         <w:rPr>
@@ -2359,13 +3088,13 @@
           <w:iCs/>
           <w:noProof/>
         </w:rPr>
-        <w:t xml:space="preserve">Wikipedia. </w:t>
+        <w:t xml:space="preserve">MySQL Reference Manual. </w:t>
       </w:r>
       <w:r>
         <w:rPr>
           <w:noProof/>
         </w:rPr>
-        <w:t>[Online] [Dátum: 02. 02 2026.] https://sk.wikipedia.org/wiki/MySQL.</w:t>
+        <w:t>[Online] [Cited: 02 02, 2026.] https://dev.mysql.com/doc/refman/8.4/en/what-is-mysql.html.</w:t>
       </w:r>
     </w:p>
     <w:p>
@@ -2379,7 +3108,21 @@
         <w:rPr>
           <w:noProof/>
         </w:rPr>
-        <w:t xml:space="preserve">5. —. Application programming interface. </w:t>
+        <w:t xml:space="preserve">5. </w:t>
+      </w:r>
+      <w:r>
+        <w:rPr>
+          <w:b/>
+          <w:bCs/>
+          <w:noProof/>
+        </w:rPr>
+        <w:t>Wikipedia contributors.</w:t>
+      </w:r>
+      <w:r>
+        <w:rPr>
+          <w:noProof/>
+        </w:rPr>
+        <w:t xml:space="preserve"> Application programming interface. </w:t>
       </w:r>
       <w:r>
         <w:rPr>
@@ -2393,7 +3136,7 @@
         <w:rPr>
           <w:noProof/>
         </w:rPr>
-        <w:t>[Online] [Dátum: 02. 02 2026.] https://sk.wikipedia.org/wiki/Application_programming_interface.</w:t>
+        <w:t>[Online] [Cited: 02 02, 2026.] https://sk.wikipedia.org/wiki/Application_programming_interface.</w:t>
       </w:r>
     </w:p>
     <w:p>
@@ -2407,7 +3150,21 @@
         <w:rPr>
           <w:noProof/>
         </w:rPr>
-        <w:t xml:space="preserve">6. —. OAuth. </w:t>
+        <w:t xml:space="preserve">6. </w:t>
+      </w:r>
+      <w:r>
+        <w:rPr>
+          <w:b/>
+          <w:bCs/>
+          <w:noProof/>
+        </w:rPr>
+        <w:t>OAuth.</w:t>
+      </w:r>
+      <w:r>
+        <w:rPr>
+          <w:noProof/>
+        </w:rPr>
+        <w:t xml:space="preserve"> OAuth 2.0. </w:t>
       </w:r>
       <w:r>
         <w:rPr>
@@ -2415,13 +3172,13 @@
           <w:iCs/>
           <w:noProof/>
         </w:rPr>
-        <w:t xml:space="preserve">Wikipedia. </w:t>
+        <w:t xml:space="preserve">OAuth.net. </w:t>
       </w:r>
       <w:r>
         <w:rPr>
           <w:noProof/>
         </w:rPr>
-        <w:t>[Online] [Dátum: 02. 02 2026.] https://en.wikipedia.org/wiki/OAuth.</w:t>
+        <w:t>[Online] [Cited: 02 02, 2026.] https://oauth.net/2/.</w:t>
       </w:r>
     </w:p>
     <w:p>
@@ -2435,7 +3192,21 @@
         <w:rPr>
           <w:noProof/>
         </w:rPr>
-        <w:t xml:space="preserve">7. —. Git. </w:t>
+        <w:t xml:space="preserve">7. </w:t>
+      </w:r>
+      <w:r>
+        <w:rPr>
+          <w:b/>
+          <w:bCs/>
+          <w:noProof/>
+        </w:rPr>
+        <w:t>Wikipedia contributors.</w:t>
+      </w:r>
+      <w:r>
+        <w:rPr>
+          <w:noProof/>
+        </w:rPr>
+        <w:t xml:space="preserve"> Git. </w:t>
       </w:r>
       <w:r>
         <w:rPr>
@@ -2449,7 +3220,7 @@
         <w:rPr>
           <w:noProof/>
         </w:rPr>
-        <w:t>[Online] [Dátum: 02. 02 2026.] https://en.wikipedia.org/wiki/Git.</w:t>
+        <w:t>[Online] [Cited: 02 02, 2026.] https://en.wikipedia.org/wiki/Git.</w:t>
       </w:r>
     </w:p>
     <w:p>
@@ -2463,7 +3234,21 @@
         <w:rPr>
           <w:noProof/>
         </w:rPr>
-        <w:t xml:space="preserve">8. —. Bouncy Castle (cryptography). </w:t>
+        <w:t xml:space="preserve">8. </w:t>
+      </w:r>
+      <w:r>
+        <w:rPr>
+          <w:b/>
+          <w:bCs/>
+          <w:noProof/>
+        </w:rPr>
+        <w:t>Bouncy Castle Inc.</w:t>
+      </w:r>
+      <w:r>
+        <w:rPr>
+          <w:noProof/>
+        </w:rPr>
+        <w:t xml:space="preserve"> About Bouncy Castle. </w:t>
       </w:r>
       <w:r>
         <w:rPr>
@@ -2471,13 +3256,13 @@
           <w:iCs/>
           <w:noProof/>
         </w:rPr>
-        <w:t xml:space="preserve">Wikipedia. </w:t>
+        <w:t xml:space="preserve">Bouncy Castle. </w:t>
       </w:r>
       <w:r>
         <w:rPr>
           <w:noProof/>
         </w:rPr>
-        <w:t>[Online] [Dátum: 02. 02 2026.] https://en.wikipedia.org/wiki/Bouncy_Castle_(cryptography).</w:t>
+        <w:t>[Online] [Cited: 02 02, 2026.] https://www.bouncycastle.org/about/.</w:t>
       </w:r>
     </w:p>
     <w:p>
@@ -2491,7 +3276,21 @@
         <w:rPr>
           <w:noProof/>
         </w:rPr>
-        <w:t xml:space="preserve">9. —. Blockchain. </w:t>
+        <w:t xml:space="preserve">9. </w:t>
+      </w:r>
+      <w:r>
+        <w:rPr>
+          <w:b/>
+          <w:bCs/>
+          <w:noProof/>
+        </w:rPr>
+        <w:t>IBM Corporation.</w:t>
+      </w:r>
+      <w:r>
+        <w:rPr>
+          <w:noProof/>
+        </w:rPr>
+        <w:t xml:space="preserve"> What is blockchain? </w:t>
       </w:r>
       <w:r>
         <w:rPr>
@@ -2499,13 +3298,13 @@
           <w:iCs/>
           <w:noProof/>
         </w:rPr>
-        <w:t xml:space="preserve">Wikipedia. </w:t>
+        <w:t xml:space="preserve">IBM Think. </w:t>
       </w:r>
       <w:r>
         <w:rPr>
           <w:noProof/>
         </w:rPr>
-        <w:t>[Online] [Dátum: 02. 02 2026.] https://sk.wikipedia.org/wiki/Blockchain.</w:t>
+        <w:t>[Online] [Cited: 02 02, 2026.] https://www.ibm.com/think/topics/blockchain.</w:t>
       </w:r>
     </w:p>
     <w:p>
@@ -2516,7 +3315,1446 @@
         <w:fldChar w:fldCharType="end"/>
       </w:r>
     </w:p>
+    <w:p>
+      <w:r>
+        <w:br w:type="page"/>
+      </w:r>
+    </w:p>
+    <w:p>
+      <w:pPr>
+        <w:pStyle w:val="Heading1"/>
+      </w:pPr>
+      <w:r>
+        <w:lastRenderedPageBreak/>
+        <w:t>Materiál a metodika práce</w:t>
+      </w:r>
+    </w:p>
+    <w:p>
+      <w:pPr>
+        <w:pStyle w:val="Heading2"/>
+      </w:pPr>
+      <w:r>
+        <w:t>Výber technológií a nástrojov</w:t>
+      </w:r>
+    </w:p>
+    <w:p>
+      <w:pPr>
+        <w:ind w:firstLine="708"/>
+      </w:pPr>
+      <w:r>
+        <w:t>Pri realizácii projektu BlockSense sme sa rozhodli používať moderné, overené a dobre podporované technológie, ktoré nám zaručovali bezpečnosť, výkon a stabilitu. Naším cieľom bolo vytvoriť robustný systém, ktorý je schopný bezpečne manipulovať s citlivými údajmi používateľov, poskytovať rýchlu odozvu a byť rozšíriteľný do budúcnosti.</w:t>
+      </w:r>
+    </w:p>
+    <w:p>
+      <w:pPr>
+        <w:pStyle w:val="Heading3"/>
+      </w:pPr>
+      <w:r>
+        <w:t>Desktopový klient – Avalonia UI Framework</w:t>
+      </w:r>
+    </w:p>
+    <w:p>
+      <w:pPr>
+        <w:ind w:firstLine="708"/>
+      </w:pPr>
+      <w:r>
+        <w:t>Pre vývoj desktopového klienta sme zvolili Avalonia UI Framework, ktorý umožňuje vytvárať responzívne a prehľadné používateľské rozhranie v prostredí .NET. Avalonia poskytuje cross-platformové možnosti, čo znamená, že aplikáciu je možné spustiť na Windows, macOS a Linux, pričom my sme sa primárne zamerali na Windows ako hlavný cieľový operačný systém.</w:t>
+      </w:r>
+    </w:p>
+    <w:p>
+      <w:pPr>
+        <w:ind w:firstLine="708"/>
+      </w:pPr>
+      <w:r>
+        <w:t>Pri návrhu UI sme kládli dôraz na prehľadnosť a intuitívnosť, pričom sme implementovali modulárne komponenty, ktoré sa dajú jednoducho rozšíriť o nové funkcionality.</w:t>
+      </w:r>
+    </w:p>
+    <w:p>
+      <w:pPr>
+        <w:pStyle w:val="Heading3"/>
+      </w:pPr>
+      <w:r>
+        <w:t>Backend – ASP.NET Core Web API</w:t>
+      </w:r>
+    </w:p>
+    <w:p>
+      <w:pPr>
+        <w:ind w:firstLine="708"/>
+      </w:pPr>
+      <w:r>
+        <w:t>Backend aplikácie sme implementovali pomocou ASP.NET Core Web API, čo nám umožnilo efektívne spracovávať požiadavky klienta, bezpečne manipulovať s citlivými dátami a poskytovať RESTful API rozhranie.</w:t>
+      </w:r>
+    </w:p>
+    <w:p>
+      <w:pPr>
+        <w:ind w:firstLine="708"/>
+      </w:pPr>
+      <w:r>
+        <w:t>Pre správu relácií a autentifikáciu sme využili OAuth 2.0 protokol, čo zabezpečilo flexibilné a bezpečné riešenie správy tokenov pre klientov. Architektúra servera bola navrhnutá s dôrazom na škálovateľnosť, aby bolo možné pridávať nové moduly bez ovplyvnenia existujúcej logiky.</w:t>
+      </w:r>
+    </w:p>
+    <w:p>
+      <w:pPr>
+        <w:pStyle w:val="Heading3"/>
+      </w:pPr>
+      <w:r>
+        <w:t>Databázové riešenie</w:t>
+      </w:r>
+    </w:p>
+    <w:p>
+      <w:pPr>
+        <w:ind w:firstLine="708"/>
+      </w:pPr>
+      <w:r>
+        <w:t>Databázová časť projektu bola realizovaná pomocou MySQL, čím sme dosiahli b</w:t>
+      </w:r>
+      <w:r>
+        <w:t>ezpečné ukladanie používateľských a systémových dát.</w:t>
+      </w:r>
+      <w:r>
+        <w:t xml:space="preserve"> Pre lokálne ukladanie dát sme využili LevelDB, čo zabezpečilo rýchly prístup k citlivým dátam bez ich odosielania na server. Táto kombinácia serverovej a lokálnej databázy nám umožnila zachovať princíp </w:t>
+      </w:r>
+      <w:r>
+        <w:lastRenderedPageBreak/>
+        <w:t>zero-knowledge, t. j. server nikdy neukladá ani nepozná privátne kľúče a seed frázy používateľov.</w:t>
+      </w:r>
+    </w:p>
+    <w:p>
+      <w:pPr>
+        <w:ind w:firstLine="708"/>
+      </w:pPr>
+      <w:r>
+        <w:t>Pri práci s MySQL sme dôsledne využívali databázové transakcie. Všetky operácie, ktoré zahrňovali viacero krokov, ako napríklad registrácia používateľa alebo aktualizácia pozývacieho kódu, sme vykonávali v rámci transakcií. Tento prístup nám umožnil zabezpečiť atomickosť, konzistenciu a integritu dát, a v prípade chyby automaticky rollbacknúť (návrat do pôvodného stavu) všetky zmeny, čím sme zabránili nekonzistentnému stavu databázy.</w:t>
+      </w:r>
+    </w:p>
+    <w:p>
+      <w:pPr>
+        <w:pStyle w:val="Heading3"/>
+      </w:pPr>
+      <w:r>
+        <w:t>Bezpečnostné mechanizmy a zoznam použitých balíčkov</w:t>
+      </w:r>
+    </w:p>
+    <w:p>
+      <w:pPr>
+        <w:ind w:firstLine="708"/>
+      </w:pPr>
+      <w:r>
+        <w:t xml:space="preserve">Na ochranu citlivých údajov sme implementovali AES-256 šifrovanie pre ukladanie seed fráz </w:t>
+      </w:r>
+      <w:r>
+        <w:t xml:space="preserve">a </w:t>
+      </w:r>
+      <w:r>
+        <w:t>privátnych kľúčov a Argon2Id hashovanie pre bezpečné ukladanie hesiel. Na implementáciu týchto mechanizmov sme využili nasledujúce NuGet balíčky:</w:t>
+      </w:r>
+    </w:p>
+    <w:p>
+      <w:pPr>
+        <w:pStyle w:val="ListParagraph"/>
+        <w:numPr>
+          <w:ilvl w:val="0"/>
+          <w:numId w:val="3"/>
+        </w:numPr>
+      </w:pPr>
+      <w:r>
+        <w:t>BouncyCastle (1.9.0) – poskytuje kryptografické algoritmy, vrátane AES, RSA, HMAC a generovania kľúčov. Použili sme ho na lokálne šifrovanie seed fráz a privátnych kľúčov.</w:t>
+      </w:r>
+    </w:p>
+    <w:p>
+      <w:pPr>
+        <w:pStyle w:val="ListParagraph"/>
+        <w:numPr>
+          <w:ilvl w:val="0"/>
+          <w:numId w:val="3"/>
+        </w:numPr>
+      </w:pPr>
+      <w:r>
+        <w:t>Microsoft.AspNetCore.Authentication.JwtBearer (8.0.0) – implementácia JWT autentifikácie na serveri.</w:t>
+      </w:r>
+    </w:p>
+    <w:p>
+      <w:pPr>
+        <w:pStyle w:val="ListParagraph"/>
+        <w:numPr>
+          <w:ilvl w:val="0"/>
+          <w:numId w:val="3"/>
+        </w:numPr>
+      </w:pPr>
+      <w:r>
+        <w:t>Otp.NET (2.0.0) – generovanie TOTP kódov pre dvojfaktorovú autentifikáciu.</w:t>
+      </w:r>
+    </w:p>
+    <w:p>
+      <w:pPr>
+        <w:pStyle w:val="ListParagraph"/>
+        <w:numPr>
+          <w:ilvl w:val="0"/>
+          <w:numId w:val="3"/>
+        </w:numPr>
+      </w:pPr>
+      <w:r>
+        <w:t>MySql.Data (8.0.35) – klient pre pripojenie ASP.NET Core API k MySQL databáze.</w:t>
+      </w:r>
+    </w:p>
+    <w:p>
+      <w:pPr>
+        <w:pStyle w:val="ListParagraph"/>
+        <w:numPr>
+          <w:ilvl w:val="0"/>
+          <w:numId w:val="3"/>
+        </w:numPr>
+      </w:pPr>
+      <w:r>
+        <w:t>Dapper (2.0.123) – mikro-ORM pre efektívnu prácu s databázou.</w:t>
+      </w:r>
+    </w:p>
+    <w:p>
+      <w:pPr>
+        <w:pStyle w:val="ListParagraph"/>
+        <w:numPr>
+          <w:ilvl w:val="0"/>
+          <w:numId w:val="3"/>
+        </w:numPr>
+      </w:pPr>
+      <w:r>
+        <w:t>LevelDB.NET (1.3.0) – .NET wrapper pre LevelDB na lokálne ukladanie šifrovaných peňaženiek.</w:t>
+      </w:r>
+    </w:p>
+    <w:p>
+      <w:pPr>
+        <w:pStyle w:val="ListParagraph"/>
+        <w:numPr>
+          <w:ilvl w:val="0"/>
+          <w:numId w:val="3"/>
+        </w:numPr>
+      </w:pPr>
+      <w:r>
+        <w:t>Serilog (3.0.1) – logovanie aktivít a chýb.</w:t>
+      </w:r>
+    </w:p>
+    <w:p>
+      <w:pPr>
+        <w:ind w:left="360" w:firstLine="348"/>
+      </w:pPr>
+      <w:r>
+        <w:t xml:space="preserve">Použitie týchto nástrojov a balíčkov nám umožnilo vytvoriť bezpečnú a škálovateľnú architektúru. Kombinácia </w:t>
+      </w:r>
+      <w:r>
+        <w:t>týchto technológií</w:t>
+      </w:r>
+      <w:r>
+        <w:t xml:space="preserve"> zabezpečila, že aplikácia je spoľahlivá, intuitívna a bezpečná, pričom podporuje Windows ako primárny operačný systém.</w:t>
+      </w:r>
+    </w:p>
+    <w:p>
+      <w:pPr>
+        <w:pStyle w:val="Heading3"/>
+      </w:pPr>
+      <w:r>
+        <w:t xml:space="preserve">Verzovanie kódu </w:t>
+      </w:r>
+      <w:r>
+        <w:t>–</w:t>
+      </w:r>
+      <w:r>
+        <w:t xml:space="preserve"> Git</w:t>
+      </w:r>
+    </w:p>
+    <w:p>
+      <w:pPr>
+        <w:ind w:firstLine="708"/>
+      </w:pPr>
+      <w:r>
+        <w:t xml:space="preserve">Dôležitou súčasťou vývoja bolo aj spracovanie kódu prostredníctvom Git-u, čo nám umožnilo sledovanie </w:t>
+      </w:r>
+      <w:r>
+        <w:t xml:space="preserve">histórie </w:t>
+      </w:r>
+      <w:r>
+        <w:t>zmien, bezpečné riadenie</w:t>
+      </w:r>
+      <w:r>
+        <w:t xml:space="preserve"> vývojových</w:t>
+      </w:r>
+      <w:r>
+        <w:t xml:space="preserve"> vetiev a </w:t>
+      </w:r>
+      <w:r>
+        <w:lastRenderedPageBreak/>
+        <w:t>efektívnu implementáciu jednotlivých funkcionalít. Git sme využívali najmä pre prehľadnú správu zdrojového kódu a kontrolu jednotlivých vývojových krokov, kde každá nová funkcia bola implementovaná vo vlastnej vetve a po otestovaní zlúčená do hlavnej vetvy.</w:t>
+      </w:r>
+    </w:p>
+    <w:p>
+      <w:pPr>
+        <w:pStyle w:val="Heading2"/>
+      </w:pPr>
+      <w:r>
+        <w:t>Návrh architektúry systému</w:t>
+      </w:r>
+    </w:p>
+    <w:p>
+      <w:r>
+        <w:t>Pri návrhu systému BlockSense sme sa rozhodli použiť klient-server architektúru, ktorá jasne oddelila používateľské rozhranie od aplikačnej logiky a spracovania citlivých dát. Tento prístup nám umožnil efektívne rozložiť zodpovednosti medzi klienta a server a zároveň zabezpečiť bezpečné uchovávanie a spracovanie údajov používateľov.</w:t>
+      </w:r>
+    </w:p>
+    <w:p>
+      <w:r>
+        <w:t>Citlivé údaje, ako privátne kľúče a seed frázy, sa nikdy neukladali ani neodosielali na server. Namiesto toho sme implementovali lokálne šifrovanie pomocou AES-256 pred uložením do LevelDB, čo zabezpečilo, že citlivé údaje zostali výhradne v prostredí klienta. Pri každej operácii s</w:t>
+      </w:r>
+      <w:r>
+        <w:t> </w:t>
+      </w:r>
+      <w:r>
+        <w:t>peňaženkou</w:t>
+      </w:r>
+      <w:r>
+        <w:t xml:space="preserve">, </w:t>
+      </w:r>
+      <w:r>
+        <w:t>klient pracoval s dešifrovanými dátami iba v pamäti, čím sme eliminovali riziko úniku dát.</w:t>
+      </w:r>
+    </w:p>
+    <w:p>
+      <w:r>
+        <w:t xml:space="preserve">Server uchovával </w:t>
+      </w:r>
+      <w:r>
+        <w:t>hashované</w:t>
+      </w:r>
+      <w:r>
+        <w:t xml:space="preserve"> refresh tokeny, ktoré umožňovali obnovenie JWT tokenov klienta bez potreby opätovného zadávania hesla. Tokeny sme uchovávali v databáze a každému refresh tokenu sme </w:t>
+      </w:r>
+      <w:r>
+        <w:t>definovali</w:t>
+      </w:r>
+      <w:r>
+        <w:t xml:space="preserve"> dátum expirácie, čo zabezpečilo bezpečné a kontrolované obnovenie prístupu.</w:t>
+      </w:r>
+    </w:p>
+    <w:p>
+      <w:pPr>
+        <w:pStyle w:val="Heading3"/>
+      </w:pPr>
+      <w:r>
+        <w:t>Komunikácia medzi klientom a</w:t>
+      </w:r>
+      <w:r>
+        <w:t> </w:t>
+      </w:r>
+      <w:r>
+        <w:t>serverom</w:t>
+      </w:r>
+    </w:p>
+    <w:p>
+      <w:pPr>
+        <w:ind w:firstLine="708"/>
+      </w:pPr>
+      <w:r>
+        <w:t>Všetka komunikácia medzi klientom a serverom prebiehala prostredníctvom HTTPS protokolu, čím sme zabezpečili šifrovanie dát počas prenosu. Každá požiadavka klienta obsahovala JWT token pre autentifikáciu a identifikáciu používateľa. Server overoval platnosť tokenu, kontroloval oprávnenia priradené k role používateľa a až potom spracoval požiadavku.</w:t>
+      </w:r>
+    </w:p>
+    <w:p>
+      <w:pPr>
+        <w:ind w:firstLine="708"/>
+      </w:pPr>
+      <w:r>
+        <w:t>Pri spracovaní transakcií klient podpisoval transakcie lokálne privátnym kľúčom, a server tieto podpísané transakcie iba validoval a zasielal do blockchain siete. Takto sme zabezpečili, že citlivé kľúče nikdy neopustili klienta a server slúžil len ako sprostredkovateľ a kontrolný mechanizmus</w:t>
+      </w:r>
+      <w:r>
+        <w:t>.</w:t>
+      </w:r>
+    </w:p>
+    <w:p>
+      <w:pPr>
+        <w:pStyle w:val="Heading3"/>
+      </w:pPr>
+      <w:r>
+        <w:t>Pozvánkový systém</w:t>
+      </w:r>
+    </w:p>
+    <w:p>
+      <w:pPr>
+        <w:ind w:firstLine="708"/>
+      </w:pPr>
+      <w:r>
+        <w:t xml:space="preserve">Systém obsahoval pozvánkový mechanizmus, ktorý umožňoval vstup do </w:t>
+      </w:r>
+      <w:r>
+        <w:t>systému</w:t>
+      </w:r>
+      <w:r>
+        <w:t xml:space="preserve"> iba oprávneným používateľom. Každý pozývací kód</w:t>
+      </w:r>
+      <w:r>
+        <w:t xml:space="preserve"> (pozvánka)</w:t>
+      </w:r>
+      <w:r>
+        <w:t xml:space="preserve"> bol uložený v databáze </w:t>
+      </w:r>
+      <w:r>
+        <w:lastRenderedPageBreak/>
+        <w:t>a pri úspešnej registrácii označený ako použitý, aby sa zabránilo jeho opakovanému použitiu. Pozvánkový systém sme integrovali priamo do registračného procesu, čím sme zabezpečili kontrolu prístupu ešte pred vytvorením používateľského účtu.</w:t>
+      </w:r>
+    </w:p>
+    <w:p>
+      <w:pPr>
+        <w:pStyle w:val="Heading3"/>
+      </w:pPr>
+      <w:r>
+        <w:t>Spracovanie chýb a výnimiek na serveri</w:t>
+      </w:r>
+    </w:p>
+    <w:p>
+      <w:pPr>
+        <w:ind w:firstLine="708"/>
+      </w:pPr>
+      <w:r>
+        <w:t>Pri návrhu backendu sme kládli dôraz na spoľahlivé spracovanie chýb. Implementovali sme Global Exception Handler, ktorý zachytával všetky výnimky v rámci API. Tento mechanizmus zabezpečil, že klient nikdy nedostal nespracovanú alebo citlivú chybovú správu, ktorá by mohla odhaliť vnútornú štruktúru serveru alebo databázy.</w:t>
+      </w:r>
+    </w:p>
+    <w:p>
+      <w:pPr>
+        <w:ind w:firstLine="708"/>
+      </w:pPr>
+      <w:r>
+        <w:t>Každá výnimka bola logovaná prostredníctvom Serilog a zároveň API vracalo štruktúrovanú odpoveď vo forme JSON, ktorá obsahovala len potrebné informácie pre klienta, napríklad typ</w:t>
+      </w:r>
+      <w:r>
+        <w:t>, názov a popis chyby a identifikátor (Trace ID)</w:t>
+      </w:r>
+      <w:r>
+        <w:t>. Tento prístup umožnil klientovi</w:t>
+      </w:r>
+      <w:r>
+        <w:t xml:space="preserve"> </w:t>
+      </w:r>
+      <w:r>
+        <w:t xml:space="preserve">reagovať na </w:t>
+      </w:r>
+      <w:r>
+        <w:t xml:space="preserve">konkrétne </w:t>
+      </w:r>
+      <w:r>
+        <w:t>chyby a zároveň zachoval bezpečnosť systému.</w:t>
+      </w:r>
+    </w:p>
+    <w:p>
+      <w:pPr>
+        <w:ind w:firstLine="708"/>
+      </w:pPr>
+      <w:r>
+        <w:t>Mechanizmus bol navrhnutý tak, aby sa nové typy chýb mohli centrálne spracovať bez potreby modifikácie jednotlivých endpointov. V kombinácii s kontrolou oprávnení a overovaním JWT tokenov zabezpečil tento systém vysokú odolnosť voči útokom a minimalizoval riziko nepredvídaných stavov pri komunikácii klient-server.</w:t>
+      </w:r>
+    </w:p>
+    <w:p>
+      <w:pPr>
+        <w:pStyle w:val="Heading2"/>
+      </w:pPr>
+      <w:r>
+        <w:t>Implementácia autentifikácie a</w:t>
+      </w:r>
+      <w:r>
+        <w:t> </w:t>
+      </w:r>
+      <w:r>
+        <w:t>autorizácie</w:t>
+      </w:r>
+    </w:p>
+    <w:p>
+      <w:pPr>
+        <w:ind w:firstLine="708"/>
+      </w:pPr>
+      <w:r>
+        <w:t>Pri implementácii autentifikácie a autorizácie v projekte BlockSense sme sa zamerali na bezpečný a flexibilný systém správy používateľských účtov, tokenov a dvojfaktorovej autentifikácie. Architektúra bola navrhnutá tak, aby citlivé údaje</w:t>
+      </w:r>
+      <w:r>
+        <w:t xml:space="preserve"> </w:t>
+      </w:r>
+      <w:r>
+        <w:t>nikdy neopustili bezpečné prostredie klienta a aby server spravoval iba hashované alebo šifrované dáta.</w:t>
+      </w:r>
+    </w:p>
+    <w:p>
+      <w:pPr>
+        <w:pStyle w:val="Heading3"/>
+      </w:pPr>
+      <w:r>
+        <w:t>Registrácia používateľa</w:t>
+      </w:r>
+    </w:p>
+    <w:p>
+      <w:pPr>
+        <w:ind w:firstLine="708"/>
+      </w:pPr>
+      <w:r>
+        <w:t>Proces registrácie začína overením pozývacieho kódu, ktorý zabezpečuje, že do systému môžu vstupovať iba oprávnení používatelia. Server načíta pozývací kód z databázy a označí ho ako použitý až po úspešnej registrácii, čím sa zabraňuje jeho opakovanému použitiu.</w:t>
+      </w:r>
+    </w:p>
+    <w:p>
+      <w:pPr>
+        <w:ind w:firstLine="708"/>
+      </w:pPr>
+      <w:r>
+        <w:t>Používateľské heslá sú hashované pomocou algoritmu Argon2id, ktorý poskytuje vysokú odolnosť proti brute-force útokom a rainbow table útokom. Pri registrácii sa generuje jedinečný salt, ktorý sa uloží spolu s hashom do databázy.</w:t>
+      </w:r>
+    </w:p>
+    <w:p>
+      <w:pPr>
+        <w:ind w:firstLine="708"/>
+      </w:pPr>
+      <w:r>
+        <w:lastRenderedPageBreak/>
+        <w:t xml:space="preserve">Po úspešnej registrácii systém vracia </w:t>
+      </w:r>
+      <w:r>
+        <w:t xml:space="preserve">jedinečný </w:t>
+      </w:r>
+      <w:r>
+        <w:t>identifikátor používateľa</w:t>
+      </w:r>
+      <w:r>
+        <w:t>.</w:t>
+      </w:r>
+      <w:r>
+        <w:t xml:space="preserve"> Desktopový klient následne zobrazuje potvrdenie registrácie a</w:t>
+      </w:r>
+      <w:r>
+        <w:t> používateľ sa môže následne do systému prihlásiť</w:t>
+      </w:r>
+      <w:r>
+        <w:t>.</w:t>
+      </w:r>
+    </w:p>
+    <w:p>
+      <w:pPr>
+        <w:pStyle w:val="Heading3"/>
+      </w:pPr>
+      <w:r>
+        <w:t>Autentifikácia používateľa</w:t>
+      </w:r>
+    </w:p>
+    <w:p>
+      <w:pPr>
+        <w:ind w:firstLine="708"/>
+      </w:pPr>
+      <w:r>
+        <w:t xml:space="preserve">Pri prihlasovaní používateľa klient odosiela </w:t>
+      </w:r>
+      <w:r>
+        <w:t>používateľské meno alebo email</w:t>
+      </w:r>
+      <w:r>
+        <w:t xml:space="preserve"> </w:t>
+      </w:r>
+      <w:r>
+        <w:t xml:space="preserve">a heslo na server. Server najskôr vyhľadá používateľa a overí, či účet nebol zablokovaný alebo odstránený. Heslo je </w:t>
+      </w:r>
+      <w:r>
+        <w:t xml:space="preserve">následne </w:t>
+      </w:r>
+      <w:r>
+        <w:t>overované pomocou Argon2id hashovania a porovnávania v časovo konštantnom režime (FixedTimeEquals), aby sa zabránilo útokom typu timing attack.</w:t>
+      </w:r>
+    </w:p>
+    <w:p>
+      <w:pPr>
+        <w:ind w:firstLine="708"/>
+      </w:pPr>
+      <w:r>
+        <w:t>V prípade aktivovanej</w:t>
+      </w:r>
+      <w:r>
+        <w:t xml:space="preserve"> dvojfaktorovej autentifikácií</w:t>
+      </w:r>
+      <w:r>
+        <w:t xml:space="preserve"> server vyžaduje dodatočný jednorazový kód generovaný </w:t>
+      </w:r>
+      <w:r>
+        <w:t>klientom</w:t>
+      </w:r>
+      <w:r>
+        <w:t>.</w:t>
+      </w:r>
+      <w:r>
+        <w:t xml:space="preserve"> Ak kód chýba alebo je neplatný, server odmietne prístup a vráti špecifickú chybu</w:t>
+      </w:r>
+      <w:r>
+        <w:t>.</w:t>
+      </w:r>
+    </w:p>
+    <w:p>
+      <w:pPr>
+        <w:ind w:firstLine="708"/>
+      </w:pPr>
+      <w:r>
+        <w:t xml:space="preserve">Po úspešnej autentifikácii server vygeneruje JWT access token s limitovanou platnosťou a refresh token, ktorý je viazaný na konkrétne zariadenie. Tieto tokeny sú následne odoslané klientovi, ktorý ich ukladá lokálne a používa pri ďalších </w:t>
+      </w:r>
+      <w:r>
+        <w:t>požiadavkach</w:t>
+      </w:r>
+      <w:r>
+        <w:t>.</w:t>
+      </w:r>
+    </w:p>
+    <w:p>
+      <w:pPr>
+        <w:pStyle w:val="Heading3"/>
+      </w:pPr>
+      <w:r>
+        <w:rPr>
+          <w:noProof/>
+        </w:rPr>
+        <mc:AlternateContent>
+          <mc:Choice Requires="wps">
+            <w:drawing>
+              <wp:anchor distT="0" distB="0" distL="114300" distR="114300" simplePos="0" relativeHeight="251670528" behindDoc="0" locked="0" layoutInCell="1" allowOverlap="1" wp14:anchorId="6996F207" wp14:editId="7215557A">
+                <wp:simplePos x="0" y="0"/>
+                <wp:positionH relativeFrom="column">
+                  <wp:posOffset>603885</wp:posOffset>
+                </wp:positionH>
+                <wp:positionV relativeFrom="paragraph">
+                  <wp:posOffset>2919730</wp:posOffset>
+                </wp:positionV>
+                <wp:extent cx="4185285" cy="635"/>
+                <wp:effectExtent l="0" t="0" r="0" b="0"/>
+                <wp:wrapSquare wrapText="bothSides"/>
+                <wp:docPr id="20" name="Text Box 20"/>
+                <wp:cNvGraphicFramePr/>
+                <a:graphic xmlns:a="http://schemas.openxmlformats.org/drawingml/2006/main">
+                  <a:graphicData uri="http://schemas.microsoft.com/office/word/2010/wordprocessingShape">
+                    <wps:wsp>
+                      <wps:cNvSpPr txBox="1"/>
+                      <wps:spPr>
+                        <a:xfrm>
+                          <a:off x="0" y="0"/>
+                          <a:ext cx="4185285" cy="635"/>
+                        </a:xfrm>
+                        <a:prstGeom prst="rect">
+                          <a:avLst/>
+                        </a:prstGeom>
+                        <a:solidFill>
+                          <a:prstClr val="white"/>
+                        </a:solidFill>
+                        <a:ln>
+                          <a:noFill/>
+                        </a:ln>
+                      </wps:spPr>
+                      <wps:txbx>
+                        <w:txbxContent>
+                          <w:p>
+                            <w:pPr>
+                              <w:pStyle w:val="Caption"/>
+                              <w:rPr>
+                                <w:b/>
+                                <w:noProof/>
+                                <w:sz w:val="28"/>
+                                <w:szCs w:val="28"/>
+                              </w:rPr>
+                            </w:pPr>
+                            <w:bookmarkStart w:id="4" w:name="_Toc221475776"/>
+                            <w:r>
+                              <w:t xml:space="preserve">Obrázok </w:t>
+                            </w:r>
+                            <w:fldSimple w:instr=" SEQ Obrázok \* ARABIC ">
+                              <w:r>
+                                <w:rPr>
+                                  <w:noProof/>
+                                </w:rPr>
+                                <w:t>1</w:t>
+                              </w:r>
+                            </w:fldSimple>
+                            <w:r>
+                              <w:t xml:space="preserve"> </w:t>
+                            </w:r>
+                            <w:r>
+                              <w:t>Sekvenčný diagram autorizačného toku OAuth 2.0</w:t>
+                            </w:r>
+                            <w:bookmarkEnd w:id="4"/>
+                          </w:p>
+                        </w:txbxContent>
+                      </wps:txbx>
+                      <wps:bodyPr rot="0" spcFirstLastPara="0" vertOverflow="overflow" horzOverflow="overflow" vert="horz" wrap="square" lIns="0" tIns="0" rIns="0" bIns="0" numCol="1" spcCol="0" rtlCol="0" fromWordArt="0" anchor="t" anchorCtr="0" forceAA="0" compatLnSpc="1">
+                        <a:prstTxWarp prst="textNoShape">
+                          <a:avLst/>
+                        </a:prstTxWarp>
+                        <a:spAutoFit/>
+                      </wps:bodyPr>
+                    </wps:wsp>
+                  </a:graphicData>
+                </a:graphic>
+              </wp:anchor>
+            </w:drawing>
+          </mc:Choice>
+          <mc:Fallback>
+            <w:pict>
+              <v:shapetype w14:anchorId="6996F207" id="_x0000_t202" coordsize="21600,21600" o:spt="202" path="m,l,21600r21600,l21600,xe">
+                <v:stroke joinstyle="miter"/>
+                <v:path gradientshapeok="t" o:connecttype="rect"/>
+              </v:shapetype>
+              <v:shape id="Text Box 20" o:spid="_x0000_s1026" type="#_x0000_t202" style="position:absolute;left:0;text-align:left;margin-left:47.55pt;margin-top:229.9pt;width:329.55pt;height:.05pt;z-index:251670528;visibility:visible;mso-wrap-style:square;mso-wrap-distance-left:9pt;mso-wrap-distance-top:0;mso-wrap-distance-right:9pt;mso-wrap-distance-bottom:0;mso-position-horizontal:absolute;mso-position-horizontal-relative:text;mso-position-vertical:absolute;mso-position-vertical-relative:text;v-text-anchor:top" o:gfxdata="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" stroked="f">
+                <v:textbox style="mso-fit-shape-to-text:t" inset="0,0,0,0">
+                  <w:txbxContent>
+                    <w:p>
+                      <w:pPr>
+                        <w:pStyle w:val="Caption"/>
+                        <w:rPr>
+                          <w:b/>
+                          <w:noProof/>
+                          <w:sz w:val="28"/>
+                          <w:szCs w:val="28"/>
+                        </w:rPr>
+                      </w:pPr>
+                      <w:bookmarkStart w:id="5" w:name="_Toc221475776"/>
+                      <w:r>
+                        <w:t xml:space="preserve">Obrázok </w:t>
+                      </w:r>
+                      <w:fldSimple w:instr=" SEQ Obrázok \* ARABIC ">
+                        <w:r>
+                          <w:rPr>
+                            <w:noProof/>
+                          </w:rPr>
+                          <w:t>1</w:t>
+                        </w:r>
+                      </w:fldSimple>
+                      <w:r>
+                        <w:t xml:space="preserve"> </w:t>
+                      </w:r>
+                      <w:r>
+                        <w:t>Sekvenčný diagram autorizačného toku OAuth 2.0</w:t>
+                      </w:r>
+                      <w:bookmarkEnd w:id="5"/>
+                    </w:p>
+                  </w:txbxContent>
+                </v:textbox>
+                <w10:wrap type="square"/>
+              </v:shape>
+            </w:pict>
+          </mc:Fallback>
+        </mc:AlternateContent>
+      </w:r>
+      <w:r>
+        <w:rPr>
+          <w:noProof/>
+        </w:rPr>
+        <w:drawing>
+          <wp:anchor distT="0" distB="0" distL="114300" distR="114300" simplePos="0" relativeHeight="251661312" behindDoc="0" locked="0" layoutInCell="1" allowOverlap="1" wp14:anchorId="598CD257" wp14:editId="04E79E34">
+            <wp:simplePos x="0" y="0"/>
+            <wp:positionH relativeFrom="margin">
+              <wp:align>center</wp:align>
+            </wp:positionH>
+            <wp:positionV relativeFrom="paragraph">
+              <wp:posOffset>196850</wp:posOffset>
+            </wp:positionV>
+            <wp:extent cx="4185285" cy="2665730"/>
+            <wp:effectExtent l="0" t="0" r="5715" b="1270"/>
+            <wp:wrapSquare wrapText="bothSides"/>
+            <wp:docPr id="7" name="Picture 7"/>
+            <wp:cNvGraphicFramePr>
+              <a:graphicFrameLocks xmlns:a="http://schemas.openxmlformats.org/drawingml/2006/main" noChangeAspect="1"/>
+            </wp:cNvGraphicFramePr>
+            <a:graphic xmlns:a="http://schemas.openxmlformats.org/drawingml/2006/main">
+              <a:graphicData uri="http://schemas.openxmlformats.org/drawingml/2006/picture">
+                <pic:pic xmlns:pic="http://schemas.openxmlformats.org/drawingml/2006/picture">
+                  <pic:nvPicPr>
+                    <pic:cNvPr id="7" name="Picture 7"/>
+                    <pic:cNvPicPr/>
+                  </pic:nvPicPr>
+                  <pic:blipFill>
+                    <a:blip r:embed="rId13">
+                      <a:extLst>
+                        <a:ext uri="{28A0092B-C50C-407E-A947-70E740481C1C}">
+                          <a14:useLocalDpi xmlns:a14="http://schemas.microsoft.com/office/drawing/2010/main" val="0"/>
+                        </a:ext>
+                      </a:extLst>
+                    </a:blip>
+                    <a:stretch>
+                      <a:fillRect/>
+                    </a:stretch>
+                  </pic:blipFill>
+                  <pic:spPr>
+                    <a:xfrm>
+                      <a:off x="0" y="0"/>
+                      <a:ext cx="4185285" cy="2665730"/>
+                    </a:xfrm>
+                    <a:prstGeom prst="rect">
+                      <a:avLst/>
+                    </a:prstGeom>
+                  </pic:spPr>
+                </pic:pic>
+              </a:graphicData>
+            </a:graphic>
+            <wp14:sizeRelH relativeFrom="page">
+              <wp14:pctWidth>0</wp14:pctWidth>
+            </wp14:sizeRelH>
+            <wp14:sizeRelV relativeFrom="page">
+              <wp14:pctHeight>0</wp14:pctHeight>
+            </wp14:sizeRelV>
+          </wp:anchor>
+        </w:drawing>
+      </w:r>
+      <w:r>
+        <w:t>Správa tokenov</w:t>
+      </w:r>
+    </w:p>
+    <w:p>
+      <w:pPr>
+        <w:pStyle w:val="Heading4"/>
+      </w:pPr>
+      <w:r>
+        <w:t>Access Token</w:t>
+      </w:r>
+    </w:p>
+    <w:p>
+      <w:pPr>
+        <w:ind w:firstLine="708"/>
+      </w:pPr>
+      <w:r>
+        <w:t xml:space="preserve">Access token je krátkodobý JWT token, ktorý obsahuje identifikátor používateľa, jeho typ účtu a jedinečný identifikátor tokenu (jti). Token je podpísaný symetrickým </w:t>
+      </w:r>
+      <w:r>
+        <w:lastRenderedPageBreak/>
+        <w:t xml:space="preserve">kľúčom (HMAC SHA256) a je určený na autorizáciu volaní API. Po jeho expirácii </w:t>
+      </w:r>
+      <w:r>
+        <w:t>si</w:t>
+      </w:r>
+      <w:r>
+        <w:t xml:space="preserve"> klient môže</w:t>
+      </w:r>
+      <w:r>
+        <w:t xml:space="preserve"> vyžiadať nový pomocou</w:t>
+      </w:r>
+      <w:r>
+        <w:t xml:space="preserve"> refresh token</w:t>
+      </w:r>
+      <w:r>
+        <w:t>u</w:t>
+      </w:r>
+      <w:r>
+        <w:t>, ktorý je dlhodobejší a viazaný na konkrétne zariadenie.</w:t>
+      </w:r>
+    </w:p>
+    <w:p>
+      <w:pPr>
+        <w:pStyle w:val="Heading4"/>
+      </w:pPr>
+      <w:r>
+        <w:t>Refresh token</w:t>
+      </w:r>
+    </w:p>
+    <w:p>
+      <w:pPr>
+        <w:ind w:firstLine="708"/>
+      </w:pPr>
+      <w:r>
+        <w:t>Refresh token je generovaný ako náhodný 32-bytový token, hash</w:t>
+      </w:r>
+      <w:r>
+        <w:t>ovaný</w:t>
+      </w:r>
+      <w:r>
+        <w:t xml:space="preserve"> pomocou SHA-256 pred uložením do databázy. Každý refresh token je priradený ku konkrétnemu zariadeniu</w:t>
+      </w:r>
+      <w:r>
+        <w:t xml:space="preserve">, </w:t>
+      </w:r>
+      <w:r>
+        <w:t>teda</w:t>
+      </w:r>
+      <w:r>
+        <w:t xml:space="preserve"> obsahuje informácie o IP adrese, operačnom systéme, hardvérovej a sieťovej identite. Pri pokuse o obnovenie access tokenu server kontroluje zhod</w:t>
+      </w:r>
+      <w:r>
+        <w:t>u</w:t>
+      </w:r>
+      <w:r>
+        <w:t xml:space="preserve"> zariadenia, čím zabraňuje odcudzeniu tokenu a jeho zneužitiu na iných zariadeniach.</w:t>
+      </w:r>
+      <w:r>
+        <w:rPr>
+          <w:noProof/>
+        </w:rPr>
+        <w:t xml:space="preserve"> </w:t>
+      </w:r>
+    </w:p>
+    <w:p>
+      <w:pPr>
+        <w:ind w:firstLine="708"/>
+      </w:pPr>
+      <w:r>
+        <w:t>Systém podporuje aj revokáciu tokenov. Používateľ môže zrušiť</w:t>
+      </w:r>
+      <w:r>
+        <w:t xml:space="preserve"> prístup, buď konkrétnemu alebo všetkým zariadeniam</w:t>
+      </w:r>
+      <w:r>
+        <w:t xml:space="preserve">. Pri tomto kroku sa </w:t>
+      </w:r>
+      <w:r>
+        <w:t>vyžaduje dvojstupňové overenie</w:t>
+      </w:r>
+      <w:r>
+        <w:t>, ak je aktivovan</w:t>
+      </w:r>
+      <w:r>
+        <w:t>é</w:t>
+      </w:r>
+      <w:r>
+        <w:t>, aby sa zabránilo neoprávnenému prístupu.</w:t>
+      </w:r>
+    </w:p>
+    <w:p>
+      <w:pPr>
+        <w:pStyle w:val="Heading3"/>
+      </w:pPr>
+      <w:r>
+        <w:rPr>
+          <w:noProof/>
+        </w:rPr>
+        <mc:AlternateContent>
+          <mc:Choice Requires="wps">
+            <w:drawing>
+              <wp:anchor distT="0" distB="0" distL="114300" distR="114300" simplePos="0" relativeHeight="251672576" behindDoc="0" locked="0" layoutInCell="1" allowOverlap="1" wp14:anchorId="261C630B" wp14:editId="017AD797">
+                <wp:simplePos x="0" y="0"/>
+                <wp:positionH relativeFrom="column">
+                  <wp:posOffset>670560</wp:posOffset>
+                </wp:positionH>
+                <wp:positionV relativeFrom="paragraph">
+                  <wp:posOffset>1310640</wp:posOffset>
+                </wp:positionV>
+                <wp:extent cx="4057015" cy="635"/>
+                <wp:effectExtent l="0" t="0" r="0" b="0"/>
+                <wp:wrapSquare wrapText="bothSides"/>
+                <wp:docPr id="21" name="Text Box 21"/>
+                <wp:cNvGraphicFramePr/>
+                <a:graphic xmlns:a="http://schemas.openxmlformats.org/drawingml/2006/main">
+                  <a:graphicData uri="http://schemas.microsoft.com/office/word/2010/wordprocessingShape">
+                    <wps:wsp>
+                      <wps:cNvSpPr txBox="1"/>
+                      <wps:spPr>
+                        <a:xfrm>
+                          <a:off x="0" y="0"/>
+                          <a:ext cx="4057015" cy="635"/>
+                        </a:xfrm>
+                        <a:prstGeom prst="rect">
+                          <a:avLst/>
+                        </a:prstGeom>
+                        <a:solidFill>
+                          <a:prstClr val="white"/>
+                        </a:solidFill>
+                        <a:ln>
+                          <a:noFill/>
+                        </a:ln>
+                      </wps:spPr>
+                      <wps:txbx>
+                        <w:txbxContent>
+                          <w:p>
+                            <w:pPr>
+                              <w:pStyle w:val="Caption"/>
+                              <w:rPr>
+                                <w:b/>
+                                <w:noProof/>
+                                <w:sz w:val="28"/>
+                                <w:szCs w:val="28"/>
+                              </w:rPr>
+                            </w:pPr>
+                            <w:bookmarkStart w:id="6" w:name="_Toc221475777"/>
+                            <w:r>
+                              <w:t xml:space="preserve">Obrázok </w:t>
+                            </w:r>
+                            <w:fldSimple w:instr=" SEQ Obrázok \* ARABIC ">
+                              <w:r>
+                                <w:rPr>
+                                  <w:noProof/>
+                                </w:rPr>
+                                <w:t>2</w:t>
+                              </w:r>
+                            </w:fldSimple>
+                            <w:r>
+                              <w:t xml:space="preserve"> </w:t>
+                            </w:r>
+                            <w:r>
+                              <w:t>Lokálne uložený refresh token</w:t>
+                            </w:r>
+                            <w:bookmarkEnd w:id="6"/>
+                          </w:p>
+                        </w:txbxContent>
+                      </wps:txbx>
+                      <wps:bodyPr rot="0" spcFirstLastPara="0" vertOverflow="overflow" horzOverflow="overflow" vert="horz" wrap="square" lIns="0" tIns="0" rIns="0" bIns="0" numCol="1" spcCol="0" rtlCol="0" fromWordArt="0" anchor="t" anchorCtr="0" forceAA="0" compatLnSpc="1">
+                        <a:prstTxWarp prst="textNoShape">
+                          <a:avLst/>
+                        </a:prstTxWarp>
+                        <a:spAutoFit/>
+                      </wps:bodyPr>
+                    </wps:wsp>
+                  </a:graphicData>
+                </a:graphic>
+              </wp:anchor>
+            </w:drawing>
+          </mc:Choice>
+          <mc:Fallback>
+            <w:pict>
+              <v:shape w14:anchorId="261C630B" id="Text Box 21" o:spid="_x0000_s1027" type="#_x0000_t202" style="position:absolute;left:0;text-align:left;margin-left:52.8pt;margin-top:103.2pt;width:319.45pt;height:.05pt;z-index:251672576;visibility:visible;mso-wrap-style:square;mso-wrap-distance-left:9pt;mso-wrap-distance-top:0;mso-wrap-distance-right:9pt;mso-wrap-distance-bottom:0;mso-position-horizontal:absolute;mso-position-horizontal-relative:text;mso-position-vertical:absolute;mso-position-vertical-relative:text;v-text-anchor:top" o:gfxdata="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" stroked="f">
+                <v:textbox style="mso-fit-shape-to-text:t" inset="0,0,0,0">
+                  <w:txbxContent>
+                    <w:p>
+                      <w:pPr>
+                        <w:pStyle w:val="Caption"/>
+                        <w:rPr>
+                          <w:b/>
+                          <w:noProof/>
+                          <w:sz w:val="28"/>
+                          <w:szCs w:val="28"/>
+                        </w:rPr>
+                      </w:pPr>
+                      <w:bookmarkStart w:id="7" w:name="_Toc221475777"/>
+                      <w:r>
+                        <w:t xml:space="preserve">Obrázok </w:t>
+                      </w:r>
+                      <w:fldSimple w:instr=" SEQ Obrázok \* ARABIC ">
+                        <w:r>
+                          <w:rPr>
+                            <w:noProof/>
+                          </w:rPr>
+                          <w:t>2</w:t>
+                        </w:r>
+                      </w:fldSimple>
+                      <w:r>
+                        <w:t xml:space="preserve"> </w:t>
+                      </w:r>
+                      <w:r>
+                        <w:t>Lokálne uložený refresh token</w:t>
+                      </w:r>
+                      <w:bookmarkEnd w:id="7"/>
+                    </w:p>
+                  </w:txbxContent>
+                </v:textbox>
+                <w10:wrap type="square"/>
+              </v:shape>
+            </w:pict>
+          </mc:Fallback>
+        </mc:AlternateContent>
+      </w:r>
+      <w:r>
+        <w:rPr>
+          <w:noProof/>
+        </w:rPr>
+        <w:drawing>
+          <wp:anchor distT="0" distB="0" distL="114300" distR="114300" simplePos="0" relativeHeight="251660288" behindDoc="0" locked="0" layoutInCell="1" allowOverlap="1" wp14:anchorId="5B92A906" wp14:editId="67805471">
+            <wp:simplePos x="0" y="0"/>
+            <wp:positionH relativeFrom="margin">
+              <wp:align>center</wp:align>
+            </wp:positionH>
+            <wp:positionV relativeFrom="paragraph">
+              <wp:posOffset>196850</wp:posOffset>
+            </wp:positionV>
+            <wp:extent cx="4057015" cy="1056640"/>
+            <wp:effectExtent l="0" t="0" r="635" b="0"/>
+            <wp:wrapSquare wrapText="bothSides"/>
+            <wp:docPr id="6" name="Picture 6"/>
+            <wp:cNvGraphicFramePr>
+              <a:graphicFrameLocks xmlns:a="http://schemas.openxmlformats.org/drawingml/2006/main" noChangeAspect="1"/>
+            </wp:cNvGraphicFramePr>
+            <a:graphic xmlns:a="http://schemas.openxmlformats.org/drawingml/2006/main">
+              <a:graphicData uri="http://schemas.openxmlformats.org/drawingml/2006/picture">
+                <pic:pic xmlns:pic="http://schemas.openxmlformats.org/drawingml/2006/picture">
+                  <pic:nvPicPr>
+                    <pic:cNvPr id="1" name=""/>
+                    <pic:cNvPicPr/>
+                  </pic:nvPicPr>
+                  <pic:blipFill>
+                    <a:blip r:embed="rId14">
+                      <a:extLst>
+                        <a:ext uri="{28A0092B-C50C-407E-A947-70E740481C1C}">
+                          <a14:useLocalDpi xmlns:a14="http://schemas.microsoft.com/office/drawing/2010/main" val="0"/>
+                        </a:ext>
+                      </a:extLst>
+                    </a:blip>
+                    <a:stretch>
+                      <a:fillRect/>
+                    </a:stretch>
+                  </pic:blipFill>
+                  <pic:spPr>
+                    <a:xfrm>
+                      <a:off x="0" y="0"/>
+                      <a:ext cx="4057015" cy="1056640"/>
+                    </a:xfrm>
+                    <a:prstGeom prst="rect">
+                      <a:avLst/>
+                    </a:prstGeom>
+                  </pic:spPr>
+                </pic:pic>
+              </a:graphicData>
+            </a:graphic>
+            <wp14:sizeRelH relativeFrom="page">
+              <wp14:pctWidth>0</wp14:pctWidth>
+            </wp14:sizeRelH>
+            <wp14:sizeRelV relativeFrom="page">
+              <wp14:pctHeight>0</wp14:pctHeight>
+            </wp14:sizeRelV>
+          </wp:anchor>
+        </w:drawing>
+      </w:r>
+      <w:r>
+        <w:t>Dvojfaktorová autentifikácia (2FA)</w:t>
+      </w:r>
+    </w:p>
+    <w:p>
+      <w:pPr>
+        <w:ind w:firstLine="708"/>
+      </w:pPr>
+      <w:r>
+        <w:rPr>
+          <w:noProof/>
+        </w:rPr>
+        <mc:AlternateContent>
+          <mc:Choice Requires="wps">
+            <w:drawing>
+              <wp:anchor distT="0" distB="0" distL="114300" distR="114300" simplePos="0" relativeHeight="251668480" behindDoc="0" locked="0" layoutInCell="1" allowOverlap="1" wp14:anchorId="6894E063" wp14:editId="48C9390F">
+                <wp:simplePos x="0" y="0"/>
+                <wp:positionH relativeFrom="column">
+                  <wp:posOffset>259715</wp:posOffset>
+                </wp:positionH>
+                <wp:positionV relativeFrom="paragraph">
+                  <wp:posOffset>3104515</wp:posOffset>
+                </wp:positionV>
+                <wp:extent cx="4879975" cy="635"/>
+                <wp:effectExtent l="0" t="0" r="0" b="0"/>
+                <wp:wrapSquare wrapText="bothSides"/>
+                <wp:docPr id="19" name="Text Box 19"/>
+                <wp:cNvGraphicFramePr/>
+                <a:graphic xmlns:a="http://schemas.openxmlformats.org/drawingml/2006/main">
+                  <a:graphicData uri="http://schemas.microsoft.com/office/word/2010/wordprocessingShape">
+                    <wps:wsp>
+                      <wps:cNvSpPr txBox="1"/>
+                      <wps:spPr>
+                        <a:xfrm>
+                          <a:off x="0" y="0"/>
+                          <a:ext cx="4879975" cy="635"/>
+                        </a:xfrm>
+                        <a:prstGeom prst="rect">
+                          <a:avLst/>
+                        </a:prstGeom>
+                        <a:solidFill>
+                          <a:prstClr val="white"/>
+                        </a:solidFill>
+                        <a:ln>
+                          <a:noFill/>
+                        </a:ln>
+                      </wps:spPr>
+                      <wps:txbx>
+                        <w:txbxContent>
+                          <w:p>
+                            <w:pPr>
+                              <w:pStyle w:val="Caption"/>
+                              <w:rPr>
+                                <w:noProof/>
+                                <w:sz w:val="24"/>
+                                <w:szCs w:val="24"/>
+                              </w:rPr>
+                            </w:pPr>
+                            <w:bookmarkStart w:id="8" w:name="_Toc221475778"/>
+                            <w:r>
+                              <w:t xml:space="preserve">Obrázok </w:t>
+                            </w:r>
+                            <w:fldSimple w:instr=" SEQ Obrázok \* ARABIC ">
+                              <w:r>
+                                <w:rPr>
+                                  <w:noProof/>
+                                </w:rPr>
+                                <w:t>3</w:t>
+                              </w:r>
+                            </w:fldSimple>
+                            <w:r>
+                              <w:t xml:space="preserve"> </w:t>
+                            </w:r>
+                            <w:r>
+                              <w:t xml:space="preserve">Diagram procesu </w:t>
+                            </w:r>
+                            <w:r>
+                              <w:t>inicializácie</w:t>
+                            </w:r>
+                            <w:r>
+                              <w:t xml:space="preserve"> TOTP</w:t>
+                            </w:r>
+                            <w:bookmarkEnd w:id="8"/>
+                          </w:p>
+                        </w:txbxContent>
+                      </wps:txbx>
+                      <wps:bodyPr rot="0" spcFirstLastPara="0" vertOverflow="overflow" horzOverflow="overflow" vert="horz" wrap="square" lIns="0" tIns="0" rIns="0" bIns="0" numCol="1" spcCol="0" rtlCol="0" fromWordArt="0" anchor="t" anchorCtr="0" forceAA="0" compatLnSpc="1">
+                        <a:prstTxWarp prst="textNoShape">
+                          <a:avLst/>
+                        </a:prstTxWarp>
+                        <a:spAutoFit/>
+                      </wps:bodyPr>
+                    </wps:wsp>
+                  </a:graphicData>
+                </a:graphic>
+              </wp:anchor>
+            </w:drawing>
+          </mc:Choice>
+          <mc:Fallback>
+            <w:pict>
+              <v:shape w14:anchorId="6894E063" id="Text Box 19" o:spid="_x0000_s1028" type="#_x0000_t202" style="position:absolute;left:0;text-align:left;margin-left:20.45pt;margin-top:244.45pt;width:384.25pt;height:.05pt;z-index:251668480;visibility:visible;mso-wrap-style:square;mso-wrap-distance-left:9pt;mso-wrap-distance-top:0;mso-wrap-distance-right:9pt;mso-wrap-distance-bottom:0;mso-position-horizontal:absolute;mso-position-horizontal-relative:text;mso-position-vertical:absolute;mso-position-vertical-relative:text;v-text-anchor:top" o:gfxdata="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" stroked="f">
+                <v:textbox style="mso-fit-shape-to-text:t" inset="0,0,0,0">
+                  <w:txbxContent>
+                    <w:p>
+                      <w:pPr>
+                        <w:pStyle w:val="Caption"/>
+                        <w:rPr>
+                          <w:noProof/>
+                          <w:sz w:val="24"/>
+                          <w:szCs w:val="24"/>
+                        </w:rPr>
+                      </w:pPr>
+                      <w:bookmarkStart w:id="9" w:name="_Toc221475778"/>
+                      <w:r>
+                        <w:t xml:space="preserve">Obrázok </w:t>
+                      </w:r>
+                      <w:fldSimple w:instr=" SEQ Obrázok \* ARABIC ">
+                        <w:r>
+                          <w:rPr>
+                            <w:noProof/>
+                          </w:rPr>
+                          <w:t>3</w:t>
+                        </w:r>
+                      </w:fldSimple>
+                      <w:r>
+                        <w:t xml:space="preserve"> </w:t>
+                      </w:r>
+                      <w:r>
+                        <w:t xml:space="preserve">Diagram procesu </w:t>
+                      </w:r>
+                      <w:r>
+                        <w:t>inicializácie</w:t>
+                      </w:r>
+                      <w:r>
+                        <w:t xml:space="preserve"> TOTP</w:t>
+                      </w:r>
+                      <w:bookmarkEnd w:id="9"/>
+                    </w:p>
+                  </w:txbxContent>
+                </v:textbox>
+                <w10:wrap type="square"/>
+              </v:shape>
+            </w:pict>
+          </mc:Fallback>
+        </mc:AlternateContent>
+      </w:r>
+      <w:r>
+        <w:rPr>
+          <w:noProof/>
+        </w:rPr>
+        <w:drawing>
+          <wp:anchor distT="0" distB="0" distL="114300" distR="114300" simplePos="0" relativeHeight="251666432" behindDoc="0" locked="0" layoutInCell="1" allowOverlap="1" wp14:anchorId="3E9E403A" wp14:editId="2197A119">
+            <wp:simplePos x="0" y="0"/>
+            <wp:positionH relativeFrom="margin">
+              <wp:align>center</wp:align>
+            </wp:positionH>
+            <wp:positionV relativeFrom="paragraph">
+              <wp:posOffset>560439</wp:posOffset>
+            </wp:positionV>
+            <wp:extent cx="4879975" cy="2487295"/>
+            <wp:effectExtent l="0" t="0" r="0" b="8255"/>
+            <wp:wrapSquare wrapText="bothSides"/>
+            <wp:docPr id="15" name="Picture 15"/>
+            <wp:cNvGraphicFramePr>
+              <a:graphicFrameLocks xmlns:a="http://schemas.openxmlformats.org/drawingml/2006/main" noChangeAspect="1"/>
+            </wp:cNvGraphicFramePr>
+            <a:graphic xmlns:a="http://schemas.openxmlformats.org/drawingml/2006/main">
+              <a:graphicData uri="http://schemas.openxmlformats.org/drawingml/2006/picture">
+                <pic:pic xmlns:pic="http://schemas.openxmlformats.org/drawingml/2006/picture">
+                  <pic:nvPicPr>
+                    <pic:cNvPr id="15" name="Picture 15"/>
+                    <pic:cNvPicPr/>
+                  </pic:nvPicPr>
+                  <pic:blipFill rotWithShape="1">
+                    <a:blip r:embed="rId15" cstate="print">
+                      <a:extLst>
+                        <a:ext uri="{28A0092B-C50C-407E-A947-70E740481C1C}">
+                          <a14:useLocalDpi xmlns:a14="http://schemas.microsoft.com/office/drawing/2010/main" val="0"/>
+                        </a:ext>
+                      </a:extLst>
+                    </a:blip>
+                    <a:srcRect t="15093" b="8422"/>
+                    <a:stretch/>
+                  </pic:blipFill>
+                  <pic:spPr bwMode="auto">
+                    <a:xfrm>
+                      <a:off x="0" y="0"/>
+                      <a:ext cx="4879975" cy="2487295"/>
+                    </a:xfrm>
+                    <a:prstGeom prst="rect">
+                      <a:avLst/>
+                    </a:prstGeom>
+                    <a:ln>
+                      <a:noFill/>
+                    </a:ln>
+                    <a:extLst>
+                      <a:ext uri="{53640926-AAD7-44D8-BBD7-CCE9431645EC}">
+                        <a14:shadowObscured xmlns:a14="http://schemas.microsoft.com/office/drawing/2010/main"/>
+                      </a:ext>
+                    </a:extLst>
+                  </pic:spPr>
+                </pic:pic>
+              </a:graphicData>
+            </a:graphic>
+            <wp14:sizeRelH relativeFrom="page">
+              <wp14:pctWidth>0</wp14:pctWidth>
+            </wp14:sizeRelH>
+            <wp14:sizeRelV relativeFrom="page">
+              <wp14:pctHeight>0</wp14:pctHeight>
+            </wp14:sizeRelV>
+          </wp:anchor>
+        </w:drawing>
+      </w:r>
+      <w:r>
+        <w:t xml:space="preserve">Implementácia </w:t>
+      </w:r>
+      <w:r>
+        <w:t xml:space="preserve">procesu </w:t>
+      </w:r>
+      <w:r>
+        <w:t>dvojstupňového overenia</w:t>
+      </w:r>
+      <w:r>
+        <w:t xml:space="preserve"> pozostáva z</w:t>
+      </w:r>
+      <w:r>
+        <w:t xml:space="preserve"> inicializácie, overenia a správy záložných kódov</w:t>
+      </w:r>
+      <w:r>
+        <w:t>.</w:t>
+      </w:r>
+    </w:p>
+    <w:p>
+      <w:pPr>
+        <w:pStyle w:val="Heading4"/>
+      </w:pPr>
+      <w:r>
+        <w:lastRenderedPageBreak/>
+        <w:t>Inicializácia</w:t>
+      </w:r>
+    </w:p>
+    <w:p>
+      <w:pPr>
+        <w:ind w:firstLine="708"/>
+      </w:pPr>
+      <w:r>
+        <w:t xml:space="preserve">Server </w:t>
+      </w:r>
+      <w:r>
+        <w:t>vy</w:t>
+      </w:r>
+      <w:r>
+        <w:t>generuje tajný kľúč, kód</w:t>
+      </w:r>
+      <w:r>
+        <w:t>uje</w:t>
+      </w:r>
+      <w:r>
+        <w:t xml:space="preserve"> do Base32 a</w:t>
+      </w:r>
+      <w:r>
+        <w:t xml:space="preserve"> následne </w:t>
+      </w:r>
+      <w:r>
+        <w:t>v</w:t>
+      </w:r>
+      <w:r>
+        <w:t>kladá</w:t>
+      </w:r>
+      <w:r>
+        <w:t xml:space="preserve"> do URI formátu </w:t>
+      </w:r>
+      <w:r>
+        <w:rPr>
+          <w:i/>
+          <w:iCs/>
+        </w:rPr>
+        <w:t>otpauth://totp</w:t>
+      </w:r>
+      <w:r>
+        <w:t>. Klient na základe tohto URI vygeneruje QR kód, ktorý používateľ naskenuje do svojej aplikácie</w:t>
+      </w:r>
+      <w:r>
+        <w:t xml:space="preserve">, ktorá </w:t>
+      </w:r>
+      <w:r>
+        <w:t xml:space="preserve">umožňuje </w:t>
+      </w:r>
+      <w:r>
+        <w:t>sprav</w:t>
+      </w:r>
+      <w:r>
+        <w:t>ovať</w:t>
+      </w:r>
+      <w:r>
+        <w:t xml:space="preserve"> kódy dvojstupňového overenia</w:t>
+      </w:r>
+      <w:r>
+        <w:t>.</w:t>
+      </w:r>
+    </w:p>
+    <w:p>
+      <w:pPr>
+        <w:pStyle w:val="Heading4"/>
+      </w:pPr>
+      <w:r>
+        <w:t>Overenie</w:t>
+      </w:r>
+    </w:p>
+    <w:p>
+      <w:pPr>
+        <w:ind w:firstLine="708"/>
+      </w:pPr>
+      <w:r>
+        <w:t xml:space="preserve">Používateľ zadáva jednorazový kód, ktorý klient odosiela na server. Server dešifruje uložený </w:t>
+      </w:r>
+      <w:r>
+        <w:t>tajný kľúč</w:t>
+      </w:r>
+      <w:r>
+        <w:t xml:space="preserve"> a overuje kód. Ak je kód platný, </w:t>
+      </w:r>
+      <w:r>
+        <w:t>overenie</w:t>
+      </w:r>
+      <w:r>
+        <w:t xml:space="preserve"> sa považuje za</w:t>
+      </w:r>
+      <w:r>
+        <w:t xml:space="preserve"> úspešné</w:t>
+      </w:r>
+      <w:r>
+        <w:t>.</w:t>
+      </w:r>
+    </w:p>
+    <w:p>
+      <w:pPr>
+        <w:pStyle w:val="Heading4"/>
+      </w:pPr>
+      <w:r>
+        <w:t>Záložné kódy</w:t>
+      </w:r>
+    </w:p>
+    <w:p>
+      <w:pPr>
+        <w:ind w:firstLine="708"/>
+      </w:pPr>
+      <w:r>
+        <w:t>Pre prípad straty zariadenia systém umožňuje generovať jednorazové záložné kódy. Kódy sú hashované pomocou SHA-256 a uložené v databáze. Každý kód je možné použiť iba raz, pričom systém podporuje</w:t>
+      </w:r>
+      <w:r>
+        <w:t xml:space="preserve"> definovaný časový limit</w:t>
+      </w:r>
+      <w:r>
+        <w:t xml:space="preserve"> medzi generáciami, aby sa zabránilo zneužitiu.</w:t>
+      </w:r>
+    </w:p>
     <w:sectPr>
+      <w:footerReference w:type="default" r:id="rId16"/>
       <w:pgSz w:w="11906" w:h="16838" w:code="9"/>
       <w:pgMar w:top="1418" w:right="1418" w:bottom="1418" w:left="1985" w:header="851" w:footer="851" w:gutter="0"/>
       <w:cols w:space="708"/>
@@ -2549,6 +4787,81 @@
     </w:p>
   </w:endnote>
 </w:endnotes>
+</file>
+
+<file path=word/footer1.xml><?xml version="1.0" encoding="utf-8"?>
+<w:ftr xmlns:wpc="http://schemas.microsoft.com/office/word/2010/wordprocessingCanvas" xmlns:cx="http://schemas.microsoft.com/office/drawing/2014/chartex" xmlns:cx1="http://schemas.microsoft.com/office/drawing/2015/9/8/chartex" xmlns:cx2="http://schemas.microsoft.com/office/drawing/2015/10/21/chartex" xmlns:cx3="http://schemas.microsoft.com/office/drawing/2016/5/9/chartex" xmlns:cx4="http://schemas.microsoft.com/office/drawing/2016/5/10/chartex" xmlns:cx5="http://schemas.microsoft.com/office/drawing/2016/5/11/chartex" xmlns:cx6="http://schemas.microsoft.com/office/drawing/2016/5/12/chartex" xmlns:cx7="http://schemas.microsoft.com/office/drawing/2016/5/13/chartex" xmlns:cx8="http://schemas.microsoft.com/office/drawing/2016/5/14/chartex" xmlns:mc="http://schemas.openxmlformats.org/markup-compatibility/2006" xmlns:aink="http://schemas.microsoft.com/office/drawing/2016/ink" xmlns:am3d="http://schemas.microsoft.com/office/drawing/2017/model3d" xmlns:o="urn:schemas-microsoft-com:office:office" xmlns:r="http://schemas.openxmlformats.org/officeDocument/2006/relationships" xmlns:m="http://schemas.openxmlformats.org/officeDocument/2006/math" xmlns:v="urn:schemas-microsoft-com:vml" xmlns:wp14="http://schemas.microsoft.com/office/word/2010/wordprocessingDrawing" xmlns:wp="http://schemas.openxmlformats.org/drawingml/2006/wordprocessingDrawing" xmlns:w10="urn:schemas-microsoft-com:office:word" xmlns:w="http://schemas.openxmlformats.org/wordprocessingml/2006/main" xmlns:w14="http://schemas.microsoft.com/office/word/2010/wordml" xmlns:w15="http://schemas.microsoft.com/office/word/2012/wordml" xmlns:w16cex="http://schemas.microsoft.com/office/word/2018/wordml/cex" xmlns:w16cid="http://schemas.microsoft.com/office/word/2016/wordml/cid" xmlns:w16="http://schemas.microsoft.com/office/word/2018/wordml" xmlns:w16sdtdh="http://schemas.microsoft.com/office/word/2020/wordml/sdtdatahash" xmlns:w16se="http://schemas.microsoft.com/office/word/2015/wordml/symex" xmlns:wpg="http://schemas.microsoft.com/office/word/2010/wordprocessingGroup" xmlns:wpi="http://schemas.microsoft.com/office/word/2010/wordprocessingInk" xmlns:wne="http://schemas.microsoft.com/office/word/2006/wordml" xmlns:wps="http://schemas.microsoft.com/office/word/2010/wordprocessingShape" mc:Ignorable="w14 w15 w16se w16cid w16 w16cex w16sdtdh wp14">
+  <w:p>
+    <w:pPr>
+      <w:pStyle w:val="Footer"/>
+      <w:jc w:val="center"/>
+    </w:pPr>
+  </w:p>
+  <w:p>
+    <w:pPr>
+      <w:pStyle w:val="Footer"/>
+      <w:rPr>
+        <w:lang w:val="en-US"/>
+      </w:rPr>
+    </w:pPr>
+  </w:p>
+</w:ftr>
+</file>
+
+<file path=word/footer2.xml><?xml version="1.0" encoding="utf-8"?>
+<w:ftr xmlns:wpc="http://schemas.microsoft.com/office/word/2010/wordprocessingCanvas" xmlns:cx="http://schemas.microsoft.com/office/drawing/2014/chartex" xmlns:cx1="http://schemas.microsoft.com/office/drawing/2015/9/8/chartex" xmlns:cx2="http://schemas.microsoft.com/office/drawing/2015/10/21/chartex" xmlns:cx3="http://schemas.microsoft.com/office/drawing/2016/5/9/chartex" xmlns:cx4="http://schemas.microsoft.com/office/drawing/2016/5/10/chartex" xmlns:cx5="http://schemas.microsoft.com/office/drawing/2016/5/11/chartex" xmlns:cx6="http://schemas.microsoft.com/office/drawing/2016/5/12/chartex" xmlns:cx7="http://schemas.microsoft.com/office/drawing/2016/5/13/chartex" xmlns:cx8="http://schemas.microsoft.com/office/drawing/2016/5/14/chartex" xmlns:mc="http://schemas.openxmlformats.org/markup-compatibility/2006" xmlns:aink="http://schemas.microsoft.com/office/drawing/2016/ink" xmlns:am3d="http://schemas.microsoft.com/office/drawing/2017/model3d" xmlns:o="urn:schemas-microsoft-com:office:office" xmlns:r="http://schemas.openxmlformats.org/officeDocument/2006/relationships" xmlns:m="http://schemas.openxmlformats.org/officeDocument/2006/math" xmlns:v="urn:schemas-microsoft-com:vml" xmlns:wp14="http://schemas.microsoft.com/office/word/2010/wordprocessingDrawing" xmlns:wp="http://schemas.openxmlformats.org/drawingml/2006/wordprocessingDrawing" xmlns:w10="urn:schemas-microsoft-com:office:word" xmlns:w="http://schemas.openxmlformats.org/wordprocessingml/2006/main" xmlns:w14="http://schemas.microsoft.com/office/word/2010/wordml" xmlns:w15="http://schemas.microsoft.com/office/word/2012/wordml" xmlns:w16cex="http://schemas.microsoft.com/office/word/2018/wordml/cex" xmlns:w16cid="http://schemas.microsoft.com/office/word/2016/wordml/cid" xmlns:w16="http://schemas.microsoft.com/office/word/2018/wordml" xmlns:w16sdtdh="http://schemas.microsoft.com/office/word/2020/wordml/sdtdatahash" xmlns:w16se="http://schemas.microsoft.com/office/word/2015/wordml/symex" xmlns:wpg="http://schemas.microsoft.com/office/word/2010/wordprocessingGroup" xmlns:wpi="http://schemas.microsoft.com/office/word/2010/wordprocessingInk" xmlns:wne="http://schemas.microsoft.com/office/word/2006/wordml" xmlns:wps="http://schemas.microsoft.com/office/word/2010/wordprocessingShape" mc:Ignorable="w14 w15 w16se w16cid w16 w16cex w16sdtdh wp14">
+  <w:sdt>
+    <w:sdtPr>
+      <w:id w:val="-856810150"/>
+      <w:docPartObj>
+        <w:docPartGallery w:val="Page Numbers (Bottom of Page)"/>
+        <w:docPartUnique/>
+      </w:docPartObj>
+    </w:sdtPr>
+    <w:sdtEndPr>
+      <w:rPr>
+        <w:noProof/>
+      </w:rPr>
+    </w:sdtEndPr>
+    <w:sdtContent>
+      <w:p>
+        <w:pPr>
+          <w:pStyle w:val="Footer"/>
+          <w:jc w:val="center"/>
+        </w:pPr>
+        <w:r>
+          <w:fldChar w:fldCharType="begin"/>
+        </w:r>
+        <w:r>
+          <w:instrText xml:space="preserve"> PAGE   \* MERGEFORMAT </w:instrText>
+        </w:r>
+        <w:r>
+          <w:fldChar w:fldCharType="separate"/>
+        </w:r>
+        <w:r>
+          <w:rPr>
+            <w:noProof/>
+          </w:rPr>
+          <w:t>2</w:t>
+        </w:r>
+        <w:r>
+          <w:rPr>
+            <w:noProof/>
+          </w:rPr>
+          <w:fldChar w:fldCharType="end"/>
+        </w:r>
+      </w:p>
+    </w:sdtContent>
+  </w:sdt>
+  <w:p>
+    <w:pPr>
+      <w:pStyle w:val="Footer"/>
+      <w:rPr>
+        <w:lang w:val="en-US"/>
+      </w:rPr>
+    </w:pPr>
+  </w:p>
+</w:ftr>
 </file>
 
 <file path=word/footnotes.xml><?xml version="1.0" encoding="utf-8"?>
@@ -2665,6 +4978,232 @@
     </w:lvl>
   </w:abstractNum>
   <w:abstractNum w:abstractNumId="1" w15:restartNumberingAfterBreak="0">
+    <w:nsid w:val="271763CC"/>
+    <w:multiLevelType w:val="hybridMultilevel"/>
+    <w:tmpl w:val="8F0898B2"/>
+    <w:lvl w:ilvl="0" w:tplc="04090001">
+      <w:start w:val="1"/>
+      <w:numFmt w:val="bullet"/>
+      <w:lvlText w:val=""/>
+      <w:lvlJc w:val="left"/>
+      <w:pPr>
+        <w:ind w:left="720" w:hanging="360"/>
+      </w:pPr>
+      <w:rPr>
+        <w:rFonts w:ascii="Symbol" w:hAnsi="Symbol" w:hint="default"/>
+      </w:rPr>
+    </w:lvl>
+    <w:lvl w:ilvl="1" w:tplc="04090003" w:tentative="1">
+      <w:start w:val="1"/>
+      <w:numFmt w:val="bullet"/>
+      <w:lvlText w:val="o"/>
+      <w:lvlJc w:val="left"/>
+      <w:pPr>
+        <w:ind w:left="1440" w:hanging="360"/>
+      </w:pPr>
+      <w:rPr>
+        <w:rFonts w:ascii="Courier New" w:hAnsi="Courier New" w:cs="Courier New" w:hint="default"/>
+      </w:rPr>
+    </w:lvl>
+    <w:lvl w:ilvl="2" w:tplc="04090005" w:tentative="1">
+      <w:start w:val="1"/>
+      <w:numFmt w:val="bullet"/>
+      <w:lvlText w:val=""/>
+      <w:lvlJc w:val="left"/>
+      <w:pPr>
+        <w:ind w:left="2160" w:hanging="360"/>
+      </w:pPr>
+      <w:rPr>
+        <w:rFonts w:ascii="Wingdings" w:hAnsi="Wingdings" w:hint="default"/>
+      </w:rPr>
+    </w:lvl>
+    <w:lvl w:ilvl="3" w:tplc="04090001" w:tentative="1">
+      <w:start w:val="1"/>
+      <w:numFmt w:val="bullet"/>
+      <w:lvlText w:val=""/>
+      <w:lvlJc w:val="left"/>
+      <w:pPr>
+        <w:ind w:left="2880" w:hanging="360"/>
+      </w:pPr>
+      <w:rPr>
+        <w:rFonts w:ascii="Symbol" w:hAnsi="Symbol" w:hint="default"/>
+      </w:rPr>
+    </w:lvl>
+    <w:lvl w:ilvl="4" w:tplc="04090003" w:tentative="1">
+      <w:start w:val="1"/>
+      <w:numFmt w:val="bullet"/>
+      <w:lvlText w:val="o"/>
+      <w:lvlJc w:val="left"/>
+      <w:pPr>
+        <w:ind w:left="3600" w:hanging="360"/>
+      </w:pPr>
+      <w:rPr>
+        <w:rFonts w:ascii="Courier New" w:hAnsi="Courier New" w:cs="Courier New" w:hint="default"/>
+      </w:rPr>
+    </w:lvl>
+    <w:lvl w:ilvl="5" w:tplc="04090005" w:tentative="1">
+      <w:start w:val="1"/>
+      <w:numFmt w:val="bullet"/>
+      <w:lvlText w:val=""/>
+      <w:lvlJc w:val="left"/>
+      <w:pPr>
+        <w:ind w:left="4320" w:hanging="360"/>
+      </w:pPr>
+      <w:rPr>
+        <w:rFonts w:ascii="Wingdings" w:hAnsi="Wingdings" w:hint="default"/>
+      </w:rPr>
+    </w:lvl>
+    <w:lvl w:ilvl="6" w:tplc="04090001" w:tentative="1">
+      <w:start w:val="1"/>
+      <w:numFmt w:val="bullet"/>
+      <w:lvlText w:val=""/>
+      <w:lvlJc w:val="left"/>
+      <w:pPr>
+        <w:ind w:left="5040" w:hanging="360"/>
+      </w:pPr>
+      <w:rPr>
+        <w:rFonts w:ascii="Symbol" w:hAnsi="Symbol" w:hint="default"/>
+      </w:rPr>
+    </w:lvl>
+    <w:lvl w:ilvl="7" w:tplc="04090003" w:tentative="1">
+      <w:start w:val="1"/>
+      <w:numFmt w:val="bullet"/>
+      <w:lvlText w:val="o"/>
+      <w:lvlJc w:val="left"/>
+      <w:pPr>
+        <w:ind w:left="5760" w:hanging="360"/>
+      </w:pPr>
+      <w:rPr>
+        <w:rFonts w:ascii="Courier New" w:hAnsi="Courier New" w:cs="Courier New" w:hint="default"/>
+      </w:rPr>
+    </w:lvl>
+    <w:lvl w:ilvl="8" w:tplc="04090005" w:tentative="1">
+      <w:start w:val="1"/>
+      <w:numFmt w:val="bullet"/>
+      <w:lvlText w:val=""/>
+      <w:lvlJc w:val="left"/>
+      <w:pPr>
+        <w:ind w:left="6480" w:hanging="360"/>
+      </w:pPr>
+      <w:rPr>
+        <w:rFonts w:ascii="Wingdings" w:hAnsi="Wingdings" w:hint="default"/>
+      </w:rPr>
+    </w:lvl>
+  </w:abstractNum>
+  <w:abstractNum w:abstractNumId="2" w15:restartNumberingAfterBreak="0">
+    <w:nsid w:val="34ED1DD1"/>
+    <w:multiLevelType w:val="hybridMultilevel"/>
+    <w:tmpl w:val="396E7A3C"/>
+    <w:lvl w:ilvl="0" w:tplc="04090001">
+      <w:start w:val="1"/>
+      <w:numFmt w:val="bullet"/>
+      <w:lvlText w:val=""/>
+      <w:lvlJc w:val="left"/>
+      <w:pPr>
+        <w:ind w:left="720" w:hanging="360"/>
+      </w:pPr>
+      <w:rPr>
+        <w:rFonts w:ascii="Symbol" w:hAnsi="Symbol" w:hint="default"/>
+      </w:rPr>
+    </w:lvl>
+    <w:lvl w:ilvl="1" w:tplc="04090003" w:tentative="1">
+      <w:start w:val="1"/>
+      <w:numFmt w:val="bullet"/>
+      <w:lvlText w:val="o"/>
+      <w:lvlJc w:val="left"/>
+      <w:pPr>
+        <w:ind w:left="1440" w:hanging="360"/>
+      </w:pPr>
+      <w:rPr>
+        <w:rFonts w:ascii="Courier New" w:hAnsi="Courier New" w:cs="Courier New" w:hint="default"/>
+      </w:rPr>
+    </w:lvl>
+    <w:lvl w:ilvl="2" w:tplc="04090005" w:tentative="1">
+      <w:start w:val="1"/>
+      <w:numFmt w:val="bullet"/>
+      <w:lvlText w:val=""/>
+      <w:lvlJc w:val="left"/>
+      <w:pPr>
+        <w:ind w:left="2160" w:hanging="360"/>
+      </w:pPr>
+      <w:rPr>
+        <w:rFonts w:ascii="Wingdings" w:hAnsi="Wingdings" w:hint="default"/>
+      </w:rPr>
+    </w:lvl>
+    <w:lvl w:ilvl="3" w:tplc="04090001" w:tentative="1">
+      <w:start w:val="1"/>
+      <w:numFmt w:val="bullet"/>
+      <w:lvlText w:val=""/>
+      <w:lvlJc w:val="left"/>
+      <w:pPr>
+        <w:ind w:left="2880" w:hanging="360"/>
+      </w:pPr>
+      <w:rPr>
+        <w:rFonts w:ascii="Symbol" w:hAnsi="Symbol" w:hint="default"/>
+      </w:rPr>
+    </w:lvl>
+    <w:lvl w:ilvl="4" w:tplc="04090003" w:tentative="1">
+      <w:start w:val="1"/>
+      <w:numFmt w:val="bullet"/>
+      <w:lvlText w:val="o"/>
+      <w:lvlJc w:val="left"/>
+      <w:pPr>
+        <w:ind w:left="3600" w:hanging="360"/>
+      </w:pPr>
+      <w:rPr>
+        <w:rFonts w:ascii="Courier New" w:hAnsi="Courier New" w:cs="Courier New" w:hint="default"/>
+      </w:rPr>
+    </w:lvl>
+    <w:lvl w:ilvl="5" w:tplc="04090005" w:tentative="1">
+      <w:start w:val="1"/>
+      <w:numFmt w:val="bullet"/>
+      <w:lvlText w:val=""/>
+      <w:lvlJc w:val="left"/>
+      <w:pPr>
+        <w:ind w:left="4320" w:hanging="360"/>
+      </w:pPr>
+      <w:rPr>
+        <w:rFonts w:ascii="Wingdings" w:hAnsi="Wingdings" w:hint="default"/>
+      </w:rPr>
+    </w:lvl>
+    <w:lvl w:ilvl="6" w:tplc="04090001" w:tentative="1">
+      <w:start w:val="1"/>
+      <w:numFmt w:val="bullet"/>
+      <w:lvlText w:val=""/>
+      <w:lvlJc w:val="left"/>
+      <w:pPr>
+        <w:ind w:left="5040" w:hanging="360"/>
+      </w:pPr>
+      <w:rPr>
+        <w:rFonts w:ascii="Symbol" w:hAnsi="Symbol" w:hint="default"/>
+      </w:rPr>
+    </w:lvl>
+    <w:lvl w:ilvl="7" w:tplc="04090003" w:tentative="1">
+      <w:start w:val="1"/>
+      <w:numFmt w:val="bullet"/>
+      <w:lvlText w:val="o"/>
+      <w:lvlJc w:val="left"/>
+      <w:pPr>
+        <w:ind w:left="5760" w:hanging="360"/>
+      </w:pPr>
+      <w:rPr>
+        <w:rFonts w:ascii="Courier New" w:hAnsi="Courier New" w:cs="Courier New" w:hint="default"/>
+      </w:rPr>
+    </w:lvl>
+    <w:lvl w:ilvl="8" w:tplc="04090005" w:tentative="1">
+      <w:start w:val="1"/>
+      <w:numFmt w:val="bullet"/>
+      <w:lvlText w:val=""/>
+      <w:lvlJc w:val="left"/>
+      <w:pPr>
+        <w:ind w:left="6480" w:hanging="360"/>
+      </w:pPr>
+      <w:rPr>
+        <w:rFonts w:ascii="Wingdings" w:hAnsi="Wingdings" w:hint="default"/>
+      </w:rPr>
+    </w:lvl>
+  </w:abstractNum>
+  <w:abstractNum w:abstractNumId="3" w15:restartNumberingAfterBreak="0">
     <w:nsid w:val="41F0479B"/>
     <w:multiLevelType w:val="multilevel"/>
     <w:tmpl w:val="04090025"/>
@@ -2763,7 +5302,13 @@
     <w:abstractNumId w:val="0"/>
   </w:num>
   <w:num w:numId="2">
+    <w:abstractNumId w:val="3"/>
+  </w:num>
+  <w:num w:numId="3">
     <w:abstractNumId w:val="1"/>
+  </w:num>
+  <w:num w:numId="4">
+    <w:abstractNumId w:val="2"/>
   </w:num>
 </w:numbering>
 </file>
@@ -3182,14 +5727,14 @@
     <w:link w:val="Heading1Char"/>
     <w:uiPriority w:val="9"/>
     <w:qFormat/>
-    <w:rsid w:val="004D05A3"/>
+    <w:rsid w:val="00DA3C8F"/>
     <w:pPr>
       <w:keepNext/>
       <w:keepLines/>
       <w:numPr>
         <w:numId w:val="2"/>
       </w:numPr>
-      <w:spacing w:line="240" w:lineRule="auto"/>
+      <w:spacing w:after="240" w:line="240" w:lineRule="auto"/>
       <w:ind w:left="0" w:firstLine="0"/>
       <w:outlineLvl w:val="0"/>
     </w:pPr>
@@ -3209,7 +5754,7 @@
     <w:uiPriority w:val="9"/>
     <w:unhideWhenUsed/>
     <w:qFormat/>
-    <w:rsid w:val="004D05A3"/>
+    <w:rsid w:val="00DA3C8F"/>
     <w:pPr>
       <w:keepNext/>
       <w:keepLines/>
@@ -3217,7 +5762,7 @@
         <w:ilvl w:val="1"/>
         <w:numId w:val="2"/>
       </w:numPr>
-      <w:spacing w:line="240" w:lineRule="auto"/>
+      <w:spacing w:after="240" w:line="240" w:lineRule="auto"/>
       <w:ind w:left="0" w:firstLine="0"/>
       <w:outlineLvl w:val="1"/>
     </w:pPr>
@@ -3234,10 +5779,9 @@
     <w:next w:val="Normal"/>
     <w:link w:val="Heading3Char"/>
     <w:uiPriority w:val="9"/>
-    <w:semiHidden/>
     <w:unhideWhenUsed/>
     <w:qFormat/>
-    <w:rsid w:val="004D05A3"/>
+    <w:rsid w:val="00F96564"/>
     <w:pPr>
       <w:keepNext/>
       <w:keepLines/>
@@ -3245,7 +5789,7 @@
         <w:ilvl w:val="2"/>
         <w:numId w:val="2"/>
       </w:numPr>
-      <w:spacing w:line="240" w:lineRule="auto"/>
+      <w:spacing w:after="240" w:line="240" w:lineRule="auto"/>
       <w:ind w:left="0" w:firstLine="0"/>
       <w:outlineLvl w:val="2"/>
     </w:pPr>
@@ -3262,10 +5806,9 @@
     <w:next w:val="Normal"/>
     <w:link w:val="Heading4Char"/>
     <w:uiPriority w:val="9"/>
-    <w:semiHidden/>
     <w:unhideWhenUsed/>
     <w:qFormat/>
-    <w:rsid w:val="001A70FC"/>
+    <w:rsid w:val="006D3A7B"/>
     <w:pPr>
       <w:keepNext/>
       <w:keepLines/>
@@ -3273,14 +5816,15 @@
         <w:ilvl w:val="3"/>
         <w:numId w:val="2"/>
       </w:numPr>
-      <w:spacing w:before="80" w:after="40"/>
+      <w:spacing w:after="240" w:line="240" w:lineRule="auto"/>
+      <w:ind w:left="0" w:firstLine="0"/>
       <w:outlineLvl w:val="3"/>
     </w:pPr>
     <w:rPr>
       <w:rFonts w:eastAsiaTheme="majorEastAsia" w:cstheme="majorBidi"/>
-      <w:i/>
+      <w:b/>
       <w:iCs/>
-      <w:color w:val="0F4761" w:themeColor="accent1" w:themeShade="BF"/>
+      <w:sz w:val="28"/>
     </w:rPr>
   </w:style>
   <w:style w:type="paragraph" w:styleId="Heading5">
@@ -3444,7 +5988,7 @@
     <w:basedOn w:val="DefaultParagraphFont"/>
     <w:link w:val="Heading1"/>
     <w:uiPriority w:val="9"/>
-    <w:rsid w:val="004D05A3"/>
+    <w:rsid w:val="00DA3C8F"/>
     <w:rPr>
       <w:rFonts w:ascii="Times New Roman" w:eastAsiaTheme="majorEastAsia" w:hAnsi="Times New Roman" w:cstheme="majorBidi"/>
       <w:b/>
@@ -3458,7 +6002,7 @@
     <w:basedOn w:val="DefaultParagraphFont"/>
     <w:link w:val="Heading2"/>
     <w:uiPriority w:val="9"/>
-    <w:rsid w:val="004D05A3"/>
+    <w:rsid w:val="00DA3C8F"/>
     <w:rPr>
       <w:rFonts w:ascii="Times New Roman" w:eastAsiaTheme="majorEastAsia" w:hAnsi="Times New Roman" w:cstheme="majorBidi"/>
       <w:b/>
@@ -3471,8 +6015,7 @@
     <w:basedOn w:val="DefaultParagraphFont"/>
     <w:link w:val="Heading3"/>
     <w:uiPriority w:val="9"/>
-    <w:semiHidden/>
-    <w:rsid w:val="004D05A3"/>
+    <w:rsid w:val="00F96564"/>
     <w:rPr>
       <w:rFonts w:ascii="Times New Roman" w:eastAsiaTheme="majorEastAsia" w:hAnsi="Times New Roman" w:cstheme="majorBidi"/>
       <w:b/>
@@ -3485,13 +6028,12 @@
     <w:basedOn w:val="DefaultParagraphFont"/>
     <w:link w:val="Heading4"/>
     <w:uiPriority w:val="9"/>
-    <w:semiHidden/>
-    <w:rsid w:val="001A70FC"/>
+    <w:rsid w:val="006D3A7B"/>
     <w:rPr>
-      <w:rFonts w:eastAsiaTheme="majorEastAsia" w:cstheme="majorBidi"/>
-      <w:i/>
+      <w:rFonts w:ascii="Times New Roman" w:eastAsiaTheme="majorEastAsia" w:hAnsi="Times New Roman" w:cstheme="majorBidi"/>
+      <w:b/>
       <w:iCs/>
-      <w:color w:val="0F4761" w:themeColor="accent1" w:themeShade="BF"/>
+      <w:sz w:val="28"/>
     </w:rPr>
   </w:style>
   <w:style w:type="character" w:customStyle="1" w:styleId="Heading5Char">
@@ -3790,6 +6332,46 @@
     <w:uiPriority w:val="37"/>
     <w:unhideWhenUsed/>
     <w:rsid w:val="006674DD"/>
+  </w:style>
+  <w:style w:type="paragraph" w:styleId="Caption">
+    <w:name w:val="caption"/>
+    <w:basedOn w:val="Normal"/>
+    <w:next w:val="Normal"/>
+    <w:uiPriority w:val="35"/>
+    <w:unhideWhenUsed/>
+    <w:qFormat/>
+    <w:rsid w:val="00CA7050"/>
+    <w:pPr>
+      <w:spacing w:after="200" w:line="240" w:lineRule="auto"/>
+    </w:pPr>
+    <w:rPr>
+      <w:i/>
+      <w:iCs/>
+      <w:sz w:val="20"/>
+      <w:szCs w:val="18"/>
+    </w:rPr>
+  </w:style>
+  <w:style w:type="paragraph" w:styleId="TableofFigures">
+    <w:name w:val="table of figures"/>
+    <w:basedOn w:val="Normal"/>
+    <w:next w:val="Normal"/>
+    <w:uiPriority w:val="99"/>
+    <w:unhideWhenUsed/>
+    <w:rsid w:val="00E97FEE"/>
+    <w:pPr>
+      <w:spacing w:after="0"/>
+    </w:pPr>
+  </w:style>
+  <w:style w:type="character" w:styleId="Hyperlink">
+    <w:name w:val="Hyperlink"/>
+    <w:basedOn w:val="DefaultParagraphFont"/>
+    <w:uiPriority w:val="99"/>
+    <w:unhideWhenUsed/>
+    <w:rsid w:val="00E97FEE"/>
+    <w:rPr>
+      <w:color w:val="467886" w:themeColor="hyperlink"/>
+      <w:u w:val="single"/>
+    </w:rPr>
   </w:style>
 </w:styles>
 </file>
@@ -4163,40 +6745,6 @@
     <b:RefOrder>3</b:RefOrder>
   </b:Source>
   <b:Source>
-    <b:Tag>wiki_mysql</b:Tag>
-    <b:SourceType>DocumentFromInternetSite</b:SourceType>
-    <b:Guid>{B0B2A880-89F2-494F-8645-4F13C13FC3E3}</b:Guid>
-    <b:Author>
-      <b:Author>
-        <b:Corporate>Wikipedia contributors</b:Corporate>
-      </b:Author>
-    </b:Author>
-    <b:Title>MySQL</b:Title>
-    <b:InternetSiteTitle>Wikipedia</b:InternetSiteTitle>
-    <b:YearAccessed>2026</b:YearAccessed>
-    <b:MonthAccessed>02</b:MonthAccessed>
-    <b:DayAccessed>02</b:DayAccessed>
-    <b:URL>https://sk.wikipedia.org/wiki/MySQL</b:URL>
-    <b:RefOrder>4</b:RefOrder>
-  </b:Source>
-  <b:Source>
-    <b:Tag>wiki_oauth</b:Tag>
-    <b:SourceType>DocumentFromInternetSite</b:SourceType>
-    <b:Guid>{48B84627-C864-4C13-86D0-8541C7E010B6}</b:Guid>
-    <b:Title>OAuth</b:Title>
-    <b:InternetSiteTitle>Wikipedia</b:InternetSiteTitle>
-    <b:YearAccessed>2026</b:YearAccessed>
-    <b:MonthAccessed>02</b:MonthAccessed>
-    <b:DayAccessed>02</b:DayAccessed>
-    <b:URL>https://en.wikipedia.org/wiki/OAuth</b:URL>
-    <b:Author>
-      <b:Author>
-        <b:Corporate>Wikipedia contributors</b:Corporate>
-      </b:Author>
-    </b:Author>
-    <b:RefOrder>6</b:RefOrder>
-  </b:Source>
-  <b:Source>
     <b:Tag>wiki_git</b:Tag>
     <b:SourceType>DocumentFromInternetSite</b:SourceType>
     <b:Guid>{3FA8AF3B-B21C-40E4-8265-B2DA0C52A28A}</b:Guid>
@@ -4212,23 +6760,6 @@
     <b:DayAccessed>02</b:DayAccessed>
     <b:URL>https://en.wikipedia.org/wiki/Git</b:URL>
     <b:RefOrder>7</b:RefOrder>
-  </b:Source>
-  <b:Source>
-    <b:Tag>wiki_bouncycastle</b:Tag>
-    <b:SourceType>DocumentFromInternetSite</b:SourceType>
-    <b:Guid>{6A5720B5-C891-440F-864B-13268DFDA595}</b:Guid>
-    <b:Author>
-      <b:Author>
-        <b:Corporate>Wikipedia contributors</b:Corporate>
-      </b:Author>
-    </b:Author>
-    <b:Title>Bouncy Castle (cryptography)</b:Title>
-    <b:InternetSiteTitle>Wikipedia</b:InternetSiteTitle>
-    <b:YearAccessed>2026</b:YearAccessed>
-    <b:MonthAccessed>02</b:MonthAccessed>
-    <b:DayAccessed>02</b:DayAccessed>
-    <b:URL>https://en.wikipedia.org/wiki/Bouncy_Castle_(cryptography)</b:URL>
-    <b:RefOrder>8</b:RefOrder>
   </b:Source>
   <b:Source>
     <b:Tag>wiki_api</b:Tag>
@@ -4248,27 +6779,78 @@
     <b:RefOrder>5</b:RefOrder>
   </b:Source>
   <b:Source>
-    <b:Tag>wiki_blockchain</b:Tag>
+    <b:Tag>oauth_2</b:Tag>
     <b:SourceType>DocumentFromInternetSite</b:SourceType>
-    <b:Guid>{CAC6714A-5718-4B3B-89B4-6D555F923A3A}</b:Guid>
-    <b:Title>Blockchain</b:Title>
-    <b:InternetSiteTitle>Wikipedia</b:InternetSiteTitle>
+    <b:Guid>{4D67EE98-056A-4DF5-B744-B65C718AF8AB}</b:Guid>
+    <b:Title>OAuth 2.0</b:Title>
+    <b:InternetSiteTitle>OAuth.net</b:InternetSiteTitle>
     <b:YearAccessed>2026</b:YearAccessed>
     <b:MonthAccessed>02</b:MonthAccessed>
     <b:DayAccessed>02</b:DayAccessed>
-    <b:URL>https://sk.wikipedia.org/wiki/Blockchain</b:URL>
+    <b:URL>https://oauth.net/2/</b:URL>
     <b:Author>
       <b:Author>
-        <b:Corporate>Wikipedia contributors</b:Corporate>
+        <b:Corporate>OAuth</b:Corporate>
       </b:Author>
     </b:Author>
+    <b:RefOrder>6</b:RefOrder>
+  </b:Source>
+  <b:Source>
+    <b:Tag>bouncycastle_about</b:Tag>
+    <b:SourceType>DocumentFromInternetSite</b:SourceType>
+    <b:Guid>{A56C8C34-496A-42F8-A6C1-95E3CB05AB31}</b:Guid>
+    <b:Author>
+      <b:Author>
+        <b:Corporate>Bouncy Castle Inc.</b:Corporate>
+      </b:Author>
+    </b:Author>
+    <b:Title>About Bouncy Castle</b:Title>
+    <b:InternetSiteTitle>Bouncy Castle</b:InternetSiteTitle>
+    <b:YearAccessed>2026</b:YearAccessed>
+    <b:MonthAccessed>02</b:MonthAccessed>
+    <b:DayAccessed>02</b:DayAccessed>
+    <b:URL>https://www.bouncycastle.org/about/</b:URL>
+    <b:RefOrder>8</b:RefOrder>
+  </b:Source>
+  <b:Source>
+    <b:Tag>ibm_blockchain</b:Tag>
+    <b:SourceType>DocumentFromInternetSite</b:SourceType>
+    <b:Guid>{7F759DEB-F486-4298-98F6-938AD6A29B84}</b:Guid>
+    <b:Author>
+      <b:Author>
+        <b:Corporate>IBM Corporation</b:Corporate>
+      </b:Author>
+    </b:Author>
+    <b:Title>What is blockchain?</b:Title>
+    <b:InternetSiteTitle>IBM Think</b:InternetSiteTitle>
+    <b:YearAccessed>2026</b:YearAccessed>
+    <b:MonthAccessed>02</b:MonthAccessed>
+    <b:DayAccessed>02</b:DayAccessed>
+    <b:URL>https://www.ibm.com/think/topics/blockchain</b:URL>
     <b:RefOrder>9</b:RefOrder>
+  </b:Source>
+  <b:Source>
+    <b:Tag>oracle_mysql</b:Tag>
+    <b:SourceType>DocumentFromInternetSite</b:SourceType>
+    <b:Guid>{DB118A1F-891D-47C2-9DF4-B3AA63732BEE}</b:Guid>
+    <b:Author>
+      <b:Author>
+        <b:Corporate>Oracle Corporation</b:Corporate>
+      </b:Author>
+    </b:Author>
+    <b:Title>MySQL 8.4 Reference Manual: What is MySQL?</b:Title>
+    <b:InternetSiteTitle>MySQL Reference Manual</b:InternetSiteTitle>
+    <b:YearAccessed>2026</b:YearAccessed>
+    <b:MonthAccessed>02</b:MonthAccessed>
+    <b:DayAccessed>02</b:DayAccessed>
+    <b:URL>https://dev.mysql.com/doc/refman/8.4/en/what-is-mysql.html</b:URL>
+    <b:RefOrder>4</b:RefOrder>
   </b:Source>
 </b:Sources>
 </file>
 
 <file path=customXml/itemProps1.xml><?xml version="1.0" encoding="utf-8"?>
-<ds:datastoreItem xmlns:ds="http://schemas.openxmlformats.org/officeDocument/2006/customXml" ds:itemID="{4C8074E8-EF70-4DF6-948A-40815BE6AB5B}">
+<ds:datastoreItem xmlns:ds="http://schemas.openxmlformats.org/officeDocument/2006/customXml" ds:itemID="{0FA63E3D-E966-4020-A299-432FE7D70BB0}">
   <ds:schemaRefs>
     <ds:schemaRef ds:uri="http://schemas.openxmlformats.org/officeDocument/2006/bibliography"/>
   </ds:schemaRefs>

--- a/docs/Documentation.docx
+++ b/docs/Documentation.docx
@@ -3342,7 +3342,13 @@
         <w:ind w:firstLine="708"/>
       </w:pPr>
       <w:r>
-        <w:t>Pri realizácii projektu BlockSense sme sa rozhodli používať moderné, overené a dobre podporované technológie, ktoré nám zaručovali bezpečnosť, výkon a stabilitu. Naším cieľom bolo vytvoriť robustný systém, ktorý je schopný bezpečne manipulovať s citlivými údajmi používateľov, poskytovať rýchlu odozvu a byť rozšíriteľný do budúcnosti.</w:t>
+        <w:t xml:space="preserve">Pri realizácii projektu BlockSense sme volili technológie podľa troch hlavných kritérií: bezpečnosť pri práci s citlivými kryptografickými údajmi, výkon pri spracovaní požiadaviek a dlhodobá udržateľnosť kódu. Každú technológiu sme pred zahrnutím do projektu overili z hľadiska aktívnej podpory, dostupnosti bezpečnostných </w:t>
+      </w:r>
+      <w:r>
+        <w:t>protokolov</w:t>
+      </w:r>
+      <w:r>
+        <w:t xml:space="preserve"> a kompatibility s ostatnými zvolenými nástrojmi.</w:t>
       </w:r>
     </w:p>
     <w:p>
@@ -3358,7 +3364,7 @@
         <w:ind w:firstLine="708"/>
       </w:pPr>
       <w:r>
-        <w:t>Pre vývoj desktopového klienta sme zvolili Avalonia UI Framework, ktorý umožňuje vytvárať responzívne a prehľadné používateľské rozhranie v prostredí .NET. Avalonia poskytuje cross-platformové možnosti, čo znamená, že aplikáciu je možné spustiť na Windows, macOS a Linux, pričom my sme sa primárne zamerali na Windows ako hlavný cieľový operačný systém.</w:t>
+        <w:t>Pre vývoj desktopového klienta sme zvolili Avalonia UI Framework. Tento framework sme uprednostnili pred alternatívami, pretože umožňuje zdieľať UI kód naprieč platformami Windows, macOS a Linux bez nutnosti písať platformovo špecifické implementácie. Hoci sme sa primárne zamerali na Windows ako hlavný cieľový operačný systém, multiplatformová podpora nám dávala priestor na prípadné rozšírenie bez zásahov do aplikácie.</w:t>
       </w:r>
     </w:p>
     <w:p>
@@ -3366,7 +3372,28 @@
         <w:ind w:firstLine="708"/>
       </w:pPr>
       <w:r>
-        <w:t>Pri návrhu UI sme kládli dôraz na prehľadnosť a intuitívnosť, pričom sme implementovali modulárne komponenty, ktoré sa dajú jednoducho rozšíriť o nové funkcionality.</w:t>
+        <w:t xml:space="preserve">Pri návrhu používateľského rozhrania </w:t>
+      </w:r>
+      <w:r>
+        <w:t>sme kládli dôraz na prehľadnosť a</w:t>
+      </w:r>
+      <w:r>
+        <w:t> </w:t>
+      </w:r>
+      <w:r>
+        <w:t>intuitívnosť</w:t>
+      </w:r>
+      <w:r>
+        <w:t xml:space="preserve">, pričom sme </w:t>
+      </w:r>
+      <w:r>
+        <w:t>postupovali modulárne – každú funkčnú oblasť, napríklad správu peňaženiek, históriu transakcií alebo nastavenia zabezpečenia, sme implementovali ako samostatný komponent</w:t>
+      </w:r>
+      <w:r>
+        <w:t>/službu</w:t>
+      </w:r>
+      <w:r>
+        <w:t>. Tento prístup nám umožnil testovať a upravovať jednotlivé časti rozhrania nezávisle od zvyšku aplikácie.</w:t>
       </w:r>
     </w:p>
     <w:p>
@@ -3382,7 +3409,7 @@
         <w:ind w:firstLine="708"/>
       </w:pPr>
       <w:r>
-        <w:t>Backend aplikácie sme implementovali pomocou ASP.NET Core Web API, čo nám umožnilo efektívne spracovávať požiadavky klienta, bezpečne manipulovať s citlivými dátami a poskytovať RESTful API rozhranie.</w:t>
+        <w:t>Backend sme implementovali pomocou ASP.NET Core Web API. Zvolili sme RESTful architektúru, kde každý endpoint zodpovedá konkrétnej operácii: registrácii, prihlasovaniu, správe tokenov, synchronizácii zostatku alebo odosielaniu transakcií. Pre správu relácií a autentifikáciu sme využili protokol OAuth 2.0, ktorý nám umožnil oddeliť proces vydávania tokenov od samotnej aplikačnej logiky.</w:t>
       </w:r>
     </w:p>
     <w:p>
@@ -3390,7 +3417,28 @@
         <w:ind w:firstLine="708"/>
       </w:pPr>
       <w:r>
-        <w:t>Pre správu relácií a autentifikáciu sme využili OAuth 2.0 protokol, čo zabezpečilo flexibilné a bezpečné riešenie správy tokenov pre klientov. Architektúra servera bola navrhnutá s dôrazom na škálovateľnosť, aby bolo možné pridávať nové moduly bez ovplyvnenia existujúcej logiky.</w:t>
+        <w:t>Architektúru servera sme navrhli do vrstiev, pričom každá vrstva mala presnú zodpovednosť. Controller vrstva prijímala a validovala požiadavky, vrstva</w:t>
+      </w:r>
+      <w:r>
+        <w:t xml:space="preserve"> služieb</w:t>
+      </w:r>
+      <w:r>
+        <w:t xml:space="preserve"> obsahovala </w:t>
+      </w:r>
+      <w:r>
+        <w:t xml:space="preserve">samotnú </w:t>
+      </w:r>
+      <w:r>
+        <w:t xml:space="preserve">logiku a </w:t>
+      </w:r>
+      <w:r>
+        <w:t>repozitárová</w:t>
+      </w:r>
+      <w:r>
+        <w:t xml:space="preserve"> </w:t>
+      </w:r>
+      <w:r>
+        <w:t>vrstva komunikovala s databázou. Toto striktné oddelenie zodpovedností nám zjednodušilo ladenie chýb a pridávanie nových funkcií.</w:t>
       </w:r>
     </w:p>
     <w:p>
@@ -3398,6 +3446,7 @@
         <w:pStyle w:val="Heading3"/>
       </w:pPr>
       <w:r>
+        <w:lastRenderedPageBreak/>
         <w:t>Databázové riešenie</w:t>
       </w:r>
     </w:p>
@@ -3412,11 +3461,7 @@
         <w:t>ezpečné ukladanie používateľských a systémových dát.</w:t>
       </w:r>
       <w:r>
-        <w:t xml:space="preserve"> Pre lokálne ukladanie dát sme využili LevelDB, čo zabezpečilo rýchly prístup k citlivým dátam bez ich odosielania na server. Táto kombinácia serverovej a lokálnej databázy nám umožnila zachovať princíp </w:t>
-      </w:r>
-      <w:r>
-        <w:lastRenderedPageBreak/>
-        <w:t>zero-knowledge, t. j. server nikdy neukladá ani nepozná privátne kľúče a seed frázy používateľov.</w:t>
+        <w:t xml:space="preserve"> Pre lokálne ukladanie dát sme využili LevelDB, čo zabezpečilo rýchly prístup k citlivým dátam bez ich odosielania na server. Táto kombinácia serverovej a lokálnej databázy nám umožnila zachovať princíp zero-knowledge, t. j. server nikdy neukladá ani nepozná privátne kľúče a seed frázy používateľov.</w:t>
       </w:r>
     </w:p>
     <w:p>
@@ -3424,7 +3469,65 @@
         <w:ind w:firstLine="708"/>
       </w:pPr>
       <w:r>
-        <w:t>Pri práci s MySQL sme dôsledne využívali databázové transakcie. Všetky operácie, ktoré zahrňovali viacero krokov, ako napríklad registrácia používateľa alebo aktualizácia pozývacieho kódu, sme vykonávali v rámci transakcií. Tento prístup nám umožnil zabezpečiť atomickosť, konzistenciu a integritu dát, a v prípade chyby automaticky rollbacknúť (návrat do pôvodného stavu) všetky zmeny, čím sme zabránili nekonzistentnému stavu databázy.</w:t>
+        <w:t xml:space="preserve">Databázovú </w:t>
+      </w:r>
+      <w:r>
+        <w:t>čast projektu</w:t>
+      </w:r>
+      <w:r>
+        <w:t xml:space="preserve"> sme rozdelili na dve časti podľa charakteru ukladaných dát. Na strane servera sme použili relačnú databázu MySQL, do ktorej sme ukladali </w:t>
+      </w:r>
+      <w:r>
+        <w:t xml:space="preserve">vzdialené </w:t>
+      </w:r>
+      <w:r>
+        <w:t>používateľské</w:t>
+      </w:r>
+      <w:r>
+        <w:t xml:space="preserve"> dáta</w:t>
+      </w:r>
+      <w:r>
+        <w:t xml:space="preserve">. Na strane klienta sme </w:t>
+      </w:r>
+      <w:r>
+        <w:t xml:space="preserve">naopak </w:t>
+      </w:r>
+      <w:r>
+        <w:t>použili lokálnu databázu LevelDB, do ktorej sme ukladali šifrované seed frázy a privátne kľúče</w:t>
+      </w:r>
+      <w:r>
+        <w:t xml:space="preserve">, </w:t>
+      </w:r>
+      <w:r>
+        <w:t>čo zabezpečilo rýchly prístup k citlivým dátam bez ich odosielania na server.</w:t>
+      </w:r>
+    </w:p>
+    <w:p>
+      <w:pPr>
+        <w:ind w:firstLine="708"/>
+      </w:pPr>
+      <w:r>
+        <w:t>Táto kombinácia nám umožnila dôsledne uplatniť princíp zero-knowledge: server v žiadnom okamihu neobsahuje ani nevidí privátne kryptografické materiály používateľa. Všetky operácie vyžadujúce privátny kľúč prebiehali výhradne na strane klienta, v operačnej pamäti, bez akéhokoľvek prenosu na server.</w:t>
+      </w:r>
+    </w:p>
+    <w:p>
+      <w:pPr>
+        <w:ind w:firstLine="708"/>
+      </w:pPr>
+      <w:r>
+        <w:t xml:space="preserve">Pri práci s MySQL sme dôsledne používali databázové transakcie. Každú operáciu zahŕňajúcu viacero krokov, napríklad registráciu používateľa spojenú s označením pozývacieho kódu ako použitého, sme </w:t>
+      </w:r>
+      <w:r>
+        <w:t>vykonávali v rámci</w:t>
+      </w:r>
+      <w:r>
+        <w:t xml:space="preserve"> transakcie. V prípade zlyhania ktoréhokoľvek kroku sme vykonali rollback</w:t>
+      </w:r>
+      <w:r>
+        <w:t xml:space="preserve"> (návrat do pôvodného stavu)</w:t>
+      </w:r>
+      <w:r>
+        <w:t>, čím sme zaručili konzistentný stav databázy.</w:t>
       </w:r>
     </w:p>
     <w:p>
@@ -3440,13 +3543,7 @@
         <w:ind w:firstLine="708"/>
       </w:pPr>
       <w:r>
-        <w:t xml:space="preserve">Na ochranu citlivých údajov sme implementovali AES-256 šifrovanie pre ukladanie seed fráz </w:t>
-      </w:r>
-      <w:r>
-        <w:t xml:space="preserve">a </w:t>
-      </w:r>
-      <w:r>
-        <w:t>privátnych kľúčov a Argon2Id hashovanie pre bezpečné ukladanie hesiel. Na implementáciu týchto mechanizmov sme využili nasledujúce NuGet balíčky:</w:t>
+        <w:t>Na ochranu citlivých údajov sme implementovali AES-256 šifrovanie pre ukladanie seed fráz a privátnych kľúčov a Argon2Id hashovanie pre bezpečné ukladanie hesiel. Na implementáciu týchto mechanizmov sme využili nasledujúce NuGet balíčky:</w:t>
       </w:r>
     </w:p>
     <w:p>
@@ -3494,6 +3591,7 @@
         </w:numPr>
       </w:pPr>
       <w:r>
+        <w:lastRenderedPageBreak/>
         <w:t>MySql.Data (8.0.35) – klient pre pripojenie ASP.NET Core API k MySQL databáze.</w:t>
       </w:r>
     </w:p>
@@ -3535,20 +3633,6 @@
     </w:p>
     <w:p>
       <w:pPr>
-        <w:ind w:left="360" w:firstLine="348"/>
-      </w:pPr>
-      <w:r>
-        <w:t xml:space="preserve">Použitie týchto nástrojov a balíčkov nám umožnilo vytvoriť bezpečnú a škálovateľnú architektúru. Kombinácia </w:t>
-      </w:r>
-      <w:r>
-        <w:t>týchto technológií</w:t>
-      </w:r>
-      <w:r>
-        <w:t xml:space="preserve"> zabezpečila, že aplikácia je spoľahlivá, intuitívna a bezpečná, pričom podporuje Windows ako primárny operačný systém.</w:t>
-      </w:r>
-    </w:p>
-    <w:p>
-      <w:pPr>
         <w:pStyle w:val="Heading3"/>
       </w:pPr>
       <w:r>
@@ -3578,11 +3662,267 @@
         <w:t xml:space="preserve"> vývojových</w:t>
       </w:r>
       <w:r>
-        <w:t xml:space="preserve"> vetiev a </w:t>
-      </w:r>
+        <w:t xml:space="preserve"> vetiev a efektívnu implementáciu jednotlivých funkcionalít. Git sme využívali najmä pre prehľadnú správu zdrojového kódu a kontrolu jednotlivých vývojových krokov, kde každá nová funkcia bola implementovaná vo vlastnej vetve a po otestovaní zlúčená do hlavnej vetvy.</w:t>
+      </w:r>
+      <w:r>
+        <w:t xml:space="preserve"> </w:t>
+      </w:r>
+      <w:r>
+        <w:t>Commitové správy sme písali so stručným popisom zmeny, č</w:t>
+      </w:r>
+      <w:r>
+        <w:t>ím sme jednoznačne</w:t>
+      </w:r>
+      <w:r>
+        <w:t xml:space="preserve"> identifikova</w:t>
+      </w:r>
+      <w:r>
+        <w:t>li</w:t>
+      </w:r>
+      <w:r>
+        <w:t>, v ktorom bode vývoja bola konkrétna funkcia zavedená alebo upravená.</w:t>
+      </w:r>
+    </w:p>
+    <w:p>
+      <w:pPr>
+        <w:pStyle w:val="Heading2"/>
+      </w:pPr>
+      <w:r>
+        <w:t>Návrh architektúry systému</w:t>
+      </w:r>
+    </w:p>
+    <w:p>
+      <w:r>
+        <w:t xml:space="preserve">Pri návrhu systému BlockSense sme sa rozhodli použiť klient-server architektúru, ktorá jasne oddelila používateľské rozhranie od aplikačnej logiky a spracovania citlivých dát. </w:t>
+      </w:r>
+      <w:r>
+        <w:t xml:space="preserve">Toto oddelenie nám umožnilo nezávisle </w:t>
+      </w:r>
+      <w:r>
+        <w:t xml:space="preserve">a efektívne </w:t>
+      </w:r>
+      <w:r>
+        <w:t>vyvíjať a testovať klientsku a serverovú časť, pričom ich komunikácia prebiehala výhradne cez definované REST API rozhranie.</w:t>
+      </w:r>
+    </w:p>
+    <w:p>
+      <w:pPr>
+        <w:pStyle w:val="Heading3"/>
+      </w:pPr>
+      <w:r>
+        <w:t>Databázová vrstva</w:t>
+      </w:r>
+    </w:p>
+    <w:p>
+      <w:r>
+        <w:t xml:space="preserve">V serverovej databáze MySQL sme udržiavali záznamy o používateľských účtoch, pozývacích kódoch a aktivite používateľov. Každé heslo sme pred uložením hashovali algoritmom Argon2Id s náhodne vygenerovaným saltom, ktorý sme uložili spolu s hashom do samostatného stĺpca. Tento prístup zabezpečil, že aj v prípade úniku databázy nebolo možné heslá priamo zneužiť. Refresh tokeny sme pred zápisom do databázy hashovali algoritmom SHA-256, čím sme zaručili, že ani správca databázy nemal prístup k ich pôvodnej hodnote. Ku každému záznamu refresh tokenu sme uložili presný dátum a čas </w:t>
+      </w:r>
+      <w:r>
+        <w:t xml:space="preserve">vydania a </w:t>
+      </w:r>
+      <w:r>
+        <w:t>expirácie, ktorý server kontroloval pri každej žiadosti o obnovenie access tokenu.</w:t>
+      </w:r>
+    </w:p>
+    <w:p>
       <w:r>
         <w:lastRenderedPageBreak/>
-        <w:t>efektívnu implementáciu jednotlivých funkcionalít. Git sme využívali najmä pre prehľadnú správu zdrojového kódu a kontrolu jednotlivých vývojových krokov, kde každá nová funkcia bola implementovaná vo vlastnej vetve a po otestovaní zlúčená do hlavnej vetvy.</w:t>
+        <w:t>Pre dvojfaktorovú autentifikáciu sme v databáze uchovávali šifrovaný TOTP tajný kľúč a hashované záložné kódy. Každý záložný kód sme po použití v databáze označili ako spotrebovaný, čím sme zamedzili jeho opakovanému využitiu. Záznamy o aktivite používateľov, ako napríklad čas prihlásenia, IP adresa a identifikátor zariadenia, sme ukladali do samostatnej tabuľky, ktorá slúžila na detekciu podozrivých prístupov a prípadnú revokáciu tokenov. Všetky operácie zahŕňajúce viacero zápisov, napríklad registráciu spojenú s označením pozývacieho kódu, sme vykonávali v rámci databázovej transakcie s automatickým rollbackom pri akomkoľvek zlyhaní.</w:t>
+      </w:r>
+    </w:p>
+    <w:p>
+      <w:pPr>
+        <w:pStyle w:val="Heading3"/>
+      </w:pPr>
+      <w:r>
+        <w:t>Repozitárová vrstva</w:t>
+      </w:r>
+    </w:p>
+    <w:p>
+      <w:r>
+        <w:t>Repository vrstvu sme implementovali ako samostatnú dátovú prístupovú vrstvu. Pre každú entitu, teda pre používateľa, token, transakciu aj pozvánku, sme vytvorili samostatný repozitár s metódami na vytvorenie, načítanie, aktualizáciu a odstránenie záznamov. Na formulovanie SQL dotazov a mapovanie výsledkov na doménové objekty sme použili knižnicu Dapper, čo nám dalo plnú kontrolu nad SQL bez nutnosti písať rozsiahly kód</w:t>
+      </w:r>
+      <w:r>
+        <w:t xml:space="preserve"> mapujúci samotné entity</w:t>
+      </w:r>
+      <w:r>
+        <w:t>.</w:t>
+      </w:r>
+    </w:p>
+    <w:p>
+      <w:pPr>
+        <w:pStyle w:val="Heading3"/>
+      </w:pPr>
+      <w:r>
+        <w:t>Vrstva služieb</w:t>
+      </w:r>
+    </w:p>
+    <w:p>
+      <w:r>
+        <w:t xml:space="preserve">Service vrstva </w:t>
+      </w:r>
+      <w:r>
+        <w:t xml:space="preserve">(vrstva služieb) </w:t>
+      </w:r>
+      <w:r>
+        <w:t>tvorila jadro</w:t>
+      </w:r>
+      <w:r>
+        <w:t xml:space="preserve"> </w:t>
+      </w:r>
+      <w:r>
+        <w:t>systému. Pri autentifikácii sme po prijatí prihlasovacích údajov overili hash hesla uložený v databáze, vygenerovali sme JWT access token a vytvorili nový refresh token s definovanou expiráciou. Pri autorizácii sme z JWT tokenu načítali rolu používateľa a podľa nej sme povolili alebo zamietli konkrétnu operáciu.</w:t>
+      </w:r>
+    </w:p>
+    <w:p>
+      <w:r>
+        <w:t xml:space="preserve">Pri spracovaní kryptomenových transakcií sme prijali od klienta podpísanú transakciu, overili sme jej formálnu správnosť a validitu podpisu a následne sme ju odoslali do príslušnej blockchain siete cez externé API. Server pritom v žiadnom kroku nepracoval s privátnym kľúčom – ten zostával výhradne na strane klienta. </w:t>
+      </w:r>
+      <w:r>
+        <w:t>Služby</w:t>
+      </w:r>
+      <w:r>
+        <w:t xml:space="preserve"> komunikovali iba s repozitármi a nikdy nepristupovali k databáze priamo</w:t>
+      </w:r>
+      <w:r>
+        <w:t xml:space="preserve">, </w:t>
+      </w:r>
+      <w:r>
+        <w:t>čím sme zachovali striktné oddelenie vrstiev.</w:t>
+      </w:r>
+    </w:p>
+    <w:p>
+      <w:pPr>
+        <w:pStyle w:val="Heading3"/>
+      </w:pPr>
+      <w:r>
+        <w:t>Controller vrstva</w:t>
+      </w:r>
+    </w:p>
+    <w:p/>
+    <w:p/>
+    <w:p>
+      <w:r>
+        <w:lastRenderedPageBreak/>
+        <w:t>Controller vrstvu sme implementovali ako REST API rozhranie. Každý endpoint sme navrhli tak, že najskôr validoval vstupné údaje pomocou dátových modelov a validačných pravidiel. Následne sme overili prítomnosť a platnosť JWT tokenu, vrátane kontroly podpisu a expir</w:t>
+      </w:r>
+      <w:r>
+        <w:t>ácie</w:t>
+      </w:r>
+      <w:r>
+        <w:t>. Po úspešnom overení sme požiadavku delegovali na príslušnú service metódu.</w:t>
+      </w:r>
+    </w:p>
+    <w:p>
+      <w:r>
+        <w:t>Odpovede sme vracali vo formáte JSON so štandardizovanou štruktúrou obsahujúcou výsledok operácie alebo informácie o chybe. Týmto spôsobom sme zabezpečili konzistentné rozhranie pre klientskú aplikáciu.</w:t>
+      </w:r>
+    </w:p>
+    <w:p>
+      <w:pPr>
+        <w:pStyle w:val="Heading3"/>
+      </w:pPr>
+      <w:r>
+        <w:t>Komunikácia medzi klientom a</w:t>
+      </w:r>
+      <w:r>
+        <w:t> </w:t>
+      </w:r>
+      <w:r>
+        <w:t>serverom</w:t>
+      </w:r>
+    </w:p>
+    <w:p>
+      <w:pPr>
+        <w:ind w:firstLine="708"/>
+      </w:pPr>
+      <w:r>
+        <w:t>Všetka komunikácia medzi klientom a serverom prebiehala</w:t>
+      </w:r>
+      <w:r>
+        <w:t xml:space="preserve"> výhradne</w:t>
+      </w:r>
+      <w:r>
+        <w:t xml:space="preserve"> prostredníctvom HTTPS protokolu, čím sme zabezpečili šifrovanie dát počas prenosu. Každá požiadavka klienta obsahovala JWT token </w:t>
+      </w:r>
+      <w:r>
+        <w:t>v hlavičke, ktorý server overoval pred spracovaním akejkoľvek operácie. Server kontroloval podpis tokenu, jeho expiráciu a rolu používateľa, ktorá určovala, aké operácie má daný účet povolené vykonávať.</w:t>
+      </w:r>
+    </w:p>
+    <w:p>
+      <w:pPr>
+        <w:pStyle w:val="Heading3"/>
+      </w:pPr>
+      <w:r>
+        <w:t>Pozvánkový systém</w:t>
+      </w:r>
+    </w:p>
+    <w:p>
+      <w:pPr>
+        <w:ind w:firstLine="708"/>
+      </w:pPr>
+      <w:r>
+        <w:t>Do registračného procesu sme zabudovali pozvánkový systém, ktorý obmedzoval vstup iba na oprávnených používateľov. Každý pozývací kód bol uložený v databáze s</w:t>
+      </w:r>
+      <w:r>
+        <w:t xml:space="preserve">o </w:t>
+      </w:r>
+      <w:r>
+        <w:t>záznamom o použití</w:t>
+      </w:r>
+      <w:r>
+        <w:t>. Pri registrácii sme najprv overili existenciu a platnosť kódu a až po úspešnom vytvorení účtu sme kód v rámci databázovej transakcie označili ako použitý. Tento mechanizmus zabraňoval opakovanému použitiu toho istého kódu aj pri súbežných požiadavkách.</w:t>
+      </w:r>
+    </w:p>
+    <w:p>
+      <w:pPr>
+        <w:pStyle w:val="Heading3"/>
+      </w:pPr>
+      <w:r>
+        <w:t>Spracovanie chýb a výnimiek na serveri</w:t>
+      </w:r>
+    </w:p>
+    <w:p>
+      <w:pPr>
+        <w:ind w:firstLine="708"/>
+      </w:pPr>
+      <w:r>
+        <w:t>Pri návrhu backendu sme kládli dôraz na spoľahlivé spracovanie chýb. Implementovali sme Global Exception Handler, ktorý zachytával všetky výnimky v rámci API. Tento mechanizmus zabezpečil, že klient nikdy nedostal nespracovanú alebo citlivú chybovú správu, ktorá by mohla odhaliť vnútornú štruktúru serveru alebo databázy.</w:t>
+      </w:r>
+    </w:p>
+    <w:p>
+      <w:pPr>
+        <w:ind w:firstLine="708"/>
+      </w:pPr>
+      <w:r>
+        <w:t>Každá výnimka bola logovaná prostredníctvom Serilog a zároveň API vracalo štruktúrovanú odpoveď vo forme JSON, ktorá obsahovala len potrebné informácie pre klienta, napríklad typ</w:t>
+      </w:r>
+      <w:r>
+        <w:t>, názov a popis chyby a identifikátor (Trace ID)</w:t>
+      </w:r>
+      <w:r>
+        <w:t>. Tento prístup umožnil klientovi</w:t>
+      </w:r>
+      <w:r>
+        <w:t xml:space="preserve"> </w:t>
+      </w:r>
+      <w:r>
+        <w:t xml:space="preserve">reagovať na </w:t>
+      </w:r>
+      <w:r>
+        <w:t xml:space="preserve">konkrétne </w:t>
+      </w:r>
+      <w:r>
+        <w:t>chyby a zároveň zachoval bezpečnosť systému.</w:t>
+      </w:r>
+    </w:p>
+    <w:p>
+      <w:pPr>
+        <w:ind w:firstLine="708"/>
+      </w:pPr>
+      <w:r>
+        <w:lastRenderedPageBreak/>
+        <w:t>Mechanizmus bol navrhnutý tak, aby sa nové typy chýb mohli centrálne spracovať bez potreby modifikácie jednotlivých endpointov. V kombinácii s kontrolou oprávnení a overovaním JWT tokenov zabezpečil tento systém vysokú odolnosť voči útokom a minimalizoval riziko nepredvídaných stavov pri komunikácii klient-server.</w:t>
       </w:r>
     </w:p>
     <w:p>
@@ -3590,46 +3930,98 @@
         <w:pStyle w:val="Heading2"/>
       </w:pPr>
       <w:r>
-        <w:t>Návrh architektúry systému</w:t>
-      </w:r>
-    </w:p>
-    <w:p>
-      <w:r>
-        <w:t>Pri návrhu systému BlockSense sme sa rozhodli použiť klient-server architektúru, ktorá jasne oddelila používateľské rozhranie od aplikačnej logiky a spracovania citlivých dát. Tento prístup nám umožnil efektívne rozložiť zodpovednosti medzi klienta a server a zároveň zabezpečiť bezpečné uchovávanie a spracovanie údajov používateľov.</w:t>
-      </w:r>
-    </w:p>
-    <w:p>
-      <w:r>
-        <w:t>Citlivé údaje, ako privátne kľúče a seed frázy, sa nikdy neukladali ani neodosielali na server. Namiesto toho sme implementovali lokálne šifrovanie pomocou AES-256 pred uložením do LevelDB, čo zabezpečilo, že citlivé údaje zostali výhradne v prostredí klienta. Pri každej operácii s</w:t>
+        <w:t>Implementácia autentifikácie a</w:t>
       </w:r>
       <w:r>
         <w:t> </w:t>
       </w:r>
       <w:r>
-        <w:t>peňaženkou</w:t>
+        <w:t>autorizácie</w:t>
+      </w:r>
+    </w:p>
+    <w:p>
+      <w:pPr>
+        <w:ind w:firstLine="708"/>
+      </w:pPr>
+      <w:r>
+        <w:t>Pri implementácii autentifikácie a autorizácie v projekte BlockSense sme sa zamerali na bezpečný a flexibilný systém správy používateľských účtov, tokenov a dvojfaktorovej autentifikácie.</w:t>
+      </w:r>
+    </w:p>
+    <w:p>
+      <w:pPr>
+        <w:pStyle w:val="Heading3"/>
+      </w:pPr>
+      <w:r>
+        <w:t>Registrácia používateľa</w:t>
+      </w:r>
+    </w:p>
+    <w:p>
+      <w:pPr>
+        <w:ind w:firstLine="708"/>
+      </w:pPr>
+      <w:r>
+        <w:t>Proces registrácie začína overením pozývacieho kódu, ktorý zabezpečuje, že do systému môžu vstupovať iba oprávnení používatelia.</w:t>
+      </w:r>
+      <w:r>
+        <w:t xml:space="preserve"> </w:t>
+      </w:r>
+      <w:r>
+        <w:t>Server načítal kód z databázy, skontroloval, či nebol predtým použitý, a až po úspešnom vytvorení účtu ho označil ako použitý</w:t>
       </w:r>
       <w:r>
         <w:t xml:space="preserve">, </w:t>
       </w:r>
       <w:r>
-        <w:t>klient pracoval s dešifrovanými dátami iba v pamäti, čím sme eliminovali riziko úniku dát.</w:t>
-      </w:r>
-    </w:p>
-    <w:p>
-      <w:r>
-        <w:t xml:space="preserve">Server uchovával </w:t>
-      </w:r>
-      <w:r>
-        <w:t>hashované</w:t>
-      </w:r>
-      <w:r>
-        <w:t xml:space="preserve"> refresh tokeny, ktoré umožňovali obnovenie JWT tokenov klienta bez potreby opätovného zadávania hesla. Tokeny sme uchovávali v databáze a každému refresh tokenu sme </w:t>
-      </w:r>
-      <w:r>
-        <w:t>definovali</w:t>
-      </w:r>
-      <w:r>
-        <w:t xml:space="preserve"> dátum expirácie, čo zabezpečilo bezpečné a kontrolované obnovenie prístupu.</w:t>
+        <w:t>čím sa zabraňuje jeho opakovanému použitiu.</w:t>
+      </w:r>
+    </w:p>
+    <w:p>
+      <w:pPr>
+        <w:ind w:firstLine="708"/>
+      </w:pPr>
+      <w:r>
+        <w:t xml:space="preserve">Používateľské heslá </w:t>
+      </w:r>
+      <w:r>
+        <w:t>boli</w:t>
+      </w:r>
+      <w:r>
+        <w:t xml:space="preserve"> hashované pomocou algoritmu Argon2id, ktorý poskytuje vysokú odolnosť proti brute-force útokom a rainbow table útokom. </w:t>
+      </w:r>
+      <w:r>
+        <w:t>Pre každého používateľa sme vygenerovali unikátny náhodný salt, ktorý sme uložili do databázy spolu s výsledným hashom</w:t>
+      </w:r>
+      <w:r>
+        <w:t>.</w:t>
+      </w:r>
+    </w:p>
+    <w:p>
+      <w:pPr>
+        <w:ind w:firstLine="708"/>
+      </w:pPr>
+      <w:r>
+        <w:t>Po úspešnom uložení záznamu server vrátil</w:t>
+      </w:r>
+      <w:r>
+        <w:t xml:space="preserve"> </w:t>
+      </w:r>
+      <w:r>
+        <w:t xml:space="preserve">jedinečný </w:t>
+      </w:r>
+      <w:r>
+        <w:t>identifikátor používateľa</w:t>
+      </w:r>
+      <w:r>
+        <w:t>.</w:t>
+      </w:r>
+      <w:r>
+        <w:t xml:space="preserve"> Desktopový klient následne zobrazuje potvrdenie registrácie a</w:t>
+      </w:r>
+      <w:r>
+        <w:t> používateľ sa môže následne do systému prihlásiť</w:t>
+      </w:r>
+      <w:r>
+        <w:t>.</w:t>
       </w:r>
     </w:p>
     <w:p>
@@ -3637,13 +4029,7 @@
         <w:pStyle w:val="Heading3"/>
       </w:pPr>
       <w:r>
-        <w:t>Komunikácia medzi klientom a</w:t>
-      </w:r>
-      <w:r>
-        <w:t> </w:t>
-      </w:r>
-      <w:r>
-        <w:t>serverom</w:t>
+        <w:t>Autentifikácia používateľa</w:t>
       </w:r>
     </w:p>
     <w:p>
@@ -3651,7 +4037,7 @@
         <w:ind w:firstLine="708"/>
       </w:pPr>
       <w:r>
-        <w:t>Všetka komunikácia medzi klientom a serverom prebiehala prostredníctvom HTTPS protokolu, čím sme zabezpečili šifrovanie dát počas prenosu. Každá požiadavka klienta obsahovala JWT token pre autentifikáciu a identifikáciu používateľa. Server overoval platnosť tokenu, kontroloval oprávnenia priradené k role používateľa a až potom spracoval požiadavku.</w:t>
+        <w:t>Pri prihlasovaní klient odoslal používateľské meno alebo e-mail spolu s heslom. Server najprv vyhľadal používateľa v databáze a overil, či účet nie je zablokovaný alebo odstránený. Heslo sme následne overili porovnaním s uloženým Argon2Id hashom. Porovnanie sme vykonali v časovo konštantnom režime pomocou metódy FixedTimeEquals, čím sme eliminovali možnosť timing útoku, pri ktorom by útočník mohol na základe rýchlosti odpovede odvodiť čiastočnú zhodu hesla.</w:t>
       </w:r>
     </w:p>
     <w:p>
@@ -3659,18 +4045,52 @@
         <w:ind w:firstLine="708"/>
       </w:pPr>
       <w:r>
-        <w:t>Pri spracovaní transakcií klient podpisoval transakcie lokálne privátnym kľúčom, a server tieto podpísané transakcie iba validoval a zasielal do blockchain siete. Takto sme zabezpečili, že citlivé kľúče nikdy neopustili klienta a server slúžil len ako sprostredkovateľ a kontrolný mechanizmus</w:t>
+        <w:t>V prípade aktivovanej</w:t>
+      </w:r>
+      <w:r>
+        <w:t xml:space="preserve"> dvojfaktorovej autentifikácií</w:t>
+      </w:r>
+      <w:r>
+        <w:t xml:space="preserve"> </w:t>
+      </w:r>
+      <w:r>
+        <w:t>po overení hesla vyžadoval</w:t>
+      </w:r>
+      <w:r>
+        <w:t xml:space="preserve"> </w:t>
+      </w:r>
+      <w:r>
+        <w:t xml:space="preserve">dodatočný </w:t>
+      </w:r>
+      <w:r>
+        <w:t xml:space="preserve"> jednorazový TOTP kód</w:t>
+      </w:r>
+      <w:r>
+        <w:t xml:space="preserve"> generovaný </w:t>
+      </w:r>
+      <w:r>
+        <w:t>klientom</w:t>
       </w:r>
       <w:r>
         <w:t>.</w:t>
       </w:r>
-    </w:p>
-    <w:p>
-      <w:pPr>
-        <w:pStyle w:val="Heading3"/>
-      </w:pPr>
-      <w:r>
-        <w:t>Pozvánkový systém</w:t>
+      <w:r>
+        <w:t xml:space="preserve"> Ak kód chýba</w:t>
+      </w:r>
+      <w:r>
+        <w:t>l</w:t>
+      </w:r>
+      <w:r>
+        <w:t xml:space="preserve"> alebo </w:t>
+      </w:r>
+      <w:r>
+        <w:t>bol</w:t>
+      </w:r>
+      <w:r>
+        <w:t xml:space="preserve"> neplatný, server </w:t>
+      </w:r>
+      <w:r>
+        <w:t>požiadavku odmietol a vrátil špecifickú chybovú odpoveď odlišnú od odpovede pri nesprávnom hesle.</w:t>
       </w:r>
     </w:p>
     <w:p>
@@ -3678,223 +4098,50 @@
         <w:ind w:firstLine="708"/>
       </w:pPr>
       <w:r>
-        <w:t xml:space="preserve">Systém obsahoval pozvánkový mechanizmus, ktorý umožňoval vstup do </w:t>
-      </w:r>
-      <w:r>
-        <w:t>systému</w:t>
-      </w:r>
-      <w:r>
-        <w:t xml:space="preserve"> iba oprávneným používateľom. Každý pozývací kód</w:t>
-      </w:r>
-      <w:r>
-        <w:t xml:space="preserve"> (pozvánka)</w:t>
-      </w:r>
-      <w:r>
-        <w:t xml:space="preserve"> bol uložený v databáze </w:t>
-      </w:r>
-      <w:r>
         <w:lastRenderedPageBreak/>
-        <w:t>a pri úspešnej registrácii označený ako použitý, aby sa zabránilo jeho opakovanému použitiu. Pozvánkový systém sme integrovali priamo do registračného procesu, čím sme zabezpečili kontrolu prístupu ešte pred vytvorením používateľského účtu.</w:t>
-      </w:r>
-    </w:p>
-    <w:p>
-      <w:pPr>
-        <w:pStyle w:val="Heading3"/>
-      </w:pPr>
-      <w:r>
-        <w:t>Spracovanie chýb a výnimiek na serveri</w:t>
-      </w:r>
-    </w:p>
-    <w:p>
-      <w:pPr>
-        <w:ind w:firstLine="708"/>
-      </w:pPr>
-      <w:r>
-        <w:t>Pri návrhu backendu sme kládli dôraz na spoľahlivé spracovanie chýb. Implementovali sme Global Exception Handler, ktorý zachytával všetky výnimky v rámci API. Tento mechanizmus zabezpečil, že klient nikdy nedostal nespracovanú alebo citlivú chybovú správu, ktorá by mohla odhaliť vnútornú štruktúru serveru alebo databázy.</w:t>
-      </w:r>
-    </w:p>
-    <w:p>
-      <w:pPr>
-        <w:ind w:firstLine="708"/>
-      </w:pPr>
-      <w:r>
-        <w:t>Každá výnimka bola logovaná prostredníctvom Serilog a zároveň API vracalo štruktúrovanú odpoveď vo forme JSON, ktorá obsahovala len potrebné informácie pre klienta, napríklad typ</w:t>
-      </w:r>
-      <w:r>
-        <w:t>, názov a popis chyby a identifikátor (Trace ID)</w:t>
-      </w:r>
-      <w:r>
-        <w:t>. Tento prístup umožnil klientovi</w:t>
+        <w:t xml:space="preserve">Po úspešnej autentifikácii server </w:t>
+      </w:r>
+      <w:r>
+        <w:t>vygeneroval krátkodobý JWT</w:t>
       </w:r>
       <w:r>
         <w:t xml:space="preserve"> </w:t>
       </w:r>
       <w:r>
-        <w:t xml:space="preserve">reagovať na </w:t>
-      </w:r>
-      <w:r>
-        <w:t xml:space="preserve">konkrétne </w:t>
-      </w:r>
-      <w:r>
-        <w:t>chyby a zároveň zachoval bezpečnosť systému.</w:t>
-      </w:r>
-    </w:p>
-    <w:p>
-      <w:pPr>
-        <w:ind w:firstLine="708"/>
-      </w:pPr>
-      <w:r>
-        <w:t>Mechanizmus bol navrhnutý tak, aby sa nové typy chýb mohli centrálne spracovať bez potreby modifikácie jednotlivých endpointov. V kombinácii s kontrolou oprávnení a overovaním JWT tokenov zabezpečil tento systém vysokú odolnosť voči útokom a minimalizoval riziko nepredvídaných stavov pri komunikácii klient-server.</w:t>
-      </w:r>
-    </w:p>
-    <w:p>
-      <w:pPr>
-        <w:pStyle w:val="Heading2"/>
-      </w:pPr>
-      <w:r>
-        <w:t>Implementácia autentifikácie a</w:t>
-      </w:r>
-      <w:r>
-        <w:t> </w:t>
-      </w:r>
-      <w:r>
-        <w:t>autorizácie</w:t>
-      </w:r>
-    </w:p>
-    <w:p>
-      <w:pPr>
-        <w:ind w:firstLine="708"/>
-      </w:pPr>
-      <w:r>
-        <w:t>Pri implementácii autentifikácie a autorizácie v projekte BlockSense sme sa zamerali na bezpečný a flexibilný systém správy používateľských účtov, tokenov a dvojfaktorovej autentifikácie. Architektúra bola navrhnutá tak, aby citlivé údaje</w:t>
+        <w:t xml:space="preserve">token s limitovanou platnosťou a </w:t>
+      </w:r>
+      <w:r>
+        <w:t xml:space="preserve">dlhodobý </w:t>
+      </w:r>
+      <w:r>
+        <w:t>refresh token</w:t>
       </w:r>
       <w:r>
         <w:t xml:space="preserve"> </w:t>
       </w:r>
       <w:r>
-        <w:t>nikdy neopustili bezpečné prostredie klienta a aby server spravoval iba hashované alebo šifrované dáta.</w:t>
-      </w:r>
-    </w:p>
-    <w:p>
-      <w:pPr>
-        <w:pStyle w:val="Heading3"/>
-      </w:pPr>
-      <w:r>
-        <w:t>Registrácia používateľa</w:t>
-      </w:r>
-    </w:p>
-    <w:p>
-      <w:pPr>
-        <w:ind w:firstLine="708"/>
-      </w:pPr>
-      <w:r>
-        <w:t>Proces registrácie začína overením pozývacieho kódu, ktorý zabezpečuje, že do systému môžu vstupovať iba oprávnení používatelia. Server načíta pozývací kód z databázy a označí ho ako použitý až po úspešnej registrácii, čím sa zabraňuje jeho opakovanému použitiu.</w:t>
-      </w:r>
-    </w:p>
-    <w:p>
-      <w:pPr>
-        <w:ind w:firstLine="708"/>
-      </w:pPr>
-      <w:r>
-        <w:t>Používateľské heslá sú hashované pomocou algoritmu Argon2id, ktorý poskytuje vysokú odolnosť proti brute-force útokom a rainbow table útokom. Pri registrácii sa generuje jedinečný salt, ktorý sa uloží spolu s hashom do databázy.</w:t>
-      </w:r>
-    </w:p>
-    <w:p>
-      <w:pPr>
-        <w:ind w:firstLine="708"/>
-      </w:pPr>
-      <w:r>
-        <w:lastRenderedPageBreak/>
-        <w:t xml:space="preserve">Po úspešnej registrácii systém vracia </w:t>
-      </w:r>
-      <w:r>
-        <w:t xml:space="preserve">jedinečný </w:t>
-      </w:r>
-      <w:r>
-        <w:t>identifikátor používateľa</w:t>
-      </w:r>
-      <w:r>
-        <w:t>.</w:t>
-      </w:r>
-      <w:r>
-        <w:t xml:space="preserve"> Desktopový klient následne zobrazuje potvrdenie registrácie a</w:t>
-      </w:r>
-      <w:r>
-        <w:t> používateľ sa môže následne do systému prihlásiť</w:t>
-      </w:r>
-      <w:r>
-        <w:t>.</w:t>
-      </w:r>
-    </w:p>
-    <w:p>
-      <w:pPr>
-        <w:pStyle w:val="Heading3"/>
-      </w:pPr>
-      <w:r>
-        <w:t>Autentifikácia používateľa</w:t>
-      </w:r>
-    </w:p>
-    <w:p>
-      <w:pPr>
-        <w:ind w:firstLine="708"/>
-      </w:pPr>
-      <w:r>
-        <w:t xml:space="preserve">Pri prihlasovaní používateľa klient odosiela </w:t>
-      </w:r>
-      <w:r>
-        <w:t>používateľské meno alebo email</w:t>
+        <w:t>viazaný na konkrétne zariadenie</w:t>
+      </w:r>
+      <w:r>
+        <w:t xml:space="preserve">. Tieto tokeny </w:t>
+      </w:r>
+      <w:r>
+        <w:t>boli</w:t>
+      </w:r>
+      <w:r>
+        <w:t xml:space="preserve"> následne odoslané klientovi, ktorý ich </w:t>
+      </w:r>
+      <w:r>
+        <w:t>uložil</w:t>
+      </w:r>
+      <w:r>
+        <w:t xml:space="preserve"> lokálne</w:t>
       </w:r>
       <w:r>
         <w:t xml:space="preserve"> </w:t>
       </w:r>
       <w:r>
-        <w:t xml:space="preserve">a heslo na server. Server najskôr vyhľadá používateľa a overí, či účet nebol zablokovaný alebo odstránený. Heslo je </w:t>
-      </w:r>
-      <w:r>
-        <w:t xml:space="preserve">následne </w:t>
-      </w:r>
-      <w:r>
-        <w:t>overované pomocou Argon2id hashovania a porovnávania v časovo konštantnom režime (FixedTimeEquals), aby sa zabránilo útokom typu timing attack.</w:t>
-      </w:r>
-    </w:p>
-    <w:p>
-      <w:pPr>
-        <w:ind w:firstLine="708"/>
-      </w:pPr>
-      <w:r>
-        <w:t>V prípade aktivovanej</w:t>
-      </w:r>
-      <w:r>
-        <w:t xml:space="preserve"> dvojfaktorovej autentifikácií</w:t>
-      </w:r>
-      <w:r>
-        <w:t xml:space="preserve"> server vyžaduje dodatočný jednorazový kód generovaný </w:t>
-      </w:r>
-      <w:r>
-        <w:t>klientom</w:t>
-      </w:r>
-      <w:r>
-        <w:t>.</w:t>
-      </w:r>
-      <w:r>
-        <w:t xml:space="preserve"> Ak kód chýba alebo je neplatný, server odmietne prístup a vráti špecifickú chybu</w:t>
-      </w:r>
-      <w:r>
-        <w:t>.</w:t>
-      </w:r>
-    </w:p>
-    <w:p>
-      <w:pPr>
-        <w:ind w:firstLine="708"/>
-      </w:pPr>
-      <w:r>
-        <w:t xml:space="preserve">Po úspešnej autentifikácii server vygeneruje JWT access token s limitovanou platnosťou a refresh token, ktorý je viazaný na konkrétne zariadenie. Tieto tokeny sú následne odoslané klientovi, ktorý ich ukladá lokálne a používa pri ďalších </w:t>
-      </w:r>
-      <w:r>
-        <w:t>požiadavkach</w:t>
-      </w:r>
-      <w:r>
-        <w:t>.</w:t>
+        <w:t>a prikladal k ďalším požiadavkám.</w:t>
       </w:r>
     </w:p>
     <w:p>
@@ -3956,14 +4203,27 @@
                             <w:r>
                               <w:t xml:space="preserve">Obrázok </w:t>
                             </w:r>
-                            <w:fldSimple w:instr=" SEQ Obrázok \* ARABIC ">
-                              <w:r>
-                                <w:rPr>
-                                  <w:noProof/>
-                                </w:rPr>
-                                <w:t>1</w:t>
-                              </w:r>
-                            </w:fldSimple>
+                            <w:r>
+                              <w:fldChar w:fldCharType="begin"/>
+                            </w:r>
+                            <w:r>
+                              <w:instrText xml:space="preserve"> SEQ Obrázok \* ARABIC </w:instrText>
+                            </w:r>
+                            <w:r>
+                              <w:fldChar w:fldCharType="separate"/>
+                            </w:r>
+                            <w:r>
+                              <w:rPr>
+                                <w:noProof/>
+                              </w:rPr>
+                              <w:t>1</w:t>
+                            </w:r>
+                            <w:r>
+                              <w:rPr>
+                                <w:noProof/>
+                              </w:rPr>
+                              <w:fldChar w:fldCharType="end"/>
+                            </w:r>
                             <w:r>
                               <w:t xml:space="preserve"> </w:t>
                             </w:r>
@@ -4009,14 +4269,27 @@
                       <w:r>
                         <w:t xml:space="preserve">Obrázok </w:t>
                       </w:r>
-                      <w:fldSimple w:instr=" SEQ Obrázok \* ARABIC ">
-                        <w:r>
-                          <w:rPr>
-                            <w:noProof/>
-                          </w:rPr>
-                          <w:t>1</w:t>
-                        </w:r>
-                      </w:fldSimple>
+                      <w:r>
+                        <w:fldChar w:fldCharType="begin"/>
+                      </w:r>
+                      <w:r>
+                        <w:instrText xml:space="preserve"> SEQ Obrázok \* ARABIC </w:instrText>
+                      </w:r>
+                      <w:r>
+                        <w:fldChar w:fldCharType="separate"/>
+                      </w:r>
+                      <w:r>
+                        <w:rPr>
+                          <w:noProof/>
+                        </w:rPr>
+                        <w:t>1</w:t>
+                      </w:r>
+                      <w:r>
+                        <w:rPr>
+                          <w:noProof/>
+                        </w:rPr>
+                        <w:fldChar w:fldCharType="end"/>
+                      </w:r>
                       <w:r>
                         <w:t xml:space="preserve"> </w:t>
                       </w:r>
@@ -4110,98 +4383,98 @@
         <w:ind w:firstLine="708"/>
       </w:pPr>
       <w:r>
-        <w:t xml:space="preserve">Access token je krátkodobý JWT token, ktorý obsahuje identifikátor používateľa, jeho typ účtu a jedinečný identifikátor tokenu (jti). Token je podpísaný symetrickým </w:t>
-      </w:r>
+        <w:t>Access token sme implementovali ako krátkodobý JWT token podpísaný symetrickým kľúčom pomocou algoritmu HMAC SHA-256</w:t>
+      </w:r>
+      <w:r>
+        <w:t xml:space="preserve"> určený na autorizáciu pri volaní API</w:t>
+      </w:r>
+      <w:r>
+        <w:t>. Token obsahoval identifikátor používateľa, jeho rolu a unikátny identifikátor tokenu (jti). Po vypršaní platnosti access tokenu klient automaticky požiadal o jeho obnovu pomocou refresh tokenu, bez nutnosti opätovného zadávania hesla.</w:t>
+      </w:r>
+    </w:p>
+    <w:p>
+      <w:pPr>
+        <w:pStyle w:val="Heading4"/>
+      </w:pPr>
+      <w:r>
+        <w:t>Refresh token</w:t>
+      </w:r>
+    </w:p>
+    <w:p>
+      <w:pPr>
+        <w:ind w:firstLine="708"/>
+      </w:pPr>
+      <w:r>
+        <w:t xml:space="preserve">Refresh token </w:t>
+      </w:r>
+      <w:r>
+        <w:t>sme</w:t>
+      </w:r>
+      <w:r>
+        <w:t xml:space="preserve"> generova</w:t>
+      </w:r>
+      <w:r>
+        <w:t>li</w:t>
+      </w:r>
+      <w:r>
+        <w:t xml:space="preserve"> ako náhodný</w:t>
+      </w:r>
+      <w:r>
+        <w:t xml:space="preserve"> </w:t>
+      </w:r>
+      <w:r>
+        <w:t>32-bajtový reťazec, ktorý sme pred uložením do databázy hashovali algoritmom SHA-256</w:t>
+      </w:r>
+      <w:r>
+        <w:t>.</w:t>
+      </w:r>
+      <w:r>
+        <w:t xml:space="preserve"> </w:t>
+      </w:r>
+      <w:r>
+        <w:t>Každý refresh token je priradený ku konkrétnemu zariadeniu</w:t>
+      </w:r>
+      <w:r>
+        <w:t xml:space="preserve">, </w:t>
+      </w:r>
+      <w:r>
+        <w:t xml:space="preserve">teda </w:t>
+      </w:r>
+      <w:r>
+        <w:t xml:space="preserve">každému záznamu sme priradili informácie o zariadení – IP adresu, operačný systém a hardvérový </w:t>
+      </w:r>
+      <w:r>
+        <w:t xml:space="preserve">a sieťový </w:t>
+      </w:r>
+      <w:r>
+        <w:t>identifikátor.</w:t>
+      </w:r>
+      <w:r>
+        <w:t xml:space="preserve"> </w:t>
+      </w:r>
+      <w:r>
+        <w:t>Pri každej žiadosti o obnovu access tokenu sme porovnali odtlačok zariadenia s uloženým záznamom. Ak sa zariadenie nezhodovalo, server obnovu odmietol</w:t>
+      </w:r>
+      <w:r>
+        <w:t xml:space="preserve">, </w:t>
+      </w:r>
+      <w:r>
+        <w:t xml:space="preserve">čím </w:t>
+      </w:r>
+      <w:r>
+        <w:t>sme zabránili</w:t>
+      </w:r>
+      <w:r>
+        <w:t xml:space="preserve"> odcudzeniu tokenu a jeho zneužitiu na iných zariadeniach.</w:t>
+      </w:r>
+    </w:p>
+    <w:p>
+      <w:pPr>
+        <w:ind w:firstLine="708"/>
+      </w:pPr>
       <w:r>
         <w:lastRenderedPageBreak/>
-        <w:t xml:space="preserve">kľúčom (HMAC SHA256) a je určený na autorizáciu volaní API. Po jeho expirácii </w:t>
-      </w:r>
-      <w:r>
-        <w:t>si</w:t>
-      </w:r>
-      <w:r>
-        <w:t xml:space="preserve"> klient môže</w:t>
-      </w:r>
-      <w:r>
-        <w:t xml:space="preserve"> vyžiadať nový pomocou</w:t>
-      </w:r>
-      <w:r>
-        <w:t xml:space="preserve"> refresh token</w:t>
-      </w:r>
-      <w:r>
-        <w:t>u</w:t>
-      </w:r>
-      <w:r>
-        <w:t>, ktorý je dlhodobejší a viazaný na konkrétne zariadenie.</w:t>
-      </w:r>
-    </w:p>
-    <w:p>
-      <w:pPr>
-        <w:pStyle w:val="Heading4"/>
-      </w:pPr>
-      <w:r>
-        <w:t>Refresh token</w:t>
-      </w:r>
-    </w:p>
-    <w:p>
-      <w:pPr>
-        <w:ind w:firstLine="708"/>
-      </w:pPr>
-      <w:r>
-        <w:t>Refresh token je generovaný ako náhodný 32-bytový token, hash</w:t>
-      </w:r>
-      <w:r>
-        <w:t>ovaný</w:t>
-      </w:r>
-      <w:r>
-        <w:t xml:space="preserve"> pomocou SHA-256 pred uložením do databázy. Každý refresh token je priradený ku konkrétnemu zariadeniu</w:t>
-      </w:r>
-      <w:r>
-        <w:t xml:space="preserve">, </w:t>
-      </w:r>
-      <w:r>
-        <w:t>teda</w:t>
-      </w:r>
-      <w:r>
-        <w:t xml:space="preserve"> obsahuje informácie o IP adrese, operačnom systéme, hardvérovej a sieťovej identite. Pri pokuse o obnovenie access tokenu server kontroluje zhod</w:t>
-      </w:r>
-      <w:r>
-        <w:t>u</w:t>
-      </w:r>
-      <w:r>
-        <w:t xml:space="preserve"> zariadenia, čím zabraňuje odcudzeniu tokenu a jeho zneužitiu na iných zariadeniach.</w:t>
-      </w:r>
-      <w:r>
-        <w:rPr>
-          <w:noProof/>
-        </w:rPr>
-        <w:t xml:space="preserve"> </w:t>
-      </w:r>
-    </w:p>
-    <w:p>
-      <w:pPr>
-        <w:ind w:firstLine="708"/>
-      </w:pPr>
-      <w:r>
-        <w:t>Systém podporuje aj revokáciu tokenov. Používateľ môže zrušiť</w:t>
-      </w:r>
-      <w:r>
-        <w:t xml:space="preserve"> prístup, buď konkrétnemu alebo všetkým zariadeniam</w:t>
-      </w:r>
-      <w:r>
-        <w:t xml:space="preserve">. Pri tomto kroku sa </w:t>
-      </w:r>
-      <w:r>
-        <w:t>vyžaduje dvojstupňové overenie</w:t>
-      </w:r>
-      <w:r>
-        <w:t>, ak je aktivovan</w:t>
-      </w:r>
-      <w:r>
-        <w:t>é</w:t>
-      </w:r>
-      <w:r>
-        <w:t>, aby sa zabránilo neoprávnenému prístupu.</w:t>
+        <w:t>Používateľ mohol kedykoľvek zrušiť prístup konkrétnemu zariadeniu alebo všetkým zariadeniam naraz, pričom táto operácia pri aktivovanej 2FA vyžadovala dodatočné overenie.</w:t>
       </w:r>
     </w:p>
     <w:p>
@@ -4263,14 +4536,27 @@
                             <w:r>
                               <w:t xml:space="preserve">Obrázok </w:t>
                             </w:r>
-                            <w:fldSimple w:instr=" SEQ Obrázok \* ARABIC ">
-                              <w:r>
-                                <w:rPr>
-                                  <w:noProof/>
-                                </w:rPr>
-                                <w:t>2</w:t>
-                              </w:r>
-                            </w:fldSimple>
+                            <w:r>
+                              <w:fldChar w:fldCharType="begin"/>
+                            </w:r>
+                            <w:r>
+                              <w:instrText xml:space="preserve"> SEQ Obrázok \* ARABIC </w:instrText>
+                            </w:r>
+                            <w:r>
+                              <w:fldChar w:fldCharType="separate"/>
+                            </w:r>
+                            <w:r>
+                              <w:rPr>
+                                <w:noProof/>
+                              </w:rPr>
+                              <w:t>2</w:t>
+                            </w:r>
+                            <w:r>
+                              <w:rPr>
+                                <w:noProof/>
+                              </w:rPr>
+                              <w:fldChar w:fldCharType="end"/>
+                            </w:r>
                             <w:r>
                               <w:t xml:space="preserve"> </w:t>
                             </w:r>
@@ -4312,14 +4598,27 @@
                       <w:r>
                         <w:t xml:space="preserve">Obrázok </w:t>
                       </w:r>
-                      <w:fldSimple w:instr=" SEQ Obrázok \* ARABIC ">
-                        <w:r>
-                          <w:rPr>
-                            <w:noProof/>
-                          </w:rPr>
-                          <w:t>2</w:t>
-                        </w:r>
-                      </w:fldSimple>
+                      <w:r>
+                        <w:fldChar w:fldCharType="begin"/>
+                      </w:r>
+                      <w:r>
+                        <w:instrText xml:space="preserve"> SEQ Obrázok \* ARABIC </w:instrText>
+                      </w:r>
+                      <w:r>
+                        <w:fldChar w:fldCharType="separate"/>
+                      </w:r>
+                      <w:r>
+                        <w:rPr>
+                          <w:noProof/>
+                        </w:rPr>
+                        <w:t>2</w:t>
+                      </w:r>
+                      <w:r>
+                        <w:rPr>
+                          <w:noProof/>
+                        </w:rPr>
+                        <w:fldChar w:fldCharType="end"/>
+                      </w:r>
                       <w:r>
                         <w:t xml:space="preserve"> </w:t>
                       </w:r>
@@ -4458,14 +4757,27 @@
                             <w:r>
                               <w:t xml:space="preserve">Obrázok </w:t>
                             </w:r>
-                            <w:fldSimple w:instr=" SEQ Obrázok \* ARABIC ">
-                              <w:r>
-                                <w:rPr>
-                                  <w:noProof/>
-                                </w:rPr>
-                                <w:t>3</w:t>
-                              </w:r>
-                            </w:fldSimple>
+                            <w:r>
+                              <w:fldChar w:fldCharType="begin"/>
+                            </w:r>
+                            <w:r>
+                              <w:instrText xml:space="preserve"> SEQ Obrázok \* ARABIC </w:instrText>
+                            </w:r>
+                            <w:r>
+                              <w:fldChar w:fldCharType="separate"/>
+                            </w:r>
+                            <w:r>
+                              <w:rPr>
+                                <w:noProof/>
+                              </w:rPr>
+                              <w:t>3</w:t>
+                            </w:r>
+                            <w:r>
+                              <w:rPr>
+                                <w:noProof/>
+                              </w:rPr>
+                              <w:fldChar w:fldCharType="end"/>
+                            </w:r>
                             <w:r>
                               <w:t xml:space="preserve"> </w:t>
                             </w:r>
@@ -4512,14 +4824,27 @@
                       <w:r>
                         <w:t xml:space="preserve">Obrázok </w:t>
                       </w:r>
-                      <w:fldSimple w:instr=" SEQ Obrázok \* ARABIC ">
-                        <w:r>
-                          <w:rPr>
-                            <w:noProof/>
-                          </w:rPr>
-                          <w:t>3</w:t>
-                        </w:r>
-                      </w:fldSimple>
+                      <w:r>
+                        <w:fldChar w:fldCharType="begin"/>
+                      </w:r>
+                      <w:r>
+                        <w:instrText xml:space="preserve"> SEQ Obrázok \* ARABIC </w:instrText>
+                      </w:r>
+                      <w:r>
+                        <w:fldChar w:fldCharType="separate"/>
+                      </w:r>
+                      <w:r>
+                        <w:rPr>
+                          <w:noProof/>
+                        </w:rPr>
+                        <w:t>3</w:t>
+                      </w:r>
+                      <w:r>
+                        <w:rPr>
+                          <w:noProof/>
+                        </w:rPr>
+                        <w:fldChar w:fldCharType="end"/>
+                      </w:r>
                       <w:r>
                         <w:t xml:space="preserve"> </w:t>
                       </w:r>
@@ -4633,7 +4958,6 @@
         <w:pStyle w:val="Heading4"/>
       </w:pPr>
       <w:r>
-        <w:lastRenderedPageBreak/>
         <w:t>Inicializácia</w:t>
       </w:r>
     </w:p>
@@ -4642,31 +4966,7 @@
         <w:ind w:firstLine="708"/>
       </w:pPr>
       <w:r>
-        <w:t xml:space="preserve">Server </w:t>
-      </w:r>
-      <w:r>
-        <w:t>vy</w:t>
-      </w:r>
-      <w:r>
-        <w:t>generuje tajný kľúč, kód</w:t>
-      </w:r>
-      <w:r>
-        <w:t>uje</w:t>
-      </w:r>
-      <w:r>
-        <w:t xml:space="preserve"> do Base32 a</w:t>
-      </w:r>
-      <w:r>
-        <w:t xml:space="preserve"> následne </w:t>
-      </w:r>
-      <w:r>
-        <w:t>v</w:t>
-      </w:r>
-      <w:r>
-        <w:t>kladá</w:t>
-      </w:r>
-      <w:r>
-        <w:t xml:space="preserve"> do URI formátu </w:t>
+        <w:t xml:space="preserve">Inicializácia prebehla tak, že server vygeneroval tajný kľúč, zakódoval ho do formátu Base32 a vložil do URI vo formáte </w:t>
       </w:r>
       <w:r>
         <w:rPr>
@@ -4676,22 +4976,113 @@
         <w:t>otpauth://totp</w:t>
       </w:r>
       <w:r>
-        <w:t>. Klient na základe tohto URI vygeneruje QR kód, ktorý používateľ naskenuje do svojej aplikácie</w:t>
-      </w:r>
-      <w:r>
-        <w:t xml:space="preserve">, ktorá </w:t>
-      </w:r>
-      <w:r>
-        <w:t xml:space="preserve">umožňuje </w:t>
-      </w:r>
-      <w:r>
-        <w:t>sprav</w:t>
-      </w:r>
-      <w:r>
-        <w:t>ovať</w:t>
-      </w:r>
-      <w:r>
-        <w:t xml:space="preserve"> kódy dvojstupňového overenia</w:t>
+        <w:t>. Klient na základe tohto URI zobrazil QR kód, ktorý si používateľ naskenoval do svojej aplikácie</w:t>
+      </w:r>
+      <w:r>
+        <w:t xml:space="preserve">, </w:t>
+      </w:r>
+      <w:r>
+        <w:t>ktorá umožňuje spravovať kódy dvojstupňového overenia.</w:t>
+      </w:r>
+    </w:p>
+    <w:p>
+      <w:pPr>
+        <w:pStyle w:val="Heading4"/>
+      </w:pPr>
+      <w:r>
+        <w:t>Overenie</w:t>
+      </w:r>
+    </w:p>
+    <w:p>
+      <w:pPr>
+        <w:ind w:firstLine="708"/>
+      </w:pPr>
+      <w:r>
+        <w:t xml:space="preserve">Používateľ </w:t>
+      </w:r>
+      <w:r>
+        <w:t>zadal</w:t>
+      </w:r>
+      <w:r>
+        <w:t xml:space="preserve"> </w:t>
+      </w:r>
+      <w:r>
+        <w:t xml:space="preserve">jednorazový </w:t>
+      </w:r>
+      <w:r>
+        <w:t xml:space="preserve">TOTP </w:t>
+      </w:r>
+      <w:r>
+        <w:t>kód</w:t>
+      </w:r>
+      <w:r>
+        <w:t xml:space="preserve"> a </w:t>
+      </w:r>
+      <w:r>
+        <w:t xml:space="preserve">klient </w:t>
+      </w:r>
+      <w:r>
+        <w:t xml:space="preserve">ho </w:t>
+      </w:r>
+      <w:r>
+        <w:t>odos</w:t>
+      </w:r>
+      <w:r>
+        <w:t>lal</w:t>
+      </w:r>
+      <w:r>
+        <w:t xml:space="preserve"> na server. Server </w:t>
+      </w:r>
+      <w:r>
+        <w:t xml:space="preserve">následne </w:t>
+      </w:r>
+      <w:r>
+        <w:t>dešifr</w:t>
+      </w:r>
+      <w:r>
+        <w:t>oval</w:t>
+      </w:r>
+      <w:r>
+        <w:t xml:space="preserve"> uložený </w:t>
+      </w:r>
+      <w:r>
+        <w:t>tajný kľúč</w:t>
+      </w:r>
+      <w:r>
+        <w:t xml:space="preserve"> a</w:t>
+      </w:r>
+      <w:r>
+        <w:t> </w:t>
+      </w:r>
+      <w:r>
+        <w:t>over</w:t>
+      </w:r>
+      <w:r>
+        <w:t>il platnosť</w:t>
+      </w:r>
+      <w:r>
+        <w:t xml:space="preserve"> kód</w:t>
+      </w:r>
+      <w:r>
+        <w:t>u</w:t>
+      </w:r>
+      <w:r>
+        <w:t>. Ak</w:t>
+      </w:r>
+      <w:r>
+        <w:t xml:space="preserve"> bol</w:t>
+      </w:r>
+      <w:r>
+        <w:t xml:space="preserve"> kód platný, </w:t>
+      </w:r>
+      <w:r>
+        <w:t>overenie</w:t>
+      </w:r>
+      <w:r>
+        <w:t xml:space="preserve"> sa považuje za</w:t>
+      </w:r>
+      <w:r>
+        <w:t xml:space="preserve"> úspešné</w:t>
       </w:r>
       <w:r>
         <w:t>.</w:t>
@@ -4702,7 +5093,8 @@
         <w:pStyle w:val="Heading4"/>
       </w:pPr>
       <w:r>
-        <w:t>Overenie</w:t>
+        <w:lastRenderedPageBreak/>
+        <w:t>Záložné kódy</w:t>
       </w:r>
     </w:p>
     <w:p>
@@ -4710,22 +5102,51 @@
         <w:ind w:firstLine="708"/>
       </w:pPr>
       <w:r>
-        <w:t xml:space="preserve">Používateľ zadáva jednorazový kód, ktorý klient odosiela na server. Server dešifruje uložený </w:t>
-      </w:r>
-      <w:r>
-        <w:t>tajný kľúč</w:t>
-      </w:r>
-      <w:r>
-        <w:t xml:space="preserve"> a overuje kód. Ak je kód platný, </w:t>
-      </w:r>
-      <w:r>
-        <w:t>overenie</w:t>
-      </w:r>
-      <w:r>
-        <w:t xml:space="preserve"> sa považuje za</w:t>
-      </w:r>
-      <w:r>
-        <w:t xml:space="preserve"> úspešné</w:t>
+        <w:t>Záložné kódy sme zaviedli pre prípad straty zariadenia. Server vygeneroval sériu jednorazových kódov, ktoré sme hashovali algoritmom SHA-256 a uložili do databázy. Každý kód bolo možné použiť práve raz a systém evidoval čas posledného generovania, čím sme zamedzili zneužitiu opakovaným generovaním nových sád kódov v krátkom čase.</w:t>
+      </w:r>
+    </w:p>
+    <w:p>
+      <w:pPr>
+        <w:pStyle w:val="Heading2"/>
+      </w:pPr>
+      <w:r>
+        <w:t>Vytváranie kryptomenovej peňaženky</w:t>
+      </w:r>
+    </w:p>
+    <w:p>
+      <w:pPr>
+        <w:ind w:firstLine="708"/>
+      </w:pPr>
+      <w:r>
+        <w:t xml:space="preserve">Pri implementácii kryptomenovej peňaženky sme sa riadili zásadou, že citlivé údaje používateľa nikdy neopustia jeho lokálne prostredie. Celý proces tvorby peňaženky sme rozdelili do jasne definovaných krokov, ktoré zabezpečujú bezpečné generovanie, ukladanie a správu privátnych kľúčov, seed fráz a transakcií. Tento prístup nám </w:t>
+      </w:r>
+      <w:r>
+        <w:t>umožňoval</w:t>
+      </w:r>
+      <w:r>
+        <w:t xml:space="preserve"> kombinovať bezpečnosť, kontrolu nad dátami používateľa a efektívnu komunikáciu so serverom.</w:t>
+      </w:r>
+    </w:p>
+    <w:p>
+      <w:pPr>
+        <w:pStyle w:val="Heading3"/>
+      </w:pPr>
+      <w:r>
+        <w:t>Generovanie mnemonic frázy a seedu</w:t>
+      </w:r>
+    </w:p>
+    <w:p>
+      <w:pPr>
+        <w:ind w:firstLine="708"/>
+      </w:pPr>
+      <w:r>
+        <w:t xml:space="preserve">Prvým krokom pri vytváraní peňaženky je generovanie mnemonic frázy. Používame štandard BIP39, ktorý umožňuje transformovať náhodnú entropiu do ľahko zapamätateľného slovného zoznamu. Pri tomto procese generujeme </w:t>
+      </w:r>
+      <w:r>
+        <w:t>entropiu</w:t>
+      </w:r>
+      <w:r>
+        <w:t xml:space="preserve"> s minimálnou dĺžkou 128 bitov</w:t>
       </w:r>
       <w:r>
         <w:t>.</w:t>
@@ -4733,24 +5154,573 @@
     </w:p>
     <w:p>
       <w:pPr>
-        <w:pStyle w:val="Heading4"/>
-      </w:pPr>
-      <w:r>
-        <w:t>Záložné kódy</w:t>
-      </w:r>
-    </w:p>
-    <w:p>
-      <w:pPr>
         <w:ind w:firstLine="708"/>
       </w:pPr>
       <w:r>
-        <w:t>Pre prípad straty zariadenia systém umožňuje generovať jednorazové záložné kódy. Kódy sú hashované pomocou SHA-256 a uložené v databáze. Každý kód je možné použiť iba raz, pričom systém podporuje</w:t>
-      </w:r>
-      <w:r>
-        <w:t xml:space="preserve"> definovaný časový limit</w:t>
-      </w:r>
-      <w:r>
-        <w:t xml:space="preserve"> medzi generáciami, aby sa zabránilo zneužitiu.</w:t>
+        <w:t xml:space="preserve">Entropia sa následne prevedie do 12‑slovnej mnemonic frázy, ktorá predstavuje </w:t>
+      </w:r>
+      <w:r>
+        <w:t>zálohovateľný ekvivalent celej peňaženky</w:t>
+      </w:r>
+      <w:r>
+        <w:t xml:space="preserve">. Na základe tejto frázy </w:t>
+      </w:r>
+      <w:r>
+        <w:t>sme odvodili</w:t>
+      </w:r>
+      <w:r>
+        <w:t xml:space="preserve"> seed, z ktorého sa </w:t>
+      </w:r>
+      <w:r>
+        <w:t xml:space="preserve">generovali </w:t>
+      </w:r>
+      <w:r>
+        <w:t>privátne a verejné kľúče pre jednotlivé kryptomenové adresy.</w:t>
+      </w:r>
+      <w:r>
+        <w:t xml:space="preserve"> </w:t>
+      </w:r>
+      <w:r>
+        <w:t>Celý tento proces prebehol výhradne v pamäti klienta.</w:t>
+      </w:r>
+    </w:p>
+    <w:p>
+      <w:pPr>
+        <w:ind w:firstLine="708"/>
+      </w:pPr>
+      <w:r>
+        <w:t>Seed sme pred zápisom do lokálnej databázy LevelDB zašifrovali algoritmom AES-256, pričom šifrovací kľúč bol odvodený z</w:t>
+      </w:r>
+      <w:r>
+        <w:t>o 6 miestneho</w:t>
+      </w:r>
+      <w:r>
+        <w:t> PIN-u</w:t>
+      </w:r>
+      <w:r>
+        <w:t xml:space="preserve"> používateľa. Privátne kľúče sme šifrovali rovnakým spôsobom.</w:t>
+      </w:r>
+    </w:p>
+    <w:p>
+      <w:pPr>
+        <w:pStyle w:val="Heading3"/>
+      </w:pPr>
+      <w:r>
+        <w:t>Inicializácia peňaženky a správa adresy</w:t>
+      </w:r>
+    </w:p>
+    <w:p>
+      <w:pPr>
+        <w:ind w:firstLine="708"/>
+      </w:pPr>
+    </w:p>
+    <w:p>
+      <w:pPr>
+        <w:ind w:firstLine="708"/>
+      </w:pPr>
+    </w:p>
+    <w:p>
+      <w:pPr>
+        <w:ind w:firstLine="708"/>
+      </w:pPr>
+    </w:p>
+    <w:p>
+      <w:pPr>
+        <w:ind w:firstLine="708"/>
+      </w:pPr>
+      <w:r>
+        <w:lastRenderedPageBreak/>
+        <w:t xml:space="preserve">Po bezpečnom uložení seedu </w:t>
+      </w:r>
+      <w:r>
+        <w:t xml:space="preserve">sme </w:t>
+      </w:r>
+      <w:r>
+        <w:t xml:space="preserve">inicializovali </w:t>
+      </w:r>
+      <w:r>
+        <w:t>samotnú peňaženk</w:t>
+      </w:r>
+      <w:r>
+        <w:t>u</w:t>
+      </w:r>
+      <w:r>
+        <w:t xml:space="preserve"> </w:t>
+      </w:r>
+      <w:r>
+        <w:t>podľa štandardu BIP44, ktorý definuje derivačnú cestu pre každú podporovanú kryptomenu</w:t>
+      </w:r>
+      <w:r>
+        <w:t xml:space="preserve">. </w:t>
+      </w:r>
+      <w:r>
+        <w:t xml:space="preserve">Z hlavného seedu sme odvodili účty a adresy pre jednotlivé meny, pričom každá adresa mala vlastný </w:t>
+      </w:r>
+      <w:r>
+        <w:t xml:space="preserve">unikátny </w:t>
+      </w:r>
+      <w:r>
+        <w:t>pár privátneho a verejného kľúča.</w:t>
+      </w:r>
+    </w:p>
+    <w:p>
+      <w:pPr>
+        <w:ind w:firstLine="708"/>
+      </w:pPr>
+      <w:r>
+        <w:t xml:space="preserve">V rámci inicializácie peňaženky </w:t>
+      </w:r>
+      <w:r>
+        <w:t xml:space="preserve">sme </w:t>
+      </w:r>
+      <w:r>
+        <w:t>zabezpeč</w:t>
+      </w:r>
+      <w:r>
+        <w:t>ili</w:t>
+      </w:r>
+      <w:r>
+        <w:t xml:space="preserve"> aj kontrolu integrity uložených dát.</w:t>
+      </w:r>
+      <w:r>
+        <w:t xml:space="preserve"> </w:t>
+      </w:r>
+      <w:r>
+        <w:t>Pri každom spustení aplikácie</w:t>
+      </w:r>
+      <w:r>
+        <w:t xml:space="preserve"> </w:t>
+      </w:r>
+      <w:r>
+        <w:t>klient</w:t>
+      </w:r>
+      <w:r>
+        <w:t xml:space="preserve"> najprv</w:t>
+      </w:r>
+      <w:r>
+        <w:t xml:space="preserve"> dešifroval seed v pamäti a testovou deriváciou verejnej adresy overil, že uložené šifrované dáta sú neporušené a správne. Ak testová derivácia zlyhala, aplikácia informovala používateľa o možnom poškodení dát pred akýmkoľvek ďalším krokom.</w:t>
+      </w:r>
+    </w:p>
+    <w:p>
+      <w:pPr>
+        <w:pStyle w:val="Heading3"/>
+      </w:pPr>
+      <w:r>
+        <w:t>Synchronizácia zostatku a transakcií</w:t>
+      </w:r>
+    </w:p>
+    <w:p>
+      <w:pPr>
+        <w:ind w:firstLine="708"/>
+      </w:pPr>
+      <w:r>
+        <w:t>Aj keď privátne kľúče sú uchovávané výlučne lokálne, zostatok a história transakcií sa sprístupňuje cez náš backend server. Tento prístup sme zvolili z dôvodu efektívneho spracovania požiadaviek a zníženia záťaže na blockchain sieti.</w:t>
+      </w:r>
+    </w:p>
+    <w:p>
+      <w:pPr>
+        <w:ind w:firstLine="708"/>
+      </w:pPr>
+      <w:r>
+        <w:t xml:space="preserve">Klient odoslal na server verejnú adresu peňaženky, server </w:t>
+      </w:r>
+      <w:r>
+        <w:t>spracoval požiadavku, na základe adresy volá</w:t>
+      </w:r>
+      <w:r>
+        <w:t xml:space="preserve"> externé blockchain API príslušnej siete</w:t>
+      </w:r>
+      <w:r>
+        <w:t xml:space="preserve"> a načítal relevantné</w:t>
+      </w:r>
+      <w:r>
+        <w:t xml:space="preserve"> dáta</w:t>
+      </w:r>
+      <w:r>
+        <w:t xml:space="preserve">. </w:t>
+      </w:r>
+      <w:r>
+        <w:t xml:space="preserve">Klientovi sme </w:t>
+      </w:r>
+      <w:r>
+        <w:t xml:space="preserve">následne </w:t>
+      </w:r>
+      <w:r>
+        <w:t>vrátili JSON odpoveď obsahujúcu aktuálny zostatok, zoznam transakcií, ich stav a časové značky.</w:t>
+      </w:r>
+      <w:r>
+        <w:t xml:space="preserve"> </w:t>
+      </w:r>
+      <w:r>
+        <w:t>Tento model zabezpečuje, že klient má vždy aktuálne informácie</w:t>
+      </w:r>
+      <w:r>
+        <w:t>.</w:t>
+      </w:r>
+    </w:p>
+    <w:p>
+      <w:pPr>
+        <w:pStyle w:val="Heading3"/>
+      </w:pPr>
+      <w:r>
+        <w:t>Realizácia transakcií</w:t>
+      </w:r>
+    </w:p>
+    <w:p>
+      <w:pPr>
+        <w:ind w:firstLine="708"/>
+      </w:pPr>
+      <w:r>
+        <w:t xml:space="preserve">Odosielanie kryptomien je proces, ktorý sme rozdelili </w:t>
+      </w:r>
+      <w:r>
+        <w:t>do</w:t>
+      </w:r>
+      <w:r>
+        <w:t xml:space="preserve"> tr</w:t>
+      </w:r>
+      <w:r>
+        <w:t>och</w:t>
+      </w:r>
+      <w:r>
+        <w:t xml:space="preserve"> základn</w:t>
+      </w:r>
+      <w:r>
+        <w:t>ých</w:t>
+      </w:r>
+      <w:r>
+        <w:t xml:space="preserve"> krok</w:t>
+      </w:r>
+      <w:r>
+        <w:t>ov</w:t>
+      </w:r>
+      <w:r>
+        <w:t>.</w:t>
+      </w:r>
+    </w:p>
+    <w:p>
+      <w:pPr>
+        <w:ind w:firstLine="708"/>
+      </w:pPr>
+      <w:r>
+        <w:t xml:space="preserve">Najprv klient </w:t>
+      </w:r>
+      <w:r>
+        <w:t>zostavil</w:t>
+      </w:r>
+      <w:r>
+        <w:t xml:space="preserve"> transakciu a lokálne ju </w:t>
+      </w:r>
+      <w:r>
+        <w:t>podpísal</w:t>
+      </w:r>
+      <w:r>
+        <w:t xml:space="preserve"> privátnym kľúčom. Podpísaná transakcia </w:t>
+      </w:r>
+      <w:r>
+        <w:t>obsahovala</w:t>
+      </w:r>
+      <w:r>
+        <w:t xml:space="preserve"> všetky údaje potrebné pre overenie v blockchain sieti, vrátane vstupov, výstupov a sumy.</w:t>
+      </w:r>
+    </w:p>
+    <w:p>
+      <w:pPr>
+        <w:ind w:firstLine="708"/>
+      </w:pPr>
+      <w:r>
+        <w:t>V d</w:t>
+      </w:r>
+      <w:r>
+        <w:t>ruh</w:t>
+      </w:r>
+      <w:r>
+        <w:t>om</w:t>
+      </w:r>
+      <w:r>
+        <w:t xml:space="preserve"> krok</w:t>
+      </w:r>
+      <w:r>
+        <w:t>u</w:t>
+      </w:r>
+      <w:r>
+        <w:t xml:space="preserve"> </w:t>
+      </w:r>
+      <w:r>
+        <w:t>klient odoslal</w:t>
+      </w:r>
+      <w:r>
+        <w:t xml:space="preserve"> podpí</w:t>
+      </w:r>
+      <w:r>
+        <w:t>sanú</w:t>
+      </w:r>
+      <w:r>
+        <w:t xml:space="preserve"> transakci</w:t>
+      </w:r>
+      <w:r>
+        <w:t>u</w:t>
+      </w:r>
+      <w:r>
+        <w:t xml:space="preserve"> na server. Server vy</w:t>
+      </w:r>
+      <w:r>
+        <w:t xml:space="preserve">konal </w:t>
+      </w:r>
+      <w:r>
+        <w:t xml:space="preserve">kontrolu formátu transakcie, </w:t>
+      </w:r>
+      <w:r>
+        <w:t>v</w:t>
+      </w:r>
+      <w:r>
+        <w:t>aliditu kryptografického podpisu</w:t>
+      </w:r>
+      <w:r>
+        <w:t xml:space="preserve"> </w:t>
+      </w:r>
+      <w:r>
+        <w:t>a následne transakciu</w:t>
+      </w:r>
+      <w:r>
+        <w:t xml:space="preserve"> </w:t>
+      </w:r>
+      <w:r>
+        <w:t>odoslal</w:t>
+      </w:r>
+      <w:r>
+        <w:t xml:space="preserve"> do blockchain siete cez externé API. Server tak slúži ako sprostredkovateľ, ktorý overuje a monitoruje transakcie</w:t>
+      </w:r>
+      <w:r>
+        <w:t>.</w:t>
+      </w:r>
+    </w:p>
+    <w:p>
+      <w:pPr>
+        <w:ind w:firstLine="708"/>
+      </w:pPr>
+      <w:r>
+        <w:t xml:space="preserve">Tretím krokom </w:t>
+      </w:r>
+      <w:r>
+        <w:t>bola</w:t>
+      </w:r>
+      <w:r>
+        <w:t xml:space="preserve"> aktualizácia stavu transakcií a zostatku. Server pri</w:t>
+      </w:r>
+      <w:r>
+        <w:t>jal</w:t>
+      </w:r>
+      <w:r>
+        <w:t xml:space="preserve"> potvrdenie o zaevidovaní transakcie v sieti a poskytne klientovi spätnú väzbu. Klient </w:t>
+      </w:r>
+      <w:r>
+        <w:t>zobrazoval</w:t>
+      </w:r>
+      <w:r>
+        <w:t xml:space="preserve"> aktuálny stav transakcie používateľovi, vrátane potvrdení a možných chýb pri </w:t>
+      </w:r>
+      <w:r>
+        <w:lastRenderedPageBreak/>
+        <w:t xml:space="preserve">jej </w:t>
+      </w:r>
+      <w:r>
+        <w:t>spracovaní. Tento prístup umožň</w:t>
+      </w:r>
+      <w:r>
+        <w:t>oval</w:t>
+      </w:r>
+      <w:r>
+        <w:t xml:space="preserve"> prehľadnú správu peňaženky a zabezpečuje konzistenciu dát medzi klientom a serverom.</w:t>
+      </w:r>
+    </w:p>
+    <w:p>
+      <w:pPr>
+        <w:pStyle w:val="Heading2"/>
+      </w:pPr>
+      <w:r>
+        <w:t>Správa viacerých peňaženiek a integrácia rôznych kryptomien</w:t>
+      </w:r>
+    </w:p>
+    <w:p>
+      <w:pPr>
+        <w:ind w:firstLine="708"/>
+      </w:pPr>
+      <w:r>
+        <w:t xml:space="preserve">Pri navrhovaní správy peňaženiek sme sa rozhodli systém implementovať ako hierarchicky determinovanú (HD) peňaženku, </w:t>
+      </w:r>
+      <w:r>
+        <w:t>čo nám umožnilo generovať adresy a kľúče pre viacero kryptomien z jediného seedu.</w:t>
+      </w:r>
+      <w:r>
+        <w:t xml:space="preserve"> Tento prístup nám poskytoval flexibilitu pri správe rôznych typov kryptomien a zároveň zabezpečuje vysokú úroveň bezpečnosti, pretože všetky privátne kľúče sú odvodené z jediného zdrojového seedu a nikdy neopúšťajú lokálne prostredie používateľa.</w:t>
+      </w:r>
+    </w:p>
+    <w:p>
+      <w:pPr>
+        <w:pStyle w:val="Heading3"/>
+      </w:pPr>
+      <w:r>
+        <w:t>Podpora viacerých kryptomien</w:t>
+      </w:r>
+    </w:p>
+    <w:p>
+      <w:pPr>
+        <w:ind w:firstLine="708"/>
+      </w:pPr>
+      <w:r>
+        <w:t>Pre každú podporovanú menu sme použili vlastnú derivačnú cestu podľa štandardu BIP44. Používateľ tak mohol spravovať napríklad Bitcoin aj Ethereum z jednej peňaženky bez potreby opätovného importu</w:t>
+      </w:r>
+      <w:r>
+        <w:t xml:space="preserve"> alebo generovania nového</w:t>
+      </w:r>
+      <w:r>
+        <w:t xml:space="preserve"> seedu. Derivácia kľúčov pre jednotlivé meny prebiehala v</w:t>
+      </w:r>
+      <w:r>
+        <w:t> </w:t>
+      </w:r>
+      <w:r>
+        <w:t>pamäti</w:t>
+      </w:r>
+      <w:r>
+        <w:t xml:space="preserve">. </w:t>
+      </w:r>
+      <w:r>
+        <w:t>Klient spravuje tieto kľúče lokálne a zabezpečuje ich šifrovanie. Pri interakcii s konkrétnou kryptomenou klient selektuje správny derivovaný účet a adresy, čím umožňuje bezpečné odosielanie a príjem transakcií pre zvolenú menu.</w:t>
+      </w:r>
+    </w:p>
+    <w:p>
+      <w:pPr>
+        <w:pStyle w:val="Heading3"/>
+      </w:pPr>
+      <w:r>
+        <w:t>Jediná aktívna peňaženka</w:t>
+      </w:r>
+    </w:p>
+    <w:p>
+      <w:pPr>
+        <w:ind w:firstLine="708"/>
+      </w:pPr>
+      <w:r>
+        <w:t>Aby sme predišli neúmyselnému zaslaniu prostriedkov z nesprávnej peňaženky, zaviedli sme pravidlo jedinej aktívnej peňaženky</w:t>
+      </w:r>
+      <w:r>
+        <w:t xml:space="preserve">. </w:t>
+      </w:r>
+      <w:r>
+        <w:t>V danom okamihu mohla byť aktívna vždy iba jedna peňaženka</w:t>
+      </w:r>
+      <w:r>
+        <w:t xml:space="preserve"> </w:t>
+      </w:r>
+      <w:r>
+        <w:t>– buď novovytvoren</w:t>
+      </w:r>
+      <w:r>
+        <w:t xml:space="preserve">á </w:t>
+      </w:r>
+      <w:r>
+        <w:t>alebo importovan</w:t>
+      </w:r>
+      <w:r>
+        <w:t>á</w:t>
+      </w:r>
+      <w:r>
+        <w:t>. Tento princíp sme zaviedli z dôvodu bezpečnosti a jednoduchosti správy</w:t>
+      </w:r>
+      <w:r>
+        <w:t>.</w:t>
+      </w:r>
+    </w:p>
+    <w:p>
+      <w:pPr>
+        <w:ind w:firstLine="708"/>
+      </w:pPr>
+      <w:r>
+        <w:t xml:space="preserve">Prepnutie na inú peňaženku si vyžiadalo autentifikáciu používateľa, po ktorej klient </w:t>
+      </w:r>
+      <w:r>
+        <w:t>odvodil</w:t>
+      </w:r>
+      <w:r>
+        <w:t xml:space="preserve"> seed novej peňaženky v pamäti a predchádzajúcu aktívnu peňaženku </w:t>
+      </w:r>
+      <w:r>
+        <w:t>z pamäti úplne vymazal</w:t>
+      </w:r>
+      <w:r>
+        <w:t>. Všetky operácie vrátane zobrazenia zostatku, histórie transakcií a odosielania sa vykonávali výhradne pre aktuálne aktívnu peňaženku.</w:t>
+      </w:r>
+    </w:p>
+    <w:p>
+      <w:pPr>
+        <w:pStyle w:val="Heading3"/>
+      </w:pPr>
+      <w:r>
+        <w:t>Import a export peňaženky</w:t>
+      </w:r>
+    </w:p>
+    <w:p>
+      <w:pPr>
+        <w:ind w:firstLine="708"/>
+      </w:pPr>
+      <w:r>
+        <w:t>Import existujúcej peňaženky prebiehal zadaním mnemonic frázy priamo v</w:t>
+      </w:r>
+      <w:r>
+        <w:t xml:space="preserve"> </w:t>
+      </w:r>
+      <w:r>
+        <w:t xml:space="preserve">aplikácii. Klient overil integritu </w:t>
+      </w:r>
+      <w:r>
+        <w:t>frázy,</w:t>
+      </w:r>
+      <w:r>
+        <w:t xml:space="preserve"> odvodil z</w:t>
+      </w:r>
+      <w:r>
+        <w:t> </w:t>
+      </w:r>
+      <w:r>
+        <w:t>ne</w:t>
+      </w:r>
+      <w:r>
+        <w:t xml:space="preserve">j seed, kľúče pre </w:t>
+      </w:r>
+      <w:r>
+        <w:t>všetky podporované kryptomeny a peňaženku uložil do</w:t>
+      </w:r>
+      <w:r>
+        <w:t xml:space="preserve"> lokálnej databázy</w:t>
+      </w:r>
+      <w:r>
+        <w:t xml:space="preserve"> v šifrovanej podobe. Po úspešnom importe sa táto peňaženka stala aktívnou.</w:t>
+      </w:r>
+    </w:p>
+    <w:p>
+      <w:pPr>
+        <w:ind w:firstLine="708"/>
+      </w:pPr>
+      <w:r>
+        <w:lastRenderedPageBreak/>
+        <w:t xml:space="preserve">Export peňaženky </w:t>
+      </w:r>
+      <w:r>
+        <w:t>bol</w:t>
+      </w:r>
+      <w:r>
+        <w:t xml:space="preserve"> obmedzený na mnemonic frázu, čo umožň</w:t>
+      </w:r>
+      <w:r>
+        <w:t>ovalo</w:t>
+      </w:r>
+      <w:r>
+        <w:t xml:space="preserve"> používateľovi zálohovať svoje prostriedky alebo presunúť peňaženku na iné zariadenie. </w:t>
+      </w:r>
+      <w:r>
+        <w:t>Pri vytváraní novej peňaženky, má klient k dispozícií celú 12-slovnú frázu, po jej akceptovaní a uložení klient potvrdí, že si ju naozaj bezpečne uložil. Po skončení tohto kroku bola fráza už viac nedostupná.</w:t>
       </w:r>
     </w:p>
     <w:sectPr>
@@ -5715,7 +6685,7 @@
   <w:style w:type="paragraph" w:default="1" w:styleId="Normal">
     <w:name w:val="Normal"/>
     <w:qFormat/>
-    <w:rsid w:val="002231B9"/>
+    <w:rsid w:val="00365AC7"/>
     <w:rPr>
       <w:rFonts w:ascii="Times New Roman" w:hAnsi="Times New Roman"/>
     </w:rPr>

--- a/docs/Documentation.docx
+++ b/docs/Documentation.docx
@@ -444,7 +444,7 @@
         <w:sectPr>
           <w:footerReference w:type="default" r:id="rId9"/>
           <w:pgSz w:w="11906" w:h="16838"/>
-          <w:pgMar w:top="1418" w:right="1418" w:bottom="1418" w:left="1418" w:header="709" w:footer="709" w:gutter="0"/>
+          <w:pgMar w:top="1418" w:right="1418" w:bottom="1418" w:left="1418" w:header="850" w:footer="850" w:gutter="0"/>
           <w:cols w:space="708"/>
           <w:vAlign w:val="both"/>
           <w:docGrid w:linePitch="360"/>
@@ -1528,337 +1528,5286 @@
           <w:numId w:val="0"/>
         </w:numPr>
       </w:pPr>
+      <w:bookmarkStart w:id="4" w:name="_Toc222432807"/>
       <w:r>
         <w:lastRenderedPageBreak/>
-        <w:t>ZOZNAM SKRATIEK, ZNAČIEK a</w:t>
-      </w:r>
-      <w:r>
-        <w:t> </w:t>
-      </w:r>
-      <w:r>
-        <w:t>SYMBOLOV</w:t>
-      </w:r>
-    </w:p>
-    <w:p>
-      <w:pPr>
-        <w:ind w:firstLine="432"/>
-      </w:pPr>
-      <w:r>
-        <w:t>AES</w:t>
-      </w:r>
-      <w:r>
-        <w:tab/>
-      </w:r>
-      <w:r>
-        <w:t>Advanced Encryption Standard</w:t>
-      </w:r>
-    </w:p>
-    <w:p>
-      <w:pPr>
-        <w:ind w:firstLine="432"/>
-      </w:pPr>
-      <w:r>
-        <w:t>API</w:t>
-      </w:r>
-      <w:r>
-        <w:tab/>
-      </w:r>
-      <w:r>
-        <w:t>Application Programming Interface</w:t>
-      </w:r>
-    </w:p>
-    <w:p>
-      <w:pPr>
-        <w:ind w:firstLine="432"/>
-      </w:pPr>
-      <w:r>
-        <w:t>ASP</w:t>
-      </w:r>
-      <w:r>
-        <w:tab/>
-      </w:r>
-      <w:r>
-        <w:t>Active Server Pages</w:t>
-      </w:r>
-    </w:p>
-    <w:p>
-      <w:pPr>
-        <w:ind w:firstLine="432"/>
-      </w:pPr>
-      <w:r>
-        <w:t>DB</w:t>
-      </w:r>
-      <w:r>
-        <w:tab/>
-        <w:t>Database</w:t>
-      </w:r>
-    </w:p>
-    <w:p>
-      <w:pPr>
-        <w:ind w:firstLine="432"/>
-      </w:pPr>
-      <w:r>
-        <w:t>GC</w:t>
-      </w:r>
-      <w:r>
-        <w:tab/>
-      </w:r>
-      <w:r>
-        <w:t>Garbage Collection</w:t>
-      </w:r>
-    </w:p>
-    <w:p>
-      <w:pPr>
-        <w:ind w:firstLine="432"/>
-      </w:pPr>
-      <w:r>
-        <w:t>HMAC</w:t>
-      </w:r>
-      <w:r>
-        <w:tab/>
-        <w:t>Hash-based Message Authentication Code</w:t>
-      </w:r>
-    </w:p>
-    <w:p>
-      <w:pPr>
-        <w:ind w:firstLine="432"/>
-      </w:pPr>
-      <w:r>
-        <w:t>HTTP</w:t>
-      </w:r>
-      <w:r>
-        <w:tab/>
-      </w:r>
-      <w:r>
-        <w:t>HyperText Transfer Protocol</w:t>
-      </w:r>
-    </w:p>
-    <w:p>
-      <w:pPr>
-        <w:ind w:firstLine="432"/>
-      </w:pPr>
-      <w:r>
-        <w:t>HTTPS</w:t>
-      </w:r>
-      <w:r>
-        <w:tab/>
-      </w:r>
-      <w:r>
-        <w:t>HyperText Transfer Protocol Secure</w:t>
-      </w:r>
-    </w:p>
-    <w:p>
-      <w:pPr>
-        <w:ind w:firstLine="432"/>
-      </w:pPr>
-      <w:r>
-        <w:t>IP</w:t>
-      </w:r>
-      <w:r>
-        <w:tab/>
-      </w:r>
-      <w:r>
-        <w:tab/>
-      </w:r>
-      <w:r>
-        <w:t>Internet Protocol</w:t>
-      </w:r>
-    </w:p>
-    <w:p>
-      <w:pPr>
-        <w:ind w:firstLine="432"/>
-      </w:pPr>
-      <w:r>
-        <w:t>JWT</w:t>
-      </w:r>
-      <w:r>
-        <w:tab/>
-      </w:r>
-      <w:r>
-        <w:t>JSON Web Token</w:t>
-      </w:r>
-    </w:p>
-    <w:p>
-      <w:pPr>
-        <w:ind w:firstLine="432"/>
-      </w:pPr>
-      <w:r>
-        <w:t>JSON</w:t>
-      </w:r>
-      <w:r>
-        <w:tab/>
-      </w:r>
-      <w:r>
-        <w:t>JavaScript Object Notation</w:t>
-      </w:r>
-    </w:p>
-    <w:p>
-      <w:pPr>
-        <w:ind w:firstLine="432"/>
-      </w:pPr>
-      <w:r>
-        <w:t>OAuth</w:t>
-      </w:r>
-      <w:r>
-        <w:tab/>
-      </w:r>
-      <w:r>
-        <w:t>Open Authorization</w:t>
-      </w:r>
-    </w:p>
-    <w:p>
-      <w:pPr>
-        <w:ind w:firstLine="432"/>
-      </w:pPr>
-      <w:r>
-        <w:t>OS</w:t>
-      </w:r>
-      <w:r>
-        <w:tab/>
-      </w:r>
-      <w:r>
-        <w:t>Operating System</w:t>
-      </w:r>
-    </w:p>
-    <w:p>
-      <w:pPr>
-        <w:ind w:firstLine="432"/>
-      </w:pPr>
-      <w:r>
-        <w:t>REST</w:t>
-      </w:r>
-      <w:r>
-        <w:tab/>
-      </w:r>
-      <w:r>
-        <w:t xml:space="preserve">Representational State Transfer </w:t>
-      </w:r>
-    </w:p>
-    <w:p>
-      <w:pPr>
-        <w:ind w:firstLine="432"/>
-      </w:pPr>
-      <w:r>
-        <w:t>RSA</w:t>
-      </w:r>
-      <w:r>
-        <w:tab/>
-      </w:r>
-      <w:r>
-        <w:t>Rivest–Shamir–Adleman</w:t>
-      </w:r>
-    </w:p>
-    <w:p>
-      <w:pPr>
-        <w:ind w:firstLine="432"/>
-      </w:pPr>
-      <w:r>
-        <w:t>SHA</w:t>
-      </w:r>
-      <w:r>
-        <w:tab/>
-      </w:r>
-      <w:r>
-        <w:t>Secure Hash Algorithm</w:t>
-      </w:r>
-    </w:p>
-    <w:p>
-      <w:pPr>
-        <w:ind w:firstLine="432"/>
-      </w:pPr>
-      <w:r>
-        <w:t>SQL</w:t>
-      </w:r>
-      <w:r>
-        <w:tab/>
-      </w:r>
-      <w:r>
-        <w:t>Structured Query Language</w:t>
-      </w:r>
-    </w:p>
-    <w:p>
-      <w:pPr>
-        <w:ind w:firstLine="432"/>
-      </w:pPr>
-      <w:r>
-        <w:t>TO</w:t>
-      </w:r>
-      <w:r>
-        <w:t>TP</w:t>
-      </w:r>
-      <w:r>
-        <w:tab/>
-      </w:r>
-      <w:r>
-        <w:t xml:space="preserve">Time-based </w:t>
-      </w:r>
-      <w:r>
-        <w:t>O</w:t>
-      </w:r>
-      <w:r>
-        <w:t>ne</w:t>
-      </w:r>
-      <w:r>
-        <w:t xml:space="preserve"> T</w:t>
-      </w:r>
-      <w:r>
-        <w:t xml:space="preserve">ime </w:t>
-      </w:r>
-      <w:r>
-        <w:t>P</w:t>
-      </w:r>
-      <w:r>
-        <w:t>assword</w:t>
-      </w:r>
-    </w:p>
-    <w:p>
-      <w:pPr>
-        <w:ind w:firstLine="432"/>
-      </w:pPr>
-      <w:r>
-        <w:t>UI</w:t>
-      </w:r>
-      <w:r>
-        <w:tab/>
-      </w:r>
-      <w:r>
-        <w:tab/>
-      </w:r>
-      <w:r>
-        <w:t>User Interface</w:t>
-      </w:r>
-    </w:p>
-    <w:p>
-      <w:pPr>
-        <w:ind w:firstLine="432"/>
-      </w:pPr>
-      <w:r>
-        <w:t>URI</w:t>
-      </w:r>
-      <w:r>
-        <w:tab/>
-      </w:r>
-      <w:r>
-        <w:t>Uniform Resource Identifier</w:t>
-      </w:r>
-    </w:p>
-    <w:p>
-      <w:pPr>
-        <w:ind w:firstLine="432"/>
-      </w:pPr>
-      <w:r>
-        <w:t>2FA</w:t>
-      </w:r>
-      <w:r>
-        <w:tab/>
-      </w:r>
-      <w:r>
-        <w:t>Two-Factor Authentication</w:t>
-      </w:r>
+        <w:t>Obsah</w:t>
+      </w:r>
+      <w:bookmarkEnd w:id="4"/>
+      <w:r>
+        <w:fldChar w:fldCharType="begin"/>
+      </w:r>
+      <w:r>
+        <w:instrText xml:space="preserve"> TOC \o "1-4" \h \z \u </w:instrText>
+      </w:r>
+      <w:r>
+        <w:fldChar w:fldCharType="separate"/>
+      </w:r>
+      <w:hyperlink w:anchor="_Toc222432807" w:history="1"/>
+    </w:p>
+    <w:p>
+      <w:pPr>
+        <w:pStyle w:val="TOC1"/>
+        <w:tabs>
+          <w:tab w:val="right" w:leader="dot" w:pos="8493"/>
+        </w:tabs>
+        <w:rPr>
+          <w:rFonts w:asciiTheme="minorHAnsi" w:eastAsiaTheme="minorEastAsia" w:hAnsiTheme="minorHAnsi"/>
+          <w:b w:val="0"/>
+          <w:caps w:val="0"/>
+          <w:noProof/>
+          <w:kern w:val="0"/>
+          <w:sz w:val="22"/>
+          <w:szCs w:val="22"/>
+          <w:lang w:val="en-US"/>
+          <w14:ligatures w14:val="none"/>
+        </w:rPr>
+      </w:pPr>
+      <w:hyperlink w:anchor="_Toc222432810" w:history="1">
+        <w:r>
+          <w:rPr>
+            <w:rStyle w:val="Hyperlink"/>
+            <w:noProof/>
+          </w:rPr>
+          <w:t>úvod</w:t>
+        </w:r>
+        <w:r>
+          <w:rPr>
+            <w:noProof/>
+            <w:webHidden/>
+          </w:rPr>
+          <w:tab/>
+        </w:r>
+        <w:r>
+          <w:rPr>
+            <w:noProof/>
+            <w:webHidden/>
+          </w:rPr>
+          <w:fldChar w:fldCharType="begin"/>
+        </w:r>
+        <w:r>
+          <w:rPr>
+            <w:noProof/>
+            <w:webHidden/>
+          </w:rPr>
+          <w:instrText xml:space="preserve"> PAGEREF _Toc222432810 \h </w:instrText>
+        </w:r>
+        <w:r>
+          <w:rPr>
+            <w:noProof/>
+            <w:webHidden/>
+          </w:rPr>
+        </w:r>
+        <w:r>
+          <w:rPr>
+            <w:noProof/>
+            <w:webHidden/>
+          </w:rPr>
+          <w:fldChar w:fldCharType="separate"/>
+        </w:r>
+        <w:r>
+          <w:rPr>
+            <w:noProof/>
+            <w:webHidden/>
+          </w:rPr>
+          <w:t>9</w:t>
+        </w:r>
+        <w:r>
+          <w:rPr>
+            <w:noProof/>
+            <w:webHidden/>
+          </w:rPr>
+          <w:fldChar w:fldCharType="end"/>
+        </w:r>
+      </w:hyperlink>
+    </w:p>
+    <w:p>
+      <w:pPr>
+        <w:pStyle w:val="TOC1"/>
+        <w:tabs>
+          <w:tab w:val="left" w:pos="1100"/>
+          <w:tab w:val="right" w:leader="dot" w:pos="8493"/>
+        </w:tabs>
+        <w:rPr>
+          <w:rFonts w:asciiTheme="minorHAnsi" w:eastAsiaTheme="minorEastAsia" w:hAnsiTheme="minorHAnsi"/>
+          <w:b w:val="0"/>
+          <w:caps w:val="0"/>
+          <w:noProof/>
+          <w:kern w:val="0"/>
+          <w:sz w:val="22"/>
+          <w:szCs w:val="22"/>
+          <w:lang w:val="en-US"/>
+          <w14:ligatures w14:val="none"/>
+        </w:rPr>
+      </w:pPr>
+      <w:hyperlink w:anchor="_Toc222432811" w:history="1">
+        <w:r>
+          <w:rPr>
+            <w:rStyle w:val="Hyperlink"/>
+            <w:noProof/>
+          </w:rPr>
+          <w:t>1</w:t>
+        </w:r>
+        <w:r>
+          <w:rPr>
+            <w:rFonts w:asciiTheme="minorHAnsi" w:eastAsiaTheme="minorEastAsia" w:hAnsiTheme="minorHAnsi"/>
+            <w:b w:val="0"/>
+            <w:caps w:val="0"/>
+            <w:noProof/>
+            <w:kern w:val="0"/>
+            <w:sz w:val="22"/>
+            <w:szCs w:val="22"/>
+            <w:lang w:val="en-US"/>
+            <w14:ligatures w14:val="none"/>
+          </w:rPr>
+          <w:tab/>
+        </w:r>
+        <w:r>
+          <w:rPr>
+            <w:rStyle w:val="Hyperlink"/>
+            <w:noProof/>
+          </w:rPr>
+          <w:t>Teoretické východiská</w:t>
+        </w:r>
+        <w:r>
+          <w:rPr>
+            <w:noProof/>
+            <w:webHidden/>
+          </w:rPr>
+          <w:tab/>
+        </w:r>
+        <w:r>
+          <w:rPr>
+            <w:noProof/>
+            <w:webHidden/>
+          </w:rPr>
+          <w:fldChar w:fldCharType="begin"/>
+        </w:r>
+        <w:r>
+          <w:rPr>
+            <w:noProof/>
+            <w:webHidden/>
+          </w:rPr>
+          <w:instrText xml:space="preserve"> PAGEREF _Toc222432811 \h </w:instrText>
+        </w:r>
+        <w:r>
+          <w:rPr>
+            <w:noProof/>
+            <w:webHidden/>
+          </w:rPr>
+        </w:r>
+        <w:r>
+          <w:rPr>
+            <w:noProof/>
+            <w:webHidden/>
+          </w:rPr>
+          <w:fldChar w:fldCharType="separate"/>
+        </w:r>
+        <w:r>
+          <w:rPr>
+            <w:noProof/>
+            <w:webHidden/>
+          </w:rPr>
+          <w:t>10</w:t>
+        </w:r>
+        <w:r>
+          <w:rPr>
+            <w:noProof/>
+            <w:webHidden/>
+          </w:rPr>
+          <w:fldChar w:fldCharType="end"/>
+        </w:r>
+      </w:hyperlink>
+    </w:p>
+    <w:p>
+      <w:pPr>
+        <w:pStyle w:val="TOC2"/>
+        <w:tabs>
+          <w:tab w:val="left" w:pos="1540"/>
+          <w:tab w:val="right" w:leader="dot" w:pos="8493"/>
+        </w:tabs>
+        <w:rPr>
+          <w:rFonts w:asciiTheme="minorHAnsi" w:eastAsiaTheme="minorEastAsia" w:hAnsiTheme="minorHAnsi"/>
+          <w:b w:val="0"/>
+          <w:noProof/>
+          <w:kern w:val="0"/>
+          <w:sz w:val="22"/>
+          <w:szCs w:val="22"/>
+          <w:lang w:val="en-US"/>
+          <w14:ligatures w14:val="none"/>
+        </w:rPr>
+      </w:pPr>
+      <w:hyperlink w:anchor="_Toc222432812" w:history="1">
+        <w:r>
+          <w:rPr>
+            <w:rStyle w:val="Hyperlink"/>
+            <w:noProof/>
+          </w:rPr>
+          <w:t>1.1</w:t>
+        </w:r>
+        <w:r>
+          <w:rPr>
+            <w:rFonts w:asciiTheme="minorHAnsi" w:eastAsiaTheme="minorEastAsia" w:hAnsiTheme="minorHAnsi"/>
+            <w:b w:val="0"/>
+            <w:noProof/>
+            <w:kern w:val="0"/>
+            <w:sz w:val="22"/>
+            <w:szCs w:val="22"/>
+            <w:lang w:val="en-US"/>
+            <w14:ligatures w14:val="none"/>
+          </w:rPr>
+          <w:tab/>
+        </w:r>
+        <w:r>
+          <w:rPr>
+            <w:rStyle w:val="Hyperlink"/>
+            <w:noProof/>
+          </w:rPr>
+          <w:t>.NET</w:t>
+        </w:r>
+        <w:r>
+          <w:rPr>
+            <w:noProof/>
+            <w:webHidden/>
+          </w:rPr>
+          <w:tab/>
+        </w:r>
+        <w:r>
+          <w:rPr>
+            <w:noProof/>
+            <w:webHidden/>
+          </w:rPr>
+          <w:fldChar w:fldCharType="begin"/>
+        </w:r>
+        <w:r>
+          <w:rPr>
+            <w:noProof/>
+            <w:webHidden/>
+          </w:rPr>
+          <w:instrText xml:space="preserve"> PAGEREF _Toc222432812 \h </w:instrText>
+        </w:r>
+        <w:r>
+          <w:rPr>
+            <w:noProof/>
+            <w:webHidden/>
+          </w:rPr>
+        </w:r>
+        <w:r>
+          <w:rPr>
+            <w:noProof/>
+            <w:webHidden/>
+          </w:rPr>
+          <w:fldChar w:fldCharType="separate"/>
+        </w:r>
+        <w:r>
+          <w:rPr>
+            <w:noProof/>
+            <w:webHidden/>
+          </w:rPr>
+          <w:t>10</w:t>
+        </w:r>
+        <w:r>
+          <w:rPr>
+            <w:noProof/>
+            <w:webHidden/>
+          </w:rPr>
+          <w:fldChar w:fldCharType="end"/>
+        </w:r>
+      </w:hyperlink>
+    </w:p>
+    <w:p>
+      <w:pPr>
+        <w:pStyle w:val="TOC2"/>
+        <w:tabs>
+          <w:tab w:val="left" w:pos="1540"/>
+          <w:tab w:val="right" w:leader="dot" w:pos="8493"/>
+        </w:tabs>
+        <w:rPr>
+          <w:rFonts w:asciiTheme="minorHAnsi" w:eastAsiaTheme="minorEastAsia" w:hAnsiTheme="minorHAnsi"/>
+          <w:b w:val="0"/>
+          <w:noProof/>
+          <w:kern w:val="0"/>
+          <w:sz w:val="22"/>
+          <w:szCs w:val="22"/>
+          <w:lang w:val="en-US"/>
+          <w14:ligatures w14:val="none"/>
+        </w:rPr>
+      </w:pPr>
+      <w:hyperlink w:anchor="_Toc222432813" w:history="1">
+        <w:r>
+          <w:rPr>
+            <w:rStyle w:val="Hyperlink"/>
+            <w:noProof/>
+          </w:rPr>
+          <w:t>1.2</w:t>
+        </w:r>
+        <w:r>
+          <w:rPr>
+            <w:rFonts w:asciiTheme="minorHAnsi" w:eastAsiaTheme="minorEastAsia" w:hAnsiTheme="minorHAnsi"/>
+            <w:b w:val="0"/>
+            <w:noProof/>
+            <w:kern w:val="0"/>
+            <w:sz w:val="22"/>
+            <w:szCs w:val="22"/>
+            <w:lang w:val="en-US"/>
+            <w14:ligatures w14:val="none"/>
+          </w:rPr>
+          <w:tab/>
+        </w:r>
+        <w:r>
+          <w:rPr>
+            <w:rStyle w:val="Hyperlink"/>
+            <w:noProof/>
+          </w:rPr>
+          <w:t>ASP.NET Core</w:t>
+        </w:r>
+        <w:r>
+          <w:rPr>
+            <w:noProof/>
+            <w:webHidden/>
+          </w:rPr>
+          <w:tab/>
+        </w:r>
+        <w:r>
+          <w:rPr>
+            <w:noProof/>
+            <w:webHidden/>
+          </w:rPr>
+          <w:fldChar w:fldCharType="begin"/>
+        </w:r>
+        <w:r>
+          <w:rPr>
+            <w:noProof/>
+            <w:webHidden/>
+          </w:rPr>
+          <w:instrText xml:space="preserve"> PAGEREF _Toc222432813 \h </w:instrText>
+        </w:r>
+        <w:r>
+          <w:rPr>
+            <w:noProof/>
+            <w:webHidden/>
+          </w:rPr>
+        </w:r>
+        <w:r>
+          <w:rPr>
+            <w:noProof/>
+            <w:webHidden/>
+          </w:rPr>
+          <w:fldChar w:fldCharType="separate"/>
+        </w:r>
+        <w:r>
+          <w:rPr>
+            <w:noProof/>
+            <w:webHidden/>
+          </w:rPr>
+          <w:t>10</w:t>
+        </w:r>
+        <w:r>
+          <w:rPr>
+            <w:noProof/>
+            <w:webHidden/>
+          </w:rPr>
+          <w:fldChar w:fldCharType="end"/>
+        </w:r>
+      </w:hyperlink>
+    </w:p>
+    <w:p>
+      <w:pPr>
+        <w:pStyle w:val="TOC2"/>
+        <w:tabs>
+          <w:tab w:val="left" w:pos="1540"/>
+          <w:tab w:val="right" w:leader="dot" w:pos="8493"/>
+        </w:tabs>
+        <w:rPr>
+          <w:rFonts w:asciiTheme="minorHAnsi" w:eastAsiaTheme="minorEastAsia" w:hAnsiTheme="minorHAnsi"/>
+          <w:b w:val="0"/>
+          <w:noProof/>
+          <w:kern w:val="0"/>
+          <w:sz w:val="22"/>
+          <w:szCs w:val="22"/>
+          <w:lang w:val="en-US"/>
+          <w14:ligatures w14:val="none"/>
+        </w:rPr>
+      </w:pPr>
+      <w:hyperlink w:anchor="_Toc222432814" w:history="1">
+        <w:r>
+          <w:rPr>
+            <w:rStyle w:val="Hyperlink"/>
+            <w:noProof/>
+          </w:rPr>
+          <w:t>1.3</w:t>
+        </w:r>
+        <w:r>
+          <w:rPr>
+            <w:rFonts w:asciiTheme="minorHAnsi" w:eastAsiaTheme="minorEastAsia" w:hAnsiTheme="minorHAnsi"/>
+            <w:b w:val="0"/>
+            <w:noProof/>
+            <w:kern w:val="0"/>
+            <w:sz w:val="22"/>
+            <w:szCs w:val="22"/>
+            <w:lang w:val="en-US"/>
+            <w14:ligatures w14:val="none"/>
+          </w:rPr>
+          <w:tab/>
+        </w:r>
+        <w:r>
+          <w:rPr>
+            <w:rStyle w:val="Hyperlink"/>
+            <w:noProof/>
+          </w:rPr>
+          <w:t>Avalonia</w:t>
+        </w:r>
+        <w:r>
+          <w:rPr>
+            <w:noProof/>
+            <w:webHidden/>
+          </w:rPr>
+          <w:tab/>
+        </w:r>
+        <w:r>
+          <w:rPr>
+            <w:noProof/>
+            <w:webHidden/>
+          </w:rPr>
+          <w:fldChar w:fldCharType="begin"/>
+        </w:r>
+        <w:r>
+          <w:rPr>
+            <w:noProof/>
+            <w:webHidden/>
+          </w:rPr>
+          <w:instrText xml:space="preserve"> PAGEREF _Toc222432814 \h </w:instrText>
+        </w:r>
+        <w:r>
+          <w:rPr>
+            <w:noProof/>
+            <w:webHidden/>
+          </w:rPr>
+        </w:r>
+        <w:r>
+          <w:rPr>
+            <w:noProof/>
+            <w:webHidden/>
+          </w:rPr>
+          <w:fldChar w:fldCharType="separate"/>
+        </w:r>
+        <w:r>
+          <w:rPr>
+            <w:noProof/>
+            <w:webHidden/>
+          </w:rPr>
+          <w:t>10</w:t>
+        </w:r>
+        <w:r>
+          <w:rPr>
+            <w:noProof/>
+            <w:webHidden/>
+          </w:rPr>
+          <w:fldChar w:fldCharType="end"/>
+        </w:r>
+      </w:hyperlink>
+    </w:p>
+    <w:p>
+      <w:pPr>
+        <w:pStyle w:val="TOC2"/>
+        <w:tabs>
+          <w:tab w:val="left" w:pos="1540"/>
+          <w:tab w:val="right" w:leader="dot" w:pos="8493"/>
+        </w:tabs>
+        <w:rPr>
+          <w:rFonts w:asciiTheme="minorHAnsi" w:eastAsiaTheme="minorEastAsia" w:hAnsiTheme="minorHAnsi"/>
+          <w:b w:val="0"/>
+          <w:noProof/>
+          <w:kern w:val="0"/>
+          <w:sz w:val="22"/>
+          <w:szCs w:val="22"/>
+          <w:lang w:val="en-US"/>
+          <w14:ligatures w14:val="none"/>
+        </w:rPr>
+      </w:pPr>
+      <w:hyperlink w:anchor="_Toc222432815" w:history="1">
+        <w:r>
+          <w:rPr>
+            <w:rStyle w:val="Hyperlink"/>
+            <w:noProof/>
+          </w:rPr>
+          <w:t>1.4</w:t>
+        </w:r>
+        <w:r>
+          <w:rPr>
+            <w:rFonts w:asciiTheme="minorHAnsi" w:eastAsiaTheme="minorEastAsia" w:hAnsiTheme="minorHAnsi"/>
+            <w:b w:val="0"/>
+            <w:noProof/>
+            <w:kern w:val="0"/>
+            <w:sz w:val="22"/>
+            <w:szCs w:val="22"/>
+            <w:lang w:val="en-US"/>
+            <w14:ligatures w14:val="none"/>
+          </w:rPr>
+          <w:tab/>
+        </w:r>
+        <w:r>
+          <w:rPr>
+            <w:rStyle w:val="Hyperlink"/>
+            <w:noProof/>
+          </w:rPr>
+          <w:t>MySQL</w:t>
+        </w:r>
+        <w:r>
+          <w:rPr>
+            <w:noProof/>
+            <w:webHidden/>
+          </w:rPr>
+          <w:tab/>
+        </w:r>
+        <w:r>
+          <w:rPr>
+            <w:noProof/>
+            <w:webHidden/>
+          </w:rPr>
+          <w:fldChar w:fldCharType="begin"/>
+        </w:r>
+        <w:r>
+          <w:rPr>
+            <w:noProof/>
+            <w:webHidden/>
+          </w:rPr>
+          <w:instrText xml:space="preserve"> PAGEREF _Toc222432815 \h </w:instrText>
+        </w:r>
+        <w:r>
+          <w:rPr>
+            <w:noProof/>
+            <w:webHidden/>
+          </w:rPr>
+        </w:r>
+        <w:r>
+          <w:rPr>
+            <w:noProof/>
+            <w:webHidden/>
+          </w:rPr>
+          <w:fldChar w:fldCharType="separate"/>
+        </w:r>
+        <w:r>
+          <w:rPr>
+            <w:noProof/>
+            <w:webHidden/>
+          </w:rPr>
+          <w:t>11</w:t>
+        </w:r>
+        <w:r>
+          <w:rPr>
+            <w:noProof/>
+            <w:webHidden/>
+          </w:rPr>
+          <w:fldChar w:fldCharType="end"/>
+        </w:r>
+      </w:hyperlink>
+    </w:p>
+    <w:p>
+      <w:pPr>
+        <w:pStyle w:val="TOC2"/>
+        <w:tabs>
+          <w:tab w:val="left" w:pos="1540"/>
+          <w:tab w:val="right" w:leader="dot" w:pos="8493"/>
+        </w:tabs>
+        <w:rPr>
+          <w:rFonts w:asciiTheme="minorHAnsi" w:eastAsiaTheme="minorEastAsia" w:hAnsiTheme="minorHAnsi"/>
+          <w:b w:val="0"/>
+          <w:noProof/>
+          <w:kern w:val="0"/>
+          <w:sz w:val="22"/>
+          <w:szCs w:val="22"/>
+          <w:lang w:val="en-US"/>
+          <w14:ligatures w14:val="none"/>
+        </w:rPr>
+      </w:pPr>
+      <w:hyperlink w:anchor="_Toc222432816" w:history="1">
+        <w:r>
+          <w:rPr>
+            <w:rStyle w:val="Hyperlink"/>
+            <w:noProof/>
+          </w:rPr>
+          <w:t>1.5</w:t>
+        </w:r>
+        <w:r>
+          <w:rPr>
+            <w:rFonts w:asciiTheme="minorHAnsi" w:eastAsiaTheme="minorEastAsia" w:hAnsiTheme="minorHAnsi"/>
+            <w:b w:val="0"/>
+            <w:noProof/>
+            <w:kern w:val="0"/>
+            <w:sz w:val="22"/>
+            <w:szCs w:val="22"/>
+            <w:lang w:val="en-US"/>
+            <w14:ligatures w14:val="none"/>
+          </w:rPr>
+          <w:tab/>
+        </w:r>
+        <w:r>
+          <w:rPr>
+            <w:rStyle w:val="Hyperlink"/>
+            <w:noProof/>
+          </w:rPr>
+          <w:t>API</w:t>
+        </w:r>
+        <w:r>
+          <w:rPr>
+            <w:noProof/>
+            <w:webHidden/>
+          </w:rPr>
+          <w:tab/>
+        </w:r>
+        <w:r>
+          <w:rPr>
+            <w:noProof/>
+            <w:webHidden/>
+          </w:rPr>
+          <w:fldChar w:fldCharType="begin"/>
+        </w:r>
+        <w:r>
+          <w:rPr>
+            <w:noProof/>
+            <w:webHidden/>
+          </w:rPr>
+          <w:instrText xml:space="preserve"> PAGEREF _Toc222432816 \h </w:instrText>
+        </w:r>
+        <w:r>
+          <w:rPr>
+            <w:noProof/>
+            <w:webHidden/>
+          </w:rPr>
+        </w:r>
+        <w:r>
+          <w:rPr>
+            <w:noProof/>
+            <w:webHidden/>
+          </w:rPr>
+          <w:fldChar w:fldCharType="separate"/>
+        </w:r>
+        <w:r>
+          <w:rPr>
+            <w:noProof/>
+            <w:webHidden/>
+          </w:rPr>
+          <w:t>11</w:t>
+        </w:r>
+        <w:r>
+          <w:rPr>
+            <w:noProof/>
+            <w:webHidden/>
+          </w:rPr>
+          <w:fldChar w:fldCharType="end"/>
+        </w:r>
+      </w:hyperlink>
+    </w:p>
+    <w:p>
+      <w:pPr>
+        <w:pStyle w:val="TOC2"/>
+        <w:tabs>
+          <w:tab w:val="left" w:pos="1540"/>
+          <w:tab w:val="right" w:leader="dot" w:pos="8493"/>
+        </w:tabs>
+        <w:rPr>
+          <w:rFonts w:asciiTheme="minorHAnsi" w:eastAsiaTheme="minorEastAsia" w:hAnsiTheme="minorHAnsi"/>
+          <w:b w:val="0"/>
+          <w:noProof/>
+          <w:kern w:val="0"/>
+          <w:sz w:val="22"/>
+          <w:szCs w:val="22"/>
+          <w:lang w:val="en-US"/>
+          <w14:ligatures w14:val="none"/>
+        </w:rPr>
+      </w:pPr>
+      <w:hyperlink w:anchor="_Toc222432817" w:history="1">
+        <w:r>
+          <w:rPr>
+            <w:rStyle w:val="Hyperlink"/>
+            <w:noProof/>
+          </w:rPr>
+          <w:t>1.6</w:t>
+        </w:r>
+        <w:r>
+          <w:rPr>
+            <w:rFonts w:asciiTheme="minorHAnsi" w:eastAsiaTheme="minorEastAsia" w:hAnsiTheme="minorHAnsi"/>
+            <w:b w:val="0"/>
+            <w:noProof/>
+            <w:kern w:val="0"/>
+            <w:sz w:val="22"/>
+            <w:szCs w:val="22"/>
+            <w:lang w:val="en-US"/>
+            <w14:ligatures w14:val="none"/>
+          </w:rPr>
+          <w:tab/>
+        </w:r>
+        <w:r>
+          <w:rPr>
+            <w:rStyle w:val="Hyperlink"/>
+            <w:noProof/>
+          </w:rPr>
+          <w:t>OAuth</w:t>
+        </w:r>
+        <w:r>
+          <w:rPr>
+            <w:noProof/>
+            <w:webHidden/>
+          </w:rPr>
+          <w:tab/>
+        </w:r>
+        <w:r>
+          <w:rPr>
+            <w:noProof/>
+            <w:webHidden/>
+          </w:rPr>
+          <w:fldChar w:fldCharType="begin"/>
+        </w:r>
+        <w:r>
+          <w:rPr>
+            <w:noProof/>
+            <w:webHidden/>
+          </w:rPr>
+          <w:instrText xml:space="preserve"> PAGEREF _Toc222432817 \h </w:instrText>
+        </w:r>
+        <w:r>
+          <w:rPr>
+            <w:noProof/>
+            <w:webHidden/>
+          </w:rPr>
+        </w:r>
+        <w:r>
+          <w:rPr>
+            <w:noProof/>
+            <w:webHidden/>
+          </w:rPr>
+          <w:fldChar w:fldCharType="separate"/>
+        </w:r>
+        <w:r>
+          <w:rPr>
+            <w:noProof/>
+            <w:webHidden/>
+          </w:rPr>
+          <w:t>11</w:t>
+        </w:r>
+        <w:r>
+          <w:rPr>
+            <w:noProof/>
+            <w:webHidden/>
+          </w:rPr>
+          <w:fldChar w:fldCharType="end"/>
+        </w:r>
+      </w:hyperlink>
+    </w:p>
+    <w:p>
+      <w:pPr>
+        <w:pStyle w:val="TOC2"/>
+        <w:tabs>
+          <w:tab w:val="left" w:pos="1540"/>
+          <w:tab w:val="right" w:leader="dot" w:pos="8493"/>
+        </w:tabs>
+        <w:rPr>
+          <w:rFonts w:asciiTheme="minorHAnsi" w:eastAsiaTheme="minorEastAsia" w:hAnsiTheme="minorHAnsi"/>
+          <w:b w:val="0"/>
+          <w:noProof/>
+          <w:kern w:val="0"/>
+          <w:sz w:val="22"/>
+          <w:szCs w:val="22"/>
+          <w:lang w:val="en-US"/>
+          <w14:ligatures w14:val="none"/>
+        </w:rPr>
+      </w:pPr>
+      <w:hyperlink w:anchor="_Toc222432818" w:history="1">
+        <w:r>
+          <w:rPr>
+            <w:rStyle w:val="Hyperlink"/>
+            <w:noProof/>
+          </w:rPr>
+          <w:t>1.7</w:t>
+        </w:r>
+        <w:r>
+          <w:rPr>
+            <w:rFonts w:asciiTheme="minorHAnsi" w:eastAsiaTheme="minorEastAsia" w:hAnsiTheme="minorHAnsi"/>
+            <w:b w:val="0"/>
+            <w:noProof/>
+            <w:kern w:val="0"/>
+            <w:sz w:val="22"/>
+            <w:szCs w:val="22"/>
+            <w:lang w:val="en-US"/>
+            <w14:ligatures w14:val="none"/>
+          </w:rPr>
+          <w:tab/>
+        </w:r>
+        <w:r>
+          <w:rPr>
+            <w:rStyle w:val="Hyperlink"/>
+            <w:noProof/>
+          </w:rPr>
+          <w:t>Git</w:t>
+        </w:r>
+        <w:r>
+          <w:rPr>
+            <w:noProof/>
+            <w:webHidden/>
+          </w:rPr>
+          <w:tab/>
+        </w:r>
+        <w:r>
+          <w:rPr>
+            <w:noProof/>
+            <w:webHidden/>
+          </w:rPr>
+          <w:fldChar w:fldCharType="begin"/>
+        </w:r>
+        <w:r>
+          <w:rPr>
+            <w:noProof/>
+            <w:webHidden/>
+          </w:rPr>
+          <w:instrText xml:space="preserve"> PAGEREF _Toc222432818 \h </w:instrText>
+        </w:r>
+        <w:r>
+          <w:rPr>
+            <w:noProof/>
+            <w:webHidden/>
+          </w:rPr>
+        </w:r>
+        <w:r>
+          <w:rPr>
+            <w:noProof/>
+            <w:webHidden/>
+          </w:rPr>
+          <w:fldChar w:fldCharType="separate"/>
+        </w:r>
+        <w:r>
+          <w:rPr>
+            <w:noProof/>
+            <w:webHidden/>
+          </w:rPr>
+          <w:t>12</w:t>
+        </w:r>
+        <w:r>
+          <w:rPr>
+            <w:noProof/>
+            <w:webHidden/>
+          </w:rPr>
+          <w:fldChar w:fldCharType="end"/>
+        </w:r>
+      </w:hyperlink>
+    </w:p>
+    <w:p>
+      <w:pPr>
+        <w:pStyle w:val="TOC2"/>
+        <w:tabs>
+          <w:tab w:val="left" w:pos="1540"/>
+          <w:tab w:val="right" w:leader="dot" w:pos="8493"/>
+        </w:tabs>
+        <w:rPr>
+          <w:rFonts w:asciiTheme="minorHAnsi" w:eastAsiaTheme="minorEastAsia" w:hAnsiTheme="minorHAnsi"/>
+          <w:b w:val="0"/>
+          <w:noProof/>
+          <w:kern w:val="0"/>
+          <w:sz w:val="22"/>
+          <w:szCs w:val="22"/>
+          <w:lang w:val="en-US"/>
+          <w14:ligatures w14:val="none"/>
+        </w:rPr>
+      </w:pPr>
+      <w:hyperlink w:anchor="_Toc222432819" w:history="1">
+        <w:r>
+          <w:rPr>
+            <w:rStyle w:val="Hyperlink"/>
+            <w:noProof/>
+          </w:rPr>
+          <w:t>1.8</w:t>
+        </w:r>
+        <w:r>
+          <w:rPr>
+            <w:rFonts w:asciiTheme="minorHAnsi" w:eastAsiaTheme="minorEastAsia" w:hAnsiTheme="minorHAnsi"/>
+            <w:b w:val="0"/>
+            <w:noProof/>
+            <w:kern w:val="0"/>
+            <w:sz w:val="22"/>
+            <w:szCs w:val="22"/>
+            <w:lang w:val="en-US"/>
+            <w14:ligatures w14:val="none"/>
+          </w:rPr>
+          <w:tab/>
+        </w:r>
+        <w:r>
+          <w:rPr>
+            <w:rStyle w:val="Hyperlink"/>
+            <w:noProof/>
+          </w:rPr>
+          <w:t>BouncyCastle</w:t>
+        </w:r>
+        <w:r>
+          <w:rPr>
+            <w:noProof/>
+            <w:webHidden/>
+          </w:rPr>
+          <w:tab/>
+        </w:r>
+        <w:r>
+          <w:rPr>
+            <w:noProof/>
+            <w:webHidden/>
+          </w:rPr>
+          <w:fldChar w:fldCharType="begin"/>
+        </w:r>
+        <w:r>
+          <w:rPr>
+            <w:noProof/>
+            <w:webHidden/>
+          </w:rPr>
+          <w:instrText xml:space="preserve"> PAGEREF _Toc222432819 \h </w:instrText>
+        </w:r>
+        <w:r>
+          <w:rPr>
+            <w:noProof/>
+            <w:webHidden/>
+          </w:rPr>
+        </w:r>
+        <w:r>
+          <w:rPr>
+            <w:noProof/>
+            <w:webHidden/>
+          </w:rPr>
+          <w:fldChar w:fldCharType="separate"/>
+        </w:r>
+        <w:r>
+          <w:rPr>
+            <w:noProof/>
+            <w:webHidden/>
+          </w:rPr>
+          <w:t>12</w:t>
+        </w:r>
+        <w:r>
+          <w:rPr>
+            <w:noProof/>
+            <w:webHidden/>
+          </w:rPr>
+          <w:fldChar w:fldCharType="end"/>
+        </w:r>
+      </w:hyperlink>
+    </w:p>
+    <w:p>
+      <w:pPr>
+        <w:pStyle w:val="TOC2"/>
+        <w:tabs>
+          <w:tab w:val="left" w:pos="1540"/>
+          <w:tab w:val="right" w:leader="dot" w:pos="8493"/>
+        </w:tabs>
+        <w:rPr>
+          <w:rFonts w:asciiTheme="minorHAnsi" w:eastAsiaTheme="minorEastAsia" w:hAnsiTheme="minorHAnsi"/>
+          <w:b w:val="0"/>
+          <w:noProof/>
+          <w:kern w:val="0"/>
+          <w:sz w:val="22"/>
+          <w:szCs w:val="22"/>
+          <w:lang w:val="en-US"/>
+          <w14:ligatures w14:val="none"/>
+        </w:rPr>
+      </w:pPr>
+      <w:hyperlink w:anchor="_Toc222432820" w:history="1">
+        <w:r>
+          <w:rPr>
+            <w:rStyle w:val="Hyperlink"/>
+            <w:noProof/>
+          </w:rPr>
+          <w:t>1.9</w:t>
+        </w:r>
+        <w:r>
+          <w:rPr>
+            <w:rFonts w:asciiTheme="minorHAnsi" w:eastAsiaTheme="minorEastAsia" w:hAnsiTheme="minorHAnsi"/>
+            <w:b w:val="0"/>
+            <w:noProof/>
+            <w:kern w:val="0"/>
+            <w:sz w:val="22"/>
+            <w:szCs w:val="22"/>
+            <w:lang w:val="en-US"/>
+            <w14:ligatures w14:val="none"/>
+          </w:rPr>
+          <w:tab/>
+        </w:r>
+        <w:r>
+          <w:rPr>
+            <w:rStyle w:val="Hyperlink"/>
+            <w:noProof/>
+          </w:rPr>
+          <w:t>Blockchain</w:t>
+        </w:r>
+        <w:r>
+          <w:rPr>
+            <w:noProof/>
+            <w:webHidden/>
+          </w:rPr>
+          <w:tab/>
+        </w:r>
+        <w:r>
+          <w:rPr>
+            <w:noProof/>
+            <w:webHidden/>
+          </w:rPr>
+          <w:fldChar w:fldCharType="begin"/>
+        </w:r>
+        <w:r>
+          <w:rPr>
+            <w:noProof/>
+            <w:webHidden/>
+          </w:rPr>
+          <w:instrText xml:space="preserve"> PAGEREF _Toc222432820 \h </w:instrText>
+        </w:r>
+        <w:r>
+          <w:rPr>
+            <w:noProof/>
+            <w:webHidden/>
+          </w:rPr>
+        </w:r>
+        <w:r>
+          <w:rPr>
+            <w:noProof/>
+            <w:webHidden/>
+          </w:rPr>
+          <w:fldChar w:fldCharType="separate"/>
+        </w:r>
+        <w:r>
+          <w:rPr>
+            <w:noProof/>
+            <w:webHidden/>
+          </w:rPr>
+          <w:t>12</w:t>
+        </w:r>
+        <w:r>
+          <w:rPr>
+            <w:noProof/>
+            <w:webHidden/>
+          </w:rPr>
+          <w:fldChar w:fldCharType="end"/>
+        </w:r>
+      </w:hyperlink>
+    </w:p>
+    <w:p>
+      <w:pPr>
+        <w:pStyle w:val="TOC1"/>
+        <w:tabs>
+          <w:tab w:val="left" w:pos="1100"/>
+          <w:tab w:val="right" w:leader="dot" w:pos="8493"/>
+        </w:tabs>
+        <w:rPr>
+          <w:rFonts w:asciiTheme="minorHAnsi" w:eastAsiaTheme="minorEastAsia" w:hAnsiTheme="minorHAnsi"/>
+          <w:b w:val="0"/>
+          <w:caps w:val="0"/>
+          <w:noProof/>
+          <w:kern w:val="0"/>
+          <w:sz w:val="22"/>
+          <w:szCs w:val="22"/>
+          <w:lang w:val="en-US"/>
+          <w14:ligatures w14:val="none"/>
+        </w:rPr>
+      </w:pPr>
+      <w:hyperlink w:anchor="_Toc222432821" w:history="1">
+        <w:r>
+          <w:rPr>
+            <w:rStyle w:val="Hyperlink"/>
+            <w:noProof/>
+          </w:rPr>
+          <w:t>2</w:t>
+        </w:r>
+        <w:r>
+          <w:rPr>
+            <w:rFonts w:asciiTheme="minorHAnsi" w:eastAsiaTheme="minorEastAsia" w:hAnsiTheme="minorHAnsi"/>
+            <w:b w:val="0"/>
+            <w:caps w:val="0"/>
+            <w:noProof/>
+            <w:kern w:val="0"/>
+            <w:sz w:val="22"/>
+            <w:szCs w:val="22"/>
+            <w:lang w:val="en-US"/>
+            <w14:ligatures w14:val="none"/>
+          </w:rPr>
+          <w:tab/>
+        </w:r>
+        <w:r>
+          <w:rPr>
+            <w:rStyle w:val="Hyperlink"/>
+            <w:noProof/>
+          </w:rPr>
+          <w:t>Ciele práce</w:t>
+        </w:r>
+        <w:r>
+          <w:rPr>
+            <w:noProof/>
+            <w:webHidden/>
+          </w:rPr>
+          <w:tab/>
+        </w:r>
+        <w:r>
+          <w:rPr>
+            <w:noProof/>
+            <w:webHidden/>
+          </w:rPr>
+          <w:fldChar w:fldCharType="begin"/>
+        </w:r>
+        <w:r>
+          <w:rPr>
+            <w:noProof/>
+            <w:webHidden/>
+          </w:rPr>
+          <w:instrText xml:space="preserve"> PAGEREF _Toc222432821 \h </w:instrText>
+        </w:r>
+        <w:r>
+          <w:rPr>
+            <w:noProof/>
+            <w:webHidden/>
+          </w:rPr>
+        </w:r>
+        <w:r>
+          <w:rPr>
+            <w:noProof/>
+            <w:webHidden/>
+          </w:rPr>
+          <w:fldChar w:fldCharType="separate"/>
+        </w:r>
+        <w:r>
+          <w:rPr>
+            <w:noProof/>
+            <w:webHidden/>
+          </w:rPr>
+          <w:t>13</w:t>
+        </w:r>
+        <w:r>
+          <w:rPr>
+            <w:noProof/>
+            <w:webHidden/>
+          </w:rPr>
+          <w:fldChar w:fldCharType="end"/>
+        </w:r>
+      </w:hyperlink>
+    </w:p>
+    <w:p>
+      <w:pPr>
+        <w:pStyle w:val="TOC1"/>
+        <w:tabs>
+          <w:tab w:val="left" w:pos="1100"/>
+          <w:tab w:val="right" w:leader="dot" w:pos="8493"/>
+        </w:tabs>
+        <w:rPr>
+          <w:rFonts w:asciiTheme="minorHAnsi" w:eastAsiaTheme="minorEastAsia" w:hAnsiTheme="minorHAnsi"/>
+          <w:b w:val="0"/>
+          <w:caps w:val="0"/>
+          <w:noProof/>
+          <w:kern w:val="0"/>
+          <w:sz w:val="22"/>
+          <w:szCs w:val="22"/>
+          <w:lang w:val="en-US"/>
+          <w14:ligatures w14:val="none"/>
+        </w:rPr>
+      </w:pPr>
+      <w:hyperlink w:anchor="_Toc222432822" w:history="1">
+        <w:r>
+          <w:rPr>
+            <w:rStyle w:val="Hyperlink"/>
+            <w:noProof/>
+          </w:rPr>
+          <w:t>3</w:t>
+        </w:r>
+        <w:r>
+          <w:rPr>
+            <w:rFonts w:asciiTheme="minorHAnsi" w:eastAsiaTheme="minorEastAsia" w:hAnsiTheme="minorHAnsi"/>
+            <w:b w:val="0"/>
+            <w:caps w:val="0"/>
+            <w:noProof/>
+            <w:kern w:val="0"/>
+            <w:sz w:val="22"/>
+            <w:szCs w:val="22"/>
+            <w:lang w:val="en-US"/>
+            <w14:ligatures w14:val="none"/>
+          </w:rPr>
+          <w:tab/>
+        </w:r>
+        <w:r>
+          <w:rPr>
+            <w:rStyle w:val="Hyperlink"/>
+            <w:noProof/>
+          </w:rPr>
+          <w:t>Materiál a metodika práce</w:t>
+        </w:r>
+        <w:r>
+          <w:rPr>
+            <w:noProof/>
+            <w:webHidden/>
+          </w:rPr>
+          <w:tab/>
+        </w:r>
+        <w:r>
+          <w:rPr>
+            <w:noProof/>
+            <w:webHidden/>
+          </w:rPr>
+          <w:fldChar w:fldCharType="begin"/>
+        </w:r>
+        <w:r>
+          <w:rPr>
+            <w:noProof/>
+            <w:webHidden/>
+          </w:rPr>
+          <w:instrText xml:space="preserve"> PAGEREF _Toc222432822 \h </w:instrText>
+        </w:r>
+        <w:r>
+          <w:rPr>
+            <w:noProof/>
+            <w:webHidden/>
+          </w:rPr>
+        </w:r>
+        <w:r>
+          <w:rPr>
+            <w:noProof/>
+            <w:webHidden/>
+          </w:rPr>
+          <w:fldChar w:fldCharType="separate"/>
+        </w:r>
+        <w:r>
+          <w:rPr>
+            <w:noProof/>
+            <w:webHidden/>
+          </w:rPr>
+          <w:t>14</w:t>
+        </w:r>
+        <w:r>
+          <w:rPr>
+            <w:noProof/>
+            <w:webHidden/>
+          </w:rPr>
+          <w:fldChar w:fldCharType="end"/>
+        </w:r>
+      </w:hyperlink>
+    </w:p>
+    <w:p>
+      <w:pPr>
+        <w:pStyle w:val="TOC2"/>
+        <w:tabs>
+          <w:tab w:val="left" w:pos="1540"/>
+          <w:tab w:val="right" w:leader="dot" w:pos="8493"/>
+        </w:tabs>
+        <w:rPr>
+          <w:rFonts w:asciiTheme="minorHAnsi" w:eastAsiaTheme="minorEastAsia" w:hAnsiTheme="minorHAnsi"/>
+          <w:b w:val="0"/>
+          <w:noProof/>
+          <w:kern w:val="0"/>
+          <w:sz w:val="22"/>
+          <w:szCs w:val="22"/>
+          <w:lang w:val="en-US"/>
+          <w14:ligatures w14:val="none"/>
+        </w:rPr>
+      </w:pPr>
+      <w:hyperlink w:anchor="_Toc222432823" w:history="1">
+        <w:r>
+          <w:rPr>
+            <w:rStyle w:val="Hyperlink"/>
+            <w:noProof/>
+          </w:rPr>
+          <w:t>3.1</w:t>
+        </w:r>
+        <w:r>
+          <w:rPr>
+            <w:rFonts w:asciiTheme="minorHAnsi" w:eastAsiaTheme="minorEastAsia" w:hAnsiTheme="minorHAnsi"/>
+            <w:b w:val="0"/>
+            <w:noProof/>
+            <w:kern w:val="0"/>
+            <w:sz w:val="22"/>
+            <w:szCs w:val="22"/>
+            <w:lang w:val="en-US"/>
+            <w14:ligatures w14:val="none"/>
+          </w:rPr>
+          <w:tab/>
+        </w:r>
+        <w:r>
+          <w:rPr>
+            <w:rStyle w:val="Hyperlink"/>
+            <w:noProof/>
+          </w:rPr>
+          <w:t>Výber technológií a nástrojov</w:t>
+        </w:r>
+        <w:r>
+          <w:rPr>
+            <w:noProof/>
+            <w:webHidden/>
+          </w:rPr>
+          <w:tab/>
+        </w:r>
+        <w:r>
+          <w:rPr>
+            <w:noProof/>
+            <w:webHidden/>
+          </w:rPr>
+          <w:fldChar w:fldCharType="begin"/>
+        </w:r>
+        <w:r>
+          <w:rPr>
+            <w:noProof/>
+            <w:webHidden/>
+          </w:rPr>
+          <w:instrText xml:space="preserve"> PAGEREF _Toc222432823 \h </w:instrText>
+        </w:r>
+        <w:r>
+          <w:rPr>
+            <w:noProof/>
+            <w:webHidden/>
+          </w:rPr>
+        </w:r>
+        <w:r>
+          <w:rPr>
+            <w:noProof/>
+            <w:webHidden/>
+          </w:rPr>
+          <w:fldChar w:fldCharType="separate"/>
+        </w:r>
+        <w:r>
+          <w:rPr>
+            <w:noProof/>
+            <w:webHidden/>
+          </w:rPr>
+          <w:t>14</w:t>
+        </w:r>
+        <w:r>
+          <w:rPr>
+            <w:noProof/>
+            <w:webHidden/>
+          </w:rPr>
+          <w:fldChar w:fldCharType="end"/>
+        </w:r>
+      </w:hyperlink>
+    </w:p>
+    <w:p>
+      <w:pPr>
+        <w:pStyle w:val="TOC3"/>
+        <w:tabs>
+          <w:tab w:val="left" w:pos="1889"/>
+          <w:tab w:val="right" w:leader="dot" w:pos="8493"/>
+        </w:tabs>
+        <w:rPr>
+          <w:rFonts w:asciiTheme="minorHAnsi" w:eastAsiaTheme="minorEastAsia" w:hAnsiTheme="minorHAnsi"/>
+          <w:b w:val="0"/>
+          <w:i w:val="0"/>
+          <w:noProof/>
+          <w:kern w:val="0"/>
+          <w:sz w:val="22"/>
+          <w:szCs w:val="22"/>
+          <w:lang w:val="en-US"/>
+          <w14:ligatures w14:val="none"/>
+        </w:rPr>
+      </w:pPr>
+      <w:hyperlink w:anchor="_Toc222432824" w:history="1">
+        <w:r>
+          <w:rPr>
+            <w:rStyle w:val="Hyperlink"/>
+            <w:noProof/>
+          </w:rPr>
+          <w:t>3.1.1</w:t>
+        </w:r>
+        <w:r>
+          <w:rPr>
+            <w:rFonts w:asciiTheme="minorHAnsi" w:eastAsiaTheme="minorEastAsia" w:hAnsiTheme="minorHAnsi"/>
+            <w:b w:val="0"/>
+            <w:i w:val="0"/>
+            <w:noProof/>
+            <w:kern w:val="0"/>
+            <w:sz w:val="22"/>
+            <w:szCs w:val="22"/>
+            <w:lang w:val="en-US"/>
+            <w14:ligatures w14:val="none"/>
+          </w:rPr>
+          <w:tab/>
+        </w:r>
+        <w:r>
+          <w:rPr>
+            <w:rStyle w:val="Hyperlink"/>
+            <w:noProof/>
+          </w:rPr>
+          <w:t>Desktopový klient – Avalonia UI Framework</w:t>
+        </w:r>
+        <w:r>
+          <w:rPr>
+            <w:noProof/>
+            <w:webHidden/>
+          </w:rPr>
+          <w:tab/>
+        </w:r>
+        <w:r>
+          <w:rPr>
+            <w:noProof/>
+            <w:webHidden/>
+          </w:rPr>
+          <w:fldChar w:fldCharType="begin"/>
+        </w:r>
+        <w:r>
+          <w:rPr>
+            <w:noProof/>
+            <w:webHidden/>
+          </w:rPr>
+          <w:instrText xml:space="preserve"> PAGEREF _Toc222432824 \h </w:instrText>
+        </w:r>
+        <w:r>
+          <w:rPr>
+            <w:noProof/>
+            <w:webHidden/>
+          </w:rPr>
+        </w:r>
+        <w:r>
+          <w:rPr>
+            <w:noProof/>
+            <w:webHidden/>
+          </w:rPr>
+          <w:fldChar w:fldCharType="separate"/>
+        </w:r>
+        <w:r>
+          <w:rPr>
+            <w:noProof/>
+            <w:webHidden/>
+          </w:rPr>
+          <w:t>14</w:t>
+        </w:r>
+        <w:r>
+          <w:rPr>
+            <w:noProof/>
+            <w:webHidden/>
+          </w:rPr>
+          <w:fldChar w:fldCharType="end"/>
+        </w:r>
+      </w:hyperlink>
+    </w:p>
+    <w:p>
+      <w:pPr>
+        <w:pStyle w:val="TOC3"/>
+        <w:tabs>
+          <w:tab w:val="left" w:pos="1889"/>
+          <w:tab w:val="right" w:leader="dot" w:pos="8493"/>
+        </w:tabs>
+        <w:rPr>
+          <w:rFonts w:asciiTheme="minorHAnsi" w:eastAsiaTheme="minorEastAsia" w:hAnsiTheme="minorHAnsi"/>
+          <w:b w:val="0"/>
+          <w:i w:val="0"/>
+          <w:noProof/>
+          <w:kern w:val="0"/>
+          <w:sz w:val="22"/>
+          <w:szCs w:val="22"/>
+          <w:lang w:val="en-US"/>
+          <w14:ligatures w14:val="none"/>
+        </w:rPr>
+      </w:pPr>
+      <w:hyperlink w:anchor="_Toc222432825" w:history="1">
+        <w:r>
+          <w:rPr>
+            <w:rStyle w:val="Hyperlink"/>
+            <w:noProof/>
+          </w:rPr>
+          <w:t>3.1.2</w:t>
+        </w:r>
+        <w:r>
+          <w:rPr>
+            <w:rFonts w:asciiTheme="minorHAnsi" w:eastAsiaTheme="minorEastAsia" w:hAnsiTheme="minorHAnsi"/>
+            <w:b w:val="0"/>
+            <w:i w:val="0"/>
+            <w:noProof/>
+            <w:kern w:val="0"/>
+            <w:sz w:val="22"/>
+            <w:szCs w:val="22"/>
+            <w:lang w:val="en-US"/>
+            <w14:ligatures w14:val="none"/>
+          </w:rPr>
+          <w:tab/>
+        </w:r>
+        <w:r>
+          <w:rPr>
+            <w:rStyle w:val="Hyperlink"/>
+            <w:noProof/>
+          </w:rPr>
+          <w:t>Backend – ASP.NET Core Web API</w:t>
+        </w:r>
+        <w:r>
+          <w:rPr>
+            <w:noProof/>
+            <w:webHidden/>
+          </w:rPr>
+          <w:tab/>
+        </w:r>
+        <w:r>
+          <w:rPr>
+            <w:noProof/>
+            <w:webHidden/>
+          </w:rPr>
+          <w:fldChar w:fldCharType="begin"/>
+        </w:r>
+        <w:r>
+          <w:rPr>
+            <w:noProof/>
+            <w:webHidden/>
+          </w:rPr>
+          <w:instrText xml:space="preserve"> PAGEREF _Toc222432825 \h </w:instrText>
+        </w:r>
+        <w:r>
+          <w:rPr>
+            <w:noProof/>
+            <w:webHidden/>
+          </w:rPr>
+        </w:r>
+        <w:r>
+          <w:rPr>
+            <w:noProof/>
+            <w:webHidden/>
+          </w:rPr>
+          <w:fldChar w:fldCharType="separate"/>
+        </w:r>
+        <w:r>
+          <w:rPr>
+            <w:noProof/>
+            <w:webHidden/>
+          </w:rPr>
+          <w:t>14</w:t>
+        </w:r>
+        <w:r>
+          <w:rPr>
+            <w:noProof/>
+            <w:webHidden/>
+          </w:rPr>
+          <w:fldChar w:fldCharType="end"/>
+        </w:r>
+      </w:hyperlink>
+    </w:p>
+    <w:p>
+      <w:pPr>
+        <w:pStyle w:val="TOC3"/>
+        <w:tabs>
+          <w:tab w:val="left" w:pos="1889"/>
+          <w:tab w:val="right" w:leader="dot" w:pos="8493"/>
+        </w:tabs>
+        <w:rPr>
+          <w:rFonts w:asciiTheme="minorHAnsi" w:eastAsiaTheme="minorEastAsia" w:hAnsiTheme="minorHAnsi"/>
+          <w:b w:val="0"/>
+          <w:i w:val="0"/>
+          <w:noProof/>
+          <w:kern w:val="0"/>
+          <w:sz w:val="22"/>
+          <w:szCs w:val="22"/>
+          <w:lang w:val="en-US"/>
+          <w14:ligatures w14:val="none"/>
+        </w:rPr>
+      </w:pPr>
+      <w:hyperlink w:anchor="_Toc222432826" w:history="1">
+        <w:r>
+          <w:rPr>
+            <w:rStyle w:val="Hyperlink"/>
+            <w:noProof/>
+          </w:rPr>
+          <w:t>3.1.3</w:t>
+        </w:r>
+        <w:r>
+          <w:rPr>
+            <w:rFonts w:asciiTheme="minorHAnsi" w:eastAsiaTheme="minorEastAsia" w:hAnsiTheme="minorHAnsi"/>
+            <w:b w:val="0"/>
+            <w:i w:val="0"/>
+            <w:noProof/>
+            <w:kern w:val="0"/>
+            <w:sz w:val="22"/>
+            <w:szCs w:val="22"/>
+            <w:lang w:val="en-US"/>
+            <w14:ligatures w14:val="none"/>
+          </w:rPr>
+          <w:tab/>
+        </w:r>
+        <w:r>
+          <w:rPr>
+            <w:rStyle w:val="Hyperlink"/>
+            <w:noProof/>
+          </w:rPr>
+          <w:t>Databázové riešenie</w:t>
+        </w:r>
+        <w:r>
+          <w:rPr>
+            <w:noProof/>
+            <w:webHidden/>
+          </w:rPr>
+          <w:tab/>
+        </w:r>
+        <w:r>
+          <w:rPr>
+            <w:noProof/>
+            <w:webHidden/>
+          </w:rPr>
+          <w:fldChar w:fldCharType="begin"/>
+        </w:r>
+        <w:r>
+          <w:rPr>
+            <w:noProof/>
+            <w:webHidden/>
+          </w:rPr>
+          <w:instrText xml:space="preserve"> PAGEREF _Toc222432826 \h </w:instrText>
+        </w:r>
+        <w:r>
+          <w:rPr>
+            <w:noProof/>
+            <w:webHidden/>
+          </w:rPr>
+        </w:r>
+        <w:r>
+          <w:rPr>
+            <w:noProof/>
+            <w:webHidden/>
+          </w:rPr>
+          <w:fldChar w:fldCharType="separate"/>
+        </w:r>
+        <w:r>
+          <w:rPr>
+            <w:noProof/>
+            <w:webHidden/>
+          </w:rPr>
+          <w:t>15</w:t>
+        </w:r>
+        <w:r>
+          <w:rPr>
+            <w:noProof/>
+            <w:webHidden/>
+          </w:rPr>
+          <w:fldChar w:fldCharType="end"/>
+        </w:r>
+      </w:hyperlink>
+    </w:p>
+    <w:p>
+      <w:pPr>
+        <w:pStyle w:val="TOC3"/>
+        <w:tabs>
+          <w:tab w:val="left" w:pos="1889"/>
+          <w:tab w:val="right" w:leader="dot" w:pos="8493"/>
+        </w:tabs>
+        <w:rPr>
+          <w:rFonts w:asciiTheme="minorHAnsi" w:eastAsiaTheme="minorEastAsia" w:hAnsiTheme="minorHAnsi"/>
+          <w:b w:val="0"/>
+          <w:i w:val="0"/>
+          <w:noProof/>
+          <w:kern w:val="0"/>
+          <w:sz w:val="22"/>
+          <w:szCs w:val="22"/>
+          <w:lang w:val="en-US"/>
+          <w14:ligatures w14:val="none"/>
+        </w:rPr>
+      </w:pPr>
+      <w:hyperlink w:anchor="_Toc222432827" w:history="1">
+        <w:r>
+          <w:rPr>
+            <w:rStyle w:val="Hyperlink"/>
+            <w:noProof/>
+          </w:rPr>
+          <w:t>3.1.4</w:t>
+        </w:r>
+        <w:r>
+          <w:rPr>
+            <w:rFonts w:asciiTheme="minorHAnsi" w:eastAsiaTheme="minorEastAsia" w:hAnsiTheme="minorHAnsi"/>
+            <w:b w:val="0"/>
+            <w:i w:val="0"/>
+            <w:noProof/>
+            <w:kern w:val="0"/>
+            <w:sz w:val="22"/>
+            <w:szCs w:val="22"/>
+            <w:lang w:val="en-US"/>
+            <w14:ligatures w14:val="none"/>
+          </w:rPr>
+          <w:tab/>
+        </w:r>
+        <w:r>
+          <w:rPr>
+            <w:rStyle w:val="Hyperlink"/>
+            <w:noProof/>
+          </w:rPr>
+          <w:t>Bezpečnostné mechanizmy a zoznam použitých balíčkov</w:t>
+        </w:r>
+        <w:r>
+          <w:rPr>
+            <w:noProof/>
+            <w:webHidden/>
+          </w:rPr>
+          <w:tab/>
+        </w:r>
+        <w:r>
+          <w:rPr>
+            <w:noProof/>
+            <w:webHidden/>
+          </w:rPr>
+          <w:fldChar w:fldCharType="begin"/>
+        </w:r>
+        <w:r>
+          <w:rPr>
+            <w:noProof/>
+            <w:webHidden/>
+          </w:rPr>
+          <w:instrText xml:space="preserve"> PAGEREF _Toc222432827 \h </w:instrText>
+        </w:r>
+        <w:r>
+          <w:rPr>
+            <w:noProof/>
+            <w:webHidden/>
+          </w:rPr>
+        </w:r>
+        <w:r>
+          <w:rPr>
+            <w:noProof/>
+            <w:webHidden/>
+          </w:rPr>
+          <w:fldChar w:fldCharType="separate"/>
+        </w:r>
+        <w:r>
+          <w:rPr>
+            <w:noProof/>
+            <w:webHidden/>
+          </w:rPr>
+          <w:t>15</w:t>
+        </w:r>
+        <w:r>
+          <w:rPr>
+            <w:noProof/>
+            <w:webHidden/>
+          </w:rPr>
+          <w:fldChar w:fldCharType="end"/>
+        </w:r>
+      </w:hyperlink>
+    </w:p>
+    <w:p>
+      <w:pPr>
+        <w:pStyle w:val="TOC3"/>
+        <w:tabs>
+          <w:tab w:val="left" w:pos="1889"/>
+          <w:tab w:val="right" w:leader="dot" w:pos="8493"/>
+        </w:tabs>
+        <w:rPr>
+          <w:rFonts w:asciiTheme="minorHAnsi" w:eastAsiaTheme="minorEastAsia" w:hAnsiTheme="minorHAnsi"/>
+          <w:b w:val="0"/>
+          <w:i w:val="0"/>
+          <w:noProof/>
+          <w:kern w:val="0"/>
+          <w:sz w:val="22"/>
+          <w:szCs w:val="22"/>
+          <w:lang w:val="en-US"/>
+          <w14:ligatures w14:val="none"/>
+        </w:rPr>
+      </w:pPr>
+      <w:hyperlink w:anchor="_Toc222432828" w:history="1">
+        <w:r>
+          <w:rPr>
+            <w:rStyle w:val="Hyperlink"/>
+            <w:noProof/>
+          </w:rPr>
+          <w:t>3.1.5</w:t>
+        </w:r>
+        <w:r>
+          <w:rPr>
+            <w:rFonts w:asciiTheme="minorHAnsi" w:eastAsiaTheme="minorEastAsia" w:hAnsiTheme="minorHAnsi"/>
+            <w:b w:val="0"/>
+            <w:i w:val="0"/>
+            <w:noProof/>
+            <w:kern w:val="0"/>
+            <w:sz w:val="22"/>
+            <w:szCs w:val="22"/>
+            <w:lang w:val="en-US"/>
+            <w14:ligatures w14:val="none"/>
+          </w:rPr>
+          <w:tab/>
+        </w:r>
+        <w:r>
+          <w:rPr>
+            <w:rStyle w:val="Hyperlink"/>
+            <w:noProof/>
+          </w:rPr>
+          <w:t>Verzovanie kódu – Git</w:t>
+        </w:r>
+        <w:r>
+          <w:rPr>
+            <w:noProof/>
+            <w:webHidden/>
+          </w:rPr>
+          <w:tab/>
+        </w:r>
+        <w:r>
+          <w:rPr>
+            <w:noProof/>
+            <w:webHidden/>
+          </w:rPr>
+          <w:fldChar w:fldCharType="begin"/>
+        </w:r>
+        <w:r>
+          <w:rPr>
+            <w:noProof/>
+            <w:webHidden/>
+          </w:rPr>
+          <w:instrText xml:space="preserve"> PAGEREF _Toc222432828 \h </w:instrText>
+        </w:r>
+        <w:r>
+          <w:rPr>
+            <w:noProof/>
+            <w:webHidden/>
+          </w:rPr>
+        </w:r>
+        <w:r>
+          <w:rPr>
+            <w:noProof/>
+            <w:webHidden/>
+          </w:rPr>
+          <w:fldChar w:fldCharType="separate"/>
+        </w:r>
+        <w:r>
+          <w:rPr>
+            <w:noProof/>
+            <w:webHidden/>
+          </w:rPr>
+          <w:t>16</w:t>
+        </w:r>
+        <w:r>
+          <w:rPr>
+            <w:noProof/>
+            <w:webHidden/>
+          </w:rPr>
+          <w:fldChar w:fldCharType="end"/>
+        </w:r>
+      </w:hyperlink>
+    </w:p>
+    <w:p>
+      <w:pPr>
+        <w:pStyle w:val="TOC2"/>
+        <w:tabs>
+          <w:tab w:val="left" w:pos="1540"/>
+          <w:tab w:val="right" w:leader="dot" w:pos="8493"/>
+        </w:tabs>
+        <w:rPr>
+          <w:rFonts w:asciiTheme="minorHAnsi" w:eastAsiaTheme="minorEastAsia" w:hAnsiTheme="minorHAnsi"/>
+          <w:b w:val="0"/>
+          <w:noProof/>
+          <w:kern w:val="0"/>
+          <w:sz w:val="22"/>
+          <w:szCs w:val="22"/>
+          <w:lang w:val="en-US"/>
+          <w14:ligatures w14:val="none"/>
+        </w:rPr>
+      </w:pPr>
+      <w:hyperlink w:anchor="_Toc222432829" w:history="1">
+        <w:r>
+          <w:rPr>
+            <w:rStyle w:val="Hyperlink"/>
+            <w:noProof/>
+          </w:rPr>
+          <w:t>3.2</w:t>
+        </w:r>
+        <w:r>
+          <w:rPr>
+            <w:rFonts w:asciiTheme="minorHAnsi" w:eastAsiaTheme="minorEastAsia" w:hAnsiTheme="minorHAnsi"/>
+            <w:b w:val="0"/>
+            <w:noProof/>
+            <w:kern w:val="0"/>
+            <w:sz w:val="22"/>
+            <w:szCs w:val="22"/>
+            <w:lang w:val="en-US"/>
+            <w14:ligatures w14:val="none"/>
+          </w:rPr>
+          <w:tab/>
+        </w:r>
+        <w:r>
+          <w:rPr>
+            <w:rStyle w:val="Hyperlink"/>
+            <w:noProof/>
+          </w:rPr>
+          <w:t>Návrh architektúry systému</w:t>
+        </w:r>
+        <w:r>
+          <w:rPr>
+            <w:noProof/>
+            <w:webHidden/>
+          </w:rPr>
+          <w:tab/>
+        </w:r>
+        <w:r>
+          <w:rPr>
+            <w:noProof/>
+            <w:webHidden/>
+          </w:rPr>
+          <w:fldChar w:fldCharType="begin"/>
+        </w:r>
+        <w:r>
+          <w:rPr>
+            <w:noProof/>
+            <w:webHidden/>
+          </w:rPr>
+          <w:instrText xml:space="preserve"> PAGEREF _Toc222432829 \h </w:instrText>
+        </w:r>
+        <w:r>
+          <w:rPr>
+            <w:noProof/>
+            <w:webHidden/>
+          </w:rPr>
+        </w:r>
+        <w:r>
+          <w:rPr>
+            <w:noProof/>
+            <w:webHidden/>
+          </w:rPr>
+          <w:fldChar w:fldCharType="separate"/>
+        </w:r>
+        <w:r>
+          <w:rPr>
+            <w:noProof/>
+            <w:webHidden/>
+          </w:rPr>
+          <w:t>16</w:t>
+        </w:r>
+        <w:r>
+          <w:rPr>
+            <w:noProof/>
+            <w:webHidden/>
+          </w:rPr>
+          <w:fldChar w:fldCharType="end"/>
+        </w:r>
+      </w:hyperlink>
+    </w:p>
+    <w:p>
+      <w:pPr>
+        <w:pStyle w:val="TOC3"/>
+        <w:tabs>
+          <w:tab w:val="left" w:pos="1889"/>
+          <w:tab w:val="right" w:leader="dot" w:pos="8493"/>
+        </w:tabs>
+        <w:rPr>
+          <w:rFonts w:asciiTheme="minorHAnsi" w:eastAsiaTheme="minorEastAsia" w:hAnsiTheme="minorHAnsi"/>
+          <w:b w:val="0"/>
+          <w:i w:val="0"/>
+          <w:noProof/>
+          <w:kern w:val="0"/>
+          <w:sz w:val="22"/>
+          <w:szCs w:val="22"/>
+          <w:lang w:val="en-US"/>
+          <w14:ligatures w14:val="none"/>
+        </w:rPr>
+      </w:pPr>
+      <w:hyperlink w:anchor="_Toc222432830" w:history="1">
+        <w:r>
+          <w:rPr>
+            <w:rStyle w:val="Hyperlink"/>
+            <w:noProof/>
+          </w:rPr>
+          <w:t>3.2.1</w:t>
+        </w:r>
+        <w:r>
+          <w:rPr>
+            <w:rFonts w:asciiTheme="minorHAnsi" w:eastAsiaTheme="minorEastAsia" w:hAnsiTheme="minorHAnsi"/>
+            <w:b w:val="0"/>
+            <w:i w:val="0"/>
+            <w:noProof/>
+            <w:kern w:val="0"/>
+            <w:sz w:val="22"/>
+            <w:szCs w:val="22"/>
+            <w:lang w:val="en-US"/>
+            <w14:ligatures w14:val="none"/>
+          </w:rPr>
+          <w:tab/>
+        </w:r>
+        <w:r>
+          <w:rPr>
+            <w:rStyle w:val="Hyperlink"/>
+            <w:noProof/>
+          </w:rPr>
+          <w:t>Databázová vrstva</w:t>
+        </w:r>
+        <w:r>
+          <w:rPr>
+            <w:noProof/>
+            <w:webHidden/>
+          </w:rPr>
+          <w:tab/>
+        </w:r>
+        <w:r>
+          <w:rPr>
+            <w:noProof/>
+            <w:webHidden/>
+          </w:rPr>
+          <w:fldChar w:fldCharType="begin"/>
+        </w:r>
+        <w:r>
+          <w:rPr>
+            <w:noProof/>
+            <w:webHidden/>
+          </w:rPr>
+          <w:instrText xml:space="preserve"> PAGEREF _Toc222432830 \h </w:instrText>
+        </w:r>
+        <w:r>
+          <w:rPr>
+            <w:noProof/>
+            <w:webHidden/>
+          </w:rPr>
+        </w:r>
+        <w:r>
+          <w:rPr>
+            <w:noProof/>
+            <w:webHidden/>
+          </w:rPr>
+          <w:fldChar w:fldCharType="separate"/>
+        </w:r>
+        <w:r>
+          <w:rPr>
+            <w:noProof/>
+            <w:webHidden/>
+          </w:rPr>
+          <w:t>16</w:t>
+        </w:r>
+        <w:r>
+          <w:rPr>
+            <w:noProof/>
+            <w:webHidden/>
+          </w:rPr>
+          <w:fldChar w:fldCharType="end"/>
+        </w:r>
+      </w:hyperlink>
+    </w:p>
+    <w:p>
+      <w:pPr>
+        <w:pStyle w:val="TOC3"/>
+        <w:tabs>
+          <w:tab w:val="left" w:pos="1889"/>
+          <w:tab w:val="right" w:leader="dot" w:pos="8493"/>
+        </w:tabs>
+        <w:rPr>
+          <w:rFonts w:asciiTheme="minorHAnsi" w:eastAsiaTheme="minorEastAsia" w:hAnsiTheme="minorHAnsi"/>
+          <w:b w:val="0"/>
+          <w:i w:val="0"/>
+          <w:noProof/>
+          <w:kern w:val="0"/>
+          <w:sz w:val="22"/>
+          <w:szCs w:val="22"/>
+          <w:lang w:val="en-US"/>
+          <w14:ligatures w14:val="none"/>
+        </w:rPr>
+      </w:pPr>
+      <w:hyperlink w:anchor="_Toc222432831" w:history="1">
+        <w:r>
+          <w:rPr>
+            <w:rStyle w:val="Hyperlink"/>
+            <w:noProof/>
+          </w:rPr>
+          <w:t>3.2.2</w:t>
+        </w:r>
+        <w:r>
+          <w:rPr>
+            <w:rFonts w:asciiTheme="minorHAnsi" w:eastAsiaTheme="minorEastAsia" w:hAnsiTheme="minorHAnsi"/>
+            <w:b w:val="0"/>
+            <w:i w:val="0"/>
+            <w:noProof/>
+            <w:kern w:val="0"/>
+            <w:sz w:val="22"/>
+            <w:szCs w:val="22"/>
+            <w:lang w:val="en-US"/>
+            <w14:ligatures w14:val="none"/>
+          </w:rPr>
+          <w:tab/>
+        </w:r>
+        <w:r>
+          <w:rPr>
+            <w:rStyle w:val="Hyperlink"/>
+            <w:noProof/>
+          </w:rPr>
+          <w:t>Repozitárová vrstva</w:t>
+        </w:r>
+        <w:r>
+          <w:rPr>
+            <w:noProof/>
+            <w:webHidden/>
+          </w:rPr>
+          <w:tab/>
+        </w:r>
+        <w:r>
+          <w:rPr>
+            <w:noProof/>
+            <w:webHidden/>
+          </w:rPr>
+          <w:fldChar w:fldCharType="begin"/>
+        </w:r>
+        <w:r>
+          <w:rPr>
+            <w:noProof/>
+            <w:webHidden/>
+          </w:rPr>
+          <w:instrText xml:space="preserve"> PAGEREF _Toc222432831 \h </w:instrText>
+        </w:r>
+        <w:r>
+          <w:rPr>
+            <w:noProof/>
+            <w:webHidden/>
+          </w:rPr>
+        </w:r>
+        <w:r>
+          <w:rPr>
+            <w:noProof/>
+            <w:webHidden/>
+          </w:rPr>
+          <w:fldChar w:fldCharType="separate"/>
+        </w:r>
+        <w:r>
+          <w:rPr>
+            <w:noProof/>
+            <w:webHidden/>
+          </w:rPr>
+          <w:t>17</w:t>
+        </w:r>
+        <w:r>
+          <w:rPr>
+            <w:noProof/>
+            <w:webHidden/>
+          </w:rPr>
+          <w:fldChar w:fldCharType="end"/>
+        </w:r>
+      </w:hyperlink>
+    </w:p>
+    <w:p>
+      <w:pPr>
+        <w:pStyle w:val="TOC3"/>
+        <w:tabs>
+          <w:tab w:val="left" w:pos="1889"/>
+          <w:tab w:val="right" w:leader="dot" w:pos="8493"/>
+        </w:tabs>
+        <w:rPr>
+          <w:rFonts w:asciiTheme="minorHAnsi" w:eastAsiaTheme="minorEastAsia" w:hAnsiTheme="minorHAnsi"/>
+          <w:b w:val="0"/>
+          <w:i w:val="0"/>
+          <w:noProof/>
+          <w:kern w:val="0"/>
+          <w:sz w:val="22"/>
+          <w:szCs w:val="22"/>
+          <w:lang w:val="en-US"/>
+          <w14:ligatures w14:val="none"/>
+        </w:rPr>
+      </w:pPr>
+      <w:hyperlink w:anchor="_Toc222432832" w:history="1">
+        <w:r>
+          <w:rPr>
+            <w:rStyle w:val="Hyperlink"/>
+            <w:noProof/>
+          </w:rPr>
+          <w:t>3.2.3</w:t>
+        </w:r>
+        <w:r>
+          <w:rPr>
+            <w:rFonts w:asciiTheme="minorHAnsi" w:eastAsiaTheme="minorEastAsia" w:hAnsiTheme="minorHAnsi"/>
+            <w:b w:val="0"/>
+            <w:i w:val="0"/>
+            <w:noProof/>
+            <w:kern w:val="0"/>
+            <w:sz w:val="22"/>
+            <w:szCs w:val="22"/>
+            <w:lang w:val="en-US"/>
+            <w14:ligatures w14:val="none"/>
+          </w:rPr>
+          <w:tab/>
+        </w:r>
+        <w:r>
+          <w:rPr>
+            <w:rStyle w:val="Hyperlink"/>
+            <w:noProof/>
+          </w:rPr>
+          <w:t>Servisná vrstva</w:t>
+        </w:r>
+        <w:r>
+          <w:rPr>
+            <w:noProof/>
+            <w:webHidden/>
+          </w:rPr>
+          <w:tab/>
+        </w:r>
+        <w:r>
+          <w:rPr>
+            <w:noProof/>
+            <w:webHidden/>
+          </w:rPr>
+          <w:fldChar w:fldCharType="begin"/>
+        </w:r>
+        <w:r>
+          <w:rPr>
+            <w:noProof/>
+            <w:webHidden/>
+          </w:rPr>
+          <w:instrText xml:space="preserve"> PAGEREF _Toc222432832 \h </w:instrText>
+        </w:r>
+        <w:r>
+          <w:rPr>
+            <w:noProof/>
+            <w:webHidden/>
+          </w:rPr>
+        </w:r>
+        <w:r>
+          <w:rPr>
+            <w:noProof/>
+            <w:webHidden/>
+          </w:rPr>
+          <w:fldChar w:fldCharType="separate"/>
+        </w:r>
+        <w:r>
+          <w:rPr>
+            <w:noProof/>
+            <w:webHidden/>
+          </w:rPr>
+          <w:t>17</w:t>
+        </w:r>
+        <w:r>
+          <w:rPr>
+            <w:noProof/>
+            <w:webHidden/>
+          </w:rPr>
+          <w:fldChar w:fldCharType="end"/>
+        </w:r>
+      </w:hyperlink>
+    </w:p>
+    <w:p>
+      <w:pPr>
+        <w:pStyle w:val="TOC3"/>
+        <w:tabs>
+          <w:tab w:val="left" w:pos="1889"/>
+          <w:tab w:val="right" w:leader="dot" w:pos="8493"/>
+        </w:tabs>
+        <w:rPr>
+          <w:rFonts w:asciiTheme="minorHAnsi" w:eastAsiaTheme="minorEastAsia" w:hAnsiTheme="minorHAnsi"/>
+          <w:b w:val="0"/>
+          <w:i w:val="0"/>
+          <w:noProof/>
+          <w:kern w:val="0"/>
+          <w:sz w:val="22"/>
+          <w:szCs w:val="22"/>
+          <w:lang w:val="en-US"/>
+          <w14:ligatures w14:val="none"/>
+        </w:rPr>
+      </w:pPr>
+      <w:hyperlink w:anchor="_Toc222432833" w:history="1">
+        <w:r>
+          <w:rPr>
+            <w:rStyle w:val="Hyperlink"/>
+            <w:noProof/>
+          </w:rPr>
+          <w:t>3.2.4</w:t>
+        </w:r>
+        <w:r>
+          <w:rPr>
+            <w:rFonts w:asciiTheme="minorHAnsi" w:eastAsiaTheme="minorEastAsia" w:hAnsiTheme="minorHAnsi"/>
+            <w:b w:val="0"/>
+            <w:i w:val="0"/>
+            <w:noProof/>
+            <w:kern w:val="0"/>
+            <w:sz w:val="22"/>
+            <w:szCs w:val="22"/>
+            <w:lang w:val="en-US"/>
+            <w14:ligatures w14:val="none"/>
+          </w:rPr>
+          <w:tab/>
+        </w:r>
+        <w:r>
+          <w:rPr>
+            <w:rStyle w:val="Hyperlink"/>
+            <w:noProof/>
+          </w:rPr>
+          <w:t>Controller vrstva</w:t>
+        </w:r>
+        <w:r>
+          <w:rPr>
+            <w:noProof/>
+            <w:webHidden/>
+          </w:rPr>
+          <w:tab/>
+        </w:r>
+        <w:r>
+          <w:rPr>
+            <w:noProof/>
+            <w:webHidden/>
+          </w:rPr>
+          <w:fldChar w:fldCharType="begin"/>
+        </w:r>
+        <w:r>
+          <w:rPr>
+            <w:noProof/>
+            <w:webHidden/>
+          </w:rPr>
+          <w:instrText xml:space="preserve"> PAGEREF _Toc222432833 \h </w:instrText>
+        </w:r>
+        <w:r>
+          <w:rPr>
+            <w:noProof/>
+            <w:webHidden/>
+          </w:rPr>
+        </w:r>
+        <w:r>
+          <w:rPr>
+            <w:noProof/>
+            <w:webHidden/>
+          </w:rPr>
+          <w:fldChar w:fldCharType="separate"/>
+        </w:r>
+        <w:r>
+          <w:rPr>
+            <w:noProof/>
+            <w:webHidden/>
+          </w:rPr>
+          <w:t>17</w:t>
+        </w:r>
+        <w:r>
+          <w:rPr>
+            <w:noProof/>
+            <w:webHidden/>
+          </w:rPr>
+          <w:fldChar w:fldCharType="end"/>
+        </w:r>
+      </w:hyperlink>
+    </w:p>
+    <w:p>
+      <w:pPr>
+        <w:pStyle w:val="TOC3"/>
+        <w:tabs>
+          <w:tab w:val="left" w:pos="1889"/>
+          <w:tab w:val="right" w:leader="dot" w:pos="8493"/>
+        </w:tabs>
+        <w:rPr>
+          <w:rFonts w:asciiTheme="minorHAnsi" w:eastAsiaTheme="minorEastAsia" w:hAnsiTheme="minorHAnsi"/>
+          <w:b w:val="0"/>
+          <w:i w:val="0"/>
+          <w:noProof/>
+          <w:kern w:val="0"/>
+          <w:sz w:val="22"/>
+          <w:szCs w:val="22"/>
+          <w:lang w:val="en-US"/>
+          <w14:ligatures w14:val="none"/>
+        </w:rPr>
+      </w:pPr>
+      <w:hyperlink w:anchor="_Toc222432834" w:history="1">
+        <w:r>
+          <w:rPr>
+            <w:rStyle w:val="Hyperlink"/>
+            <w:noProof/>
+          </w:rPr>
+          <w:t>3.2.5</w:t>
+        </w:r>
+        <w:r>
+          <w:rPr>
+            <w:rFonts w:asciiTheme="minorHAnsi" w:eastAsiaTheme="minorEastAsia" w:hAnsiTheme="minorHAnsi"/>
+            <w:b w:val="0"/>
+            <w:i w:val="0"/>
+            <w:noProof/>
+            <w:kern w:val="0"/>
+            <w:sz w:val="22"/>
+            <w:szCs w:val="22"/>
+            <w:lang w:val="en-US"/>
+            <w14:ligatures w14:val="none"/>
+          </w:rPr>
+          <w:tab/>
+        </w:r>
+        <w:r>
+          <w:rPr>
+            <w:rStyle w:val="Hyperlink"/>
+            <w:noProof/>
+          </w:rPr>
+          <w:t>Komunikácia medzi klientom a serverom</w:t>
+        </w:r>
+        <w:r>
+          <w:rPr>
+            <w:noProof/>
+            <w:webHidden/>
+          </w:rPr>
+          <w:tab/>
+        </w:r>
+        <w:r>
+          <w:rPr>
+            <w:noProof/>
+            <w:webHidden/>
+          </w:rPr>
+          <w:fldChar w:fldCharType="begin"/>
+        </w:r>
+        <w:r>
+          <w:rPr>
+            <w:noProof/>
+            <w:webHidden/>
+          </w:rPr>
+          <w:instrText xml:space="preserve"> PAGEREF _Toc222432834 \h </w:instrText>
+        </w:r>
+        <w:r>
+          <w:rPr>
+            <w:noProof/>
+            <w:webHidden/>
+          </w:rPr>
+        </w:r>
+        <w:r>
+          <w:rPr>
+            <w:noProof/>
+            <w:webHidden/>
+          </w:rPr>
+          <w:fldChar w:fldCharType="separate"/>
+        </w:r>
+        <w:r>
+          <w:rPr>
+            <w:noProof/>
+            <w:webHidden/>
+          </w:rPr>
+          <w:t>17</w:t>
+        </w:r>
+        <w:r>
+          <w:rPr>
+            <w:noProof/>
+            <w:webHidden/>
+          </w:rPr>
+          <w:fldChar w:fldCharType="end"/>
+        </w:r>
+      </w:hyperlink>
+    </w:p>
+    <w:p>
+      <w:pPr>
+        <w:pStyle w:val="TOC3"/>
+        <w:tabs>
+          <w:tab w:val="left" w:pos="1889"/>
+          <w:tab w:val="right" w:leader="dot" w:pos="8493"/>
+        </w:tabs>
+        <w:rPr>
+          <w:rFonts w:asciiTheme="minorHAnsi" w:eastAsiaTheme="minorEastAsia" w:hAnsiTheme="minorHAnsi"/>
+          <w:b w:val="0"/>
+          <w:i w:val="0"/>
+          <w:noProof/>
+          <w:kern w:val="0"/>
+          <w:sz w:val="22"/>
+          <w:szCs w:val="22"/>
+          <w:lang w:val="en-US"/>
+          <w14:ligatures w14:val="none"/>
+        </w:rPr>
+      </w:pPr>
+      <w:hyperlink w:anchor="_Toc222432835" w:history="1">
+        <w:r>
+          <w:rPr>
+            <w:rStyle w:val="Hyperlink"/>
+            <w:noProof/>
+          </w:rPr>
+          <w:t>3.2.6</w:t>
+        </w:r>
+        <w:r>
+          <w:rPr>
+            <w:rFonts w:asciiTheme="minorHAnsi" w:eastAsiaTheme="minorEastAsia" w:hAnsiTheme="minorHAnsi"/>
+            <w:b w:val="0"/>
+            <w:i w:val="0"/>
+            <w:noProof/>
+            <w:kern w:val="0"/>
+            <w:sz w:val="22"/>
+            <w:szCs w:val="22"/>
+            <w:lang w:val="en-US"/>
+            <w14:ligatures w14:val="none"/>
+          </w:rPr>
+          <w:tab/>
+        </w:r>
+        <w:r>
+          <w:rPr>
+            <w:rStyle w:val="Hyperlink"/>
+            <w:noProof/>
+          </w:rPr>
+          <w:t>Pozvánkový systém</w:t>
+        </w:r>
+        <w:r>
+          <w:rPr>
+            <w:noProof/>
+            <w:webHidden/>
+          </w:rPr>
+          <w:tab/>
+        </w:r>
+        <w:r>
+          <w:rPr>
+            <w:noProof/>
+            <w:webHidden/>
+          </w:rPr>
+          <w:fldChar w:fldCharType="begin"/>
+        </w:r>
+        <w:r>
+          <w:rPr>
+            <w:noProof/>
+            <w:webHidden/>
+          </w:rPr>
+          <w:instrText xml:space="preserve"> PAGEREF _Toc222432835 \h </w:instrText>
+        </w:r>
+        <w:r>
+          <w:rPr>
+            <w:noProof/>
+            <w:webHidden/>
+          </w:rPr>
+        </w:r>
+        <w:r>
+          <w:rPr>
+            <w:noProof/>
+            <w:webHidden/>
+          </w:rPr>
+          <w:fldChar w:fldCharType="separate"/>
+        </w:r>
+        <w:r>
+          <w:rPr>
+            <w:noProof/>
+            <w:webHidden/>
+          </w:rPr>
+          <w:t>18</w:t>
+        </w:r>
+        <w:r>
+          <w:rPr>
+            <w:noProof/>
+            <w:webHidden/>
+          </w:rPr>
+          <w:fldChar w:fldCharType="end"/>
+        </w:r>
+      </w:hyperlink>
+    </w:p>
+    <w:p>
+      <w:pPr>
+        <w:pStyle w:val="TOC3"/>
+        <w:tabs>
+          <w:tab w:val="left" w:pos="1889"/>
+          <w:tab w:val="right" w:leader="dot" w:pos="8493"/>
+        </w:tabs>
+        <w:rPr>
+          <w:rFonts w:asciiTheme="minorHAnsi" w:eastAsiaTheme="minorEastAsia" w:hAnsiTheme="minorHAnsi"/>
+          <w:b w:val="0"/>
+          <w:i w:val="0"/>
+          <w:noProof/>
+          <w:kern w:val="0"/>
+          <w:sz w:val="22"/>
+          <w:szCs w:val="22"/>
+          <w:lang w:val="en-US"/>
+          <w14:ligatures w14:val="none"/>
+        </w:rPr>
+      </w:pPr>
+      <w:hyperlink w:anchor="_Toc222432836" w:history="1">
+        <w:r>
+          <w:rPr>
+            <w:rStyle w:val="Hyperlink"/>
+            <w:noProof/>
+          </w:rPr>
+          <w:t>3.2.7</w:t>
+        </w:r>
+        <w:r>
+          <w:rPr>
+            <w:rFonts w:asciiTheme="minorHAnsi" w:eastAsiaTheme="minorEastAsia" w:hAnsiTheme="minorHAnsi"/>
+            <w:b w:val="0"/>
+            <w:i w:val="0"/>
+            <w:noProof/>
+            <w:kern w:val="0"/>
+            <w:sz w:val="22"/>
+            <w:szCs w:val="22"/>
+            <w:lang w:val="en-US"/>
+            <w14:ligatures w14:val="none"/>
+          </w:rPr>
+          <w:tab/>
+        </w:r>
+        <w:r>
+          <w:rPr>
+            <w:rStyle w:val="Hyperlink"/>
+            <w:noProof/>
+          </w:rPr>
+          <w:t>Spracovanie chýb a výnimiek na serveri</w:t>
+        </w:r>
+        <w:r>
+          <w:rPr>
+            <w:noProof/>
+            <w:webHidden/>
+          </w:rPr>
+          <w:tab/>
+        </w:r>
+        <w:r>
+          <w:rPr>
+            <w:noProof/>
+            <w:webHidden/>
+          </w:rPr>
+          <w:fldChar w:fldCharType="begin"/>
+        </w:r>
+        <w:r>
+          <w:rPr>
+            <w:noProof/>
+            <w:webHidden/>
+          </w:rPr>
+          <w:instrText xml:space="preserve"> PAGEREF _Toc222432836 \h </w:instrText>
+        </w:r>
+        <w:r>
+          <w:rPr>
+            <w:noProof/>
+            <w:webHidden/>
+          </w:rPr>
+        </w:r>
+        <w:r>
+          <w:rPr>
+            <w:noProof/>
+            <w:webHidden/>
+          </w:rPr>
+          <w:fldChar w:fldCharType="separate"/>
+        </w:r>
+        <w:r>
+          <w:rPr>
+            <w:noProof/>
+            <w:webHidden/>
+          </w:rPr>
+          <w:t>18</w:t>
+        </w:r>
+        <w:r>
+          <w:rPr>
+            <w:noProof/>
+            <w:webHidden/>
+          </w:rPr>
+          <w:fldChar w:fldCharType="end"/>
+        </w:r>
+      </w:hyperlink>
+    </w:p>
+    <w:p>
+      <w:pPr>
+        <w:pStyle w:val="TOC2"/>
+        <w:tabs>
+          <w:tab w:val="left" w:pos="1540"/>
+          <w:tab w:val="right" w:leader="dot" w:pos="8493"/>
+        </w:tabs>
+        <w:rPr>
+          <w:rFonts w:asciiTheme="minorHAnsi" w:eastAsiaTheme="minorEastAsia" w:hAnsiTheme="minorHAnsi"/>
+          <w:b w:val="0"/>
+          <w:noProof/>
+          <w:kern w:val="0"/>
+          <w:sz w:val="22"/>
+          <w:szCs w:val="22"/>
+          <w:lang w:val="en-US"/>
+          <w14:ligatures w14:val="none"/>
+        </w:rPr>
+      </w:pPr>
+      <w:hyperlink w:anchor="_Toc222432837" w:history="1">
+        <w:r>
+          <w:rPr>
+            <w:rStyle w:val="Hyperlink"/>
+            <w:noProof/>
+          </w:rPr>
+          <w:t>3.3</w:t>
+        </w:r>
+        <w:r>
+          <w:rPr>
+            <w:rFonts w:asciiTheme="minorHAnsi" w:eastAsiaTheme="minorEastAsia" w:hAnsiTheme="minorHAnsi"/>
+            <w:b w:val="0"/>
+            <w:noProof/>
+            <w:kern w:val="0"/>
+            <w:sz w:val="22"/>
+            <w:szCs w:val="22"/>
+            <w:lang w:val="en-US"/>
+            <w14:ligatures w14:val="none"/>
+          </w:rPr>
+          <w:tab/>
+        </w:r>
+        <w:r>
+          <w:rPr>
+            <w:rStyle w:val="Hyperlink"/>
+            <w:noProof/>
+          </w:rPr>
+          <w:t>Implementácia autentifikácie a autorizácie</w:t>
+        </w:r>
+        <w:r>
+          <w:rPr>
+            <w:noProof/>
+            <w:webHidden/>
+          </w:rPr>
+          <w:tab/>
+        </w:r>
+        <w:r>
+          <w:rPr>
+            <w:noProof/>
+            <w:webHidden/>
+          </w:rPr>
+          <w:fldChar w:fldCharType="begin"/>
+        </w:r>
+        <w:r>
+          <w:rPr>
+            <w:noProof/>
+            <w:webHidden/>
+          </w:rPr>
+          <w:instrText xml:space="preserve"> PAGEREF _Toc222432837 \h </w:instrText>
+        </w:r>
+        <w:r>
+          <w:rPr>
+            <w:noProof/>
+            <w:webHidden/>
+          </w:rPr>
+        </w:r>
+        <w:r>
+          <w:rPr>
+            <w:noProof/>
+            <w:webHidden/>
+          </w:rPr>
+          <w:fldChar w:fldCharType="separate"/>
+        </w:r>
+        <w:r>
+          <w:rPr>
+            <w:noProof/>
+            <w:webHidden/>
+          </w:rPr>
+          <w:t>18</w:t>
+        </w:r>
+        <w:r>
+          <w:rPr>
+            <w:noProof/>
+            <w:webHidden/>
+          </w:rPr>
+          <w:fldChar w:fldCharType="end"/>
+        </w:r>
+      </w:hyperlink>
+    </w:p>
+    <w:p>
+      <w:pPr>
+        <w:pStyle w:val="TOC3"/>
+        <w:tabs>
+          <w:tab w:val="left" w:pos="1889"/>
+          <w:tab w:val="right" w:leader="dot" w:pos="8493"/>
+        </w:tabs>
+        <w:rPr>
+          <w:rFonts w:asciiTheme="minorHAnsi" w:eastAsiaTheme="minorEastAsia" w:hAnsiTheme="minorHAnsi"/>
+          <w:b w:val="0"/>
+          <w:i w:val="0"/>
+          <w:noProof/>
+          <w:kern w:val="0"/>
+          <w:sz w:val="22"/>
+          <w:szCs w:val="22"/>
+          <w:lang w:val="en-US"/>
+          <w14:ligatures w14:val="none"/>
+        </w:rPr>
+      </w:pPr>
+      <w:hyperlink w:anchor="_Toc222432838" w:history="1">
+        <w:r>
+          <w:rPr>
+            <w:rStyle w:val="Hyperlink"/>
+            <w:noProof/>
+          </w:rPr>
+          <w:t>3.3.1</w:t>
+        </w:r>
+        <w:r>
+          <w:rPr>
+            <w:rFonts w:asciiTheme="minorHAnsi" w:eastAsiaTheme="minorEastAsia" w:hAnsiTheme="minorHAnsi"/>
+            <w:b w:val="0"/>
+            <w:i w:val="0"/>
+            <w:noProof/>
+            <w:kern w:val="0"/>
+            <w:sz w:val="22"/>
+            <w:szCs w:val="22"/>
+            <w:lang w:val="en-US"/>
+            <w14:ligatures w14:val="none"/>
+          </w:rPr>
+          <w:tab/>
+        </w:r>
+        <w:r>
+          <w:rPr>
+            <w:rStyle w:val="Hyperlink"/>
+            <w:noProof/>
+          </w:rPr>
+          <w:t>Registrácia používateľa</w:t>
+        </w:r>
+        <w:r>
+          <w:rPr>
+            <w:noProof/>
+            <w:webHidden/>
+          </w:rPr>
+          <w:tab/>
+        </w:r>
+        <w:r>
+          <w:rPr>
+            <w:noProof/>
+            <w:webHidden/>
+          </w:rPr>
+          <w:fldChar w:fldCharType="begin"/>
+        </w:r>
+        <w:r>
+          <w:rPr>
+            <w:noProof/>
+            <w:webHidden/>
+          </w:rPr>
+          <w:instrText xml:space="preserve"> PAGEREF _Toc222432838 \h </w:instrText>
+        </w:r>
+        <w:r>
+          <w:rPr>
+            <w:noProof/>
+            <w:webHidden/>
+          </w:rPr>
+        </w:r>
+        <w:r>
+          <w:rPr>
+            <w:noProof/>
+            <w:webHidden/>
+          </w:rPr>
+          <w:fldChar w:fldCharType="separate"/>
+        </w:r>
+        <w:r>
+          <w:rPr>
+            <w:noProof/>
+            <w:webHidden/>
+          </w:rPr>
+          <w:t>18</w:t>
+        </w:r>
+        <w:r>
+          <w:rPr>
+            <w:noProof/>
+            <w:webHidden/>
+          </w:rPr>
+          <w:fldChar w:fldCharType="end"/>
+        </w:r>
+      </w:hyperlink>
+    </w:p>
+    <w:p>
+      <w:pPr>
+        <w:pStyle w:val="TOC3"/>
+        <w:tabs>
+          <w:tab w:val="left" w:pos="1889"/>
+          <w:tab w:val="right" w:leader="dot" w:pos="8493"/>
+        </w:tabs>
+        <w:rPr>
+          <w:rFonts w:asciiTheme="minorHAnsi" w:eastAsiaTheme="minorEastAsia" w:hAnsiTheme="minorHAnsi"/>
+          <w:b w:val="0"/>
+          <w:i w:val="0"/>
+          <w:noProof/>
+          <w:kern w:val="0"/>
+          <w:sz w:val="22"/>
+          <w:szCs w:val="22"/>
+          <w:lang w:val="en-US"/>
+          <w14:ligatures w14:val="none"/>
+        </w:rPr>
+      </w:pPr>
+      <w:hyperlink w:anchor="_Toc222432839" w:history="1">
+        <w:r>
+          <w:rPr>
+            <w:rStyle w:val="Hyperlink"/>
+            <w:noProof/>
+          </w:rPr>
+          <w:t>3.3.2</w:t>
+        </w:r>
+        <w:r>
+          <w:rPr>
+            <w:rFonts w:asciiTheme="minorHAnsi" w:eastAsiaTheme="minorEastAsia" w:hAnsiTheme="minorHAnsi"/>
+            <w:b w:val="0"/>
+            <w:i w:val="0"/>
+            <w:noProof/>
+            <w:kern w:val="0"/>
+            <w:sz w:val="22"/>
+            <w:szCs w:val="22"/>
+            <w:lang w:val="en-US"/>
+            <w14:ligatures w14:val="none"/>
+          </w:rPr>
+          <w:tab/>
+        </w:r>
+        <w:r>
+          <w:rPr>
+            <w:rStyle w:val="Hyperlink"/>
+            <w:noProof/>
+          </w:rPr>
+          <w:t>Autentifikácia používateľa</w:t>
+        </w:r>
+        <w:r>
+          <w:rPr>
+            <w:noProof/>
+            <w:webHidden/>
+          </w:rPr>
+          <w:tab/>
+        </w:r>
+        <w:r>
+          <w:rPr>
+            <w:noProof/>
+            <w:webHidden/>
+          </w:rPr>
+          <w:fldChar w:fldCharType="begin"/>
+        </w:r>
+        <w:r>
+          <w:rPr>
+            <w:noProof/>
+            <w:webHidden/>
+          </w:rPr>
+          <w:instrText xml:space="preserve"> PAGEREF _Toc222432839 \h </w:instrText>
+        </w:r>
+        <w:r>
+          <w:rPr>
+            <w:noProof/>
+            <w:webHidden/>
+          </w:rPr>
+        </w:r>
+        <w:r>
+          <w:rPr>
+            <w:noProof/>
+            <w:webHidden/>
+          </w:rPr>
+          <w:fldChar w:fldCharType="separate"/>
+        </w:r>
+        <w:r>
+          <w:rPr>
+            <w:noProof/>
+            <w:webHidden/>
+          </w:rPr>
+          <w:t>19</w:t>
+        </w:r>
+        <w:r>
+          <w:rPr>
+            <w:noProof/>
+            <w:webHidden/>
+          </w:rPr>
+          <w:fldChar w:fldCharType="end"/>
+        </w:r>
+      </w:hyperlink>
+    </w:p>
+    <w:p>
+      <w:pPr>
+        <w:pStyle w:val="TOC3"/>
+        <w:tabs>
+          <w:tab w:val="left" w:pos="1889"/>
+          <w:tab w:val="right" w:leader="dot" w:pos="8493"/>
+        </w:tabs>
+        <w:rPr>
+          <w:rFonts w:asciiTheme="minorHAnsi" w:eastAsiaTheme="minorEastAsia" w:hAnsiTheme="minorHAnsi"/>
+          <w:b w:val="0"/>
+          <w:i w:val="0"/>
+          <w:noProof/>
+          <w:kern w:val="0"/>
+          <w:sz w:val="22"/>
+          <w:szCs w:val="22"/>
+          <w:lang w:val="en-US"/>
+          <w14:ligatures w14:val="none"/>
+        </w:rPr>
+      </w:pPr>
+      <w:hyperlink w:anchor="_Toc222432840" w:history="1">
+        <w:r>
+          <w:rPr>
+            <w:rStyle w:val="Hyperlink"/>
+            <w:noProof/>
+          </w:rPr>
+          <w:t>3.3.3</w:t>
+        </w:r>
+        <w:r>
+          <w:rPr>
+            <w:rFonts w:asciiTheme="minorHAnsi" w:eastAsiaTheme="minorEastAsia" w:hAnsiTheme="minorHAnsi"/>
+            <w:b w:val="0"/>
+            <w:i w:val="0"/>
+            <w:noProof/>
+            <w:kern w:val="0"/>
+            <w:sz w:val="22"/>
+            <w:szCs w:val="22"/>
+            <w:lang w:val="en-US"/>
+            <w14:ligatures w14:val="none"/>
+          </w:rPr>
+          <w:tab/>
+        </w:r>
+        <w:r>
+          <w:rPr>
+            <w:rStyle w:val="Hyperlink"/>
+            <w:noProof/>
+          </w:rPr>
+          <w:t>Správa tokenov</w:t>
+        </w:r>
+        <w:r>
+          <w:rPr>
+            <w:noProof/>
+            <w:webHidden/>
+          </w:rPr>
+          <w:tab/>
+        </w:r>
+        <w:r>
+          <w:rPr>
+            <w:noProof/>
+            <w:webHidden/>
+          </w:rPr>
+          <w:fldChar w:fldCharType="begin"/>
+        </w:r>
+        <w:r>
+          <w:rPr>
+            <w:noProof/>
+            <w:webHidden/>
+          </w:rPr>
+          <w:instrText xml:space="preserve"> PAGEREF _Toc222432840 \h </w:instrText>
+        </w:r>
+        <w:r>
+          <w:rPr>
+            <w:noProof/>
+            <w:webHidden/>
+          </w:rPr>
+        </w:r>
+        <w:r>
+          <w:rPr>
+            <w:noProof/>
+            <w:webHidden/>
+          </w:rPr>
+          <w:fldChar w:fldCharType="separate"/>
+        </w:r>
+        <w:r>
+          <w:rPr>
+            <w:noProof/>
+            <w:webHidden/>
+          </w:rPr>
+          <w:t>20</w:t>
+        </w:r>
+        <w:r>
+          <w:rPr>
+            <w:noProof/>
+            <w:webHidden/>
+          </w:rPr>
+          <w:fldChar w:fldCharType="end"/>
+        </w:r>
+      </w:hyperlink>
+    </w:p>
+    <w:p>
+      <w:pPr>
+        <w:pStyle w:val="TOC4"/>
+        <w:tabs>
+          <w:tab w:val="left" w:pos="2309"/>
+          <w:tab w:val="right" w:leader="dot" w:pos="8493"/>
+        </w:tabs>
+        <w:rPr>
+          <w:rFonts w:asciiTheme="minorHAnsi" w:eastAsiaTheme="minorEastAsia" w:hAnsiTheme="minorHAnsi"/>
+          <w:b w:val="0"/>
+          <w:i w:val="0"/>
+          <w:noProof/>
+          <w:kern w:val="0"/>
+          <w:sz w:val="22"/>
+          <w:szCs w:val="22"/>
+          <w:lang w:val="en-US"/>
+          <w14:ligatures w14:val="none"/>
+        </w:rPr>
+      </w:pPr>
+      <w:hyperlink w:anchor="_Toc222432841" w:history="1">
+        <w:r>
+          <w:rPr>
+            <w:rStyle w:val="Hyperlink"/>
+            <w:noProof/>
+          </w:rPr>
+          <w:t>3.3.3.1</w:t>
+        </w:r>
+        <w:r>
+          <w:rPr>
+            <w:rFonts w:asciiTheme="minorHAnsi" w:eastAsiaTheme="minorEastAsia" w:hAnsiTheme="minorHAnsi"/>
+            <w:b w:val="0"/>
+            <w:i w:val="0"/>
+            <w:noProof/>
+            <w:kern w:val="0"/>
+            <w:sz w:val="22"/>
+            <w:szCs w:val="22"/>
+            <w:lang w:val="en-US"/>
+            <w14:ligatures w14:val="none"/>
+          </w:rPr>
+          <w:tab/>
+        </w:r>
+        <w:r>
+          <w:rPr>
+            <w:rStyle w:val="Hyperlink"/>
+            <w:noProof/>
+          </w:rPr>
+          <w:t>Access Token</w:t>
+        </w:r>
+        <w:r>
+          <w:rPr>
+            <w:noProof/>
+            <w:webHidden/>
+          </w:rPr>
+          <w:tab/>
+        </w:r>
+        <w:r>
+          <w:rPr>
+            <w:noProof/>
+            <w:webHidden/>
+          </w:rPr>
+          <w:fldChar w:fldCharType="begin"/>
+        </w:r>
+        <w:r>
+          <w:rPr>
+            <w:noProof/>
+            <w:webHidden/>
+          </w:rPr>
+          <w:instrText xml:space="preserve"> PAGEREF _Toc222432841 \h </w:instrText>
+        </w:r>
+        <w:r>
+          <w:rPr>
+            <w:noProof/>
+            <w:webHidden/>
+          </w:rPr>
+        </w:r>
+        <w:r>
+          <w:rPr>
+            <w:noProof/>
+            <w:webHidden/>
+          </w:rPr>
+          <w:fldChar w:fldCharType="separate"/>
+        </w:r>
+        <w:r>
+          <w:rPr>
+            <w:noProof/>
+            <w:webHidden/>
+          </w:rPr>
+          <w:t>20</w:t>
+        </w:r>
+        <w:r>
+          <w:rPr>
+            <w:noProof/>
+            <w:webHidden/>
+          </w:rPr>
+          <w:fldChar w:fldCharType="end"/>
+        </w:r>
+      </w:hyperlink>
+    </w:p>
+    <w:p>
+      <w:pPr>
+        <w:pStyle w:val="TOC4"/>
+        <w:tabs>
+          <w:tab w:val="left" w:pos="2309"/>
+          <w:tab w:val="right" w:leader="dot" w:pos="8493"/>
+        </w:tabs>
+        <w:rPr>
+          <w:rFonts w:asciiTheme="minorHAnsi" w:eastAsiaTheme="minorEastAsia" w:hAnsiTheme="minorHAnsi"/>
+          <w:b w:val="0"/>
+          <w:i w:val="0"/>
+          <w:noProof/>
+          <w:kern w:val="0"/>
+          <w:sz w:val="22"/>
+          <w:szCs w:val="22"/>
+          <w:lang w:val="en-US"/>
+          <w14:ligatures w14:val="none"/>
+        </w:rPr>
+      </w:pPr>
+      <w:hyperlink w:anchor="_Toc222432842" w:history="1">
+        <w:r>
+          <w:rPr>
+            <w:rStyle w:val="Hyperlink"/>
+            <w:noProof/>
+          </w:rPr>
+          <w:t>3.3.3.2</w:t>
+        </w:r>
+        <w:r>
+          <w:rPr>
+            <w:rFonts w:asciiTheme="minorHAnsi" w:eastAsiaTheme="minorEastAsia" w:hAnsiTheme="minorHAnsi"/>
+            <w:b w:val="0"/>
+            <w:i w:val="0"/>
+            <w:noProof/>
+            <w:kern w:val="0"/>
+            <w:sz w:val="22"/>
+            <w:szCs w:val="22"/>
+            <w:lang w:val="en-US"/>
+            <w14:ligatures w14:val="none"/>
+          </w:rPr>
+          <w:tab/>
+        </w:r>
+        <w:r>
+          <w:rPr>
+            <w:rStyle w:val="Hyperlink"/>
+            <w:noProof/>
+          </w:rPr>
+          <w:t>Refresh token</w:t>
+        </w:r>
+        <w:r>
+          <w:rPr>
+            <w:noProof/>
+            <w:webHidden/>
+          </w:rPr>
+          <w:tab/>
+        </w:r>
+        <w:r>
+          <w:rPr>
+            <w:noProof/>
+            <w:webHidden/>
+          </w:rPr>
+          <w:fldChar w:fldCharType="begin"/>
+        </w:r>
+        <w:r>
+          <w:rPr>
+            <w:noProof/>
+            <w:webHidden/>
+          </w:rPr>
+          <w:instrText xml:space="preserve"> PAGEREF _Toc222432842 \h </w:instrText>
+        </w:r>
+        <w:r>
+          <w:rPr>
+            <w:noProof/>
+            <w:webHidden/>
+          </w:rPr>
+        </w:r>
+        <w:r>
+          <w:rPr>
+            <w:noProof/>
+            <w:webHidden/>
+          </w:rPr>
+          <w:fldChar w:fldCharType="separate"/>
+        </w:r>
+        <w:r>
+          <w:rPr>
+            <w:noProof/>
+            <w:webHidden/>
+          </w:rPr>
+          <w:t>20</w:t>
+        </w:r>
+        <w:r>
+          <w:rPr>
+            <w:noProof/>
+            <w:webHidden/>
+          </w:rPr>
+          <w:fldChar w:fldCharType="end"/>
+        </w:r>
+      </w:hyperlink>
+    </w:p>
+    <w:p>
+      <w:pPr>
+        <w:pStyle w:val="TOC3"/>
+        <w:tabs>
+          <w:tab w:val="left" w:pos="1889"/>
+          <w:tab w:val="right" w:leader="dot" w:pos="8493"/>
+        </w:tabs>
+        <w:rPr>
+          <w:rFonts w:asciiTheme="minorHAnsi" w:eastAsiaTheme="minorEastAsia" w:hAnsiTheme="minorHAnsi"/>
+          <w:b w:val="0"/>
+          <w:i w:val="0"/>
+          <w:noProof/>
+          <w:kern w:val="0"/>
+          <w:sz w:val="22"/>
+          <w:szCs w:val="22"/>
+          <w:lang w:val="en-US"/>
+          <w14:ligatures w14:val="none"/>
+        </w:rPr>
+      </w:pPr>
+      <w:hyperlink w:anchor="_Toc222432843" w:history="1">
+        <w:r>
+          <w:rPr>
+            <w:rStyle w:val="Hyperlink"/>
+            <w:noProof/>
+          </w:rPr>
+          <w:t>3.3.4</w:t>
+        </w:r>
+        <w:r>
+          <w:rPr>
+            <w:rFonts w:asciiTheme="minorHAnsi" w:eastAsiaTheme="minorEastAsia" w:hAnsiTheme="minorHAnsi"/>
+            <w:b w:val="0"/>
+            <w:i w:val="0"/>
+            <w:noProof/>
+            <w:kern w:val="0"/>
+            <w:sz w:val="22"/>
+            <w:szCs w:val="22"/>
+            <w:lang w:val="en-US"/>
+            <w14:ligatures w14:val="none"/>
+          </w:rPr>
+          <w:tab/>
+        </w:r>
+        <w:r>
+          <w:rPr>
+            <w:rStyle w:val="Hyperlink"/>
+            <w:noProof/>
+          </w:rPr>
+          <w:t>Dvojfaktorová autentifikácia (2FA)</w:t>
+        </w:r>
+        <w:r>
+          <w:rPr>
+            <w:noProof/>
+            <w:webHidden/>
+          </w:rPr>
+          <w:tab/>
+        </w:r>
+        <w:r>
+          <w:rPr>
+            <w:noProof/>
+            <w:webHidden/>
+          </w:rPr>
+          <w:fldChar w:fldCharType="begin"/>
+        </w:r>
+        <w:r>
+          <w:rPr>
+            <w:noProof/>
+            <w:webHidden/>
+          </w:rPr>
+          <w:instrText xml:space="preserve"> PAGEREF _Toc222432843 \h </w:instrText>
+        </w:r>
+        <w:r>
+          <w:rPr>
+            <w:noProof/>
+            <w:webHidden/>
+          </w:rPr>
+        </w:r>
+        <w:r>
+          <w:rPr>
+            <w:noProof/>
+            <w:webHidden/>
+          </w:rPr>
+          <w:fldChar w:fldCharType="separate"/>
+        </w:r>
+        <w:r>
+          <w:rPr>
+            <w:noProof/>
+            <w:webHidden/>
+          </w:rPr>
+          <w:t>21</w:t>
+        </w:r>
+        <w:r>
+          <w:rPr>
+            <w:noProof/>
+            <w:webHidden/>
+          </w:rPr>
+          <w:fldChar w:fldCharType="end"/>
+        </w:r>
+      </w:hyperlink>
+    </w:p>
+    <w:p>
+      <w:pPr>
+        <w:pStyle w:val="TOC4"/>
+        <w:tabs>
+          <w:tab w:val="left" w:pos="2309"/>
+          <w:tab w:val="right" w:leader="dot" w:pos="8493"/>
+        </w:tabs>
+        <w:rPr>
+          <w:rFonts w:asciiTheme="minorHAnsi" w:eastAsiaTheme="minorEastAsia" w:hAnsiTheme="minorHAnsi"/>
+          <w:b w:val="0"/>
+          <w:i w:val="0"/>
+          <w:noProof/>
+          <w:kern w:val="0"/>
+          <w:sz w:val="22"/>
+          <w:szCs w:val="22"/>
+          <w:lang w:val="en-US"/>
+          <w14:ligatures w14:val="none"/>
+        </w:rPr>
+      </w:pPr>
+      <w:hyperlink w:anchor="_Toc222432844" w:history="1">
+        <w:r>
+          <w:rPr>
+            <w:rStyle w:val="Hyperlink"/>
+            <w:noProof/>
+          </w:rPr>
+          <w:t>3.3.4.1</w:t>
+        </w:r>
+        <w:r>
+          <w:rPr>
+            <w:rFonts w:asciiTheme="minorHAnsi" w:eastAsiaTheme="minorEastAsia" w:hAnsiTheme="minorHAnsi"/>
+            <w:b w:val="0"/>
+            <w:i w:val="0"/>
+            <w:noProof/>
+            <w:kern w:val="0"/>
+            <w:sz w:val="22"/>
+            <w:szCs w:val="22"/>
+            <w:lang w:val="en-US"/>
+            <w14:ligatures w14:val="none"/>
+          </w:rPr>
+          <w:tab/>
+        </w:r>
+        <w:r>
+          <w:rPr>
+            <w:rStyle w:val="Hyperlink"/>
+            <w:noProof/>
+          </w:rPr>
+          <w:t>Inicializácia</w:t>
+        </w:r>
+        <w:r>
+          <w:rPr>
+            <w:noProof/>
+            <w:webHidden/>
+          </w:rPr>
+          <w:tab/>
+        </w:r>
+        <w:r>
+          <w:rPr>
+            <w:noProof/>
+            <w:webHidden/>
+          </w:rPr>
+          <w:fldChar w:fldCharType="begin"/>
+        </w:r>
+        <w:r>
+          <w:rPr>
+            <w:noProof/>
+            <w:webHidden/>
+          </w:rPr>
+          <w:instrText xml:space="preserve"> PAGEREF _Toc222432844 \h </w:instrText>
+        </w:r>
+        <w:r>
+          <w:rPr>
+            <w:noProof/>
+            <w:webHidden/>
+          </w:rPr>
+        </w:r>
+        <w:r>
+          <w:rPr>
+            <w:noProof/>
+            <w:webHidden/>
+          </w:rPr>
+          <w:fldChar w:fldCharType="separate"/>
+        </w:r>
+        <w:r>
+          <w:rPr>
+            <w:noProof/>
+            <w:webHidden/>
+          </w:rPr>
+          <w:t>21</w:t>
+        </w:r>
+        <w:r>
+          <w:rPr>
+            <w:noProof/>
+            <w:webHidden/>
+          </w:rPr>
+          <w:fldChar w:fldCharType="end"/>
+        </w:r>
+      </w:hyperlink>
+    </w:p>
+    <w:p>
+      <w:pPr>
+        <w:pStyle w:val="TOC4"/>
+        <w:tabs>
+          <w:tab w:val="left" w:pos="2309"/>
+          <w:tab w:val="right" w:leader="dot" w:pos="8493"/>
+        </w:tabs>
+        <w:rPr>
+          <w:rFonts w:asciiTheme="minorHAnsi" w:eastAsiaTheme="minorEastAsia" w:hAnsiTheme="minorHAnsi"/>
+          <w:b w:val="0"/>
+          <w:i w:val="0"/>
+          <w:noProof/>
+          <w:kern w:val="0"/>
+          <w:sz w:val="22"/>
+          <w:szCs w:val="22"/>
+          <w:lang w:val="en-US"/>
+          <w14:ligatures w14:val="none"/>
+        </w:rPr>
+      </w:pPr>
+      <w:hyperlink w:anchor="_Toc222432845" w:history="1">
+        <w:r>
+          <w:rPr>
+            <w:rStyle w:val="Hyperlink"/>
+            <w:noProof/>
+          </w:rPr>
+          <w:t>3.3.4.2</w:t>
+        </w:r>
+        <w:r>
+          <w:rPr>
+            <w:rFonts w:asciiTheme="minorHAnsi" w:eastAsiaTheme="minorEastAsia" w:hAnsiTheme="minorHAnsi"/>
+            <w:b w:val="0"/>
+            <w:i w:val="0"/>
+            <w:noProof/>
+            <w:kern w:val="0"/>
+            <w:sz w:val="22"/>
+            <w:szCs w:val="22"/>
+            <w:lang w:val="en-US"/>
+            <w14:ligatures w14:val="none"/>
+          </w:rPr>
+          <w:tab/>
+        </w:r>
+        <w:r>
+          <w:rPr>
+            <w:rStyle w:val="Hyperlink"/>
+            <w:noProof/>
+          </w:rPr>
+          <w:t>Overenie</w:t>
+        </w:r>
+        <w:r>
+          <w:rPr>
+            <w:noProof/>
+            <w:webHidden/>
+          </w:rPr>
+          <w:tab/>
+        </w:r>
+        <w:r>
+          <w:rPr>
+            <w:noProof/>
+            <w:webHidden/>
+          </w:rPr>
+          <w:fldChar w:fldCharType="begin"/>
+        </w:r>
+        <w:r>
+          <w:rPr>
+            <w:noProof/>
+            <w:webHidden/>
+          </w:rPr>
+          <w:instrText xml:space="preserve"> PAGEREF _Toc222432845 \h </w:instrText>
+        </w:r>
+        <w:r>
+          <w:rPr>
+            <w:noProof/>
+            <w:webHidden/>
+          </w:rPr>
+        </w:r>
+        <w:r>
+          <w:rPr>
+            <w:noProof/>
+            <w:webHidden/>
+          </w:rPr>
+          <w:fldChar w:fldCharType="separate"/>
+        </w:r>
+        <w:r>
+          <w:rPr>
+            <w:noProof/>
+            <w:webHidden/>
+          </w:rPr>
+          <w:t>21</w:t>
+        </w:r>
+        <w:r>
+          <w:rPr>
+            <w:noProof/>
+            <w:webHidden/>
+          </w:rPr>
+          <w:fldChar w:fldCharType="end"/>
+        </w:r>
+      </w:hyperlink>
+    </w:p>
+    <w:p>
+      <w:pPr>
+        <w:pStyle w:val="TOC4"/>
+        <w:tabs>
+          <w:tab w:val="left" w:pos="2309"/>
+          <w:tab w:val="right" w:leader="dot" w:pos="8493"/>
+        </w:tabs>
+        <w:rPr>
+          <w:rFonts w:asciiTheme="minorHAnsi" w:eastAsiaTheme="minorEastAsia" w:hAnsiTheme="minorHAnsi"/>
+          <w:b w:val="0"/>
+          <w:i w:val="0"/>
+          <w:noProof/>
+          <w:kern w:val="0"/>
+          <w:sz w:val="22"/>
+          <w:szCs w:val="22"/>
+          <w:lang w:val="en-US"/>
+          <w14:ligatures w14:val="none"/>
+        </w:rPr>
+      </w:pPr>
+      <w:hyperlink w:anchor="_Toc222432846" w:history="1">
+        <w:r>
+          <w:rPr>
+            <w:rStyle w:val="Hyperlink"/>
+            <w:noProof/>
+          </w:rPr>
+          <w:t>3.3.4.3</w:t>
+        </w:r>
+        <w:r>
+          <w:rPr>
+            <w:rFonts w:asciiTheme="minorHAnsi" w:eastAsiaTheme="minorEastAsia" w:hAnsiTheme="minorHAnsi"/>
+            <w:b w:val="0"/>
+            <w:i w:val="0"/>
+            <w:noProof/>
+            <w:kern w:val="0"/>
+            <w:sz w:val="22"/>
+            <w:szCs w:val="22"/>
+            <w:lang w:val="en-US"/>
+            <w14:ligatures w14:val="none"/>
+          </w:rPr>
+          <w:tab/>
+        </w:r>
+        <w:r>
+          <w:rPr>
+            <w:rStyle w:val="Hyperlink"/>
+            <w:noProof/>
+          </w:rPr>
+          <w:t>Záložné kódy</w:t>
+        </w:r>
+        <w:r>
+          <w:rPr>
+            <w:noProof/>
+            <w:webHidden/>
+          </w:rPr>
+          <w:tab/>
+        </w:r>
+        <w:r>
+          <w:rPr>
+            <w:noProof/>
+            <w:webHidden/>
+          </w:rPr>
+          <w:fldChar w:fldCharType="begin"/>
+        </w:r>
+        <w:r>
+          <w:rPr>
+            <w:noProof/>
+            <w:webHidden/>
+          </w:rPr>
+          <w:instrText xml:space="preserve"> PAGEREF _Toc222432846 \h </w:instrText>
+        </w:r>
+        <w:r>
+          <w:rPr>
+            <w:noProof/>
+            <w:webHidden/>
+          </w:rPr>
+        </w:r>
+        <w:r>
+          <w:rPr>
+            <w:noProof/>
+            <w:webHidden/>
+          </w:rPr>
+          <w:fldChar w:fldCharType="separate"/>
+        </w:r>
+        <w:r>
+          <w:rPr>
+            <w:noProof/>
+            <w:webHidden/>
+          </w:rPr>
+          <w:t>21</w:t>
+        </w:r>
+        <w:r>
+          <w:rPr>
+            <w:noProof/>
+            <w:webHidden/>
+          </w:rPr>
+          <w:fldChar w:fldCharType="end"/>
+        </w:r>
+      </w:hyperlink>
+    </w:p>
+    <w:p>
+      <w:pPr>
+        <w:pStyle w:val="TOC2"/>
+        <w:tabs>
+          <w:tab w:val="left" w:pos="1540"/>
+          <w:tab w:val="right" w:leader="dot" w:pos="8493"/>
+        </w:tabs>
+        <w:rPr>
+          <w:rFonts w:asciiTheme="minorHAnsi" w:eastAsiaTheme="minorEastAsia" w:hAnsiTheme="minorHAnsi"/>
+          <w:b w:val="0"/>
+          <w:noProof/>
+          <w:kern w:val="0"/>
+          <w:sz w:val="22"/>
+          <w:szCs w:val="22"/>
+          <w:lang w:val="en-US"/>
+          <w14:ligatures w14:val="none"/>
+        </w:rPr>
+      </w:pPr>
+      <w:hyperlink w:anchor="_Toc222432847" w:history="1">
+        <w:r>
+          <w:rPr>
+            <w:rStyle w:val="Hyperlink"/>
+            <w:noProof/>
+          </w:rPr>
+          <w:t>3.4</w:t>
+        </w:r>
+        <w:r>
+          <w:rPr>
+            <w:rFonts w:asciiTheme="minorHAnsi" w:eastAsiaTheme="minorEastAsia" w:hAnsiTheme="minorHAnsi"/>
+            <w:b w:val="0"/>
+            <w:noProof/>
+            <w:kern w:val="0"/>
+            <w:sz w:val="22"/>
+            <w:szCs w:val="22"/>
+            <w:lang w:val="en-US"/>
+            <w14:ligatures w14:val="none"/>
+          </w:rPr>
+          <w:tab/>
+        </w:r>
+        <w:r>
+          <w:rPr>
+            <w:rStyle w:val="Hyperlink"/>
+            <w:noProof/>
+          </w:rPr>
+          <w:t>Vytváranie kryptomenovej peňaženky</w:t>
+        </w:r>
+        <w:r>
+          <w:rPr>
+            <w:noProof/>
+            <w:webHidden/>
+          </w:rPr>
+          <w:tab/>
+        </w:r>
+        <w:r>
+          <w:rPr>
+            <w:noProof/>
+            <w:webHidden/>
+          </w:rPr>
+          <w:fldChar w:fldCharType="begin"/>
+        </w:r>
+        <w:r>
+          <w:rPr>
+            <w:noProof/>
+            <w:webHidden/>
+          </w:rPr>
+          <w:instrText xml:space="preserve"> PAGEREF _Toc222432847 \h </w:instrText>
+        </w:r>
+        <w:r>
+          <w:rPr>
+            <w:noProof/>
+            <w:webHidden/>
+          </w:rPr>
+        </w:r>
+        <w:r>
+          <w:rPr>
+            <w:noProof/>
+            <w:webHidden/>
+          </w:rPr>
+          <w:fldChar w:fldCharType="separate"/>
+        </w:r>
+        <w:r>
+          <w:rPr>
+            <w:noProof/>
+            <w:webHidden/>
+          </w:rPr>
+          <w:t>22</w:t>
+        </w:r>
+        <w:r>
+          <w:rPr>
+            <w:noProof/>
+            <w:webHidden/>
+          </w:rPr>
+          <w:fldChar w:fldCharType="end"/>
+        </w:r>
+      </w:hyperlink>
+    </w:p>
+    <w:p>
+      <w:pPr>
+        <w:pStyle w:val="TOC3"/>
+        <w:tabs>
+          <w:tab w:val="left" w:pos="1889"/>
+          <w:tab w:val="right" w:leader="dot" w:pos="8493"/>
+        </w:tabs>
+        <w:rPr>
+          <w:rFonts w:asciiTheme="minorHAnsi" w:eastAsiaTheme="minorEastAsia" w:hAnsiTheme="minorHAnsi"/>
+          <w:b w:val="0"/>
+          <w:i w:val="0"/>
+          <w:noProof/>
+          <w:kern w:val="0"/>
+          <w:sz w:val="22"/>
+          <w:szCs w:val="22"/>
+          <w:lang w:val="en-US"/>
+          <w14:ligatures w14:val="none"/>
+        </w:rPr>
+      </w:pPr>
+      <w:hyperlink w:anchor="_Toc222432848" w:history="1">
+        <w:r>
+          <w:rPr>
+            <w:rStyle w:val="Hyperlink"/>
+            <w:noProof/>
+          </w:rPr>
+          <w:t>3.4.1</w:t>
+        </w:r>
+        <w:r>
+          <w:rPr>
+            <w:rFonts w:asciiTheme="minorHAnsi" w:eastAsiaTheme="minorEastAsia" w:hAnsiTheme="minorHAnsi"/>
+            <w:b w:val="0"/>
+            <w:i w:val="0"/>
+            <w:noProof/>
+            <w:kern w:val="0"/>
+            <w:sz w:val="22"/>
+            <w:szCs w:val="22"/>
+            <w:lang w:val="en-US"/>
+            <w14:ligatures w14:val="none"/>
+          </w:rPr>
+          <w:tab/>
+        </w:r>
+        <w:r>
+          <w:rPr>
+            <w:rStyle w:val="Hyperlink"/>
+            <w:noProof/>
+          </w:rPr>
+          <w:t>Generovanie mnemonic frázy a seedu</w:t>
+        </w:r>
+        <w:r>
+          <w:rPr>
+            <w:noProof/>
+            <w:webHidden/>
+          </w:rPr>
+          <w:tab/>
+        </w:r>
+        <w:r>
+          <w:rPr>
+            <w:noProof/>
+            <w:webHidden/>
+          </w:rPr>
+          <w:fldChar w:fldCharType="begin"/>
+        </w:r>
+        <w:r>
+          <w:rPr>
+            <w:noProof/>
+            <w:webHidden/>
+          </w:rPr>
+          <w:instrText xml:space="preserve"> PAGEREF _Toc222432848 \h </w:instrText>
+        </w:r>
+        <w:r>
+          <w:rPr>
+            <w:noProof/>
+            <w:webHidden/>
+          </w:rPr>
+        </w:r>
+        <w:r>
+          <w:rPr>
+            <w:noProof/>
+            <w:webHidden/>
+          </w:rPr>
+          <w:fldChar w:fldCharType="separate"/>
+        </w:r>
+        <w:r>
+          <w:rPr>
+            <w:noProof/>
+            <w:webHidden/>
+          </w:rPr>
+          <w:t>22</w:t>
+        </w:r>
+        <w:r>
+          <w:rPr>
+            <w:noProof/>
+            <w:webHidden/>
+          </w:rPr>
+          <w:fldChar w:fldCharType="end"/>
+        </w:r>
+      </w:hyperlink>
+    </w:p>
+    <w:p>
+      <w:pPr>
+        <w:pStyle w:val="TOC3"/>
+        <w:tabs>
+          <w:tab w:val="left" w:pos="1889"/>
+          <w:tab w:val="right" w:leader="dot" w:pos="8493"/>
+        </w:tabs>
+        <w:rPr>
+          <w:rFonts w:asciiTheme="minorHAnsi" w:eastAsiaTheme="minorEastAsia" w:hAnsiTheme="minorHAnsi"/>
+          <w:b w:val="0"/>
+          <w:i w:val="0"/>
+          <w:noProof/>
+          <w:kern w:val="0"/>
+          <w:sz w:val="22"/>
+          <w:szCs w:val="22"/>
+          <w:lang w:val="en-US"/>
+          <w14:ligatures w14:val="none"/>
+        </w:rPr>
+      </w:pPr>
+      <w:hyperlink w:anchor="_Toc222432849" w:history="1">
+        <w:r>
+          <w:rPr>
+            <w:rStyle w:val="Hyperlink"/>
+            <w:noProof/>
+          </w:rPr>
+          <w:t>3.4.2</w:t>
+        </w:r>
+        <w:r>
+          <w:rPr>
+            <w:rFonts w:asciiTheme="minorHAnsi" w:eastAsiaTheme="minorEastAsia" w:hAnsiTheme="minorHAnsi"/>
+            <w:b w:val="0"/>
+            <w:i w:val="0"/>
+            <w:noProof/>
+            <w:kern w:val="0"/>
+            <w:sz w:val="22"/>
+            <w:szCs w:val="22"/>
+            <w:lang w:val="en-US"/>
+            <w14:ligatures w14:val="none"/>
+          </w:rPr>
+          <w:tab/>
+        </w:r>
+        <w:r>
+          <w:rPr>
+            <w:rStyle w:val="Hyperlink"/>
+            <w:noProof/>
+          </w:rPr>
+          <w:t>Inicializácia peňaženky a správa adresy</w:t>
+        </w:r>
+        <w:r>
+          <w:rPr>
+            <w:noProof/>
+            <w:webHidden/>
+          </w:rPr>
+          <w:tab/>
+        </w:r>
+        <w:r>
+          <w:rPr>
+            <w:noProof/>
+            <w:webHidden/>
+          </w:rPr>
+          <w:fldChar w:fldCharType="begin"/>
+        </w:r>
+        <w:r>
+          <w:rPr>
+            <w:noProof/>
+            <w:webHidden/>
+          </w:rPr>
+          <w:instrText xml:space="preserve"> PAGEREF _Toc222432849 \h </w:instrText>
+        </w:r>
+        <w:r>
+          <w:rPr>
+            <w:noProof/>
+            <w:webHidden/>
+          </w:rPr>
+        </w:r>
+        <w:r>
+          <w:rPr>
+            <w:noProof/>
+            <w:webHidden/>
+          </w:rPr>
+          <w:fldChar w:fldCharType="separate"/>
+        </w:r>
+        <w:r>
+          <w:rPr>
+            <w:noProof/>
+            <w:webHidden/>
+          </w:rPr>
+          <w:t>22</w:t>
+        </w:r>
+        <w:r>
+          <w:rPr>
+            <w:noProof/>
+            <w:webHidden/>
+          </w:rPr>
+          <w:fldChar w:fldCharType="end"/>
+        </w:r>
+      </w:hyperlink>
+    </w:p>
+    <w:p>
+      <w:pPr>
+        <w:pStyle w:val="TOC3"/>
+        <w:tabs>
+          <w:tab w:val="left" w:pos="1889"/>
+          <w:tab w:val="right" w:leader="dot" w:pos="8493"/>
+        </w:tabs>
+        <w:rPr>
+          <w:rFonts w:asciiTheme="minorHAnsi" w:eastAsiaTheme="minorEastAsia" w:hAnsiTheme="minorHAnsi"/>
+          <w:b w:val="0"/>
+          <w:i w:val="0"/>
+          <w:noProof/>
+          <w:kern w:val="0"/>
+          <w:sz w:val="22"/>
+          <w:szCs w:val="22"/>
+          <w:lang w:val="en-US"/>
+          <w14:ligatures w14:val="none"/>
+        </w:rPr>
+      </w:pPr>
+      <w:hyperlink w:anchor="_Toc222432850" w:history="1">
+        <w:r>
+          <w:rPr>
+            <w:rStyle w:val="Hyperlink"/>
+            <w:noProof/>
+          </w:rPr>
+          <w:t>3.4.3</w:t>
+        </w:r>
+        <w:r>
+          <w:rPr>
+            <w:rFonts w:asciiTheme="minorHAnsi" w:eastAsiaTheme="minorEastAsia" w:hAnsiTheme="minorHAnsi"/>
+            <w:b w:val="0"/>
+            <w:i w:val="0"/>
+            <w:noProof/>
+            <w:kern w:val="0"/>
+            <w:sz w:val="22"/>
+            <w:szCs w:val="22"/>
+            <w:lang w:val="en-US"/>
+            <w14:ligatures w14:val="none"/>
+          </w:rPr>
+          <w:tab/>
+        </w:r>
+        <w:r>
+          <w:rPr>
+            <w:rStyle w:val="Hyperlink"/>
+            <w:noProof/>
+          </w:rPr>
+          <w:t>Import a export peňaženky</w:t>
+        </w:r>
+        <w:r>
+          <w:rPr>
+            <w:noProof/>
+            <w:webHidden/>
+          </w:rPr>
+          <w:tab/>
+        </w:r>
+        <w:r>
+          <w:rPr>
+            <w:noProof/>
+            <w:webHidden/>
+          </w:rPr>
+          <w:fldChar w:fldCharType="begin"/>
+        </w:r>
+        <w:r>
+          <w:rPr>
+            <w:noProof/>
+            <w:webHidden/>
+          </w:rPr>
+          <w:instrText xml:space="preserve"> PAGEREF _Toc222432850 \h </w:instrText>
+        </w:r>
+        <w:r>
+          <w:rPr>
+            <w:noProof/>
+            <w:webHidden/>
+          </w:rPr>
+        </w:r>
+        <w:r>
+          <w:rPr>
+            <w:noProof/>
+            <w:webHidden/>
+          </w:rPr>
+          <w:fldChar w:fldCharType="separate"/>
+        </w:r>
+        <w:r>
+          <w:rPr>
+            <w:noProof/>
+            <w:webHidden/>
+          </w:rPr>
+          <w:t>23</w:t>
+        </w:r>
+        <w:r>
+          <w:rPr>
+            <w:noProof/>
+            <w:webHidden/>
+          </w:rPr>
+          <w:fldChar w:fldCharType="end"/>
+        </w:r>
+      </w:hyperlink>
+    </w:p>
+    <w:p>
+      <w:pPr>
+        <w:pStyle w:val="TOC3"/>
+        <w:tabs>
+          <w:tab w:val="left" w:pos="1889"/>
+          <w:tab w:val="right" w:leader="dot" w:pos="8493"/>
+        </w:tabs>
+        <w:rPr>
+          <w:rFonts w:asciiTheme="minorHAnsi" w:eastAsiaTheme="minorEastAsia" w:hAnsiTheme="minorHAnsi"/>
+          <w:b w:val="0"/>
+          <w:i w:val="0"/>
+          <w:noProof/>
+          <w:kern w:val="0"/>
+          <w:sz w:val="22"/>
+          <w:szCs w:val="22"/>
+          <w:lang w:val="en-US"/>
+          <w14:ligatures w14:val="none"/>
+        </w:rPr>
+      </w:pPr>
+      <w:hyperlink w:anchor="_Toc222432851" w:history="1">
+        <w:r>
+          <w:rPr>
+            <w:rStyle w:val="Hyperlink"/>
+            <w:noProof/>
+          </w:rPr>
+          <w:t>3.4.4</w:t>
+        </w:r>
+        <w:r>
+          <w:rPr>
+            <w:rFonts w:asciiTheme="minorHAnsi" w:eastAsiaTheme="minorEastAsia" w:hAnsiTheme="minorHAnsi"/>
+            <w:b w:val="0"/>
+            <w:i w:val="0"/>
+            <w:noProof/>
+            <w:kern w:val="0"/>
+            <w:sz w:val="22"/>
+            <w:szCs w:val="22"/>
+            <w:lang w:val="en-US"/>
+            <w14:ligatures w14:val="none"/>
+          </w:rPr>
+          <w:tab/>
+        </w:r>
+        <w:r>
+          <w:rPr>
+            <w:rStyle w:val="Hyperlink"/>
+            <w:noProof/>
+          </w:rPr>
+          <w:t>Aktívna peňaženka</w:t>
+        </w:r>
+        <w:r>
+          <w:rPr>
+            <w:noProof/>
+            <w:webHidden/>
+          </w:rPr>
+          <w:tab/>
+        </w:r>
+        <w:r>
+          <w:rPr>
+            <w:noProof/>
+            <w:webHidden/>
+          </w:rPr>
+          <w:fldChar w:fldCharType="begin"/>
+        </w:r>
+        <w:r>
+          <w:rPr>
+            <w:noProof/>
+            <w:webHidden/>
+          </w:rPr>
+          <w:instrText xml:space="preserve"> PAGEREF _Toc222432851 \h </w:instrText>
+        </w:r>
+        <w:r>
+          <w:rPr>
+            <w:noProof/>
+            <w:webHidden/>
+          </w:rPr>
+        </w:r>
+        <w:r>
+          <w:rPr>
+            <w:noProof/>
+            <w:webHidden/>
+          </w:rPr>
+          <w:fldChar w:fldCharType="separate"/>
+        </w:r>
+        <w:r>
+          <w:rPr>
+            <w:noProof/>
+            <w:webHidden/>
+          </w:rPr>
+          <w:t>23</w:t>
+        </w:r>
+        <w:r>
+          <w:rPr>
+            <w:noProof/>
+            <w:webHidden/>
+          </w:rPr>
+          <w:fldChar w:fldCharType="end"/>
+        </w:r>
+      </w:hyperlink>
+    </w:p>
+    <w:p>
+      <w:pPr>
+        <w:pStyle w:val="TOC2"/>
+        <w:tabs>
+          <w:tab w:val="left" w:pos="1540"/>
+          <w:tab w:val="right" w:leader="dot" w:pos="8493"/>
+        </w:tabs>
+        <w:rPr>
+          <w:rFonts w:asciiTheme="minorHAnsi" w:eastAsiaTheme="minorEastAsia" w:hAnsiTheme="minorHAnsi"/>
+          <w:b w:val="0"/>
+          <w:noProof/>
+          <w:kern w:val="0"/>
+          <w:sz w:val="22"/>
+          <w:szCs w:val="22"/>
+          <w:lang w:val="en-US"/>
+          <w14:ligatures w14:val="none"/>
+        </w:rPr>
+      </w:pPr>
+      <w:hyperlink w:anchor="_Toc222432852" w:history="1">
+        <w:r>
+          <w:rPr>
+            <w:rStyle w:val="Hyperlink"/>
+            <w:noProof/>
+          </w:rPr>
+          <w:t>3.5</w:t>
+        </w:r>
+        <w:r>
+          <w:rPr>
+            <w:rFonts w:asciiTheme="minorHAnsi" w:eastAsiaTheme="minorEastAsia" w:hAnsiTheme="minorHAnsi"/>
+            <w:b w:val="0"/>
+            <w:noProof/>
+            <w:kern w:val="0"/>
+            <w:sz w:val="22"/>
+            <w:szCs w:val="22"/>
+            <w:lang w:val="en-US"/>
+            <w14:ligatures w14:val="none"/>
+          </w:rPr>
+          <w:tab/>
+        </w:r>
+        <w:r>
+          <w:rPr>
+            <w:rStyle w:val="Hyperlink"/>
+            <w:noProof/>
+          </w:rPr>
+          <w:t>Správa peňaženky a integrácia rôznych kryptomien</w:t>
+        </w:r>
+        <w:r>
+          <w:rPr>
+            <w:noProof/>
+            <w:webHidden/>
+          </w:rPr>
+          <w:tab/>
+        </w:r>
+        <w:r>
+          <w:rPr>
+            <w:noProof/>
+            <w:webHidden/>
+          </w:rPr>
+          <w:fldChar w:fldCharType="begin"/>
+        </w:r>
+        <w:r>
+          <w:rPr>
+            <w:noProof/>
+            <w:webHidden/>
+          </w:rPr>
+          <w:instrText xml:space="preserve"> PAGEREF _Toc222432852 \h </w:instrText>
+        </w:r>
+        <w:r>
+          <w:rPr>
+            <w:noProof/>
+            <w:webHidden/>
+          </w:rPr>
+        </w:r>
+        <w:r>
+          <w:rPr>
+            <w:noProof/>
+            <w:webHidden/>
+          </w:rPr>
+          <w:fldChar w:fldCharType="separate"/>
+        </w:r>
+        <w:r>
+          <w:rPr>
+            <w:noProof/>
+            <w:webHidden/>
+          </w:rPr>
+          <w:t>23</w:t>
+        </w:r>
+        <w:r>
+          <w:rPr>
+            <w:noProof/>
+            <w:webHidden/>
+          </w:rPr>
+          <w:fldChar w:fldCharType="end"/>
+        </w:r>
+      </w:hyperlink>
+    </w:p>
+    <w:p>
+      <w:pPr>
+        <w:pStyle w:val="TOC3"/>
+        <w:tabs>
+          <w:tab w:val="left" w:pos="1889"/>
+          <w:tab w:val="right" w:leader="dot" w:pos="8493"/>
+        </w:tabs>
+        <w:rPr>
+          <w:rFonts w:asciiTheme="minorHAnsi" w:eastAsiaTheme="minorEastAsia" w:hAnsiTheme="minorHAnsi"/>
+          <w:b w:val="0"/>
+          <w:i w:val="0"/>
+          <w:noProof/>
+          <w:kern w:val="0"/>
+          <w:sz w:val="22"/>
+          <w:szCs w:val="22"/>
+          <w:lang w:val="en-US"/>
+          <w14:ligatures w14:val="none"/>
+        </w:rPr>
+      </w:pPr>
+      <w:hyperlink w:anchor="_Toc222432853" w:history="1">
+        <w:r>
+          <w:rPr>
+            <w:rStyle w:val="Hyperlink"/>
+            <w:noProof/>
+          </w:rPr>
+          <w:t>3.5.1</w:t>
+        </w:r>
+        <w:r>
+          <w:rPr>
+            <w:rFonts w:asciiTheme="minorHAnsi" w:eastAsiaTheme="minorEastAsia" w:hAnsiTheme="minorHAnsi"/>
+            <w:b w:val="0"/>
+            <w:i w:val="0"/>
+            <w:noProof/>
+            <w:kern w:val="0"/>
+            <w:sz w:val="22"/>
+            <w:szCs w:val="22"/>
+            <w:lang w:val="en-US"/>
+            <w14:ligatures w14:val="none"/>
+          </w:rPr>
+          <w:tab/>
+        </w:r>
+        <w:r>
+          <w:rPr>
+            <w:rStyle w:val="Hyperlink"/>
+            <w:noProof/>
+          </w:rPr>
+          <w:t>Synchronizácia zostatku a transakcií</w:t>
+        </w:r>
+        <w:r>
+          <w:rPr>
+            <w:noProof/>
+            <w:webHidden/>
+          </w:rPr>
+          <w:tab/>
+        </w:r>
+        <w:r>
+          <w:rPr>
+            <w:noProof/>
+            <w:webHidden/>
+          </w:rPr>
+          <w:fldChar w:fldCharType="begin"/>
+        </w:r>
+        <w:r>
+          <w:rPr>
+            <w:noProof/>
+            <w:webHidden/>
+          </w:rPr>
+          <w:instrText xml:space="preserve"> PAGEREF _Toc222432853 \h </w:instrText>
+        </w:r>
+        <w:r>
+          <w:rPr>
+            <w:noProof/>
+            <w:webHidden/>
+          </w:rPr>
+        </w:r>
+        <w:r>
+          <w:rPr>
+            <w:noProof/>
+            <w:webHidden/>
+          </w:rPr>
+          <w:fldChar w:fldCharType="separate"/>
+        </w:r>
+        <w:r>
+          <w:rPr>
+            <w:noProof/>
+            <w:webHidden/>
+          </w:rPr>
+          <w:t>23</w:t>
+        </w:r>
+        <w:r>
+          <w:rPr>
+            <w:noProof/>
+            <w:webHidden/>
+          </w:rPr>
+          <w:fldChar w:fldCharType="end"/>
+        </w:r>
+      </w:hyperlink>
+    </w:p>
+    <w:p>
+      <w:pPr>
+        <w:pStyle w:val="TOC3"/>
+        <w:tabs>
+          <w:tab w:val="left" w:pos="1889"/>
+          <w:tab w:val="right" w:leader="dot" w:pos="8493"/>
+        </w:tabs>
+        <w:rPr>
+          <w:rFonts w:asciiTheme="minorHAnsi" w:eastAsiaTheme="minorEastAsia" w:hAnsiTheme="minorHAnsi"/>
+          <w:b w:val="0"/>
+          <w:i w:val="0"/>
+          <w:noProof/>
+          <w:kern w:val="0"/>
+          <w:sz w:val="22"/>
+          <w:szCs w:val="22"/>
+          <w:lang w:val="en-US"/>
+          <w14:ligatures w14:val="none"/>
+        </w:rPr>
+      </w:pPr>
+      <w:hyperlink w:anchor="_Toc222432854" w:history="1">
+        <w:r>
+          <w:rPr>
+            <w:rStyle w:val="Hyperlink"/>
+            <w:noProof/>
+          </w:rPr>
+          <w:t>3.5.2</w:t>
+        </w:r>
+        <w:r>
+          <w:rPr>
+            <w:rFonts w:asciiTheme="minorHAnsi" w:eastAsiaTheme="minorEastAsia" w:hAnsiTheme="minorHAnsi"/>
+            <w:b w:val="0"/>
+            <w:i w:val="0"/>
+            <w:noProof/>
+            <w:kern w:val="0"/>
+            <w:sz w:val="22"/>
+            <w:szCs w:val="22"/>
+            <w:lang w:val="en-US"/>
+            <w14:ligatures w14:val="none"/>
+          </w:rPr>
+          <w:tab/>
+        </w:r>
+        <w:r>
+          <w:rPr>
+            <w:rStyle w:val="Hyperlink"/>
+            <w:noProof/>
+          </w:rPr>
+          <w:t>Realizácia transakcií</w:t>
+        </w:r>
+        <w:r>
+          <w:rPr>
+            <w:noProof/>
+            <w:webHidden/>
+          </w:rPr>
+          <w:tab/>
+        </w:r>
+        <w:r>
+          <w:rPr>
+            <w:noProof/>
+            <w:webHidden/>
+          </w:rPr>
+          <w:fldChar w:fldCharType="begin"/>
+        </w:r>
+        <w:r>
+          <w:rPr>
+            <w:noProof/>
+            <w:webHidden/>
+          </w:rPr>
+          <w:instrText xml:space="preserve"> PAGEREF _Toc222432854 \h </w:instrText>
+        </w:r>
+        <w:r>
+          <w:rPr>
+            <w:noProof/>
+            <w:webHidden/>
+          </w:rPr>
+        </w:r>
+        <w:r>
+          <w:rPr>
+            <w:noProof/>
+            <w:webHidden/>
+          </w:rPr>
+          <w:fldChar w:fldCharType="separate"/>
+        </w:r>
+        <w:r>
+          <w:rPr>
+            <w:noProof/>
+            <w:webHidden/>
+          </w:rPr>
+          <w:t>24</w:t>
+        </w:r>
+        <w:r>
+          <w:rPr>
+            <w:noProof/>
+            <w:webHidden/>
+          </w:rPr>
+          <w:fldChar w:fldCharType="end"/>
+        </w:r>
+      </w:hyperlink>
+    </w:p>
+    <w:p>
+      <w:pPr>
+        <w:pStyle w:val="TOC3"/>
+        <w:tabs>
+          <w:tab w:val="left" w:pos="1889"/>
+          <w:tab w:val="right" w:leader="dot" w:pos="8493"/>
+        </w:tabs>
+        <w:rPr>
+          <w:rFonts w:asciiTheme="minorHAnsi" w:eastAsiaTheme="minorEastAsia" w:hAnsiTheme="minorHAnsi"/>
+          <w:b w:val="0"/>
+          <w:i w:val="0"/>
+          <w:noProof/>
+          <w:kern w:val="0"/>
+          <w:sz w:val="22"/>
+          <w:szCs w:val="22"/>
+          <w:lang w:val="en-US"/>
+          <w14:ligatures w14:val="none"/>
+        </w:rPr>
+      </w:pPr>
+      <w:hyperlink w:anchor="_Toc222432855" w:history="1">
+        <w:r>
+          <w:rPr>
+            <w:rStyle w:val="Hyperlink"/>
+            <w:noProof/>
+          </w:rPr>
+          <w:t>3.5.3</w:t>
+        </w:r>
+        <w:r>
+          <w:rPr>
+            <w:rFonts w:asciiTheme="minorHAnsi" w:eastAsiaTheme="minorEastAsia" w:hAnsiTheme="minorHAnsi"/>
+            <w:b w:val="0"/>
+            <w:i w:val="0"/>
+            <w:noProof/>
+            <w:kern w:val="0"/>
+            <w:sz w:val="22"/>
+            <w:szCs w:val="22"/>
+            <w:lang w:val="en-US"/>
+            <w14:ligatures w14:val="none"/>
+          </w:rPr>
+          <w:tab/>
+        </w:r>
+        <w:r>
+          <w:rPr>
+            <w:rStyle w:val="Hyperlink"/>
+            <w:noProof/>
+          </w:rPr>
+          <w:t>Podpora viacerých kryptomien</w:t>
+        </w:r>
+        <w:r>
+          <w:rPr>
+            <w:noProof/>
+            <w:webHidden/>
+          </w:rPr>
+          <w:tab/>
+        </w:r>
+        <w:r>
+          <w:rPr>
+            <w:noProof/>
+            <w:webHidden/>
+          </w:rPr>
+          <w:fldChar w:fldCharType="begin"/>
+        </w:r>
+        <w:r>
+          <w:rPr>
+            <w:noProof/>
+            <w:webHidden/>
+          </w:rPr>
+          <w:instrText xml:space="preserve"> PAGEREF _Toc222432855 \h </w:instrText>
+        </w:r>
+        <w:r>
+          <w:rPr>
+            <w:noProof/>
+            <w:webHidden/>
+          </w:rPr>
+        </w:r>
+        <w:r>
+          <w:rPr>
+            <w:noProof/>
+            <w:webHidden/>
+          </w:rPr>
+          <w:fldChar w:fldCharType="separate"/>
+        </w:r>
+        <w:r>
+          <w:rPr>
+            <w:noProof/>
+            <w:webHidden/>
+          </w:rPr>
+          <w:t>24</w:t>
+        </w:r>
+        <w:r>
+          <w:rPr>
+            <w:noProof/>
+            <w:webHidden/>
+          </w:rPr>
+          <w:fldChar w:fldCharType="end"/>
+        </w:r>
+      </w:hyperlink>
+    </w:p>
+    <w:p>
+      <w:pPr>
+        <w:pStyle w:val="TOC1"/>
+        <w:tabs>
+          <w:tab w:val="left" w:pos="1100"/>
+          <w:tab w:val="right" w:leader="dot" w:pos="8493"/>
+        </w:tabs>
+        <w:rPr>
+          <w:rFonts w:asciiTheme="minorHAnsi" w:eastAsiaTheme="minorEastAsia" w:hAnsiTheme="minorHAnsi"/>
+          <w:b w:val="0"/>
+          <w:caps w:val="0"/>
+          <w:noProof/>
+          <w:kern w:val="0"/>
+          <w:sz w:val="22"/>
+          <w:szCs w:val="22"/>
+          <w:lang w:val="en-US"/>
+          <w14:ligatures w14:val="none"/>
+        </w:rPr>
+      </w:pPr>
+      <w:hyperlink w:anchor="_Toc222432856" w:history="1">
+        <w:r>
+          <w:rPr>
+            <w:rStyle w:val="Hyperlink"/>
+            <w:noProof/>
+          </w:rPr>
+          <w:t>4</w:t>
+        </w:r>
+        <w:r>
+          <w:rPr>
+            <w:rFonts w:asciiTheme="minorHAnsi" w:eastAsiaTheme="minorEastAsia" w:hAnsiTheme="minorHAnsi"/>
+            <w:b w:val="0"/>
+            <w:caps w:val="0"/>
+            <w:noProof/>
+            <w:kern w:val="0"/>
+            <w:sz w:val="22"/>
+            <w:szCs w:val="22"/>
+            <w:lang w:val="en-US"/>
+            <w14:ligatures w14:val="none"/>
+          </w:rPr>
+          <w:tab/>
+        </w:r>
+        <w:r>
+          <w:rPr>
+            <w:rStyle w:val="Hyperlink"/>
+            <w:noProof/>
+          </w:rPr>
+          <w:t>Výsledky práce a diskusia</w:t>
+        </w:r>
+        <w:r>
+          <w:rPr>
+            <w:noProof/>
+            <w:webHidden/>
+          </w:rPr>
+          <w:tab/>
+        </w:r>
+        <w:r>
+          <w:rPr>
+            <w:noProof/>
+            <w:webHidden/>
+          </w:rPr>
+          <w:fldChar w:fldCharType="begin"/>
+        </w:r>
+        <w:r>
+          <w:rPr>
+            <w:noProof/>
+            <w:webHidden/>
+          </w:rPr>
+          <w:instrText xml:space="preserve"> PAGEREF _Toc222432856 \h </w:instrText>
+        </w:r>
+        <w:r>
+          <w:rPr>
+            <w:noProof/>
+            <w:webHidden/>
+          </w:rPr>
+        </w:r>
+        <w:r>
+          <w:rPr>
+            <w:noProof/>
+            <w:webHidden/>
+          </w:rPr>
+          <w:fldChar w:fldCharType="separate"/>
+        </w:r>
+        <w:r>
+          <w:rPr>
+            <w:noProof/>
+            <w:webHidden/>
+          </w:rPr>
+          <w:t>25</w:t>
+        </w:r>
+        <w:r>
+          <w:rPr>
+            <w:noProof/>
+            <w:webHidden/>
+          </w:rPr>
+          <w:fldChar w:fldCharType="end"/>
+        </w:r>
+      </w:hyperlink>
+    </w:p>
+    <w:p>
+      <w:pPr>
+        <w:pStyle w:val="TOC2"/>
+        <w:tabs>
+          <w:tab w:val="left" w:pos="1540"/>
+          <w:tab w:val="right" w:leader="dot" w:pos="8493"/>
+        </w:tabs>
+        <w:rPr>
+          <w:rFonts w:asciiTheme="minorHAnsi" w:eastAsiaTheme="minorEastAsia" w:hAnsiTheme="minorHAnsi"/>
+          <w:b w:val="0"/>
+          <w:noProof/>
+          <w:kern w:val="0"/>
+          <w:sz w:val="22"/>
+          <w:szCs w:val="22"/>
+          <w:lang w:val="en-US"/>
+          <w14:ligatures w14:val="none"/>
+        </w:rPr>
+      </w:pPr>
+      <w:hyperlink w:anchor="_Toc222432857" w:history="1">
+        <w:r>
+          <w:rPr>
+            <w:rStyle w:val="Hyperlink"/>
+            <w:noProof/>
+          </w:rPr>
+          <w:t>4.1</w:t>
+        </w:r>
+        <w:r>
+          <w:rPr>
+            <w:rFonts w:asciiTheme="minorHAnsi" w:eastAsiaTheme="minorEastAsia" w:hAnsiTheme="minorHAnsi"/>
+            <w:b w:val="0"/>
+            <w:noProof/>
+            <w:kern w:val="0"/>
+            <w:sz w:val="22"/>
+            <w:szCs w:val="22"/>
+            <w:lang w:val="en-US"/>
+            <w14:ligatures w14:val="none"/>
+          </w:rPr>
+          <w:tab/>
+        </w:r>
+        <w:r>
+          <w:rPr>
+            <w:rStyle w:val="Hyperlink"/>
+            <w:noProof/>
+          </w:rPr>
+          <w:t>Splnenie stanovených cieľov</w:t>
+        </w:r>
+        <w:r>
+          <w:rPr>
+            <w:noProof/>
+            <w:webHidden/>
+          </w:rPr>
+          <w:tab/>
+        </w:r>
+        <w:r>
+          <w:rPr>
+            <w:noProof/>
+            <w:webHidden/>
+          </w:rPr>
+          <w:fldChar w:fldCharType="begin"/>
+        </w:r>
+        <w:r>
+          <w:rPr>
+            <w:noProof/>
+            <w:webHidden/>
+          </w:rPr>
+          <w:instrText xml:space="preserve"> PAGEREF _Toc222432857 \h </w:instrText>
+        </w:r>
+        <w:r>
+          <w:rPr>
+            <w:noProof/>
+            <w:webHidden/>
+          </w:rPr>
+        </w:r>
+        <w:r>
+          <w:rPr>
+            <w:noProof/>
+            <w:webHidden/>
+          </w:rPr>
+          <w:fldChar w:fldCharType="separate"/>
+        </w:r>
+        <w:r>
+          <w:rPr>
+            <w:noProof/>
+            <w:webHidden/>
+          </w:rPr>
+          <w:t>25</w:t>
+        </w:r>
+        <w:r>
+          <w:rPr>
+            <w:noProof/>
+            <w:webHidden/>
+          </w:rPr>
+          <w:fldChar w:fldCharType="end"/>
+        </w:r>
+      </w:hyperlink>
+    </w:p>
+    <w:p>
+      <w:pPr>
+        <w:pStyle w:val="TOC2"/>
+        <w:tabs>
+          <w:tab w:val="left" w:pos="1540"/>
+          <w:tab w:val="right" w:leader="dot" w:pos="8493"/>
+        </w:tabs>
+        <w:rPr>
+          <w:rFonts w:asciiTheme="minorHAnsi" w:eastAsiaTheme="minorEastAsia" w:hAnsiTheme="minorHAnsi"/>
+          <w:b w:val="0"/>
+          <w:noProof/>
+          <w:kern w:val="0"/>
+          <w:sz w:val="22"/>
+          <w:szCs w:val="22"/>
+          <w:lang w:val="en-US"/>
+          <w14:ligatures w14:val="none"/>
+        </w:rPr>
+      </w:pPr>
+      <w:hyperlink w:anchor="_Toc222432858" w:history="1">
+        <w:r>
+          <w:rPr>
+            <w:rStyle w:val="Hyperlink"/>
+            <w:noProof/>
+          </w:rPr>
+          <w:t>4.2</w:t>
+        </w:r>
+        <w:r>
+          <w:rPr>
+            <w:rFonts w:asciiTheme="minorHAnsi" w:eastAsiaTheme="minorEastAsia" w:hAnsiTheme="minorHAnsi"/>
+            <w:b w:val="0"/>
+            <w:noProof/>
+            <w:kern w:val="0"/>
+            <w:sz w:val="22"/>
+            <w:szCs w:val="22"/>
+            <w:lang w:val="en-US"/>
+            <w14:ligatures w14:val="none"/>
+          </w:rPr>
+          <w:tab/>
+        </w:r>
+        <w:r>
+          <w:rPr>
+            <w:rStyle w:val="Hyperlink"/>
+            <w:noProof/>
+          </w:rPr>
+          <w:t>Testovanie a overenie funkčnosti</w:t>
+        </w:r>
+        <w:r>
+          <w:rPr>
+            <w:noProof/>
+            <w:webHidden/>
+          </w:rPr>
+          <w:tab/>
+        </w:r>
+        <w:r>
+          <w:rPr>
+            <w:noProof/>
+            <w:webHidden/>
+          </w:rPr>
+          <w:fldChar w:fldCharType="begin"/>
+        </w:r>
+        <w:r>
+          <w:rPr>
+            <w:noProof/>
+            <w:webHidden/>
+          </w:rPr>
+          <w:instrText xml:space="preserve"> PAGEREF _Toc222432858 \h </w:instrText>
+        </w:r>
+        <w:r>
+          <w:rPr>
+            <w:noProof/>
+            <w:webHidden/>
+          </w:rPr>
+        </w:r>
+        <w:r>
+          <w:rPr>
+            <w:noProof/>
+            <w:webHidden/>
+          </w:rPr>
+          <w:fldChar w:fldCharType="separate"/>
+        </w:r>
+        <w:r>
+          <w:rPr>
+            <w:noProof/>
+            <w:webHidden/>
+          </w:rPr>
+          <w:t>25</w:t>
+        </w:r>
+        <w:r>
+          <w:rPr>
+            <w:noProof/>
+            <w:webHidden/>
+          </w:rPr>
+          <w:fldChar w:fldCharType="end"/>
+        </w:r>
+      </w:hyperlink>
+    </w:p>
+    <w:p>
+      <w:pPr>
+        <w:pStyle w:val="TOC2"/>
+        <w:tabs>
+          <w:tab w:val="left" w:pos="1540"/>
+          <w:tab w:val="right" w:leader="dot" w:pos="8493"/>
+        </w:tabs>
+        <w:rPr>
+          <w:rFonts w:asciiTheme="minorHAnsi" w:eastAsiaTheme="minorEastAsia" w:hAnsiTheme="minorHAnsi"/>
+          <w:b w:val="0"/>
+          <w:noProof/>
+          <w:kern w:val="0"/>
+          <w:sz w:val="22"/>
+          <w:szCs w:val="22"/>
+          <w:lang w:val="en-US"/>
+          <w14:ligatures w14:val="none"/>
+        </w:rPr>
+      </w:pPr>
+      <w:hyperlink w:anchor="_Toc222432859" w:history="1">
+        <w:r>
+          <w:rPr>
+            <w:rStyle w:val="Hyperlink"/>
+            <w:noProof/>
+          </w:rPr>
+          <w:t>4.3</w:t>
+        </w:r>
+        <w:r>
+          <w:rPr>
+            <w:rFonts w:asciiTheme="minorHAnsi" w:eastAsiaTheme="minorEastAsia" w:hAnsiTheme="minorHAnsi"/>
+            <w:b w:val="0"/>
+            <w:noProof/>
+            <w:kern w:val="0"/>
+            <w:sz w:val="22"/>
+            <w:szCs w:val="22"/>
+            <w:lang w:val="en-US"/>
+            <w14:ligatures w14:val="none"/>
+          </w:rPr>
+          <w:tab/>
+        </w:r>
+        <w:r>
+          <w:rPr>
+            <w:rStyle w:val="Hyperlink"/>
+            <w:noProof/>
+          </w:rPr>
+          <w:t>Možnosti ďalšieho rozvoja</w:t>
+        </w:r>
+        <w:r>
+          <w:rPr>
+            <w:noProof/>
+            <w:webHidden/>
+          </w:rPr>
+          <w:tab/>
+        </w:r>
+        <w:r>
+          <w:rPr>
+            <w:noProof/>
+            <w:webHidden/>
+          </w:rPr>
+          <w:fldChar w:fldCharType="begin"/>
+        </w:r>
+        <w:r>
+          <w:rPr>
+            <w:noProof/>
+            <w:webHidden/>
+          </w:rPr>
+          <w:instrText xml:space="preserve"> PAGEREF _Toc222432859 \h </w:instrText>
+        </w:r>
+        <w:r>
+          <w:rPr>
+            <w:noProof/>
+            <w:webHidden/>
+          </w:rPr>
+        </w:r>
+        <w:r>
+          <w:rPr>
+            <w:noProof/>
+            <w:webHidden/>
+          </w:rPr>
+          <w:fldChar w:fldCharType="separate"/>
+        </w:r>
+        <w:r>
+          <w:rPr>
+            <w:noProof/>
+            <w:webHidden/>
+          </w:rPr>
+          <w:t>25</w:t>
+        </w:r>
+        <w:r>
+          <w:rPr>
+            <w:noProof/>
+            <w:webHidden/>
+          </w:rPr>
+          <w:fldChar w:fldCharType="end"/>
+        </w:r>
+      </w:hyperlink>
+    </w:p>
+    <w:p>
+      <w:pPr>
+        <w:pStyle w:val="TOC1"/>
+        <w:tabs>
+          <w:tab w:val="left" w:pos="1100"/>
+          <w:tab w:val="right" w:leader="dot" w:pos="8493"/>
+        </w:tabs>
+        <w:rPr>
+          <w:rFonts w:asciiTheme="minorHAnsi" w:eastAsiaTheme="minorEastAsia" w:hAnsiTheme="minorHAnsi"/>
+          <w:b w:val="0"/>
+          <w:caps w:val="0"/>
+          <w:noProof/>
+          <w:kern w:val="0"/>
+          <w:sz w:val="22"/>
+          <w:szCs w:val="22"/>
+          <w:lang w:val="en-US"/>
+          <w14:ligatures w14:val="none"/>
+        </w:rPr>
+      </w:pPr>
+      <w:hyperlink w:anchor="_Toc222432860" w:history="1">
+        <w:r>
+          <w:rPr>
+            <w:rStyle w:val="Hyperlink"/>
+            <w:noProof/>
+          </w:rPr>
+          <w:t>5</w:t>
+        </w:r>
+        <w:r>
+          <w:rPr>
+            <w:rFonts w:asciiTheme="minorHAnsi" w:eastAsiaTheme="minorEastAsia" w:hAnsiTheme="minorHAnsi"/>
+            <w:b w:val="0"/>
+            <w:caps w:val="0"/>
+            <w:noProof/>
+            <w:kern w:val="0"/>
+            <w:sz w:val="22"/>
+            <w:szCs w:val="22"/>
+            <w:lang w:val="en-US"/>
+            <w14:ligatures w14:val="none"/>
+          </w:rPr>
+          <w:tab/>
+        </w:r>
+        <w:r>
+          <w:rPr>
+            <w:rStyle w:val="Hyperlink"/>
+            <w:noProof/>
+          </w:rPr>
+          <w:t>Záver práce</w:t>
+        </w:r>
+        <w:r>
+          <w:rPr>
+            <w:noProof/>
+            <w:webHidden/>
+          </w:rPr>
+          <w:tab/>
+        </w:r>
+        <w:r>
+          <w:rPr>
+            <w:noProof/>
+            <w:webHidden/>
+          </w:rPr>
+          <w:fldChar w:fldCharType="begin"/>
+        </w:r>
+        <w:r>
+          <w:rPr>
+            <w:noProof/>
+            <w:webHidden/>
+          </w:rPr>
+          <w:instrText xml:space="preserve"> PAGEREF _Toc222432860 \h </w:instrText>
+        </w:r>
+        <w:r>
+          <w:rPr>
+            <w:noProof/>
+            <w:webHidden/>
+          </w:rPr>
+        </w:r>
+        <w:r>
+          <w:rPr>
+            <w:noProof/>
+            <w:webHidden/>
+          </w:rPr>
+          <w:fldChar w:fldCharType="separate"/>
+        </w:r>
+        <w:r>
+          <w:rPr>
+            <w:noProof/>
+            <w:webHidden/>
+          </w:rPr>
+          <w:t>26</w:t>
+        </w:r>
+        <w:r>
+          <w:rPr>
+            <w:noProof/>
+            <w:webHidden/>
+          </w:rPr>
+          <w:fldChar w:fldCharType="end"/>
+        </w:r>
+      </w:hyperlink>
+    </w:p>
+    <w:p>
+      <w:pPr>
+        <w:pStyle w:val="TOC1"/>
+        <w:tabs>
+          <w:tab w:val="right" w:leader="dot" w:pos="8493"/>
+        </w:tabs>
+        <w:rPr>
+          <w:rFonts w:asciiTheme="minorHAnsi" w:eastAsiaTheme="minorEastAsia" w:hAnsiTheme="minorHAnsi"/>
+          <w:b w:val="0"/>
+          <w:caps w:val="0"/>
+          <w:noProof/>
+          <w:kern w:val="0"/>
+          <w:sz w:val="22"/>
+          <w:szCs w:val="22"/>
+          <w:lang w:val="en-US"/>
+          <w14:ligatures w14:val="none"/>
+        </w:rPr>
+      </w:pPr>
+      <w:hyperlink w:anchor="_Toc222432861" w:history="1">
+        <w:r>
+          <w:rPr>
+            <w:rStyle w:val="Hyperlink"/>
+            <w:noProof/>
+          </w:rPr>
+          <w:t>Zhrnutie</w:t>
+        </w:r>
+        <w:r>
+          <w:rPr>
+            <w:noProof/>
+            <w:webHidden/>
+          </w:rPr>
+          <w:tab/>
+        </w:r>
+        <w:r>
+          <w:rPr>
+            <w:noProof/>
+            <w:webHidden/>
+          </w:rPr>
+          <w:fldChar w:fldCharType="begin"/>
+        </w:r>
+        <w:r>
+          <w:rPr>
+            <w:noProof/>
+            <w:webHidden/>
+          </w:rPr>
+          <w:instrText xml:space="preserve"> PAGEREF _Toc222432861 \h </w:instrText>
+        </w:r>
+        <w:r>
+          <w:rPr>
+            <w:noProof/>
+            <w:webHidden/>
+          </w:rPr>
+        </w:r>
+        <w:r>
+          <w:rPr>
+            <w:noProof/>
+            <w:webHidden/>
+          </w:rPr>
+          <w:fldChar w:fldCharType="separate"/>
+        </w:r>
+        <w:r>
+          <w:rPr>
+            <w:noProof/>
+            <w:webHidden/>
+          </w:rPr>
+          <w:t>27</w:t>
+        </w:r>
+        <w:r>
+          <w:rPr>
+            <w:noProof/>
+            <w:webHidden/>
+          </w:rPr>
+          <w:fldChar w:fldCharType="end"/>
+        </w:r>
+      </w:hyperlink>
+    </w:p>
+    <w:p>
+      <w:pPr>
+        <w:pStyle w:val="TOC1"/>
+        <w:tabs>
+          <w:tab w:val="right" w:leader="dot" w:pos="8493"/>
+        </w:tabs>
+        <w:rPr>
+          <w:rFonts w:asciiTheme="minorHAnsi" w:eastAsiaTheme="minorEastAsia" w:hAnsiTheme="minorHAnsi"/>
+          <w:b w:val="0"/>
+          <w:caps w:val="0"/>
+          <w:noProof/>
+          <w:kern w:val="0"/>
+          <w:sz w:val="22"/>
+          <w:szCs w:val="22"/>
+          <w:lang w:val="en-US"/>
+          <w14:ligatures w14:val="none"/>
+        </w:rPr>
+      </w:pPr>
+      <w:hyperlink w:anchor="_Toc222432862" w:history="1">
+        <w:r>
+          <w:rPr>
+            <w:rStyle w:val="Hyperlink"/>
+            <w:noProof/>
+          </w:rPr>
+          <w:t>Zoznam použitej literatúry</w:t>
+        </w:r>
+        <w:r>
+          <w:rPr>
+            <w:noProof/>
+            <w:webHidden/>
+          </w:rPr>
+          <w:tab/>
+        </w:r>
+        <w:r>
+          <w:rPr>
+            <w:noProof/>
+            <w:webHidden/>
+          </w:rPr>
+          <w:fldChar w:fldCharType="begin"/>
+        </w:r>
+        <w:r>
+          <w:rPr>
+            <w:noProof/>
+            <w:webHidden/>
+          </w:rPr>
+          <w:instrText xml:space="preserve"> PAGEREF _Toc222432862 \h </w:instrText>
+        </w:r>
+        <w:r>
+          <w:rPr>
+            <w:noProof/>
+            <w:webHidden/>
+          </w:rPr>
+        </w:r>
+        <w:r>
+          <w:rPr>
+            <w:noProof/>
+            <w:webHidden/>
+          </w:rPr>
+          <w:fldChar w:fldCharType="separate"/>
+        </w:r>
+        <w:r>
+          <w:rPr>
+            <w:noProof/>
+            <w:webHidden/>
+          </w:rPr>
+          <w:t>28</w:t>
+        </w:r>
+        <w:r>
+          <w:rPr>
+            <w:noProof/>
+            <w:webHidden/>
+          </w:rPr>
+          <w:fldChar w:fldCharType="end"/>
+        </w:r>
+      </w:hyperlink>
+    </w:p>
+    <w:p>
+      <w:pPr>
+        <w:pStyle w:val="TOC1"/>
+        <w:tabs>
+          <w:tab w:val="right" w:leader="dot" w:pos="8493"/>
+        </w:tabs>
+        <w:rPr>
+          <w:rFonts w:asciiTheme="minorHAnsi" w:eastAsiaTheme="minorEastAsia" w:hAnsiTheme="minorHAnsi"/>
+          <w:b w:val="0"/>
+          <w:caps w:val="0"/>
+          <w:noProof/>
+          <w:kern w:val="0"/>
+          <w:sz w:val="22"/>
+          <w:szCs w:val="22"/>
+          <w:lang w:val="en-US"/>
+          <w14:ligatures w14:val="none"/>
+        </w:rPr>
+      </w:pPr>
+      <w:hyperlink w:anchor="_Toc222432863" w:history="1">
+        <w:r>
+          <w:rPr>
+            <w:rStyle w:val="Hyperlink"/>
+            <w:noProof/>
+          </w:rPr>
+          <w:t>Zoznam príloh</w:t>
+        </w:r>
+        <w:r>
+          <w:rPr>
+            <w:noProof/>
+            <w:webHidden/>
+          </w:rPr>
+          <w:tab/>
+        </w:r>
+        <w:r>
+          <w:rPr>
+            <w:noProof/>
+            <w:webHidden/>
+          </w:rPr>
+          <w:fldChar w:fldCharType="begin"/>
+        </w:r>
+        <w:r>
+          <w:rPr>
+            <w:noProof/>
+            <w:webHidden/>
+          </w:rPr>
+          <w:instrText xml:space="preserve"> PAGEREF _Toc222432863 \h </w:instrText>
+        </w:r>
+        <w:r>
+          <w:rPr>
+            <w:noProof/>
+            <w:webHidden/>
+          </w:rPr>
+        </w:r>
+        <w:r>
+          <w:rPr>
+            <w:noProof/>
+            <w:webHidden/>
+          </w:rPr>
+          <w:fldChar w:fldCharType="separate"/>
+        </w:r>
+        <w:r>
+          <w:rPr>
+            <w:noProof/>
+            <w:webHidden/>
+          </w:rPr>
+          <w:t>29</w:t>
+        </w:r>
+        <w:r>
+          <w:rPr>
+            <w:noProof/>
+            <w:webHidden/>
+          </w:rPr>
+          <w:fldChar w:fldCharType="end"/>
+        </w:r>
+      </w:hyperlink>
+    </w:p>
+    <w:p>
+      <w:pPr>
+        <w:pStyle w:val="TOC1"/>
+        <w:tabs>
+          <w:tab w:val="right" w:leader="dot" w:pos="8493"/>
+        </w:tabs>
+        <w:rPr>
+          <w:rFonts w:asciiTheme="minorHAnsi" w:eastAsiaTheme="minorEastAsia" w:hAnsiTheme="minorHAnsi"/>
+          <w:b w:val="0"/>
+          <w:caps w:val="0"/>
+          <w:noProof/>
+          <w:kern w:val="0"/>
+          <w:sz w:val="22"/>
+          <w:szCs w:val="22"/>
+          <w:lang w:val="en-US"/>
+          <w14:ligatures w14:val="none"/>
+        </w:rPr>
+      </w:pPr>
+      <w:hyperlink w:anchor="_Toc222432864" w:history="1">
+        <w:r>
+          <w:rPr>
+            <w:rStyle w:val="Hyperlink"/>
+            <w:noProof/>
+          </w:rPr>
+          <w:t>Prílohy</w:t>
+        </w:r>
+        <w:r>
+          <w:rPr>
+            <w:noProof/>
+            <w:webHidden/>
+          </w:rPr>
+          <w:tab/>
+        </w:r>
+        <w:r>
+          <w:rPr>
+            <w:noProof/>
+            <w:webHidden/>
+          </w:rPr>
+          <w:fldChar w:fldCharType="begin"/>
+        </w:r>
+        <w:r>
+          <w:rPr>
+            <w:noProof/>
+            <w:webHidden/>
+          </w:rPr>
+          <w:instrText xml:space="preserve"> PAGEREF _Toc222432864 \h </w:instrText>
+        </w:r>
+        <w:r>
+          <w:rPr>
+            <w:noProof/>
+            <w:webHidden/>
+          </w:rPr>
+        </w:r>
+        <w:r>
+          <w:rPr>
+            <w:noProof/>
+            <w:webHidden/>
+          </w:rPr>
+          <w:fldChar w:fldCharType="separate"/>
+        </w:r>
+        <w:r>
+          <w:rPr>
+            <w:noProof/>
+            <w:webHidden/>
+          </w:rPr>
+          <w:t>30</w:t>
+        </w:r>
+        <w:r>
+          <w:rPr>
+            <w:noProof/>
+            <w:webHidden/>
+          </w:rPr>
+          <w:fldChar w:fldCharType="end"/>
+        </w:r>
+      </w:hyperlink>
     </w:p>
     <w:p>
       <w:pPr>
         <w:ind w:firstLine="0"/>
+      </w:pPr>
+      <w:r>
+        <w:fldChar w:fldCharType="end"/>
+      </w:r>
+    </w:p>
+    <w:p>
+      <w:pPr>
+        <w:rPr>
+          <w:rFonts w:eastAsiaTheme="majorEastAsia" w:cstheme="majorBidi"/>
+          <w:b/>
+          <w:caps/>
+          <w:sz w:val="32"/>
+          <w:szCs w:val="40"/>
+        </w:rPr>
       </w:pPr>
       <w:r>
         <w:br w:type="page"/>
@@ -1872,6 +6821,358 @@
           <w:numId w:val="0"/>
         </w:numPr>
       </w:pPr>
+      <w:bookmarkStart w:id="5" w:name="_Toc222432808"/>
+      <w:r>
+        <w:lastRenderedPageBreak/>
+        <w:t>ZOZNAM SKRATIEK, ZNAČIEK a</w:t>
+      </w:r>
+      <w:r>
+        <w:t> </w:t>
+      </w:r>
+      <w:r>
+        <w:t>SYMBOLOV</w:t>
+      </w:r>
+      <w:bookmarkEnd w:id="5"/>
+    </w:p>
+    <w:p>
+      <w:pPr>
+        <w:ind w:firstLine="432"/>
+      </w:pPr>
+      <w:r>
+        <w:t>AES</w:t>
+      </w:r>
+      <w:r>
+        <w:tab/>
+      </w:r>
+      <w:r>
+        <w:t>Advanced Encryption Standard</w:t>
+      </w:r>
+    </w:p>
+    <w:p>
+      <w:pPr>
+        <w:ind w:firstLine="432"/>
+      </w:pPr>
+      <w:r>
+        <w:t>API</w:t>
+      </w:r>
+      <w:r>
+        <w:tab/>
+      </w:r>
+      <w:r>
+        <w:t>Application Programming Interface</w:t>
+      </w:r>
+    </w:p>
+    <w:p>
+      <w:pPr>
+        <w:ind w:firstLine="432"/>
+      </w:pPr>
+      <w:r>
+        <w:t>ASP</w:t>
+      </w:r>
+      <w:r>
+        <w:tab/>
+      </w:r>
+      <w:r>
+        <w:t>Active Server Pages</w:t>
+      </w:r>
+    </w:p>
+    <w:p>
+      <w:pPr>
+        <w:ind w:firstLine="432"/>
+      </w:pPr>
+      <w:r>
+        <w:t>DB</w:t>
+      </w:r>
+      <w:r>
+        <w:tab/>
+      </w:r>
+      <w:r>
+        <w:t>Database</w:t>
+      </w:r>
+    </w:p>
+    <w:p>
+      <w:pPr>
+        <w:ind w:firstLine="432"/>
+      </w:pPr>
+      <w:r>
+        <w:t>GC</w:t>
+      </w:r>
+      <w:r>
+        <w:tab/>
+      </w:r>
+      <w:r>
+        <w:t>Garbage Collection</w:t>
+      </w:r>
+    </w:p>
+    <w:p>
+      <w:pPr>
+        <w:ind w:firstLine="432"/>
+      </w:pPr>
+      <w:r>
+        <w:t>HMAC</w:t>
+      </w:r>
+      <w:r>
+        <w:tab/>
+        <w:t>Hash-based Message Authentication Code</w:t>
+      </w:r>
+    </w:p>
+    <w:p>
+      <w:pPr>
+        <w:ind w:firstLine="432"/>
+      </w:pPr>
+      <w:r>
+        <w:t>HTTP</w:t>
+      </w:r>
+      <w:r>
+        <w:tab/>
+      </w:r>
+      <w:r>
+        <w:t>HyperText Transfer Protocol</w:t>
+      </w:r>
+    </w:p>
+    <w:p>
+      <w:pPr>
+        <w:ind w:firstLine="432"/>
+      </w:pPr>
+      <w:r>
+        <w:t>HTTPS</w:t>
+      </w:r>
+      <w:r>
+        <w:tab/>
+      </w:r>
+      <w:r>
+        <w:t>HyperText Transfer Protocol Secure</w:t>
+      </w:r>
+    </w:p>
+    <w:p>
+      <w:pPr>
+        <w:ind w:firstLine="432"/>
+      </w:pPr>
+      <w:r>
+        <w:t>IP</w:t>
+      </w:r>
+      <w:r>
+        <w:tab/>
+      </w:r>
+      <w:r>
+        <w:tab/>
+      </w:r>
+      <w:r>
+        <w:t>Internet Protocol</w:t>
+      </w:r>
+    </w:p>
+    <w:p>
+      <w:pPr>
+        <w:ind w:firstLine="432"/>
+      </w:pPr>
+      <w:r>
+        <w:t>JWT</w:t>
+      </w:r>
+      <w:r>
+        <w:tab/>
+      </w:r>
+      <w:r>
+        <w:t>JSON Web Token</w:t>
+      </w:r>
+    </w:p>
+    <w:p>
+      <w:pPr>
+        <w:ind w:firstLine="432"/>
+      </w:pPr>
+      <w:r>
+        <w:t>JSON</w:t>
+      </w:r>
+      <w:r>
+        <w:tab/>
+      </w:r>
+      <w:r>
+        <w:t>JavaScript Object Notation</w:t>
+      </w:r>
+    </w:p>
+    <w:p>
+      <w:pPr>
+        <w:ind w:firstLine="432"/>
+      </w:pPr>
+      <w:r>
+        <w:t>OAuth</w:t>
+      </w:r>
+      <w:r>
+        <w:tab/>
+      </w:r>
+      <w:r>
+        <w:t>Open Authorization</w:t>
+      </w:r>
+    </w:p>
+    <w:p>
+      <w:pPr>
+        <w:ind w:firstLine="432"/>
+      </w:pPr>
+      <w:r>
+        <w:t>OS</w:t>
+      </w:r>
+      <w:r>
+        <w:tab/>
+      </w:r>
+      <w:r>
+        <w:t>Operating System</w:t>
+      </w:r>
+    </w:p>
+    <w:p>
+      <w:pPr>
+        <w:ind w:firstLine="432"/>
+      </w:pPr>
+      <w:r>
+        <w:t>REST</w:t>
+      </w:r>
+      <w:r>
+        <w:tab/>
+      </w:r>
+      <w:r>
+        <w:t xml:space="preserve">Representational State Transfer </w:t>
+      </w:r>
+    </w:p>
+    <w:p>
+      <w:pPr>
+        <w:ind w:firstLine="432"/>
+      </w:pPr>
+      <w:r>
+        <w:t>RSA</w:t>
+      </w:r>
+      <w:r>
+        <w:tab/>
+      </w:r>
+      <w:r>
+        <w:t>Rivest–Shamir–Adleman</w:t>
+      </w:r>
+    </w:p>
+    <w:p>
+      <w:pPr>
+        <w:ind w:firstLine="432"/>
+      </w:pPr>
+      <w:r>
+        <w:t>SHA</w:t>
+      </w:r>
+      <w:r>
+        <w:tab/>
+      </w:r>
+      <w:r>
+        <w:t>Secure Hash Algorithm</w:t>
+      </w:r>
+    </w:p>
+    <w:p>
+      <w:pPr>
+        <w:ind w:firstLine="432"/>
+      </w:pPr>
+      <w:r>
+        <w:t>SQL</w:t>
+      </w:r>
+      <w:r>
+        <w:tab/>
+      </w:r>
+      <w:r>
+        <w:t>Structured Query Language</w:t>
+      </w:r>
+    </w:p>
+    <w:p>
+      <w:pPr>
+        <w:ind w:firstLine="432"/>
+      </w:pPr>
+      <w:r>
+        <w:t>TO</w:t>
+      </w:r>
+      <w:r>
+        <w:t>TP</w:t>
+      </w:r>
+      <w:r>
+        <w:tab/>
+      </w:r>
+      <w:r>
+        <w:t xml:space="preserve">Time-based </w:t>
+      </w:r>
+      <w:r>
+        <w:t>O</w:t>
+      </w:r>
+      <w:r>
+        <w:t>ne</w:t>
+      </w:r>
+      <w:r>
+        <w:t>-</w:t>
+      </w:r>
+      <w:r>
+        <w:t>T</w:t>
+      </w:r>
+      <w:r>
+        <w:t xml:space="preserve">ime </w:t>
+      </w:r>
+      <w:r>
+        <w:t>P</w:t>
+      </w:r>
+      <w:r>
+        <w:t>assword</w:t>
+      </w:r>
+    </w:p>
+    <w:p>
+      <w:pPr>
+        <w:ind w:firstLine="432"/>
+      </w:pPr>
+      <w:r>
+        <w:t>UI</w:t>
+      </w:r>
+      <w:r>
+        <w:tab/>
+      </w:r>
+      <w:r>
+        <w:tab/>
+      </w:r>
+      <w:r>
+        <w:t>User Interface</w:t>
+      </w:r>
+    </w:p>
+    <w:p>
+      <w:pPr>
+        <w:ind w:firstLine="432"/>
+      </w:pPr>
+      <w:r>
+        <w:t>URI</w:t>
+      </w:r>
+      <w:r>
+        <w:tab/>
+      </w:r>
+      <w:r>
+        <w:t>Uniform Resource Identifier</w:t>
+      </w:r>
+    </w:p>
+    <w:p>
+      <w:pPr>
+        <w:ind w:firstLine="432"/>
+      </w:pPr>
+      <w:r>
+        <w:t>2FA</w:t>
+      </w:r>
+      <w:r>
+        <w:tab/>
+      </w:r>
+      <w:r>
+        <w:t>Two-Factor Authentication</w:t>
+      </w:r>
+    </w:p>
+    <w:p>
+      <w:pPr>
+        <w:ind w:firstLine="0"/>
+      </w:pPr>
+      <w:r>
+        <w:br w:type="page"/>
+      </w:r>
+    </w:p>
+    <w:p>
+      <w:pPr>
+        <w:pStyle w:val="Heading1"/>
+        <w:numPr>
+          <w:ilvl w:val="0"/>
+          <w:numId w:val="0"/>
+        </w:numPr>
+      </w:pPr>
+      <w:bookmarkStart w:id="6" w:name="_Toc222432809"/>
       <w:r>
         <w:lastRenderedPageBreak/>
         <w:t>ZOZNAM OBRÁZKOV, TABULIEK a</w:t>
@@ -1882,6 +7183,7 @@
       <w:r>
         <w:t>GRAFOV</w:t>
       </w:r>
+      <w:bookmarkEnd w:id="6"/>
     </w:p>
     <w:p>
       <w:pPr>
@@ -2122,10 +7424,12 @@
         </w:numPr>
         <w:ind w:left="432" w:hanging="432"/>
       </w:pPr>
+      <w:bookmarkStart w:id="7" w:name="_Toc222432810"/>
       <w:r>
         <w:lastRenderedPageBreak/>
         <w:t>úvod</w:t>
       </w:r>
+      <w:bookmarkEnd w:id="7"/>
     </w:p>
     <w:p>
       <w:r>
@@ -2239,6 +7543,8 @@
       <w:r>
         <w:t>reálnom prostredí.</w:t>
       </w:r>
+    </w:p>
+    <w:p>
       <w:r>
         <w:br w:type="page"/>
       </w:r>
@@ -2247,18 +7553,22 @@
       <w:pPr>
         <w:pStyle w:val="Heading1"/>
       </w:pPr>
+      <w:bookmarkStart w:id="8" w:name="_Toc222432811"/>
       <w:r>
         <w:lastRenderedPageBreak/>
         <w:t>Teoretické východiská</w:t>
       </w:r>
+      <w:bookmarkEnd w:id="8"/>
     </w:p>
     <w:p>
       <w:pPr>
         <w:pStyle w:val="Heading2"/>
       </w:pPr>
+      <w:bookmarkStart w:id="9" w:name="_Toc222432812"/>
       <w:r>
         <w:t>.NET</w:t>
       </w:r>
+      <w:bookmarkEnd w:id="9"/>
     </w:p>
     <w:p>
       <w:r>
@@ -2302,9 +7612,11 @@
       <w:pPr>
         <w:pStyle w:val="Heading2"/>
       </w:pPr>
+      <w:bookmarkStart w:id="10" w:name="_Toc222432813"/>
       <w:r>
         <w:t>ASP.NET Core</w:t>
       </w:r>
+      <w:bookmarkEnd w:id="10"/>
     </w:p>
     <w:p>
       <w:r>
@@ -2343,9 +7655,11 @@
       <w:pPr>
         <w:pStyle w:val="Heading2"/>
       </w:pPr>
+      <w:bookmarkStart w:id="11" w:name="_Toc222432814"/>
       <w:r>
         <w:t>Avalonia</w:t>
       </w:r>
+      <w:bookmarkEnd w:id="11"/>
     </w:p>
     <w:p>
       <w:pPr>
@@ -2403,9 +7717,11 @@
       <w:pPr>
         <w:pStyle w:val="Heading2"/>
       </w:pPr>
+      <w:bookmarkStart w:id="12" w:name="_Toc222432815"/>
       <w:r>
         <w:t>MySQL</w:t>
       </w:r>
+      <w:bookmarkEnd w:id="12"/>
     </w:p>
     <w:p>
       <w:pPr>
@@ -2470,9 +7786,11 @@
       <w:pPr>
         <w:pStyle w:val="Heading2"/>
       </w:pPr>
+      <w:bookmarkStart w:id="13" w:name="_Toc222432816"/>
       <w:r>
         <w:t>API</w:t>
       </w:r>
+      <w:bookmarkEnd w:id="13"/>
     </w:p>
     <w:p>
       <w:pPr>
@@ -2518,9 +7836,11 @@
       <w:pPr>
         <w:pStyle w:val="Heading2"/>
       </w:pPr>
+      <w:bookmarkStart w:id="14" w:name="_Toc222432817"/>
       <w:r>
         <w:t>OAuth</w:t>
       </w:r>
+      <w:bookmarkEnd w:id="14"/>
     </w:p>
     <w:p>
       <w:pPr>
@@ -2572,10 +7892,12 @@
       <w:pPr>
         <w:pStyle w:val="Heading2"/>
       </w:pPr>
+      <w:bookmarkStart w:id="15" w:name="_Toc222432818"/>
       <w:r>
         <w:lastRenderedPageBreak/>
         <w:t>Git</w:t>
       </w:r>
+      <w:bookmarkEnd w:id="15"/>
     </w:p>
     <w:p>
       <w:pPr>
@@ -2635,9 +7957,11 @@
       <w:pPr>
         <w:pStyle w:val="Heading2"/>
       </w:pPr>
+      <w:bookmarkStart w:id="16" w:name="_Toc222432819"/>
       <w:r>
         <w:t>BouncyCastle</w:t>
       </w:r>
+      <w:bookmarkEnd w:id="16"/>
     </w:p>
     <w:p>
       <w:pPr>
@@ -2694,9 +8018,11 @@
       <w:pPr>
         <w:pStyle w:val="Heading2"/>
       </w:pPr>
+      <w:bookmarkStart w:id="17" w:name="_Toc222432820"/>
       <w:r>
         <w:t>Blockchain</w:t>
       </w:r>
+      <w:bookmarkEnd w:id="17"/>
     </w:p>
     <w:p>
       <w:pPr>
@@ -2748,13 +8074,12 @@
       <w:pPr>
         <w:pStyle w:val="Heading1"/>
       </w:pPr>
-      <w:r>
-        <w:br w:type="page"/>
-      </w:r>
+      <w:bookmarkStart w:id="18" w:name="_Toc222432821"/>
       <w:r>
         <w:lastRenderedPageBreak/>
         <w:t>Ciele práce</w:t>
       </w:r>
+      <w:bookmarkEnd w:id="18"/>
     </w:p>
     <w:p>
       <w:pPr>
@@ -2903,439 +8228,23 @@
     <w:p>
       <w:pPr>
         <w:pStyle w:val="Heading1"/>
-        <w:numPr>
-          <w:ilvl w:val="0"/>
-          <w:numId w:val="0"/>
-        </w:numPr>
-        <w:ind w:left="432" w:hanging="432"/>
-      </w:pPr>
-      <w:r>
-        <w:br w:type="page"/>
-      </w:r>
-      <w:r>
-        <w:lastRenderedPageBreak/>
-        <w:t>Zoznam použitej literatúry</w:t>
-      </w:r>
-    </w:p>
-    <w:p>
-      <w:pPr>
-        <w:pStyle w:val="Bibliography"/>
-        <w:rPr>
-          <w:noProof/>
-        </w:rPr>
-      </w:pPr>
-      <w:r>
-        <w:fldChar w:fldCharType="begin"/>
-      </w:r>
-      <w:r>
-        <w:rPr>
-          <w:lang w:val="en-US"/>
-        </w:rPr>
-        <w:instrText xml:space="preserve"> BIBLIOGRAPHY  \l 1033 </w:instrText>
-      </w:r>
-      <w:r>
-        <w:fldChar w:fldCharType="separate"/>
-      </w:r>
-      <w:r>
-        <w:rPr>
-          <w:noProof/>
-        </w:rPr>
-        <w:t xml:space="preserve">1. </w:t>
-      </w:r>
-      <w:r>
-        <w:rPr>
-          <w:b/>
-          <w:bCs/>
-          <w:noProof/>
-        </w:rPr>
-        <w:t>Microsoft.</w:t>
-      </w:r>
-      <w:r>
-        <w:rPr>
-          <w:noProof/>
-        </w:rPr>
-        <w:t xml:space="preserve"> NET introduction. </w:t>
-      </w:r>
-      <w:r>
-        <w:rPr>
-          <w:i/>
-          <w:iCs/>
-          <w:noProof/>
-        </w:rPr>
-        <w:t xml:space="preserve">Microsoft Learn. </w:t>
-      </w:r>
-      <w:r>
-        <w:rPr>
-          <w:noProof/>
-        </w:rPr>
-        <w:t>[Online] [Cited: 02 02, 2026.] https://learn.microsoft.com/en-us/dotnet/core/introduction.</w:t>
-      </w:r>
-    </w:p>
-    <w:p>
-      <w:pPr>
-        <w:pStyle w:val="Bibliography"/>
-        <w:rPr>
-          <w:noProof/>
-        </w:rPr>
-      </w:pPr>
-      <w:r>
-        <w:rPr>
-          <w:noProof/>
-        </w:rPr>
-        <w:t xml:space="preserve">2. </w:t>
-      </w:r>
-      <w:r>
-        <w:rPr>
-          <w:b/>
-          <w:bCs/>
-          <w:noProof/>
-        </w:rPr>
-        <w:t>Wikipedia contributors.</w:t>
-      </w:r>
-      <w:r>
-        <w:rPr>
-          <w:noProof/>
-        </w:rPr>
-        <w:t xml:space="preserve"> ASP.NET Core. </w:t>
-      </w:r>
-      <w:r>
-        <w:rPr>
-          <w:i/>
-          <w:iCs/>
-          <w:noProof/>
-        </w:rPr>
-        <w:t xml:space="preserve">Wikipedia. </w:t>
-      </w:r>
-      <w:r>
-        <w:rPr>
-          <w:noProof/>
-        </w:rPr>
-        <w:t>[Online] [Cited: 02 02, 2026.] https://en.wikipedia.org/wiki/ASP.NET_Core.</w:t>
-      </w:r>
-    </w:p>
-    <w:p>
-      <w:pPr>
-        <w:pStyle w:val="Bibliography"/>
-        <w:rPr>
-          <w:noProof/>
-        </w:rPr>
-      </w:pPr>
-      <w:r>
-        <w:rPr>
-          <w:noProof/>
-        </w:rPr>
-        <w:t xml:space="preserve">3. </w:t>
-      </w:r>
-      <w:r>
-        <w:rPr>
-          <w:b/>
-          <w:bCs/>
-          <w:noProof/>
-        </w:rPr>
-        <w:t>Avalonia.</w:t>
-      </w:r>
-      <w:r>
-        <w:rPr>
-          <w:noProof/>
-        </w:rPr>
-        <w:t xml:space="preserve"> Cross-platform .NET UI framework. </w:t>
-      </w:r>
-      <w:r>
-        <w:rPr>
-          <w:i/>
-          <w:iCs/>
-          <w:noProof/>
-        </w:rPr>
-        <w:t xml:space="preserve">Avalonia Documentation. </w:t>
-      </w:r>
-      <w:r>
-        <w:rPr>
-          <w:noProof/>
-        </w:rPr>
-        <w:t>[Online] [Cited: 02 02, 2026.] https://docs.avaloniaui.net/docs/overview/what-is-avalonia.</w:t>
-      </w:r>
-    </w:p>
-    <w:p>
-      <w:pPr>
-        <w:pStyle w:val="Bibliography"/>
-        <w:rPr>
-          <w:noProof/>
-        </w:rPr>
-      </w:pPr>
-      <w:r>
-        <w:rPr>
-          <w:noProof/>
-        </w:rPr>
-        <w:t xml:space="preserve">4. </w:t>
-      </w:r>
-      <w:r>
-        <w:rPr>
-          <w:b/>
-          <w:bCs/>
-          <w:noProof/>
-        </w:rPr>
-        <w:t>Oracle Corporation.</w:t>
-      </w:r>
-      <w:r>
-        <w:rPr>
-          <w:noProof/>
-        </w:rPr>
-        <w:t xml:space="preserve"> MySQL 8.4 Reference Manual: What is MySQL? </w:t>
-      </w:r>
-      <w:r>
-        <w:rPr>
-          <w:i/>
-          <w:iCs/>
-          <w:noProof/>
-        </w:rPr>
-        <w:t xml:space="preserve">MySQL Reference Manual. </w:t>
-      </w:r>
-      <w:r>
-        <w:rPr>
-          <w:noProof/>
-        </w:rPr>
-        <w:t>[Online] [Cited: 02 02, 2026.] https://dev.mysql.com/doc/refman/8.4/en/what-is-mysql.html.</w:t>
-      </w:r>
-    </w:p>
-    <w:p>
-      <w:pPr>
-        <w:pStyle w:val="Bibliography"/>
-        <w:rPr>
-          <w:noProof/>
-        </w:rPr>
-      </w:pPr>
-      <w:r>
-        <w:rPr>
-          <w:noProof/>
-        </w:rPr>
-        <w:t xml:space="preserve">5. </w:t>
-      </w:r>
-      <w:r>
-        <w:rPr>
-          <w:b/>
-          <w:bCs/>
-          <w:noProof/>
-        </w:rPr>
-        <w:t>Wikipedia contributors.</w:t>
-      </w:r>
-      <w:r>
-        <w:rPr>
-          <w:noProof/>
-        </w:rPr>
-        <w:t xml:space="preserve"> Application programming interface. </w:t>
-      </w:r>
-      <w:r>
-        <w:rPr>
-          <w:i/>
-          <w:iCs/>
-          <w:noProof/>
-        </w:rPr>
-        <w:t xml:space="preserve">Wikipedia. </w:t>
-      </w:r>
-      <w:r>
-        <w:rPr>
-          <w:noProof/>
-        </w:rPr>
-        <w:t>[Online] [Cited: 02 02, 2026.] https://sk.wikipedia.org/wiki/Application_programming_interface.</w:t>
-      </w:r>
-    </w:p>
-    <w:p>
-      <w:pPr>
-        <w:pStyle w:val="Bibliography"/>
-        <w:rPr>
-          <w:noProof/>
-        </w:rPr>
-      </w:pPr>
-      <w:r>
-        <w:rPr>
-          <w:noProof/>
-        </w:rPr>
-        <w:t xml:space="preserve">6. </w:t>
-      </w:r>
-      <w:r>
-        <w:rPr>
-          <w:b/>
-          <w:bCs/>
-          <w:noProof/>
-        </w:rPr>
-        <w:t>OAuth.</w:t>
-      </w:r>
-      <w:r>
-        <w:rPr>
-          <w:noProof/>
-        </w:rPr>
-        <w:t xml:space="preserve"> OAuth 2.0. </w:t>
-      </w:r>
-      <w:r>
-        <w:rPr>
-          <w:i/>
-          <w:iCs/>
-          <w:noProof/>
-        </w:rPr>
-        <w:t xml:space="preserve">OAuth.net. </w:t>
-      </w:r>
-      <w:r>
-        <w:rPr>
-          <w:noProof/>
-        </w:rPr>
-        <w:t>[Online] [Cited: 02 02, 2026.] https://oauth.net/2/.</w:t>
-      </w:r>
-    </w:p>
-    <w:p>
-      <w:pPr>
-        <w:pStyle w:val="Bibliography"/>
-        <w:rPr>
-          <w:noProof/>
-        </w:rPr>
-      </w:pPr>
-      <w:r>
-        <w:rPr>
-          <w:noProof/>
-        </w:rPr>
-        <w:t xml:space="preserve">7. </w:t>
-      </w:r>
-      <w:r>
-        <w:rPr>
-          <w:b/>
-          <w:bCs/>
-          <w:noProof/>
-        </w:rPr>
-        <w:t>Wikipedia contributors.</w:t>
-      </w:r>
-      <w:r>
-        <w:rPr>
-          <w:noProof/>
-        </w:rPr>
-        <w:t xml:space="preserve"> Git. </w:t>
-      </w:r>
-      <w:r>
-        <w:rPr>
-          <w:i/>
-          <w:iCs/>
-          <w:noProof/>
-        </w:rPr>
-        <w:t xml:space="preserve">Wikipedia. </w:t>
-      </w:r>
-      <w:r>
-        <w:rPr>
-          <w:noProof/>
-        </w:rPr>
-        <w:t>[Online] [Cited: 02 02, 2026.] https://en.wikipedia.org/wiki/Git.</w:t>
-      </w:r>
-    </w:p>
-    <w:p>
-      <w:pPr>
-        <w:pStyle w:val="Bibliography"/>
-        <w:rPr>
-          <w:noProof/>
-        </w:rPr>
-      </w:pPr>
-      <w:r>
-        <w:rPr>
-          <w:noProof/>
-        </w:rPr>
-        <w:t xml:space="preserve">8. </w:t>
-      </w:r>
-      <w:r>
-        <w:rPr>
-          <w:b/>
-          <w:bCs/>
-          <w:noProof/>
-        </w:rPr>
-        <w:t>Bouncy Castle Inc.</w:t>
-      </w:r>
-      <w:r>
-        <w:rPr>
-          <w:noProof/>
-        </w:rPr>
-        <w:t xml:space="preserve"> About Bouncy Castle. </w:t>
-      </w:r>
-      <w:r>
-        <w:rPr>
-          <w:i/>
-          <w:iCs/>
-          <w:noProof/>
-        </w:rPr>
-        <w:t xml:space="preserve">Bouncy Castle. </w:t>
-      </w:r>
-      <w:r>
-        <w:rPr>
-          <w:noProof/>
-        </w:rPr>
-        <w:t>[Online] [Cited: 02 02, 2026.] https://www.bouncycastle.org/about/.</w:t>
-      </w:r>
-    </w:p>
-    <w:p>
-      <w:pPr>
-        <w:pStyle w:val="Bibliography"/>
-        <w:rPr>
-          <w:noProof/>
-        </w:rPr>
-      </w:pPr>
-      <w:r>
-        <w:rPr>
-          <w:noProof/>
-        </w:rPr>
-        <w:t xml:space="preserve">9. </w:t>
-      </w:r>
-      <w:r>
-        <w:rPr>
-          <w:b/>
-          <w:bCs/>
-          <w:noProof/>
-        </w:rPr>
-        <w:t>IBM Corporation.</w:t>
-      </w:r>
-      <w:r>
-        <w:rPr>
-          <w:noProof/>
-        </w:rPr>
-        <w:t xml:space="preserve"> What is blockchain? </w:t>
-      </w:r>
-      <w:r>
-        <w:rPr>
-          <w:i/>
-          <w:iCs/>
-          <w:noProof/>
-        </w:rPr>
-        <w:t xml:space="preserve">IBM Think. </w:t>
-      </w:r>
-      <w:r>
-        <w:rPr>
-          <w:noProof/>
-        </w:rPr>
-        <w:t>[Online] [Cited: 02 02, 2026.] https://www.ibm.com/think/topics/blockchain.</w:t>
-      </w:r>
-    </w:p>
-    <w:p>
-      <w:pPr>
-        <w:ind w:firstLine="0"/>
-      </w:pPr>
-      <w:r>
-        <w:fldChar w:fldCharType="end"/>
-      </w:r>
-    </w:p>
-    <w:p>
-      <w:r>
-        <w:br w:type="page"/>
-      </w:r>
-    </w:p>
-    <w:p>
-      <w:pPr>
-        <w:pStyle w:val="Heading1"/>
-      </w:pPr>
+      </w:pPr>
+      <w:bookmarkStart w:id="19" w:name="_Toc222432822"/>
       <w:r>
         <w:lastRenderedPageBreak/>
         <w:t>Materiál a metodika práce</w:t>
       </w:r>
+      <w:bookmarkEnd w:id="19"/>
     </w:p>
     <w:p>
       <w:pPr>
         <w:pStyle w:val="Heading2"/>
       </w:pPr>
+      <w:bookmarkStart w:id="20" w:name="_Toc222432823"/>
       <w:r>
         <w:t>Výber technológií a nástrojov</w:t>
       </w:r>
+      <w:bookmarkEnd w:id="20"/>
     </w:p>
     <w:p>
       <w:pPr>
@@ -3355,16 +8264,39 @@
       <w:pPr>
         <w:pStyle w:val="Heading3"/>
       </w:pPr>
+      <w:bookmarkStart w:id="21" w:name="_Toc222432824"/>
       <w:r>
         <w:t>Desktopový klient – Avalonia UI Framework</w:t>
       </w:r>
+      <w:bookmarkEnd w:id="21"/>
     </w:p>
     <w:p>
       <w:pPr>
         <w:ind w:firstLine="708"/>
       </w:pPr>
       <w:r>
-        <w:t>Pre vývoj desktopového klienta sme zvolili Avalonia UI Framework. Tento framework sme uprednostnili pred alternatívami, pretože umožňuje zdieľať UI kód naprieč platformami Windows, macOS a Linux bez nutnosti písať platformovo špecifické implementácie. Hoci sme sa primárne zamerali na Windows ako hlavný cieľový operačný systém, multiplatformová podpora nám dávala priestor na prípadné rozšírenie bez zásahov do aplikácie.</w:t>
+        <w:t xml:space="preserve">Pre vývoj desktopového klienta sme zvolili Avalonia UI Framework. Tento framework sme uprednostnili pred alternatívami, pretože umožňuje zdieľať kód </w:t>
+      </w:r>
+      <w:r>
+        <w:t>používateľského rozhrania</w:t>
+      </w:r>
+      <w:r>
+        <w:t xml:space="preserve"> </w:t>
+      </w:r>
+      <w:r>
+        <w:t xml:space="preserve">naprieč platformami Windows, macOS a Linux bez nutnosti písať platformovo špecifické implementácie. Hoci sme sa primárne zamerali na Windows ako hlavný cieľový operačný systém, multiplatformová podpora nám </w:t>
+      </w:r>
+      <w:r>
+        <w:t>ponúkala</w:t>
+      </w:r>
+      <w:r>
+        <w:t xml:space="preserve"> </w:t>
+      </w:r>
+      <w:r>
+        <w:t xml:space="preserve">priestor na prípadné rozšírenie bez zásahov do </w:t>
+      </w:r>
+      <w:r>
+        <w:t>existujúceho kódu aplikácie.</w:t>
       </w:r>
     </w:p>
     <w:p>
@@ -3384,13 +8316,19 @@
         <w:t>intuitívnosť</w:t>
       </w:r>
       <w:r>
-        <w:t xml:space="preserve">, pričom sme </w:t>
-      </w:r>
-      <w:r>
-        <w:t>postupovali modulárne – každú funkčnú oblasť, napríklad správu peňaženiek, históriu transakcií alebo nastavenia zabezpečenia, sme implementovali ako samostatný komponent</w:t>
-      </w:r>
-      <w:r>
-        <w:t>/službu</w:t>
+        <w:t xml:space="preserve">. Postupovali </w:t>
+      </w:r>
+      <w:r>
+        <w:t xml:space="preserve">sme </w:t>
+      </w:r>
+      <w:r>
+        <w:t>modulárne – každú funkčnú oblasť, napríklad správu peňaženiek, históriu transakcií alebo nastavenia zabezpečenia, sme implementovali ako samostatný komponent</w:t>
+      </w:r>
+      <w:r>
+        <w:t xml:space="preserve"> alebo </w:t>
+      </w:r>
+      <w:r>
+        <w:t>službu</w:t>
       </w:r>
       <w:r>
         <w:t>. Tento prístup nám umožnil testovať a upravovať jednotlivé časti rozhrania nezávisle od zvyšku aplikácie.</w:t>
@@ -3400,9 +8338,11 @@
       <w:pPr>
         <w:pStyle w:val="Heading3"/>
       </w:pPr>
+      <w:bookmarkStart w:id="22" w:name="_Toc222432825"/>
       <w:r>
         <w:t>Backend – ASP.NET Core Web API</w:t>
       </w:r>
+      <w:bookmarkEnd w:id="22"/>
     </w:p>
     <w:p>
       <w:pPr>
@@ -3417,51 +8357,26 @@
         <w:ind w:firstLine="708"/>
       </w:pPr>
       <w:r>
-        <w:t>Architektúru servera sme navrhli do vrstiev, pričom každá vrstva mala presnú zodpovednosť. Controller vrstva prijímala a validovala požiadavky, vrstva</w:t>
-      </w:r>
-      <w:r>
-        <w:t xml:space="preserve"> služieb</w:t>
-      </w:r>
-      <w:r>
-        <w:t xml:space="preserve"> obsahovala </w:t>
-      </w:r>
-      <w:r>
-        <w:t xml:space="preserve">samotnú </w:t>
-      </w:r>
-      <w:r>
-        <w:t xml:space="preserve">logiku a </w:t>
-      </w:r>
-      <w:r>
-        <w:t>repozitárová</w:t>
-      </w:r>
-      <w:r>
-        <w:t xml:space="preserve"> </w:t>
-      </w:r>
-      <w:r>
-        <w:t>vrstva komunikovala s databázou. Toto striktné oddelenie zodpovedností nám zjednodušilo ladenie chýb a pridávanie nových funkcií.</w:t>
+        <w:t>Architektúru servera sme navrhli do vrstiev, pričom každá vrstva mala presnú zodpovednosť. Controller vrstva prijímala a validovala požiadavky, servisná vrstva obsahovala samotnú logiku a repozitárová vrstva komunikovala s databázou. Toto striktné oddelenie zodpovedností nám zjednodušilo ladenie chýb a pridávanie nových funkcionalít.</w:t>
       </w:r>
     </w:p>
     <w:p>
       <w:pPr>
         <w:pStyle w:val="Heading3"/>
       </w:pPr>
+      <w:bookmarkStart w:id="23" w:name="_Toc222432826"/>
       <w:r>
         <w:lastRenderedPageBreak/>
         <w:t>Databázové riešenie</w:t>
       </w:r>
+      <w:bookmarkEnd w:id="23"/>
     </w:p>
     <w:p>
       <w:pPr>
         <w:ind w:firstLine="708"/>
       </w:pPr>
       <w:r>
-        <w:t>Databázová časť projektu bola realizovaná pomocou MySQL, čím sme dosiahli b</w:t>
-      </w:r>
-      <w:r>
-        <w:t>ezpečné ukladanie používateľských a systémových dát.</w:t>
-      </w:r>
-      <w:r>
-        <w:t xml:space="preserve"> Pre lokálne ukladanie dát sme využili LevelDB, čo zabezpečilo rýchly prístup k citlivým dátam bez ich odosielania na server. Táto kombinácia serverovej a lokálnej databázy nám umožnila zachovať princíp zero-knowledge, t. j. server nikdy neukladá ani nepozná privátne kľúče a seed frázy používateľov.</w:t>
+        <w:t>Databázová časť projektu bola rozdelená na dve časti podľa charakteru ukladaných dát. Na strane servera sme použili relačnú databázu MySQL, do ktorej sme ukladali vzdialené používateľské dáta, ako napríklad záznamy o účtoch, pozývacích kódoch a aktivite používateľov. Na strane klienta sme použili lokálnu databázu LevelDB, do ktorej sme ukladali šifrované seed frázy a privátne kľúče, čím sme zabezpečili rýchly prístup k citlivým dátam bez ich odosielania na server.</w:t>
       </w:r>
     </w:p>
     <w:p>
@@ -3469,37 +8384,7 @@
         <w:ind w:firstLine="708"/>
       </w:pPr>
       <w:r>
-        <w:t xml:space="preserve">Databázovú </w:t>
-      </w:r>
-      <w:r>
-        <w:t>čast projektu</w:t>
-      </w:r>
-      <w:r>
-        <w:t xml:space="preserve"> sme rozdelili na dve časti podľa charakteru ukladaných dát. Na strane servera sme použili relačnú databázu MySQL, do ktorej sme ukladali </w:t>
-      </w:r>
-      <w:r>
-        <w:t xml:space="preserve">vzdialené </w:t>
-      </w:r>
-      <w:r>
-        <w:t>používateľské</w:t>
-      </w:r>
-      <w:r>
-        <w:t xml:space="preserve"> dáta</w:t>
-      </w:r>
-      <w:r>
-        <w:t xml:space="preserve">. Na strane klienta sme </w:t>
-      </w:r>
-      <w:r>
-        <w:t xml:space="preserve">naopak </w:t>
-      </w:r>
-      <w:r>
-        <w:t>použili lokálnu databázu LevelDB, do ktorej sme ukladali šifrované seed frázy a privátne kľúče</w:t>
-      </w:r>
-      <w:r>
-        <w:t xml:space="preserve">, </w:t>
-      </w:r>
-      <w:r>
-        <w:t>čo zabezpečilo rýchly prístup k citlivým dátam bez ich odosielania na server.</w:t>
+        <w:t>Táto kombinácia serverovej a lokálnej databázy nám umožnila dôsledne uplatniť princíp zero-knowledge: server v žiadnom okamihu neobsahuje ani nevidí privátne kryptografické materiály používateľa. Všetky operácie vyžadujúce privátny kľúč prebiehali výhradne na strane klienta, v operačnej pamäti, bez akéhokoľvek prenosu na server.</w:t>
       </w:r>
     </w:p>
     <w:p>
@@ -3507,36 +8392,18 @@
         <w:ind w:firstLine="708"/>
       </w:pPr>
       <w:r>
-        <w:t>Táto kombinácia nám umožnila dôsledne uplatniť princíp zero-knowledge: server v žiadnom okamihu neobsahuje ani nevidí privátne kryptografické materiály používateľa. Všetky operácie vyžadujúce privátny kľúč prebiehali výhradne na strane klienta, v operačnej pamäti, bez akéhokoľvek prenosu na server.</w:t>
-      </w:r>
-    </w:p>
-    <w:p>
-      <w:pPr>
-        <w:ind w:firstLine="708"/>
-      </w:pPr>
-      <w:r>
-        <w:t xml:space="preserve">Pri práci s MySQL sme dôsledne používali databázové transakcie. Každú operáciu zahŕňajúcu viacero krokov, napríklad registráciu používateľa spojenú s označením pozývacieho kódu ako použitého, sme </w:t>
-      </w:r>
-      <w:r>
-        <w:t>vykonávali v rámci</w:t>
-      </w:r>
-      <w:r>
-        <w:t xml:space="preserve"> transakcie. V prípade zlyhania ktoréhokoľvek kroku sme vykonali rollback</w:t>
-      </w:r>
-      <w:r>
-        <w:t xml:space="preserve"> (návrat do pôvodného stavu)</w:t>
-      </w:r>
-      <w:r>
-        <w:t>, čím sme zaručili konzistentný stav databázy.</w:t>
+        <w:t>Pri práci s MySQL sme dôsledne používali databázové transakcie. Každú operáciu zahŕňajúcu viacero krokov, napríklad registráciu používateľa spojenú s označením pozývacieho kódu ako použitého, sme vykonávali v rámci transakcie. V prípade zlyhania ktoréhokoľvek kroku sme vykonali rollback, teda návrat do pôvodného stavu, čím sme zaručili konzistentný stav databázy.</w:t>
       </w:r>
     </w:p>
     <w:p>
       <w:pPr>
         <w:pStyle w:val="Heading3"/>
       </w:pPr>
+      <w:bookmarkStart w:id="24" w:name="_Toc222432827"/>
       <w:r>
         <w:t>Bezpečnostné mechanizmy a zoznam použitých balíčkov</w:t>
       </w:r>
+      <w:bookmarkEnd w:id="24"/>
     </w:p>
     <w:p>
       <w:pPr>
@@ -3591,7 +8458,6 @@
         </w:numPr>
       </w:pPr>
       <w:r>
-        <w:lastRenderedPageBreak/>
         <w:t>MySql.Data (8.0.35) – klient pre pripojenie ASP.NET Core API k MySQL databáze.</w:t>
       </w:r>
     </w:p>
@@ -3604,7 +8470,7 @@
         </w:numPr>
       </w:pPr>
       <w:r>
-        <w:t>Dapper (2.0.123) – mikro-ORM pre efektívnu prácu s databázou.</w:t>
+        <w:t>LevelDB.NET (1.3.0) – .NET wrapper pre LevelDB na lokálne ukladanie šifrovaných peňaženiek.</w:t>
       </w:r>
     </w:p>
     <w:p>
@@ -3616,18 +8482,6 @@
         </w:numPr>
       </w:pPr>
       <w:r>
-        <w:t>LevelDB.NET (1.3.0) – .NET wrapper pre LevelDB na lokálne ukladanie šifrovaných peňaženiek.</w:t>
-      </w:r>
-    </w:p>
-    <w:p>
-      <w:pPr>
-        <w:pStyle w:val="ListParagraph"/>
-        <w:numPr>
-          <w:ilvl w:val="0"/>
-          <w:numId w:val="3"/>
-        </w:numPr>
-      </w:pPr>
-      <w:r>
         <w:t>Serilog (3.0.1) – logovanie aktivít a chýb.</w:t>
       </w:r>
     </w:p>
@@ -3635,7 +8489,9 @@
       <w:pPr>
         <w:pStyle w:val="Heading3"/>
       </w:pPr>
-      <w:r>
+      <w:bookmarkStart w:id="25" w:name="_Toc222432828"/>
+      <w:r>
+        <w:lastRenderedPageBreak/>
         <w:t xml:space="preserve">Verzovanie kódu </w:t>
       </w:r>
       <w:r>
@@ -3644,514 +8500,296 @@
       <w:r>
         <w:t xml:space="preserve"> Git</w:t>
       </w:r>
+      <w:bookmarkEnd w:id="25"/>
     </w:p>
     <w:p>
       <w:pPr>
         <w:ind w:firstLine="708"/>
       </w:pPr>
       <w:r>
-        <w:t xml:space="preserve">Dôležitou súčasťou vývoja bolo aj spracovanie kódu prostredníctvom Git-u, čo nám umožnilo sledovanie </w:t>
-      </w:r>
-      <w:r>
-        <w:t xml:space="preserve">histórie </w:t>
-      </w:r>
-      <w:r>
-        <w:t>zmien, bezpečné riadenie</w:t>
-      </w:r>
-      <w:r>
-        <w:t xml:space="preserve"> vývojových</w:t>
-      </w:r>
-      <w:r>
-        <w:t xml:space="preserve"> vetiev a efektívnu implementáciu jednotlivých funkcionalít. Git sme využívali najmä pre prehľadnú správu zdrojového kódu a kontrolu jednotlivých vývojových krokov, kde každá nová funkcia bola implementovaná vo vlastnej vetve a po otestovaní zlúčená do hlavnej vetvy.</w:t>
+        <w:t>Dôležitou súčasťou vývoja bola správa kódu prostredníctvom systému Git, ktorý nám umožnil sledovanie histórie zmien, bezpečné riadenie vývojových vetiev a efektívnu implementáciu jednotlivých funkcionalít. Každá nová funkcia bola implementovaná vo vlastnej vetve a po otestovaní zlúčená do hlavnej vetvy. Správy commitov sme písali so stručným popisom uskutočnenej zmeny, čím sme jednoznačne identifikovali, v ktorom bode vývoja bola konkrétna funkcionalita zavedená alebo upravená.</w:t>
+      </w:r>
+    </w:p>
+    <w:p>
+      <w:pPr>
+        <w:pStyle w:val="Heading2"/>
+      </w:pPr>
+      <w:bookmarkStart w:id="26" w:name="_Toc222432829"/>
+      <w:r>
+        <w:t>Návrh architektúry systému</w:t>
+      </w:r>
+      <w:bookmarkEnd w:id="26"/>
+    </w:p>
+    <w:p>
+      <w:r>
+        <w:t xml:space="preserve">Pri návrhu systému BlockSense sme sa rozhodli použiť klient-server architektúru, ktorá jasne oddelila používateľské rozhranie od aplikačnej logiky a spracovania citlivých dát. </w:t>
+      </w:r>
+      <w:r>
+        <w:t xml:space="preserve">Toto oddelenie nám umožnilo nezávisle </w:t>
+      </w:r>
+      <w:r>
+        <w:t xml:space="preserve">a efektívne </w:t>
+      </w:r>
+      <w:r>
+        <w:t>vyvíjať a testovať klientsku a serverovú časť, pričom ich komunikácia prebiehala výhradne cez definované REST API rozhranie.</w:t>
+      </w:r>
+    </w:p>
+    <w:p>
+      <w:pPr>
+        <w:pStyle w:val="Heading3"/>
+      </w:pPr>
+      <w:bookmarkStart w:id="27" w:name="_Toc222432830"/>
+      <w:r>
+        <w:t>Databázová vrstva</w:t>
+      </w:r>
+      <w:bookmarkEnd w:id="27"/>
+    </w:p>
+    <w:p>
+      <w:r>
+        <w:t>V serverovej databáze MySQL sme udržiavali záznamy o používateľských účtoch, pozývacích kódoch a aktivite používateľov. Každé heslo sme pred uložením hashovali algoritmom Argon2id s náhodne vygenerovaným saltom, ktorý sme uložili spolu s hashom do samostatného stĺpca. Tento prístup zabezpečil, že aj v prípade úniku databázy nebolo možné heslá priamo zneužiť.</w:t>
+      </w:r>
+    </w:p>
+    <w:p>
+      <w:r>
+        <w:t>Refresh tokeny sme pred zápisom do databázy hashovali algoritmom SHA-256, čím sme zaručili, že ani správca databázy nemal prístup k ich pôvodnej hodnote. Ku každému záznamu refresh tokenu sme uložili presný dátum a čas vydania a expirácie, ktorý server kontroloval pri každej žiadosti o obnovenie access tokenu.</w:t>
+      </w:r>
+    </w:p>
+    <w:p>
+      <w:r>
+        <w:t>Pre dvojfaktorovú autentifikáciu sme v databáze uchovávali šifrovaný TOTP tajný kľúč a hashované záložné kódy. Každý záložný kód sme po použití označili ako spotrebovaný, čím sme zamedzili jeho opakovanému využitiu. Záznamy o aktivite používateľov, ako napríklad čas prihlásenia, IP adresa a identifikátor zariadenia, sme ukladali do samostatnej tabuľky slúžiacej na detekciu podozrivých prístupov a prípadnú revokáciu tokenov.</w:t>
+      </w:r>
+    </w:p>
+    <w:p>
+      <w:pPr>
+        <w:pStyle w:val="Heading3"/>
+      </w:pPr>
+      <w:bookmarkStart w:id="28" w:name="_Toc222432831"/>
+      <w:r>
+        <w:lastRenderedPageBreak/>
+        <w:t>Repozitárová vrstva</w:t>
+      </w:r>
+      <w:bookmarkEnd w:id="28"/>
+    </w:p>
+    <w:p>
+      <w:r>
+        <w:t>Repozitárovú vrstvu sme implementovali ako samostatnú dátovú prístupovú vrstvu. Pre každú entitu, teda pre používateľa, token, transakciu aj pozvánku, sme vytvorili samostatný repozitár s metódami na vytvorenie, načítanie, aktualizáciu a odstránenie záznamov. Na formulovanie SQL dotazov a mapovanie výsledkov na doménové objekty sme použili knižnicu Dapper, čo nám dalo plnú kontrolu nad SQL bez nutnosti písať rozsiahly</w:t>
       </w:r>
       <w:r>
         <w:t xml:space="preserve"> </w:t>
       </w:r>
       <w:r>
-        <w:t>Commitové správy sme písali so stručným popisom zmeny, č</w:t>
-      </w:r>
-      <w:r>
-        <w:t>ím sme jednoznačne</w:t>
-      </w:r>
-      <w:r>
-        <w:t xml:space="preserve"> identifikova</w:t>
-      </w:r>
-      <w:r>
-        <w:t>li</w:t>
-      </w:r>
-      <w:r>
-        <w:t>, v ktorom bode vývoja bola konkrétna funkcia zavedená alebo upravená.</w:t>
+        <w:t>kód</w:t>
+      </w:r>
+      <w:r>
+        <w:t xml:space="preserve"> mapu</w:t>
+      </w:r>
+      <w:r>
+        <w:rPr>
+          <w:lang w:val="en-US"/>
+        </w:rPr>
+        <w:t>j</w:t>
+      </w:r>
+      <w:r>
+        <w:t>úci entity</w:t>
+      </w:r>
+      <w:r>
+        <w:t>.</w:t>
+      </w:r>
+    </w:p>
+    <w:p>
+      <w:pPr>
+        <w:pStyle w:val="Heading3"/>
+      </w:pPr>
+      <w:bookmarkStart w:id="29" w:name="_Toc222432832"/>
+      <w:r>
+        <w:t>Servisná vrstva</w:t>
+      </w:r>
+      <w:bookmarkEnd w:id="29"/>
+    </w:p>
+    <w:p>
+      <w:pPr>
+        <w:ind w:firstLine="708"/>
+      </w:pPr>
+      <w:r>
+        <w:t>Servisná vrstva tvorila jadro systému. Pri autentifikácii sme po prijatí prihlasovacích údajov overili hash hesla uložený v databáze, vygenerovali JWT access token a vytvorili nový refresh token s definovanou expiráciou. Pri autorizácii sme z JWT tokenu načítali rolu používateľa a podľa nej povolili alebo zamietli konkrétnu operáciu.</w:t>
+      </w:r>
+    </w:p>
+    <w:p>
+      <w:r>
+        <w:t xml:space="preserve">Pri spracovaní kryptomenových transakcií sme od klienta prijali podpísanú transakciu, overili jej formálnu správnosť a validitu kryptografického podpisu a následne sme ju odoslali do príslušnej blockchain siete cez externé API. Server pritom v žiadnom kroku nepracoval s privátnym kľúčom – ten zostával výhradne na strane klienta. </w:t>
+      </w:r>
+      <w:r>
+        <w:t>M</w:t>
+      </w:r>
+      <w:r>
+        <w:t>etódy komunikovali iba s repozitármi a nikdy nepristupovali k databáze priamo, čím sme zachovali striktné oddelenie vrstiev.</w:t>
+      </w:r>
+    </w:p>
+    <w:p>
+      <w:pPr>
+        <w:pStyle w:val="Heading3"/>
+      </w:pPr>
+      <w:bookmarkStart w:id="30" w:name="_Toc222432833"/>
+      <w:r>
+        <w:t>Controller vrstva</w:t>
+      </w:r>
+      <w:bookmarkEnd w:id="30"/>
+    </w:p>
+    <w:p>
+      <w:r>
+        <w:t>Controller vrstvu sme implementovali ako REST API rozhranie. Každý endpoint sme navrhli tak, aby najprv validoval vstupné údaje pomocou dátových modelov a validačných pravidiel. Následne sme overili prítomnosť a platnosť JWT tokenu vrátane kontroly podpisu a expirácie. Po úspešnom overení sme požiadavku delegovali na príslušnú servisnú metódu.</w:t>
+      </w:r>
+    </w:p>
+    <w:p>
+      <w:r>
+        <w:t>Odpovede sme vracali vo formáte JSON so štandardizovanou štruktúrou obsahujúcou výsledok operácie alebo informácie o chybe. Týmto spôsobom sme zabezpečili konzistentné rozhranie pre klientsku aplikáciu.</w:t>
+      </w:r>
+    </w:p>
+    <w:p>
+      <w:pPr>
+        <w:pStyle w:val="Heading3"/>
+      </w:pPr>
+      <w:bookmarkStart w:id="31" w:name="_Toc222432834"/>
+      <w:r>
+        <w:t>Komunikácia medzi klientom a</w:t>
+      </w:r>
+      <w:r>
+        <w:t> </w:t>
+      </w:r>
+      <w:r>
+        <w:t>serverom</w:t>
+      </w:r>
+      <w:bookmarkEnd w:id="31"/>
+    </w:p>
+    <w:p>
+      <w:pPr>
+        <w:ind w:firstLine="708"/>
+      </w:pPr>
+      <w:r>
+        <w:t xml:space="preserve">Všetka komunikácia medzi klientom a serverom prebiehala výhradne prostredníctvom protokolu HTTPS, čím sme zabezpečili šifrovanie dát počas prenosu. Každá požiadavka klienta obsahovala JWT token v hlavičke, ktorý server overoval pred </w:t>
+      </w:r>
+      <w:r>
+        <w:lastRenderedPageBreak/>
+        <w:t>spracovaním akejkoľvek operácie. Server kontroloval podpis tokenu, jeho expiráciu a rolu používateľa, ktorá určovala, aké operácie má daný účet povolené vykonávať.</w:t>
+      </w:r>
+    </w:p>
+    <w:p>
+      <w:pPr>
+        <w:pStyle w:val="Heading3"/>
+      </w:pPr>
+      <w:bookmarkStart w:id="32" w:name="_Toc222432835"/>
+      <w:r>
+        <w:t>Pozvánkový systém</w:t>
+      </w:r>
+      <w:bookmarkEnd w:id="32"/>
+    </w:p>
+    <w:p>
+      <w:r>
+        <w:t>Do registračného procesu sme zabudovali pozvánkový systém, ktorý obmedzoval vstup iba na oprávnených používateľov. Každý pozývací kód bol uložený v databáze so záznamom o použití. Pri registrácii sme najprv overili existenciu a platnosť kódu, a až po úspešnom vytvorení účtu sme kód v rámci databázovej transakcie označili ako použitý. Tento mechanizmus zabraňoval opakovanému použitiu toho istého kódu aj pri súbežných požiadavkách.</w:t>
+      </w:r>
+    </w:p>
+    <w:p>
+      <w:pPr>
+        <w:pStyle w:val="Heading3"/>
+      </w:pPr>
+      <w:bookmarkStart w:id="33" w:name="_Toc222432836"/>
+      <w:r>
+        <w:t>Spracovanie chýb a výnimiek na serveri</w:t>
+      </w:r>
+      <w:bookmarkEnd w:id="33"/>
+    </w:p>
+    <w:p>
+      <w:r>
+        <w:t>Pri návrhu backendu sme kládli dôraz na spoľahlivé spracovanie chýb. Implementovali sme Global Exception Handler, ktorý zachytával všetky výnimky v rámci API. Tento mechanizmus zabezpečil, že klient nikdy nedostal nespracovanú alebo citlivú chybovú správu, ktorá by mohla odhaliť vnútornú štruktúru servera alebo databázy.</w:t>
+      </w:r>
+    </w:p>
+    <w:p>
+      <w:r>
+        <w:t>Každá výnimka bola zalogovaná prostredníctvom knižnice Serilog a zároveň API vracalo štruktúrovanú odpoveď vo forme JSON obsahujúcu len potrebné informácie pre klienta, napríklad typ, názov a popis chyby a identifikátor sledovania (Trace ID).</w:t>
+      </w:r>
+    </w:p>
+    <w:p>
+      <w:r>
+        <w:t>Mechanizmus bol navrhnutý tak, aby sa nové typy chýb mohli centrálne spracovať bez potreby modifikácie jednotlivých endpointov. V kombinácii s kontrolou oprávnení a overovaním JWT tokenov tento systém zabezpečil vysokú odolnosť voči útokom a minimalizoval riziko nepredvídaných stavov pri komunikácii klient–server.</w:t>
       </w:r>
     </w:p>
     <w:p>
       <w:pPr>
         <w:pStyle w:val="Heading2"/>
       </w:pPr>
-      <w:r>
-        <w:t>Návrh architektúry systému</w:t>
-      </w:r>
-    </w:p>
-    <w:p>
-      <w:r>
-        <w:t xml:space="preserve">Pri návrhu systému BlockSense sme sa rozhodli použiť klient-server architektúru, ktorá jasne oddelila používateľské rozhranie od aplikačnej logiky a spracovania citlivých dát. </w:t>
-      </w:r>
-      <w:r>
-        <w:t xml:space="preserve">Toto oddelenie nám umožnilo nezávisle </w:t>
-      </w:r>
-      <w:r>
-        <w:t xml:space="preserve">a efektívne </w:t>
-      </w:r>
-      <w:r>
-        <w:t>vyvíjať a testovať klientsku a serverovú časť, pričom ich komunikácia prebiehala výhradne cez definované REST API rozhranie.</w:t>
+      <w:bookmarkStart w:id="34" w:name="_Toc222432837"/>
+      <w:r>
+        <w:t>Implementácia autentifikácie a</w:t>
+      </w:r>
+      <w:r>
+        <w:t> </w:t>
+      </w:r>
+      <w:r>
+        <w:t>autorizácie</w:t>
+      </w:r>
+      <w:bookmarkEnd w:id="34"/>
+    </w:p>
+    <w:p>
+      <w:r>
+        <w:t>Pri implementácii autentifikácie a autorizácie sme sa zamerali na bezpečný a flexibilný systém správy používateľských účtov, tokenov a dvojfaktorovej autentifikácie.</w:t>
       </w:r>
     </w:p>
     <w:p>
       <w:pPr>
         <w:pStyle w:val="Heading3"/>
       </w:pPr>
-      <w:r>
-        <w:t>Databázová vrstva</w:t>
-      </w:r>
-    </w:p>
-    <w:p>
-      <w:r>
-        <w:t xml:space="preserve">V serverovej databáze MySQL sme udržiavali záznamy o používateľských účtoch, pozývacích kódoch a aktivite používateľov. Každé heslo sme pred uložením hashovali algoritmom Argon2Id s náhodne vygenerovaným saltom, ktorý sme uložili spolu s hashom do samostatného stĺpca. Tento prístup zabezpečil, že aj v prípade úniku databázy nebolo možné heslá priamo zneužiť. Refresh tokeny sme pred zápisom do databázy hashovali algoritmom SHA-256, čím sme zaručili, že ani správca databázy nemal prístup k ich pôvodnej hodnote. Ku každému záznamu refresh tokenu sme uložili presný dátum a čas </w:t>
-      </w:r>
-      <w:r>
-        <w:t xml:space="preserve">vydania a </w:t>
-      </w:r>
-      <w:r>
-        <w:t>expirácie, ktorý server kontroloval pri každej žiadosti o obnovenie access tokenu.</w:t>
+      <w:bookmarkStart w:id="35" w:name="_Toc222432838"/>
+      <w:r>
+        <w:t>Registrácia používateľa</w:t>
+      </w:r>
+      <w:bookmarkEnd w:id="35"/>
+    </w:p>
+    <w:p>
+      <w:r>
+        <w:t>Proces registrácie začína overením pozývacieho kódu, ktorý zabezpečuje, že do systému môžu vstupovať iba oprávnení používatelia. Server načítal kód z databázy, skontroloval, či nebol predtým použitý, a až po úspešnom vytvorení účtu ho v rámci databázovej transakcie označil ako použitý, čím sa zabránilo jeho opakovanému použitiu.</w:t>
       </w:r>
     </w:p>
     <w:p>
       <w:r>
         <w:lastRenderedPageBreak/>
-        <w:t>Pre dvojfaktorovú autentifikáciu sme v databáze uchovávali šifrovaný TOTP tajný kľúč a hashované záložné kódy. Každý záložný kód sme po použití v databáze označili ako spotrebovaný, čím sme zamedzili jeho opakovanému využitiu. Záznamy o aktivite používateľov, ako napríklad čas prihlásenia, IP adresa a identifikátor zariadenia, sme ukladali do samostatnej tabuľky, ktorá slúžila na detekciu podozrivých prístupov a prípadnú revokáciu tokenov. Všetky operácie zahŕňajúce viacero zápisov, napríklad registráciu spojenú s označením pozývacieho kódu, sme vykonávali v rámci databázovej transakcie s automatickým rollbackom pri akomkoľvek zlyhaní.</w:t>
+        <w:t>Používateľské heslá boli hashované pomocou algoritmu Argon2id, ktorý poskytuje vysokú odolnosť proti brute-force útokom aj rainbow table útokom. Pre každého používateľa sme vygenerovali unikátny náhodný salt, ktorý sme uložili do databázy spolu s výsledným hashom. Po úspešnom uložení záznamu server vrátil jedinečný identifikátor používateľa a desktopový klient zobrazil potvrdenie o úspešnej registrácii.</w:t>
       </w:r>
     </w:p>
     <w:p>
       <w:pPr>
         <w:pStyle w:val="Heading3"/>
       </w:pPr>
-      <w:r>
-        <w:t>Repozitárová vrstva</w:t>
-      </w:r>
-    </w:p>
-    <w:p>
-      <w:r>
-        <w:t>Repository vrstvu sme implementovali ako samostatnú dátovú prístupovú vrstvu. Pre každú entitu, teda pre používateľa, token, transakciu aj pozvánku, sme vytvorili samostatný repozitár s metódami na vytvorenie, načítanie, aktualizáciu a odstránenie záznamov. Na formulovanie SQL dotazov a mapovanie výsledkov na doménové objekty sme použili knižnicu Dapper, čo nám dalo plnú kontrolu nad SQL bez nutnosti písať rozsiahly kód</w:t>
-      </w:r>
-      <w:r>
-        <w:t xml:space="preserve"> mapujúci samotné entity</w:t>
-      </w:r>
-      <w:r>
-        <w:t>.</w:t>
+      <w:bookmarkStart w:id="36" w:name="_Toc222432839"/>
+      <w:r>
+        <w:t>Autentifikácia používateľa</w:t>
+      </w:r>
+      <w:bookmarkEnd w:id="36"/>
+    </w:p>
+    <w:p>
+      <w:r>
+        <w:t>Pri prihlasovaní klient odoslal používateľské meno alebo e-mail spolu s heslom. Server najprv vyhľadal používateľa v databáze a overil, či účet nie je zablokovaný alebo odstránený. Heslo sme následne overili porovnaním s uloženým hashom Argon2id. Porovnanie sme vykonali v časovo konštantnom režime pomocou metódy FixedTimeEquals, čím sme eliminovali možnosť timing útoku, pri ktorom by útočník mohol na základe rýchlosti odpovede odvodiť čiastočnú zhodu hesla.</w:t>
+      </w:r>
+    </w:p>
+    <w:p>
+      <w:r>
+        <w:t>V prípade aktivovanej dvojfaktorovej autentifikácie server po overení hesla vyžadoval dodatočný jednorazový TOTP kód generovaný klientom. Ak kód chýbal alebo bol neplatný, server požiadavku odmietol a vrátil špecifickú chybovú odpoveď odlišnú od odpovede pri nesprávnom hesle.</w:t>
+      </w:r>
+    </w:p>
+    <w:p>
+      <w:r>
+        <w:t>Po úspešnej autentifikácii server vygeneroval krátkodobý JWT token s limitovanou platnosťou a dlhodobý refresh token viazaný na konkrétne zariadenie, ktoré boli následne odoslané klientovi.</w:t>
       </w:r>
     </w:p>
     <w:p>
       <w:pPr>
         <w:pStyle w:val="Heading3"/>
       </w:pPr>
-      <w:r>
-        <w:t>Vrstva služieb</w:t>
-      </w:r>
-    </w:p>
-    <w:p>
-      <w:r>
-        <w:t xml:space="preserve">Service vrstva </w:t>
-      </w:r>
-      <w:r>
-        <w:t xml:space="preserve">(vrstva služieb) </w:t>
-      </w:r>
-      <w:r>
-        <w:t>tvorila jadro</w:t>
-      </w:r>
-      <w:r>
-        <w:t xml:space="preserve"> </w:t>
-      </w:r>
-      <w:r>
-        <w:t>systému. Pri autentifikácii sme po prijatí prihlasovacích údajov overili hash hesla uložený v databáze, vygenerovali sme JWT access token a vytvorili nový refresh token s definovanou expiráciou. Pri autorizácii sme z JWT tokenu načítali rolu používateľa a podľa nej sme povolili alebo zamietli konkrétnu operáciu.</w:t>
-      </w:r>
-    </w:p>
-    <w:p>
-      <w:r>
-        <w:t xml:space="preserve">Pri spracovaní kryptomenových transakcií sme prijali od klienta podpísanú transakciu, overili sme jej formálnu správnosť a validitu podpisu a následne sme ju odoslali do príslušnej blockchain siete cez externé API. Server pritom v žiadnom kroku nepracoval s privátnym kľúčom – ten zostával výhradne na strane klienta. </w:t>
-      </w:r>
-      <w:r>
-        <w:t>Služby</w:t>
-      </w:r>
-      <w:r>
-        <w:t xml:space="preserve"> komunikovali iba s repozitármi a nikdy nepristupovali k databáze priamo</w:t>
-      </w:r>
-      <w:r>
-        <w:t xml:space="preserve">, </w:t>
-      </w:r>
-      <w:r>
-        <w:t>čím sme zachovali striktné oddelenie vrstiev.</w:t>
-      </w:r>
-    </w:p>
-    <w:p>
-      <w:pPr>
-        <w:pStyle w:val="Heading3"/>
-      </w:pPr>
-      <w:r>
-        <w:t>Controller vrstva</w:t>
-      </w:r>
-    </w:p>
-    <w:p/>
-    <w:p/>
-    <w:p>
-      <w:r>
+      <w:bookmarkStart w:id="37" w:name="_Toc222432840"/>
+      <w:r>
+        <w:rPr>
+          <w:noProof/>
+        </w:rPr>
         <w:lastRenderedPageBreak/>
-        <w:t>Controller vrstvu sme implementovali ako REST API rozhranie. Každý endpoint sme navrhli tak, že najskôr validoval vstupné údaje pomocou dátových modelov a validačných pravidiel. Následne sme overili prítomnosť a platnosť JWT tokenu, vrátane kontroly podpisu a expir</w:t>
-      </w:r>
-      <w:r>
-        <w:t>ácie</w:t>
-      </w:r>
-      <w:r>
-        <w:t>. Po úspešnom overení sme požiadavku delegovali na príslušnú service metódu.</w:t>
-      </w:r>
-    </w:p>
-    <w:p>
-      <w:r>
-        <w:t>Odpovede sme vracali vo formáte JSON so štandardizovanou štruktúrou obsahujúcou výsledok operácie alebo informácie o chybe. Týmto spôsobom sme zabezpečili konzistentné rozhranie pre klientskú aplikáciu.</w:t>
-      </w:r>
-    </w:p>
-    <w:p>
-      <w:pPr>
-        <w:pStyle w:val="Heading3"/>
-      </w:pPr>
-      <w:r>
-        <w:t>Komunikácia medzi klientom a</w:t>
-      </w:r>
-      <w:r>
-        <w:t> </w:t>
-      </w:r>
-      <w:r>
-        <w:t>serverom</w:t>
-      </w:r>
-    </w:p>
-    <w:p>
-      <w:pPr>
-        <w:ind w:firstLine="708"/>
-      </w:pPr>
-      <w:r>
-        <w:t>Všetka komunikácia medzi klientom a serverom prebiehala</w:t>
-      </w:r>
-      <w:r>
-        <w:t xml:space="preserve"> výhradne</w:t>
-      </w:r>
-      <w:r>
-        <w:t xml:space="preserve"> prostredníctvom HTTPS protokolu, čím sme zabezpečili šifrovanie dát počas prenosu. Každá požiadavka klienta obsahovala JWT token </w:t>
-      </w:r>
-      <w:r>
-        <w:t>v hlavičke, ktorý server overoval pred spracovaním akejkoľvek operácie. Server kontroloval podpis tokenu, jeho expiráciu a rolu používateľa, ktorá určovala, aké operácie má daný účet povolené vykonávať.</w:t>
-      </w:r>
-    </w:p>
-    <w:p>
-      <w:pPr>
-        <w:pStyle w:val="Heading3"/>
-      </w:pPr>
-      <w:r>
-        <w:t>Pozvánkový systém</w:t>
-      </w:r>
-    </w:p>
-    <w:p>
-      <w:pPr>
-        <w:ind w:firstLine="708"/>
-      </w:pPr>
-      <w:r>
-        <w:t>Do registračného procesu sme zabudovali pozvánkový systém, ktorý obmedzoval vstup iba na oprávnených používateľov. Každý pozývací kód bol uložený v databáze s</w:t>
-      </w:r>
-      <w:r>
-        <w:t xml:space="preserve">o </w:t>
-      </w:r>
-      <w:r>
-        <w:t>záznamom o použití</w:t>
-      </w:r>
-      <w:r>
-        <w:t>. Pri registrácii sme najprv overili existenciu a platnosť kódu a až po úspešnom vytvorení účtu sme kód v rámci databázovej transakcie označili ako použitý. Tento mechanizmus zabraňoval opakovanému použitiu toho istého kódu aj pri súbežných požiadavkách.</w:t>
-      </w:r>
-    </w:p>
-    <w:p>
-      <w:pPr>
-        <w:pStyle w:val="Heading3"/>
-      </w:pPr>
-      <w:r>
-        <w:t>Spracovanie chýb a výnimiek na serveri</w:t>
-      </w:r>
-    </w:p>
-    <w:p>
-      <w:pPr>
-        <w:ind w:firstLine="708"/>
-      </w:pPr>
-      <w:r>
-        <w:t>Pri návrhu backendu sme kládli dôraz na spoľahlivé spracovanie chýb. Implementovali sme Global Exception Handler, ktorý zachytával všetky výnimky v rámci API. Tento mechanizmus zabezpečil, že klient nikdy nedostal nespracovanú alebo citlivú chybovú správu, ktorá by mohla odhaliť vnútornú štruktúru serveru alebo databázy.</w:t>
-      </w:r>
-    </w:p>
-    <w:p>
-      <w:pPr>
-        <w:ind w:firstLine="708"/>
-      </w:pPr>
-      <w:r>
-        <w:t>Každá výnimka bola logovaná prostredníctvom Serilog a zároveň API vracalo štruktúrovanú odpoveď vo forme JSON, ktorá obsahovala len potrebné informácie pre klienta, napríklad typ</w:t>
-      </w:r>
-      <w:r>
-        <w:t>, názov a popis chyby a identifikátor (Trace ID)</w:t>
-      </w:r>
-      <w:r>
-        <w:t>. Tento prístup umožnil klientovi</w:t>
-      </w:r>
-      <w:r>
-        <w:t xml:space="preserve"> </w:t>
-      </w:r>
-      <w:r>
-        <w:t xml:space="preserve">reagovať na </w:t>
-      </w:r>
-      <w:r>
-        <w:t xml:space="preserve">konkrétne </w:t>
-      </w:r>
-      <w:r>
-        <w:t>chyby a zároveň zachoval bezpečnosť systému.</w:t>
-      </w:r>
-    </w:p>
-    <w:p>
-      <w:pPr>
-        <w:ind w:firstLine="708"/>
-      </w:pPr>
-      <w:r>
-        <w:lastRenderedPageBreak/>
-        <w:t>Mechanizmus bol navrhnutý tak, aby sa nové typy chýb mohli centrálne spracovať bez potreby modifikácie jednotlivých endpointov. V kombinácii s kontrolou oprávnení a overovaním JWT tokenov zabezpečil tento systém vysokú odolnosť voči útokom a minimalizoval riziko nepredvídaných stavov pri komunikácii klient-server.</w:t>
-      </w:r>
-    </w:p>
-    <w:p>
-      <w:pPr>
-        <w:pStyle w:val="Heading2"/>
-      </w:pPr>
-      <w:r>
-        <w:t>Implementácia autentifikácie a</w:t>
-      </w:r>
-      <w:r>
-        <w:t> </w:t>
-      </w:r>
-      <w:r>
-        <w:t>autorizácie</w:t>
-      </w:r>
-    </w:p>
-    <w:p>
-      <w:pPr>
-        <w:ind w:firstLine="708"/>
-      </w:pPr>
-      <w:r>
-        <w:t>Pri implementácii autentifikácie a autorizácie v projekte BlockSense sme sa zamerali na bezpečný a flexibilný systém správy používateľských účtov, tokenov a dvojfaktorovej autentifikácie.</w:t>
-      </w:r>
-    </w:p>
-    <w:p>
-      <w:pPr>
-        <w:pStyle w:val="Heading3"/>
-      </w:pPr>
-      <w:r>
-        <w:t>Registrácia používateľa</w:t>
-      </w:r>
-    </w:p>
-    <w:p>
-      <w:pPr>
-        <w:ind w:firstLine="708"/>
-      </w:pPr>
-      <w:r>
-        <w:t>Proces registrácie začína overením pozývacieho kódu, ktorý zabezpečuje, že do systému môžu vstupovať iba oprávnení používatelia.</w:t>
-      </w:r>
-      <w:r>
-        <w:t xml:space="preserve"> </w:t>
-      </w:r>
-      <w:r>
-        <w:t>Server načítal kód z databázy, skontroloval, či nebol predtým použitý, a až po úspešnom vytvorení účtu ho označil ako použitý</w:t>
-      </w:r>
-      <w:r>
-        <w:t xml:space="preserve">, </w:t>
-      </w:r>
-      <w:r>
-        <w:t>čím sa zabraňuje jeho opakovanému použitiu.</w:t>
-      </w:r>
-    </w:p>
-    <w:p>
-      <w:pPr>
-        <w:ind w:firstLine="708"/>
-      </w:pPr>
-      <w:r>
-        <w:t xml:space="preserve">Používateľské heslá </w:t>
-      </w:r>
-      <w:r>
-        <w:t>boli</w:t>
-      </w:r>
-      <w:r>
-        <w:t xml:space="preserve"> hashované pomocou algoritmu Argon2id, ktorý poskytuje vysokú odolnosť proti brute-force útokom a rainbow table útokom. </w:t>
-      </w:r>
-      <w:r>
-        <w:t>Pre každého používateľa sme vygenerovali unikátny náhodný salt, ktorý sme uložili do databázy spolu s výsledným hashom</w:t>
-      </w:r>
-      <w:r>
-        <w:t>.</w:t>
-      </w:r>
-    </w:p>
-    <w:p>
-      <w:pPr>
-        <w:ind w:firstLine="708"/>
-      </w:pPr>
-      <w:r>
-        <w:t>Po úspešnom uložení záznamu server vrátil</w:t>
-      </w:r>
-      <w:r>
-        <w:t xml:space="preserve"> </w:t>
-      </w:r>
-      <w:r>
-        <w:t xml:space="preserve">jedinečný </w:t>
-      </w:r>
-      <w:r>
-        <w:t>identifikátor používateľa</w:t>
-      </w:r>
-      <w:r>
-        <w:t>.</w:t>
-      </w:r>
-      <w:r>
-        <w:t xml:space="preserve"> Desktopový klient následne zobrazuje potvrdenie registrácie a</w:t>
-      </w:r>
-      <w:r>
-        <w:t> používateľ sa môže následne do systému prihlásiť</w:t>
-      </w:r>
-      <w:r>
-        <w:t>.</w:t>
-      </w:r>
-    </w:p>
-    <w:p>
-      <w:pPr>
-        <w:pStyle w:val="Heading3"/>
-      </w:pPr>
-      <w:r>
-        <w:t>Autentifikácia používateľa</w:t>
-      </w:r>
-    </w:p>
-    <w:p>
-      <w:pPr>
-        <w:ind w:firstLine="708"/>
-      </w:pPr>
-      <w:r>
-        <w:t>Pri prihlasovaní klient odoslal používateľské meno alebo e-mail spolu s heslom. Server najprv vyhľadal používateľa v databáze a overil, či účet nie je zablokovaný alebo odstránený. Heslo sme následne overili porovnaním s uloženým Argon2Id hashom. Porovnanie sme vykonali v časovo konštantnom režime pomocou metódy FixedTimeEquals, čím sme eliminovali možnosť timing útoku, pri ktorom by útočník mohol na základe rýchlosti odpovede odvodiť čiastočnú zhodu hesla.</w:t>
-      </w:r>
-    </w:p>
-    <w:p>
-      <w:pPr>
-        <w:ind w:firstLine="708"/>
-      </w:pPr>
-      <w:r>
-        <w:t>V prípade aktivovanej</w:t>
-      </w:r>
-      <w:r>
-        <w:t xml:space="preserve"> dvojfaktorovej autentifikácií</w:t>
-      </w:r>
-      <w:r>
-        <w:t xml:space="preserve"> </w:t>
-      </w:r>
-      <w:r>
-        <w:t>po overení hesla vyžadoval</w:t>
-      </w:r>
-      <w:r>
-        <w:t xml:space="preserve"> </w:t>
-      </w:r>
-      <w:r>
-        <w:t xml:space="preserve">dodatočný </w:t>
-      </w:r>
-      <w:r>
-        <w:t xml:space="preserve"> jednorazový TOTP kód</w:t>
-      </w:r>
-      <w:r>
-        <w:t xml:space="preserve"> generovaný </w:t>
-      </w:r>
-      <w:r>
-        <w:t>klientom</w:t>
-      </w:r>
-      <w:r>
-        <w:t>.</w:t>
-      </w:r>
-      <w:r>
-        <w:t xml:space="preserve"> Ak kód chýba</w:t>
-      </w:r>
-      <w:r>
-        <w:t>l</w:t>
-      </w:r>
-      <w:r>
-        <w:t xml:space="preserve"> alebo </w:t>
-      </w:r>
-      <w:r>
-        <w:t>bol</w:t>
-      </w:r>
-      <w:r>
-        <w:t xml:space="preserve"> neplatný, server </w:t>
-      </w:r>
-      <w:r>
-        <w:t>požiadavku odmietol a vrátil špecifickú chybovú odpoveď odlišnú od odpovede pri nesprávnom hesle.</w:t>
-      </w:r>
-    </w:p>
-    <w:p>
-      <w:pPr>
-        <w:ind w:firstLine="708"/>
-      </w:pPr>
-      <w:r>
-        <w:lastRenderedPageBreak/>
-        <w:t xml:space="preserve">Po úspešnej autentifikácii server </w:t>
-      </w:r>
-      <w:r>
-        <w:t>vygeneroval krátkodobý JWT</w:t>
-      </w:r>
-      <w:r>
-        <w:t xml:space="preserve"> </w:t>
-      </w:r>
-      <w:r>
-        <w:t xml:space="preserve">token s limitovanou platnosťou a </w:t>
-      </w:r>
-      <w:r>
-        <w:t xml:space="preserve">dlhodobý </w:t>
-      </w:r>
-      <w:r>
-        <w:t>refresh token</w:t>
-      </w:r>
-      <w:r>
-        <w:t xml:space="preserve"> </w:t>
-      </w:r>
-      <w:r>
-        <w:t>viazaný na konkrétne zariadenie</w:t>
-      </w:r>
-      <w:r>
-        <w:t xml:space="preserve">. Tieto tokeny </w:t>
-      </w:r>
-      <w:r>
-        <w:t>boli</w:t>
-      </w:r>
-      <w:r>
-        <w:t xml:space="preserve"> následne odoslané klientovi, ktorý ich </w:t>
-      </w:r>
-      <w:r>
-        <w:t>uložil</w:t>
-      </w:r>
-      <w:r>
-        <w:t xml:space="preserve"> lokálne</w:t>
-      </w:r>
-      <w:r>
-        <w:t xml:space="preserve"> </w:t>
-      </w:r>
-      <w:r>
-        <w:t>a prikladal k ďalším požiadavkám.</w:t>
-      </w:r>
-    </w:p>
-    <w:p>
-      <w:pPr>
-        <w:pStyle w:val="Heading3"/>
-      </w:pPr>
-      <w:r>
-        <w:rPr>
-          <w:noProof/>
-        </w:rPr>
         <mc:AlternateContent>
           <mc:Choice Requires="wps">
             <w:drawing>
@@ -4199,38 +8837,25 @@
                                 <w:szCs w:val="28"/>
                               </w:rPr>
                             </w:pPr>
-                            <w:bookmarkStart w:id="4" w:name="_Toc221475776"/>
+                            <w:bookmarkStart w:id="38" w:name="_Toc221475776"/>
                             <w:r>
                               <w:t xml:space="preserve">Obrázok </w:t>
                             </w:r>
-                            <w:r>
-                              <w:fldChar w:fldCharType="begin"/>
-                            </w:r>
-                            <w:r>
-                              <w:instrText xml:space="preserve"> SEQ Obrázok \* ARABIC </w:instrText>
-                            </w:r>
-                            <w:r>
-                              <w:fldChar w:fldCharType="separate"/>
-                            </w:r>
-                            <w:r>
-                              <w:rPr>
-                                <w:noProof/>
-                              </w:rPr>
-                              <w:t>1</w:t>
-                            </w:r>
-                            <w:r>
-                              <w:rPr>
-                                <w:noProof/>
-                              </w:rPr>
-                              <w:fldChar w:fldCharType="end"/>
-                            </w:r>
+                            <w:fldSimple w:instr=" SEQ Obrázok \* ARABIC ">
+                              <w:r>
+                                <w:rPr>
+                                  <w:noProof/>
+                                </w:rPr>
+                                <w:t>1</w:t>
+                              </w:r>
+                            </w:fldSimple>
                             <w:r>
                               <w:t xml:space="preserve"> </w:t>
                             </w:r>
                             <w:r>
                               <w:t>Sekvenčný diagram autorizačného toku OAuth 2.0</w:t>
                             </w:r>
-                            <w:bookmarkEnd w:id="4"/>
+                            <w:bookmarkEnd w:id="38"/>
                           </w:p>
                         </w:txbxContent>
                       </wps:txbx>
@@ -4265,38 +8890,25 @@
                           <w:szCs w:val="28"/>
                         </w:rPr>
                       </w:pPr>
-                      <w:bookmarkStart w:id="5" w:name="_Toc221475776"/>
+                      <w:bookmarkStart w:id="39" w:name="_Toc221475776"/>
                       <w:r>
                         <w:t xml:space="preserve">Obrázok </w:t>
                       </w:r>
-                      <w:r>
-                        <w:fldChar w:fldCharType="begin"/>
-                      </w:r>
-                      <w:r>
-                        <w:instrText xml:space="preserve"> SEQ Obrázok \* ARABIC </w:instrText>
-                      </w:r>
-                      <w:r>
-                        <w:fldChar w:fldCharType="separate"/>
-                      </w:r>
-                      <w:r>
-                        <w:rPr>
-                          <w:noProof/>
-                        </w:rPr>
-                        <w:t>1</w:t>
-                      </w:r>
-                      <w:r>
-                        <w:rPr>
-                          <w:noProof/>
-                        </w:rPr>
-                        <w:fldChar w:fldCharType="end"/>
-                      </w:r>
+                      <w:fldSimple w:instr=" SEQ Obrázok \* ARABIC ">
+                        <w:r>
+                          <w:rPr>
+                            <w:noProof/>
+                          </w:rPr>
+                          <w:t>1</w:t>
+                        </w:r>
+                      </w:fldSimple>
                       <w:r>
                         <w:t xml:space="preserve"> </w:t>
                       </w:r>
                       <w:r>
                         <w:t>Sekvenčný diagram autorizačného toku OAuth 2.0</w:t>
                       </w:r>
-                      <w:bookmarkEnd w:id="5"/>
+                      <w:bookmarkEnd w:id="39"/>
                     </w:p>
                   </w:txbxContent>
                 </v:textbox>
@@ -4369,122 +8981,53 @@
       <w:r>
         <w:t>Správa tokenov</w:t>
       </w:r>
+      <w:bookmarkEnd w:id="37"/>
     </w:p>
     <w:p>
       <w:pPr>
         <w:pStyle w:val="Heading4"/>
       </w:pPr>
+      <w:bookmarkStart w:id="40" w:name="_Toc222432841"/>
       <w:r>
         <w:t>Access Token</w:t>
       </w:r>
-    </w:p>
-    <w:p>
-      <w:pPr>
-        <w:ind w:firstLine="708"/>
-      </w:pPr>
-      <w:r>
-        <w:t>Access token sme implementovali ako krátkodobý JWT token podpísaný symetrickým kľúčom pomocou algoritmu HMAC SHA-256</w:t>
-      </w:r>
-      <w:r>
-        <w:t xml:space="preserve"> určený na autorizáciu pri volaní API</w:t>
-      </w:r>
-      <w:r>
-        <w:t>. Token obsahoval identifikátor používateľa, jeho rolu a unikátny identifikátor tokenu (jti). Po vypršaní platnosti access tokenu klient automaticky požiadal o jeho obnovu pomocou refresh tokenu, bez nutnosti opätovného zadávania hesla.</w:t>
+      <w:bookmarkEnd w:id="40"/>
+    </w:p>
+    <w:p>
+      <w:r>
+        <w:t>Access token sme implementovali ako krátkodobý JWT token podpísaný symetrickým kľúčom pomocou algoritmu HMAC SHA-256, určený na autorizáciu pri volaní API. Token obsahoval identifikátor používateľa, jeho rolu a unikátny identifikátor tokenu (jti). Po vypršaní platnosti access tokenu klient automaticky požiadal o jeho obnovu pomocou refresh tokenu bez nutnosti opätovného zadávania hesla.</w:t>
       </w:r>
     </w:p>
     <w:p>
       <w:pPr>
         <w:pStyle w:val="Heading4"/>
       </w:pPr>
+      <w:bookmarkStart w:id="41" w:name="_Toc222432842"/>
       <w:r>
         <w:t>Refresh token</w:t>
       </w:r>
-    </w:p>
-    <w:p>
-      <w:pPr>
-        <w:ind w:firstLine="708"/>
-      </w:pPr>
-      <w:r>
-        <w:t xml:space="preserve">Refresh token </w:t>
-      </w:r>
-      <w:r>
-        <w:t>sme</w:t>
-      </w:r>
-      <w:r>
-        <w:t xml:space="preserve"> generova</w:t>
-      </w:r>
-      <w:r>
-        <w:t>li</w:t>
-      </w:r>
-      <w:r>
-        <w:t xml:space="preserve"> ako náhodný</w:t>
-      </w:r>
-      <w:r>
-        <w:t xml:space="preserve"> </w:t>
-      </w:r>
-      <w:r>
-        <w:t>32-bajtový reťazec, ktorý sme pred uložením do databázy hashovali algoritmom SHA-256</w:t>
-      </w:r>
-      <w:r>
-        <w:t>.</w:t>
-      </w:r>
-      <w:r>
-        <w:t xml:space="preserve"> </w:t>
-      </w:r>
-      <w:r>
-        <w:t>Každý refresh token je priradený ku konkrétnemu zariadeniu</w:t>
-      </w:r>
-      <w:r>
-        <w:t xml:space="preserve">, </w:t>
-      </w:r>
-      <w:r>
-        <w:t xml:space="preserve">teda </w:t>
-      </w:r>
-      <w:r>
-        <w:t xml:space="preserve">každému záznamu sme priradili informácie o zariadení – IP adresu, operačný systém a hardvérový </w:t>
-      </w:r>
-      <w:r>
-        <w:t xml:space="preserve">a sieťový </w:t>
-      </w:r>
-      <w:r>
-        <w:t>identifikátor.</w:t>
-      </w:r>
-      <w:r>
-        <w:t xml:space="preserve"> </w:t>
-      </w:r>
-      <w:r>
-        <w:t>Pri každej žiadosti o obnovu access tokenu sme porovnali odtlačok zariadenia s uloženým záznamom. Ak sa zariadenie nezhodovalo, server obnovu odmietol</w:t>
-      </w:r>
-      <w:r>
-        <w:t xml:space="preserve">, </w:t>
-      </w:r>
-      <w:r>
-        <w:t xml:space="preserve">čím </w:t>
-      </w:r>
-      <w:r>
-        <w:t>sme zabránili</w:t>
-      </w:r>
-      <w:r>
-        <w:t xml:space="preserve"> odcudzeniu tokenu a jeho zneužitiu na iných zariadeniach.</w:t>
-      </w:r>
-    </w:p>
-    <w:p>
-      <w:pPr>
-        <w:ind w:firstLine="708"/>
-      </w:pPr>
-      <w:r>
+      <w:bookmarkEnd w:id="41"/>
+    </w:p>
+    <w:p>
+      <w:r>
+        <w:t>Refresh token sme generovali ako náhodný 32-bajtový reťazec, ktorý sme pred uložením do databázy hashovali algoritmom SHA-256. Každý refresh token je priradený ku konkrétnemu zariadeniu – každému záznamu sme priradili informácie o zariadení vrátane IP adresy, operačného systému a hardvérového a sieťového identifikátora. Pri každej žiadosti o obnovu access tokenu sme porovnali odtlačok zariadenia s uloženým záznamom. Ak sa zariadenie nezhodovalo, server obnovu odmietol, čím sme zamedzili zneužitiu odcudzeného tokenu na iných zariadeniach.</w:t>
+      </w:r>
+    </w:p>
+    <w:p>
+      <w:r>
+        <w:t>Používateľ mohol kedykoľvek zrušiť prístup konkrétnemu zariadeniu alebo všetkým zariadeniam naraz, pričom táto operácia pri aktivovanej 2FA vyžadovala dodatočné overenie.</w:t>
+      </w:r>
+    </w:p>
+    <w:p>
+      <w:pPr>
+        <w:pStyle w:val="Heading3"/>
+      </w:pPr>
+      <w:bookmarkStart w:id="42" w:name="_Toc222432843"/>
+      <w:r>
+        <w:rPr>
+          <w:noProof/>
+        </w:rPr>
         <w:lastRenderedPageBreak/>
-        <w:t>Používateľ mohol kedykoľvek zrušiť prístup konkrétnemu zariadeniu alebo všetkým zariadeniam naraz, pričom táto operácia pri aktivovanej 2FA vyžadovala dodatočné overenie.</w:t>
-      </w:r>
-    </w:p>
-    <w:p>
-      <w:pPr>
-        <w:pStyle w:val="Heading3"/>
-      </w:pPr>
-      <w:r>
-        <w:rPr>
-          <w:noProof/>
-        </w:rPr>
         <mc:AlternateContent>
           <mc:Choice Requires="wps">
             <w:drawing>
@@ -4532,38 +9075,25 @@
                                 <w:szCs w:val="28"/>
                               </w:rPr>
                             </w:pPr>
-                            <w:bookmarkStart w:id="6" w:name="_Toc221475777"/>
+                            <w:bookmarkStart w:id="43" w:name="_Toc221475777"/>
                             <w:r>
                               <w:t xml:space="preserve">Obrázok </w:t>
                             </w:r>
-                            <w:r>
-                              <w:fldChar w:fldCharType="begin"/>
-                            </w:r>
-                            <w:r>
-                              <w:instrText xml:space="preserve"> SEQ Obrázok \* ARABIC </w:instrText>
-                            </w:r>
-                            <w:r>
-                              <w:fldChar w:fldCharType="separate"/>
-                            </w:r>
-                            <w:r>
-                              <w:rPr>
-                                <w:noProof/>
-                              </w:rPr>
-                              <w:t>2</w:t>
-                            </w:r>
-                            <w:r>
-                              <w:rPr>
-                                <w:noProof/>
-                              </w:rPr>
-                              <w:fldChar w:fldCharType="end"/>
-                            </w:r>
+                            <w:fldSimple w:instr=" SEQ Obrázok \* ARABIC ">
+                              <w:r>
+                                <w:rPr>
+                                  <w:noProof/>
+                                </w:rPr>
+                                <w:t>2</w:t>
+                              </w:r>
+                            </w:fldSimple>
                             <w:r>
                               <w:t xml:space="preserve"> </w:t>
                             </w:r>
                             <w:r>
                               <w:t>Lokálne uložený refresh token</w:t>
                             </w:r>
-                            <w:bookmarkEnd w:id="6"/>
+                            <w:bookmarkEnd w:id="43"/>
                           </w:p>
                         </w:txbxContent>
                       </wps:txbx>
@@ -4594,38 +9124,25 @@
                           <w:szCs w:val="28"/>
                         </w:rPr>
                       </w:pPr>
-                      <w:bookmarkStart w:id="7" w:name="_Toc221475777"/>
+                      <w:bookmarkStart w:id="44" w:name="_Toc221475777"/>
                       <w:r>
                         <w:t xml:space="preserve">Obrázok </w:t>
                       </w:r>
-                      <w:r>
-                        <w:fldChar w:fldCharType="begin"/>
-                      </w:r>
-                      <w:r>
-                        <w:instrText xml:space="preserve"> SEQ Obrázok \* ARABIC </w:instrText>
-                      </w:r>
-                      <w:r>
-                        <w:fldChar w:fldCharType="separate"/>
-                      </w:r>
-                      <w:r>
-                        <w:rPr>
-                          <w:noProof/>
-                        </w:rPr>
-                        <w:t>2</w:t>
-                      </w:r>
-                      <w:r>
-                        <w:rPr>
-                          <w:noProof/>
-                        </w:rPr>
-                        <w:fldChar w:fldCharType="end"/>
-                      </w:r>
+                      <w:fldSimple w:instr=" SEQ Obrázok \* ARABIC ">
+                        <w:r>
+                          <w:rPr>
+                            <w:noProof/>
+                          </w:rPr>
+                          <w:t>2</w:t>
+                        </w:r>
+                      </w:fldSimple>
                       <w:r>
                         <w:t xml:space="preserve"> </w:t>
                       </w:r>
                       <w:r>
                         <w:t>Lokálne uložený refresh token</w:t>
                       </w:r>
-                      <w:bookmarkEnd w:id="7"/>
+                      <w:bookmarkEnd w:id="44"/>
                     </w:p>
                   </w:txbxContent>
                 </v:textbox>
@@ -4698,6 +9215,7 @@
       <w:r>
         <w:t>Dvojfaktorová autentifikácia (2FA)</w:t>
       </w:r>
+      <w:bookmarkEnd w:id="42"/>
     </w:p>
     <w:p>
       <w:pPr>
@@ -4753,31 +9271,18 @@
                                 <w:szCs w:val="24"/>
                               </w:rPr>
                             </w:pPr>
-                            <w:bookmarkStart w:id="8" w:name="_Toc221475778"/>
+                            <w:bookmarkStart w:id="45" w:name="_Toc221475778"/>
                             <w:r>
                               <w:t xml:space="preserve">Obrázok </w:t>
                             </w:r>
-                            <w:r>
-                              <w:fldChar w:fldCharType="begin"/>
-                            </w:r>
-                            <w:r>
-                              <w:instrText xml:space="preserve"> SEQ Obrázok \* ARABIC </w:instrText>
-                            </w:r>
-                            <w:r>
-                              <w:fldChar w:fldCharType="separate"/>
-                            </w:r>
-                            <w:r>
-                              <w:rPr>
-                                <w:noProof/>
-                              </w:rPr>
-                              <w:t>3</w:t>
-                            </w:r>
-                            <w:r>
-                              <w:rPr>
-                                <w:noProof/>
-                              </w:rPr>
-                              <w:fldChar w:fldCharType="end"/>
-                            </w:r>
+                            <w:fldSimple w:instr=" SEQ Obrázok \* ARABIC ">
+                              <w:r>
+                                <w:rPr>
+                                  <w:noProof/>
+                                </w:rPr>
+                                <w:t>3</w:t>
+                              </w:r>
+                            </w:fldSimple>
                             <w:r>
                               <w:t xml:space="preserve"> </w:t>
                             </w:r>
@@ -4790,7 +9295,7 @@
                             <w:r>
                               <w:t xml:space="preserve"> TOTP</w:t>
                             </w:r>
-                            <w:bookmarkEnd w:id="8"/>
+                            <w:bookmarkEnd w:id="45"/>
                           </w:p>
                         </w:txbxContent>
                       </wps:txbx>
@@ -4820,31 +9325,18 @@
                           <w:szCs w:val="24"/>
                         </w:rPr>
                       </w:pPr>
-                      <w:bookmarkStart w:id="9" w:name="_Toc221475778"/>
+                      <w:bookmarkStart w:id="46" w:name="_Toc221475778"/>
                       <w:r>
                         <w:t xml:space="preserve">Obrázok </w:t>
                       </w:r>
-                      <w:r>
-                        <w:fldChar w:fldCharType="begin"/>
-                      </w:r>
-                      <w:r>
-                        <w:instrText xml:space="preserve"> SEQ Obrázok \* ARABIC </w:instrText>
-                      </w:r>
-                      <w:r>
-                        <w:fldChar w:fldCharType="separate"/>
-                      </w:r>
-                      <w:r>
-                        <w:rPr>
-                          <w:noProof/>
-                        </w:rPr>
-                        <w:t>3</w:t>
-                      </w:r>
-                      <w:r>
-                        <w:rPr>
-                          <w:noProof/>
-                        </w:rPr>
-                        <w:fldChar w:fldCharType="end"/>
-                      </w:r>
+                      <w:fldSimple w:instr=" SEQ Obrázok \* ARABIC ">
+                        <w:r>
+                          <w:rPr>
+                            <w:noProof/>
+                          </w:rPr>
+                          <w:t>3</w:t>
+                        </w:r>
+                      </w:fldSimple>
                       <w:r>
                         <w:t xml:space="preserve"> </w:t>
                       </w:r>
@@ -4857,7 +9349,7 @@
                       <w:r>
                         <w:t xml:space="preserve"> TOTP</w:t>
                       </w:r>
-                      <w:bookmarkEnd w:id="9"/>
+                      <w:bookmarkEnd w:id="46"/>
                     </w:p>
                   </w:txbxContent>
                 </v:textbox>
@@ -4935,31 +9427,18 @@
         </w:drawing>
       </w:r>
       <w:r>
-        <w:t xml:space="preserve">Implementácia </w:t>
-      </w:r>
-      <w:r>
-        <w:t xml:space="preserve">procesu </w:t>
-      </w:r>
-      <w:r>
-        <w:t>dvojstupňového overenia</w:t>
-      </w:r>
-      <w:r>
-        <w:t xml:space="preserve"> pozostáva z</w:t>
-      </w:r>
-      <w:r>
-        <w:t xml:space="preserve"> inicializácie, overenia a správy záložných kódov</w:t>
-      </w:r>
-      <w:r>
-        <w:t>.</w:t>
+        <w:t xml:space="preserve"> Implementácia dvojstupňového overenia pozostáva z troch fáz: inicializácie, overenia a správy záložných kódov.</w:t>
       </w:r>
     </w:p>
     <w:p>
       <w:pPr>
         <w:pStyle w:val="Heading4"/>
       </w:pPr>
+      <w:bookmarkStart w:id="47" w:name="_Toc222432844"/>
       <w:r>
         <w:t>Inicializácia</w:t>
       </w:r>
+      <w:bookmarkEnd w:id="47"/>
     </w:p>
     <w:p>
       <w:pPr>
@@ -4976,752 +9455,931 @@
         <w:t>otpauth://totp</w:t>
       </w:r>
       <w:r>
-        <w:t>. Klient na základe tohto URI zobrazil QR kód, ktorý si používateľ naskenoval do svojej aplikácie</w:t>
-      </w:r>
-      <w:r>
-        <w:t xml:space="preserve">, </w:t>
-      </w:r>
-      <w:r>
-        <w:t>ktorá umožňuje spravovať kódy dvojstupňového overenia.</w:t>
+        <w:t>. Klient na základe tohto URI zobrazil QR kód, ktorý si používateľ naskenoval do svojej autentifikačnej aplikácie na správu jednorazových kódov.</w:t>
       </w:r>
     </w:p>
     <w:p>
       <w:pPr>
         <w:pStyle w:val="Heading4"/>
       </w:pPr>
+      <w:bookmarkStart w:id="48" w:name="_Toc222432845"/>
       <w:r>
         <w:t>Overenie</w:t>
       </w:r>
+      <w:bookmarkEnd w:id="48"/>
+    </w:p>
+    <w:p>
+      <w:r>
+        <w:t>Používateľ zadal jednorazový TOTP kód a klient ho odoslal na server. Server dešifroval uložený tajný kľúč a overil platnosť kódu. Ak bol kód platný, overenie sa považovalo za úspešné.</w:t>
+      </w:r>
+    </w:p>
+    <w:p>
+      <w:pPr>
+        <w:pStyle w:val="Heading4"/>
+      </w:pPr>
+      <w:bookmarkStart w:id="49" w:name="_Toc222432846"/>
+      <w:r>
+        <w:t>Záložné kódy</w:t>
+      </w:r>
+      <w:bookmarkEnd w:id="49"/>
+    </w:p>
+    <w:p>
+      <w:r>
+        <w:t xml:space="preserve">Záložné kódy sme zaviedli pre prípad straty zariadenia s autentifikačnou aplikáciou. Server vygeneroval sériu jednorazových kódov, ktoré sme hashovali </w:t>
+      </w:r>
+      <w:r>
+        <w:lastRenderedPageBreak/>
+        <w:t>algoritmom SHA-256 a uložili do databázy. Každý kód bolo možné použiť práve raz a systém evidoval čas posledného generovania, čím sme zamedzili zneužitiu opakovaným generovaním nových sád kódov v krátkom čase.</w:t>
+      </w:r>
+    </w:p>
+    <w:p>
+      <w:pPr>
+        <w:pStyle w:val="Heading2"/>
+      </w:pPr>
+      <w:bookmarkStart w:id="50" w:name="_Toc222432847"/>
+      <w:r>
+        <w:t>Vytváranie kryptomenovej peňaženky</w:t>
+      </w:r>
+      <w:bookmarkEnd w:id="50"/>
+    </w:p>
+    <w:p>
+      <w:r>
+        <w:t>Pri implementácii kryptomenovej peňaženky sme sa riadili zásadou, že citlivé údaje používateľa nikdy neopustia jeho lokálne prostredie. Celý proces tvorby peňaženky sme rozdelili do jasne definovaných krokov zabezpečujúcich bezpečné generovanie, ukladanie a správu privátnych kľúčov, seed fráz a transakcií. Tento prístup nám umožňoval kombinovať bezpečnosť, kontrolu nad dátami používateľa a efektívnu komunikáciu so serverom.</w:t>
+      </w:r>
+    </w:p>
+    <w:p>
+      <w:pPr>
+        <w:pStyle w:val="Heading3"/>
+      </w:pPr>
+      <w:bookmarkStart w:id="51" w:name="_Toc222432848"/>
+      <w:r>
+        <w:t>Generovanie mnemonic frázy a</w:t>
+      </w:r>
+      <w:r>
+        <w:t> </w:t>
+      </w:r>
+      <w:r>
+        <w:t>seedu</w:t>
+      </w:r>
+      <w:bookmarkEnd w:id="51"/>
+    </w:p>
+    <w:p>
+      <w:r>
+        <w:t>Prvým krokom pri vytváraní peňaženky je generovanie mnemonickej frázy. Využívame štandard BIP39, ktorý umožňuje transformovať náhodnú entropiu do ľahko zapamätateľného slovného zoznamu. Pri tomto procese generujeme entropiu s minimálnou dĺžkou 128 bitov, z ktorej vzniká 12-slovná mnemonická fráza predstavujúca zálohovateľný ekvivalent celej peňaženky.</w:t>
+      </w:r>
+    </w:p>
+    <w:p>
+      <w:r>
+        <w:t>Na základe tejto frázy odvodíme seed, z ktorého sa generujú privátne a verejné kľúče pre jednotlivé kryptomenové adresy. Celý tento proces prebieha výhradne v pamäti klienta. Seed pred zápisom do lokálnej databázy LevelDB zašifrujeme algoritmom AES-256, pričom šifrovací kľúč je odvodený zo šesťmiestneho PIN-u používateľa. Rovnakým spôsobom šifrujeme aj privátne kľúče.</w:t>
+      </w:r>
+    </w:p>
+    <w:p>
+      <w:pPr>
+        <w:pStyle w:val="Heading3"/>
+      </w:pPr>
+      <w:bookmarkStart w:id="52" w:name="_Toc222432849"/>
+      <w:r>
+        <w:t>Inicializácia peňaženky a správa adresy</w:t>
+      </w:r>
+      <w:bookmarkEnd w:id="52"/>
     </w:p>
     <w:p>
       <w:pPr>
         <w:ind w:firstLine="708"/>
       </w:pPr>
       <w:r>
-        <w:t xml:space="preserve">Používateľ </w:t>
-      </w:r>
-      <w:r>
-        <w:t>zadal</w:t>
+        <w:t xml:space="preserve">Po bezpečnom uložení seedu </w:t>
+      </w:r>
+      <w:r>
+        <w:t xml:space="preserve">sme </w:t>
+      </w:r>
+      <w:r>
+        <w:t xml:space="preserve">inicializovali </w:t>
+      </w:r>
+      <w:r>
+        <w:t>samotnú peňaženk</w:t>
+      </w:r>
+      <w:r>
+        <w:t>u</w:t>
       </w:r>
       <w:r>
         <w:t xml:space="preserve"> </w:t>
       </w:r>
       <w:r>
-        <w:t xml:space="preserve">jednorazový </w:t>
-      </w:r>
-      <w:r>
-        <w:t xml:space="preserve">TOTP </w:t>
-      </w:r>
-      <w:r>
-        <w:t>kód</w:t>
-      </w:r>
-      <w:r>
-        <w:t xml:space="preserve"> a </w:t>
-      </w:r>
-      <w:r>
-        <w:t xml:space="preserve">klient </w:t>
-      </w:r>
-      <w:r>
-        <w:t xml:space="preserve">ho </w:t>
-      </w:r>
-      <w:r>
-        <w:t>odos</w:t>
-      </w:r>
-      <w:r>
-        <w:t>lal</w:t>
-      </w:r>
-      <w:r>
-        <w:t xml:space="preserve"> na server. Server </w:t>
-      </w:r>
-      <w:r>
-        <w:t xml:space="preserve">následne </w:t>
-      </w:r>
-      <w:r>
-        <w:t>dešifr</w:t>
-      </w:r>
-      <w:r>
-        <w:t>oval</w:t>
-      </w:r>
-      <w:r>
-        <w:t xml:space="preserve"> uložený </w:t>
-      </w:r>
-      <w:r>
-        <w:t>tajný kľúč</w:t>
-      </w:r>
-      <w:r>
-        <w:t xml:space="preserve"> a</w:t>
+        <w:t>podľa štandardu BIP44, ktorý definuje derivačnú cestu pre každú podporovanú kryptomenu</w:t>
+      </w:r>
+      <w:r>
+        <w:t xml:space="preserve">. </w:t>
+      </w:r>
+      <w:r>
+        <w:t xml:space="preserve">Z hlavného seedu sme odvodili účty a adresy pre jednotlivé meny, pričom každá adresa mala vlastný </w:t>
+      </w:r>
+      <w:r>
+        <w:t xml:space="preserve">unikátny </w:t>
+      </w:r>
+      <w:r>
+        <w:t>pár privátneho a verejného kľúča.</w:t>
+      </w:r>
+    </w:p>
+    <w:p>
+      <w:pPr>
+        <w:ind w:firstLine="708"/>
+      </w:pPr>
+      <w:r>
+        <w:t xml:space="preserve">V rámci inicializácie peňaženky </w:t>
+      </w:r>
+      <w:r>
+        <w:t xml:space="preserve">sme </w:t>
+      </w:r>
+      <w:r>
+        <w:t>zabezpeč</w:t>
+      </w:r>
+      <w:r>
+        <w:t>ili</w:t>
+      </w:r>
+      <w:r>
+        <w:t xml:space="preserve"> aj kontrolu integrity uložených dát. </w:t>
+      </w:r>
+      <w:r>
+        <w:t>Pri každom spustení aplikácie</w:t>
+      </w:r>
+      <w:r>
+        <w:t xml:space="preserve"> </w:t>
+      </w:r>
+      <w:r>
+        <w:t>klient</w:t>
+      </w:r>
+      <w:r>
+        <w:t xml:space="preserve"> najprv</w:t>
+      </w:r>
+      <w:r>
+        <w:t xml:space="preserve"> dešifroval seed v pamäti a testovou deriváciou verejnej adresy overil, že uložené šifrované dáta sú neporušené a správne. Ak testová derivácia zlyhala, aplikácia informovala používateľa o možnom poškodení dát pred akýmkoľvek ďalším krokom.</w:t>
+      </w:r>
+    </w:p>
+    <w:p>
+      <w:pPr>
+        <w:pStyle w:val="Heading3"/>
+      </w:pPr>
+      <w:bookmarkStart w:id="53" w:name="_Toc222432850"/>
+      <w:r>
+        <w:lastRenderedPageBreak/>
+        <w:t>Import a export peňaženky</w:t>
+      </w:r>
+      <w:bookmarkEnd w:id="53"/>
+    </w:p>
+    <w:p>
+      <w:r>
+        <w:t>Import existujúcej peňaženky prebieha zadaním mnemonickej frázy priamo v aplikácii. Klient overí integritu frázy, odvodí z nej seed a kľúče pre všetky podporované kryptomeny a peňaženku uloží do lokálnej databázy v šifrovanej podobe. Po úspešnom importe sa táto peňaženka stane aktívnou.</w:t>
+      </w:r>
+    </w:p>
+    <w:p>
+      <w:r>
+        <w:t>Export peňaženky je obmedzený na mnemonickú frázu, čo umožňuje používateľovi zálohovať prostriedky alebo presunúť peňaženku na iné zariadenie. Pri vytváraní novej peňaženky má klient k dispozícii celú 12-slovnú frázu. Po jej akceptovaní a uložení klient vyžiada potvrdenie, že si ju používateľ bezpečne uložil. Po skončení tohto kroku je fráza v aplikácii nedostupná.</w:t>
+      </w:r>
+    </w:p>
+    <w:p>
+      <w:pPr>
+        <w:pStyle w:val="Heading3"/>
+      </w:pPr>
+      <w:bookmarkStart w:id="54" w:name="_Toc222432851"/>
+      <w:r>
+        <w:t>A</w:t>
+      </w:r>
+      <w:r>
+        <w:t>ktívna peňaženka</w:t>
+      </w:r>
+      <w:bookmarkEnd w:id="54"/>
+    </w:p>
+    <w:p>
+      <w:r>
+        <w:t>Aby sme predišli neúmyselnému zaslaniu prostriedkov z nesprávnej peňaženky, zaviedli sme pravidlo jedinej aktívnej peňaženky. V danom okamihu môže byť aktívna vždy iba jedna peňaženka – buď novovytvorená, alebo importovaná.</w:t>
+      </w:r>
+    </w:p>
+    <w:p>
+      <w:r>
+        <w:t>Prepnutie na inú peňaženku si vyžaduje autentifikáciu používateľa, po ktorej klient odvodí seed novej peňaženky v pamäti a predchádzajúcu aktívnu peňaženku z pamäti úplne vymaže. Všetky operácie vrátane zobrazenia zostatku, histórie transakcií a odosielania sa vykonávajú výhradne pre aktuálne aktívnu peňaženku.</w:t>
+      </w:r>
+    </w:p>
+    <w:p>
+      <w:pPr>
+        <w:pStyle w:val="Heading2"/>
+      </w:pPr>
+      <w:bookmarkStart w:id="55" w:name="_Toc222432852"/>
+      <w:r>
+        <w:t>Správa peňaže</w:t>
+      </w:r>
+      <w:r>
+        <w:t>nky</w:t>
+      </w:r>
+      <w:r>
+        <w:t xml:space="preserve"> a integrácia rôznych kryptomien</w:t>
+      </w:r>
+      <w:bookmarkEnd w:id="55"/>
+    </w:p>
+    <w:p>
+      <w:r>
+        <w:t>Systém sme implementovali ako hierarchicky deterministickú (HD) peňaženku, čo nám umožnilo generovať adresy a kľúče pre viacero kryptomien z jediného seedu. Tento prístup poskytuje flexibilitu pri správe rôznych typov kryptomien a zároveň zaručuje vysokú úroveň bezpečnosti, keďže všetky privátne kľúče sú odvodené z jediného zdrojového seedu a nikdy neopúšťajú lokálne prostredie používateľa.</w:t>
+      </w:r>
+    </w:p>
+    <w:p>
+      <w:pPr>
+        <w:pStyle w:val="Heading3"/>
+      </w:pPr>
+      <w:bookmarkStart w:id="56" w:name="_Toc222432853"/>
+      <w:r>
+        <w:t>Synchronizácia zostatku a</w:t>
       </w:r>
       <w:r>
         <w:t> </w:t>
       </w:r>
       <w:r>
-        <w:t>over</w:t>
-      </w:r>
-      <w:r>
-        <w:t>il platnosť</w:t>
-      </w:r>
-      <w:r>
-        <w:t xml:space="preserve"> kód</w:t>
-      </w:r>
-      <w:r>
-        <w:t>u</w:t>
-      </w:r>
-      <w:r>
-        <w:t>. Ak</w:t>
-      </w:r>
-      <w:r>
-        <w:t xml:space="preserve"> bol</w:t>
-      </w:r>
-      <w:r>
-        <w:t xml:space="preserve"> kód platný, </w:t>
-      </w:r>
-      <w:r>
-        <w:t>overenie</w:t>
-      </w:r>
-      <w:r>
-        <w:t xml:space="preserve"> sa považuje za</w:t>
-      </w:r>
-      <w:r>
-        <w:t xml:space="preserve"> úspešné</w:t>
-      </w:r>
-      <w:r>
-        <w:t>.</w:t>
-      </w:r>
-    </w:p>
-    <w:p>
-      <w:pPr>
-        <w:pStyle w:val="Heading4"/>
-      </w:pPr>
+        <w:t>transakcií</w:t>
+      </w:r>
+      <w:bookmarkEnd w:id="56"/>
+    </w:p>
+    <w:p>
+      <w:r>
+        <w:t>Hoci privátne kľúče sú uchovávané výhradne lokálne, zostatok a história transakcií sa sprístupňujú cez backendový server. Klient odošle na server verejnú adresu peňaženky, server požiadavku spracuje a prostredníctvom externého blockchain API príslušnej siete načíta relevantné dáta. Klientovi je následne vrátená JSON odpoveď obsahujúca aktuálny zostatok, zoznam transakcií, ich stav a časové značky.</w:t>
+      </w:r>
+    </w:p>
+    <w:p>
+      <w:pPr>
+        <w:pStyle w:val="Heading3"/>
+      </w:pPr>
+      <w:bookmarkStart w:id="57" w:name="_Toc222432854"/>
       <w:r>
         <w:lastRenderedPageBreak/>
-        <w:t>Záložné kódy</w:t>
-      </w:r>
-    </w:p>
-    <w:p>
-      <w:pPr>
-        <w:ind w:firstLine="708"/>
-      </w:pPr>
-      <w:r>
-        <w:t>Záložné kódy sme zaviedli pre prípad straty zariadenia. Server vygeneroval sériu jednorazových kódov, ktoré sme hashovali algoritmom SHA-256 a uložili do databázy. Každý kód bolo možné použiť práve raz a systém evidoval čas posledného generovania, čím sme zamedzili zneužitiu opakovaným generovaním nových sád kódov v krátkom čase.</w:t>
-      </w:r>
+        <w:t>Realizácia transakcií</w:t>
+      </w:r>
+      <w:bookmarkEnd w:id="57"/>
+    </w:p>
+    <w:p>
+      <w:r>
+        <w:t>Odosielanie kryptomien sme rozdelili do troch základných krokov. V prvom kroku klient zostaví transakciu a lokálne ju podpíše privátnym kľúčom. Podpísaná transakcia obsahuje všetky údaje potrebné pre overenie v blockchain sieti vrátane vstupov, výstupov a sumy.</w:t>
+      </w:r>
+    </w:p>
+    <w:p>
+      <w:r>
+        <w:t>V druhom kroku klient odošle podpísanú transakciu na server. Server vykoná kontrolu formátu transakcie, validitu kryptografického podpisu a následne transakciu odošle do blockchain siete cez externé API. Server teda slúži ako sprostredkovateľ, ktorý overuje a monitoruje transakcie, pričom nikdy neprichádzal do kontaktu s privátnym kľúčom.</w:t>
+      </w:r>
+    </w:p>
+    <w:p>
+      <w:r>
+        <w:t>Tretím krokom je aktualizácia stavu transakcie a zostatku. Server prijme potvrdenie o zaevidovaní transakcie v sieti a poskytne klientovi spätnú väzbu. Klient zobrazí aktuálny stav transakcie používateľovi vrátane potvrdení a prípadných chýb pri jej spracovaní.</w:t>
+      </w:r>
+    </w:p>
+    <w:p>
+      <w:pPr>
+        <w:pStyle w:val="Heading3"/>
+      </w:pPr>
+      <w:bookmarkStart w:id="58" w:name="_Toc222432855"/>
+      <w:r>
+        <w:t>Podpora viacerých kryptomien</w:t>
+      </w:r>
+      <w:bookmarkEnd w:id="58"/>
+    </w:p>
+    <w:p>
+      <w:r>
+        <w:t>Pre každú podporovanú menu sme použili vlastnú derivačnú cestu podľa štandardu BIP44. Používateľ tak môže spravovať napríklad Bitcoin aj Ethereum z jednej peňaženky bez potreby opätovného importu alebo generovania nového seedu. Derivácia kľúčov pre jednotlivé meny prebieha v pamäti a klient spravuje tieto kľúče lokálne. Pri interakcii s konkrétnou kryptomenou klient selektuje správny derivovaný účet a príslušné adresy, čím umožňuje bezpečné odosielanie a príjem transakcií pre zvolenú menu.</w:t>
+      </w:r>
+    </w:p>
+    <w:p>
+      <w:r>
+        <w:br w:type="page"/>
+      </w:r>
+    </w:p>
+    <w:p>
+      <w:pPr>
+        <w:pStyle w:val="Heading1"/>
+      </w:pPr>
+      <w:bookmarkStart w:id="59" w:name="_Toc222432856"/>
+      <w:r>
+        <w:lastRenderedPageBreak/>
+        <w:t>Výsledky práce a</w:t>
+      </w:r>
+      <w:r>
+        <w:t> </w:t>
+      </w:r>
+      <w:r>
+        <w:t>diskusia</w:t>
+      </w:r>
+      <w:bookmarkEnd w:id="59"/>
     </w:p>
     <w:p>
       <w:pPr>
         <w:pStyle w:val="Heading2"/>
       </w:pPr>
-      <w:r>
-        <w:t>Vytváranie kryptomenovej peňaženky</w:t>
-      </w:r>
-    </w:p>
-    <w:p>
-      <w:pPr>
-        <w:ind w:firstLine="708"/>
-      </w:pPr>
-      <w:r>
-        <w:t xml:space="preserve">Pri implementácii kryptomenovej peňaženky sme sa riadili zásadou, že citlivé údaje používateľa nikdy neopustia jeho lokálne prostredie. Celý proces tvorby peňaženky sme rozdelili do jasne definovaných krokov, ktoré zabezpečujú bezpečné generovanie, ukladanie a správu privátnych kľúčov, seed fráz a transakcií. Tento prístup nám </w:t>
-      </w:r>
-      <w:r>
-        <w:t>umožňoval</w:t>
-      </w:r>
-      <w:r>
-        <w:t xml:space="preserve"> kombinovať bezpečnosť, kontrolu nad dátami používateľa a efektívnu komunikáciu so serverom.</w:t>
-      </w:r>
-    </w:p>
-    <w:p>
-      <w:pPr>
-        <w:pStyle w:val="Heading3"/>
-      </w:pPr>
-      <w:r>
-        <w:t>Generovanie mnemonic frázy a seedu</w:t>
-      </w:r>
-    </w:p>
-    <w:p>
-      <w:pPr>
-        <w:ind w:firstLine="708"/>
-      </w:pPr>
-      <w:r>
-        <w:t xml:space="preserve">Prvým krokom pri vytváraní peňaženky je generovanie mnemonic frázy. Používame štandard BIP39, ktorý umožňuje transformovať náhodnú entropiu do ľahko zapamätateľného slovného zoznamu. Pri tomto procese generujeme </w:t>
-      </w:r>
-      <w:r>
-        <w:t>entropiu</w:t>
-      </w:r>
-      <w:r>
-        <w:t xml:space="preserve"> s minimálnou dĺžkou 128 bitov</w:t>
-      </w:r>
-      <w:r>
-        <w:t>.</w:t>
-      </w:r>
-    </w:p>
-    <w:p>
-      <w:pPr>
-        <w:ind w:firstLine="708"/>
-      </w:pPr>
-      <w:r>
-        <w:t xml:space="preserve">Entropia sa následne prevedie do 12‑slovnej mnemonic frázy, ktorá predstavuje </w:t>
-      </w:r>
-      <w:r>
-        <w:t>zálohovateľný ekvivalent celej peňaženky</w:t>
-      </w:r>
-      <w:r>
-        <w:t xml:space="preserve">. Na základe tejto frázy </w:t>
-      </w:r>
-      <w:r>
-        <w:t>sme odvodili</w:t>
-      </w:r>
-      <w:r>
-        <w:t xml:space="preserve"> seed, z ktorého sa </w:t>
-      </w:r>
-      <w:r>
-        <w:t xml:space="preserve">generovali </w:t>
-      </w:r>
-      <w:r>
-        <w:t>privátne a verejné kľúče pre jednotlivé kryptomenové adresy.</w:t>
+      <w:bookmarkStart w:id="60" w:name="_Toc222432857"/>
+      <w:r>
+        <w:t>Splnenie stanovených cieľov</w:t>
+      </w:r>
+      <w:bookmarkEnd w:id="60"/>
+    </w:p>
+    <w:p>
+      <w:r>
+        <w:t>Výsledkom projektu je plne funkčný informačný systém pozostávajúci z desktopovej aplikácie a backendového servera komunikujúcich prostredníctvom šifrovaného HTTPS spojenia. Systém podporuje registráciu pomocou pozvánkového kódu, viacúrovňové overovanie identity vrátane dvojfaktorovej autentifikácie a riadenie prístupových práv podľa používateľských rolí.</w:t>
+      </w:r>
+    </w:p>
+    <w:p>
+      <w:r>
+        <w:t>V oblasti správy peňaženiek aplikácia umožňuje vytváranie novej peňaženky aj import existujúcej pomocou mnemonickej frázy, šifrované lokálne ukladanie kryptografických údajov a bezpečné odosielanie transakcií. Všetky stanovené čiastkové ciele boli úspešne naplnené a overené počas vývoja aj testovania.</w:t>
+      </w:r>
+    </w:p>
+    <w:p>
+      <w:pPr>
+        <w:pStyle w:val="Heading2"/>
+      </w:pPr>
+      <w:bookmarkStart w:id="61" w:name="_Toc222432858"/>
+      <w:r>
+        <w:t>Testovanie a overenie funkčnosti</w:t>
+      </w:r>
+      <w:bookmarkEnd w:id="61"/>
+    </w:p>
+    <w:p>
+      <w:r>
+        <w:t>Testovanie prebiehalo priebežne počas celého vývoja a zameriavalo sa na tri hlavné oblasti: funkčnosť, bezpečnosť a stabilitu systému. V rámci autentifikačného procesu sme overili správnosť registrácie, prihlasovania, generovania a obnovy tokenov, fungovania dvojfaktorovej autentifikácie a korektného zneplatnenia prístupov pri odhlásení alebo zmene bezpečnostných nastavení.</w:t>
+      </w:r>
+    </w:p>
+    <w:p>
+      <w:r>
+        <w:t>Pri správe peňaženiek sme testovali generovanie aj import mnemonickej frázy, šifrované ukladanie dát, prístup pomocou PIN-u a obnovu stavu po reštarte aplikácie. Súčasťou testovania bolo aj podpisovanie a odosielanie transakcií, spracovanie chybových stavov a reakcia servera na súbežné požiadavky. Testovanie neodhalilo žiadne kritické bezpečnostné ani funkčné nedostatky.</w:t>
+      </w:r>
+    </w:p>
+    <w:p>
+      <w:pPr>
+        <w:pStyle w:val="Heading2"/>
+      </w:pPr>
+      <w:bookmarkStart w:id="62" w:name="_Toc222432859"/>
+      <w:r>
+        <w:t>Možnosti ďalšieho rozvoja</w:t>
+      </w:r>
+      <w:bookmarkEnd w:id="62"/>
+    </w:p>
+    <w:p>
+      <w:r>
+        <w:t>Do budúcna je možné rozšíriť aplikáciu o podporu viacerých súčasne aktívnych peňaženiek a notifikácie o prichádzajúcich transakciách.</w:t>
+      </w:r>
+    </w:p>
+    <w:p>
+      <w:r>
+        <w:t>Z hľadiska bezpečnosti predstavuje perspektívne zlepšenie implementácia biometrickej autentifikácie a podpora hardvérových peňaženiek.</w:t>
       </w:r>
       <w:r>
         <w:t xml:space="preserve"> </w:t>
       </w:r>
       <w:r>
-        <w:t>Celý tento proces prebehol výhradne v pamäti klienta.</w:t>
-      </w:r>
-    </w:p>
-    <w:p>
-      <w:pPr>
-        <w:ind w:firstLine="708"/>
-      </w:pPr>
-      <w:r>
-        <w:t>Seed sme pred zápisom do lokálnej databázy LevelDB zašifrovali algoritmom AES-256, pričom šifrovací kľúč bol odvodený z</w:t>
-      </w:r>
-      <w:r>
-        <w:t>o 6 miestneho</w:t>
-      </w:r>
-      <w:r>
-        <w:t> PIN-u</w:t>
-      </w:r>
-      <w:r>
-        <w:t xml:space="preserve"> používateľa. Privátne kľúče sme šifrovali rovnakým spôsobom.</w:t>
-      </w:r>
-    </w:p>
-    <w:p>
-      <w:pPr>
-        <w:pStyle w:val="Heading3"/>
-      </w:pPr>
-      <w:r>
-        <w:t>Inicializácia peňaženky a správa adresy</w:t>
-      </w:r>
-    </w:p>
-    <w:p>
-      <w:pPr>
-        <w:ind w:firstLine="708"/>
-      </w:pPr>
-    </w:p>
-    <w:p>
-      <w:pPr>
-        <w:ind w:firstLine="708"/>
-      </w:pPr>
-    </w:p>
-    <w:p>
-      <w:pPr>
-        <w:ind w:firstLine="708"/>
-      </w:pPr>
-    </w:p>
-    <w:p>
-      <w:pPr>
-        <w:ind w:firstLine="708"/>
-      </w:pPr>
+        <w:t>Ďalším krokom môže byť rozšírenie podpory o ďalšie blockchain siete a tokenové štandardy, čím by sa zvýšila praktická využiteľnosť systému.</w:t>
+      </w:r>
+    </w:p>
+    <w:p>
+      <w:pPr>
+        <w:pStyle w:val="Heading1"/>
+      </w:pPr>
+      <w:bookmarkStart w:id="63" w:name="_Toc222432860"/>
       <w:r>
         <w:lastRenderedPageBreak/>
-        <w:t xml:space="preserve">Po bezpečnom uložení seedu </w:t>
-      </w:r>
-      <w:r>
-        <w:t xml:space="preserve">sme </w:t>
-      </w:r>
-      <w:r>
-        <w:t xml:space="preserve">inicializovali </w:t>
-      </w:r>
-      <w:r>
-        <w:t>samotnú peňaženk</w:t>
-      </w:r>
-      <w:r>
-        <w:t>u</w:t>
+        <w:t>Záver práce</w:t>
+      </w:r>
+      <w:bookmarkEnd w:id="63"/>
+    </w:p>
+    <w:p>
+      <w:r>
+        <w:t>Projekt BlockSense bol úspešne navrhnutý a implementovaný ako funkčná desktopová kryptopeňaženka. Všetky stanovené hlavné aj čiastkové ciele boli naplnené. Vytvorili sme bezpečný systém správy kryptomenových peňaženiek s plnohodnotným autentifikačným rámcom, intuitívnym používateľským rozhraním a dôkladnou ochranou citlivých kryptografických materiálov.</w:t>
+      </w:r>
+    </w:p>
+    <w:p>
+      <w:r>
+        <w:t xml:space="preserve">Kľúčovým prínosom práce je overenie praktickej realizovateľnosti princípu zero-knowledge v prostredí desktopovej aplikácie s centralizovaným backendom. Privátne kľúče a seed frázy v žiadnom okamihu neopustili lokálne prostredie používateľa, čím sa dosiahla vysoká úroveň bezpečnosti bez obmedzenia funkčnosti. Využitie </w:t>
+      </w:r>
+      <w:r>
+        <w:t xml:space="preserve">novodobých </w:t>
+      </w:r>
+      <w:r>
+        <w:t>štandardov</w:t>
       </w:r>
       <w:r>
         <w:t xml:space="preserve"> </w:t>
       </w:r>
       <w:r>
-        <w:t>podľa štandardu BIP44, ktorý definuje derivačnú cestu pre každú podporovanú kryptomenu</w:t>
-      </w:r>
-      <w:r>
-        <w:t xml:space="preserve">. </w:t>
-      </w:r>
-      <w:r>
-        <w:t xml:space="preserve">Z hlavného seedu sme odvodili účty a adresy pre jednotlivé meny, pričom každá adresa mala vlastný </w:t>
-      </w:r>
-      <w:r>
-        <w:t xml:space="preserve">unikátny </w:t>
-      </w:r>
-      <w:r>
-        <w:t>pár privátneho a verejného kľúča.</w:t>
-      </w:r>
-    </w:p>
-    <w:p>
-      <w:pPr>
-        <w:ind w:firstLine="708"/>
-      </w:pPr>
-      <w:r>
-        <w:t xml:space="preserve">V rámci inicializácie peňaženky </w:t>
-      </w:r>
-      <w:r>
-        <w:t xml:space="preserve">sme </w:t>
-      </w:r>
-      <w:r>
-        <w:t>zabezpeč</w:t>
-      </w:r>
-      <w:r>
-        <w:t>ili</w:t>
-      </w:r>
-      <w:r>
-        <w:t xml:space="preserve"> aj kontrolu integrity uložených dát.</w:t>
+        <w:t>zabezpečilo kompatibilitu s ostatnými peňaženkami a umožnilo správu viacerých kryptomien z jediného seedu.</w:t>
+      </w:r>
+    </w:p>
+    <w:p>
+      <w:r>
+        <w:t xml:space="preserve">V budúcnosti by sme chceli projekt rozšíriť o podporu ďalších kryptomien, integráciu hardvérových peňaženiek a biometrickej autentifikácie. Rovnako plánujeme rozšíriť </w:t>
+      </w:r>
+      <w:r>
+        <w:t xml:space="preserve">systém o </w:t>
+      </w:r>
+      <w:r>
+        <w:t>možnos</w:t>
+      </w:r>
+      <w:r>
+        <w:t>ť</w:t>
+      </w:r>
+      <w:r>
+        <w:t xml:space="preserve"> správy viacerých peňaženiek súčasne.</w:t>
+      </w:r>
+    </w:p>
+    <w:p>
+      <w:r>
+        <w:t>Z technologického hľadiska projekt priniesol praktické skúsenosti s vývojom viacvrstvových .NET aplikácií, implementáciou kryptografických mechanizmov, integráciou blockchain sietí a navrhovaním bezpečných autentifikačných systémov.</w:t>
       </w:r>
       <w:r>
         <w:t xml:space="preserve"> </w:t>
       </w:r>
       <w:r>
-        <w:t>Pri každom spustení aplikácie</w:t>
-      </w:r>
-      <w:r>
-        <w:t xml:space="preserve"> </w:t>
-      </w:r>
-      <w:r>
-        <w:t>klient</w:t>
-      </w:r>
-      <w:r>
-        <w:t xml:space="preserve"> najprv</w:t>
-      </w:r>
-      <w:r>
-        <w:t xml:space="preserve"> dešifroval seed v pamäti a testovou deriváciou verejnej adresy overil, že uložené šifrované dáta sú neporušené a správne. Ak testová derivácia zlyhala, aplikácia informovala používateľa o možnom poškodení dát pred akýmkoľvek ďalším krokom.</w:t>
-      </w:r>
-    </w:p>
-    <w:p>
-      <w:pPr>
-        <w:pStyle w:val="Heading3"/>
-      </w:pPr>
-      <w:r>
-        <w:t>Synchronizácia zostatku a transakcií</w:t>
-      </w:r>
-    </w:p>
-    <w:p>
-      <w:pPr>
-        <w:ind w:firstLine="708"/>
-      </w:pPr>
-      <w:r>
-        <w:t>Aj keď privátne kľúče sú uchovávané výlučne lokálne, zostatok a história transakcií sa sprístupňuje cez náš backend server. Tento prístup sme zvolili z dôvodu efektívneho spracovania požiadaviek a zníženia záťaže na blockchain sieti.</w:t>
-      </w:r>
-    </w:p>
-    <w:p>
-      <w:pPr>
-        <w:ind w:firstLine="708"/>
-      </w:pPr>
-      <w:r>
-        <w:t xml:space="preserve">Klient odoslal na server verejnú adresu peňaženky, server </w:t>
-      </w:r>
-      <w:r>
-        <w:t>spracoval požiadavku, na základe adresy volá</w:t>
-      </w:r>
-      <w:r>
-        <w:t xml:space="preserve"> externé blockchain API príslušnej siete</w:t>
-      </w:r>
-      <w:r>
-        <w:t xml:space="preserve"> a načítal relevantné</w:t>
-      </w:r>
-      <w:r>
-        <w:t xml:space="preserve"> dáta</w:t>
-      </w:r>
-      <w:r>
-        <w:t xml:space="preserve">. </w:t>
-      </w:r>
-      <w:r>
-        <w:t xml:space="preserve">Klientovi sme </w:t>
-      </w:r>
-      <w:r>
-        <w:t xml:space="preserve">následne </w:t>
-      </w:r>
-      <w:r>
-        <w:t>vrátili JSON odpoveď obsahujúcu aktuálny zostatok, zoznam transakcií, ich stav a časové značky.</w:t>
-      </w:r>
-      <w:r>
-        <w:t xml:space="preserve"> </w:t>
-      </w:r>
-      <w:r>
-        <w:t>Tento model zabezpečuje, že klient má vždy aktuálne informácie</w:t>
-      </w:r>
-      <w:r>
-        <w:t>.</w:t>
-      </w:r>
-    </w:p>
-    <w:p>
-      <w:pPr>
-        <w:pStyle w:val="Heading3"/>
-      </w:pPr>
-      <w:r>
-        <w:t>Realizácia transakcií</w:t>
-      </w:r>
-    </w:p>
-    <w:p>
-      <w:pPr>
-        <w:ind w:firstLine="708"/>
-      </w:pPr>
-      <w:r>
-        <w:t xml:space="preserve">Odosielanie kryptomien je proces, ktorý sme rozdelili </w:t>
-      </w:r>
-      <w:r>
-        <w:t>do</w:t>
-      </w:r>
-      <w:r>
-        <w:t xml:space="preserve"> tr</w:t>
-      </w:r>
-      <w:r>
-        <w:t>och</w:t>
-      </w:r>
-      <w:r>
-        <w:t xml:space="preserve"> základn</w:t>
-      </w:r>
-      <w:r>
-        <w:t>ých</w:t>
-      </w:r>
-      <w:r>
-        <w:t xml:space="preserve"> krok</w:t>
-      </w:r>
-      <w:r>
-        <w:t>ov</w:t>
-      </w:r>
-      <w:r>
-        <w:t>.</w:t>
-      </w:r>
-    </w:p>
-    <w:p>
-      <w:pPr>
-        <w:ind w:firstLine="708"/>
-      </w:pPr>
-      <w:r>
-        <w:t xml:space="preserve">Najprv klient </w:t>
-      </w:r>
-      <w:r>
-        <w:t>zostavil</w:t>
-      </w:r>
-      <w:r>
-        <w:t xml:space="preserve"> transakciu a lokálne ju </w:t>
-      </w:r>
-      <w:r>
-        <w:t>podpísal</w:t>
-      </w:r>
-      <w:r>
-        <w:t xml:space="preserve"> privátnym kľúčom. Podpísaná transakcia </w:t>
-      </w:r>
-      <w:r>
-        <w:t>obsahovala</w:t>
-      </w:r>
-      <w:r>
-        <w:t xml:space="preserve"> všetky údaje potrebné pre overenie v blockchain sieti, vrátane vstupov, výstupov a sumy.</w:t>
-      </w:r>
-    </w:p>
-    <w:p>
-      <w:pPr>
-        <w:ind w:firstLine="708"/>
-      </w:pPr>
-      <w:r>
-        <w:t>V d</w:t>
-      </w:r>
-      <w:r>
-        <w:t>ruh</w:t>
-      </w:r>
-      <w:r>
-        <w:t>om</w:t>
-      </w:r>
-      <w:r>
-        <w:t xml:space="preserve"> krok</w:t>
-      </w:r>
-      <w:r>
-        <w:t>u</w:t>
-      </w:r>
-      <w:r>
-        <w:t xml:space="preserve"> </w:t>
-      </w:r>
-      <w:r>
-        <w:t>klient odoslal</w:t>
-      </w:r>
-      <w:r>
-        <w:t xml:space="preserve"> podpí</w:t>
-      </w:r>
-      <w:r>
-        <w:t>sanú</w:t>
-      </w:r>
-      <w:r>
-        <w:t xml:space="preserve"> transakci</w:t>
-      </w:r>
-      <w:r>
-        <w:t>u</w:t>
-      </w:r>
-      <w:r>
-        <w:t xml:space="preserve"> na server. Server vy</w:t>
-      </w:r>
-      <w:r>
-        <w:t xml:space="preserve">konal </w:t>
-      </w:r>
-      <w:r>
-        <w:t xml:space="preserve">kontrolu formátu transakcie, </w:t>
-      </w:r>
-      <w:r>
-        <w:t>v</w:t>
-      </w:r>
-      <w:r>
-        <w:t>aliditu kryptografického podpisu</w:t>
-      </w:r>
-      <w:r>
-        <w:t xml:space="preserve"> </w:t>
-      </w:r>
-      <w:r>
-        <w:t>a následne transakciu</w:t>
-      </w:r>
-      <w:r>
-        <w:t xml:space="preserve"> </w:t>
-      </w:r>
-      <w:r>
-        <w:t>odoslal</w:t>
-      </w:r>
-      <w:r>
-        <w:t xml:space="preserve"> do blockchain siete cez externé API. Server tak slúži ako sprostredkovateľ, ktorý overuje a monitoruje transakcie</w:t>
-      </w:r>
-      <w:r>
-        <w:t>.</w:t>
-      </w:r>
-    </w:p>
-    <w:p>
-      <w:pPr>
-        <w:ind w:firstLine="708"/>
-      </w:pPr>
-      <w:r>
-        <w:t xml:space="preserve">Tretím krokom </w:t>
-      </w:r>
-      <w:r>
-        <w:t>bola</w:t>
-      </w:r>
-      <w:r>
-        <w:t xml:space="preserve"> aktualizácia stavu transakcií a zostatku. Server pri</w:t>
-      </w:r>
-      <w:r>
-        <w:t>jal</w:t>
-      </w:r>
-      <w:r>
-        <w:t xml:space="preserve"> potvrdenie o zaevidovaní transakcie v sieti a poskytne klientovi spätnú väzbu. Klient </w:t>
-      </w:r>
-      <w:r>
-        <w:t>zobrazoval</w:t>
-      </w:r>
-      <w:r>
-        <w:t xml:space="preserve"> aktuálny stav transakcie používateľovi, vrátane potvrdení a možných chýb pri </w:t>
-      </w:r>
+        <w:t>Získané skúsenosti z tohto projektu budú cenným základom</w:t>
+      </w:r>
+      <w:r>
+        <w:t xml:space="preserve"> do odbornej praxe a </w:t>
+      </w:r>
+      <w:r>
+        <w:t>pre ďalší rozvoj v oblasti softvérového inžinierstva a kryptografie.</w:t>
+      </w:r>
+    </w:p>
+    <w:p>
+      <w:r>
+        <w:br w:type="page"/>
+      </w:r>
+    </w:p>
+    <w:p>
+      <w:pPr>
+        <w:pStyle w:val="Heading1"/>
+        <w:numPr>
+          <w:ilvl w:val="0"/>
+          <w:numId w:val="0"/>
+        </w:numPr>
+      </w:pPr>
+      <w:bookmarkStart w:id="64" w:name="_Toc222432861"/>
       <w:r>
         <w:lastRenderedPageBreak/>
-        <w:t xml:space="preserve">jej </w:t>
-      </w:r>
-      <w:r>
-        <w:t>spracovaní. Tento prístup umožň</w:t>
-      </w:r>
-      <w:r>
-        <w:t>oval</w:t>
-      </w:r>
-      <w:r>
-        <w:t xml:space="preserve"> prehľadnú správu peňaženky a zabezpečuje konzistenciu dát medzi klientom a serverom.</w:t>
-      </w:r>
-    </w:p>
-    <w:p>
-      <w:pPr>
-        <w:pStyle w:val="Heading2"/>
-      </w:pPr>
-      <w:r>
-        <w:t>Správa viacerých peňaženiek a integrácia rôznych kryptomien</w:t>
-      </w:r>
-    </w:p>
-    <w:p>
-      <w:pPr>
-        <w:ind w:firstLine="708"/>
-      </w:pPr>
-      <w:r>
-        <w:t xml:space="preserve">Pri navrhovaní správy peňaženiek sme sa rozhodli systém implementovať ako hierarchicky determinovanú (HD) peňaženku, </w:t>
-      </w:r>
-      <w:r>
-        <w:t>čo nám umožnilo generovať adresy a kľúče pre viacero kryptomien z jediného seedu.</w:t>
-      </w:r>
-      <w:r>
-        <w:t xml:space="preserve"> Tento prístup nám poskytoval flexibilitu pri správe rôznych typov kryptomien a zároveň zabezpečuje vysokú úroveň bezpečnosti, pretože všetky privátne kľúče sú odvodené z jediného zdrojového seedu a nikdy neopúšťajú lokálne prostredie používateľa.</w:t>
-      </w:r>
-    </w:p>
-    <w:p>
-      <w:pPr>
-        <w:pStyle w:val="Heading3"/>
-      </w:pPr>
-      <w:r>
-        <w:t>Podpora viacerých kryptomien</w:t>
-      </w:r>
-    </w:p>
-    <w:p>
-      <w:pPr>
-        <w:ind w:firstLine="708"/>
-      </w:pPr>
-      <w:r>
-        <w:t>Pre každú podporovanú menu sme použili vlastnú derivačnú cestu podľa štandardu BIP44. Používateľ tak mohol spravovať napríklad Bitcoin aj Ethereum z jednej peňaženky bez potreby opätovného importu</w:t>
-      </w:r>
-      <w:r>
-        <w:t xml:space="preserve"> alebo generovania nového</w:t>
-      </w:r>
-      <w:r>
-        <w:t xml:space="preserve"> seedu. Derivácia kľúčov pre jednotlivé meny prebiehala v</w:t>
-      </w:r>
-      <w:r>
-        <w:t> </w:t>
-      </w:r>
-      <w:r>
-        <w:t>pamäti</w:t>
-      </w:r>
-      <w:r>
-        <w:t xml:space="preserve">. </w:t>
-      </w:r>
-      <w:r>
-        <w:t>Klient spravuje tieto kľúče lokálne a zabezpečuje ich šifrovanie. Pri interakcii s konkrétnou kryptomenou klient selektuje správny derivovaný účet a adresy, čím umožňuje bezpečné odosielanie a príjem transakcií pre zvolenú menu.</w:t>
-      </w:r>
-    </w:p>
-    <w:p>
-      <w:pPr>
-        <w:pStyle w:val="Heading3"/>
-      </w:pPr>
-      <w:r>
-        <w:t>Jediná aktívna peňaženka</w:t>
-      </w:r>
-    </w:p>
-    <w:p>
-      <w:pPr>
-        <w:ind w:firstLine="708"/>
-      </w:pPr>
-      <w:r>
-        <w:t>Aby sme predišli neúmyselnému zaslaniu prostriedkov z nesprávnej peňaženky, zaviedli sme pravidlo jedinej aktívnej peňaženky</w:t>
-      </w:r>
-      <w:r>
-        <w:t xml:space="preserve">. </w:t>
-      </w:r>
-      <w:r>
-        <w:t>V danom okamihu mohla byť aktívna vždy iba jedna peňaženka</w:t>
-      </w:r>
-      <w:r>
-        <w:t xml:space="preserve"> </w:t>
-      </w:r>
-      <w:r>
-        <w:t>– buď novovytvoren</w:t>
-      </w:r>
-      <w:r>
-        <w:t xml:space="preserve">á </w:t>
-      </w:r>
-      <w:r>
-        <w:t>alebo importovan</w:t>
-      </w:r>
-      <w:r>
-        <w:t>á</w:t>
-      </w:r>
-      <w:r>
-        <w:t>. Tento princíp sme zaviedli z dôvodu bezpečnosti a jednoduchosti správy</w:t>
-      </w:r>
-      <w:r>
-        <w:t>.</w:t>
-      </w:r>
-    </w:p>
-    <w:p>
-      <w:pPr>
-        <w:ind w:firstLine="708"/>
-      </w:pPr>
-      <w:r>
-        <w:t xml:space="preserve">Prepnutie na inú peňaženku si vyžiadalo autentifikáciu používateľa, po ktorej klient </w:t>
-      </w:r>
-      <w:r>
-        <w:t>odvodil</w:t>
-      </w:r>
-      <w:r>
-        <w:t xml:space="preserve"> seed novej peňaženky v pamäti a predchádzajúcu aktívnu peňaženku </w:t>
-      </w:r>
-      <w:r>
-        <w:t>z pamäti úplne vymazal</w:t>
-      </w:r>
-      <w:r>
-        <w:t>. Všetky operácie vrátane zobrazenia zostatku, histórie transakcií a odosielania sa vykonávali výhradne pre aktuálne aktívnu peňaženku.</w:t>
-      </w:r>
-    </w:p>
-    <w:p>
-      <w:pPr>
-        <w:pStyle w:val="Heading3"/>
-      </w:pPr>
-      <w:r>
-        <w:t>Import a export peňaženky</w:t>
-      </w:r>
-    </w:p>
-    <w:p>
-      <w:pPr>
-        <w:ind w:firstLine="708"/>
-      </w:pPr>
-      <w:r>
-        <w:t>Import existujúcej peňaženky prebiehal zadaním mnemonic frázy priamo v</w:t>
-      </w:r>
-      <w:r>
-        <w:t xml:space="preserve"> </w:t>
-      </w:r>
-      <w:r>
-        <w:t xml:space="preserve">aplikácii. Klient overil integritu </w:t>
-      </w:r>
-      <w:r>
-        <w:t>frázy,</w:t>
-      </w:r>
-      <w:r>
-        <w:t xml:space="preserve"> odvodil z</w:t>
-      </w:r>
-      <w:r>
-        <w:t> </w:t>
-      </w:r>
-      <w:r>
-        <w:t>ne</w:t>
-      </w:r>
-      <w:r>
-        <w:t xml:space="preserve">j seed, kľúče pre </w:t>
-      </w:r>
-      <w:r>
-        <w:t>všetky podporované kryptomeny a peňaženku uložil do</w:t>
-      </w:r>
-      <w:r>
-        <w:t xml:space="preserve"> lokálnej databázy</w:t>
-      </w:r>
-      <w:r>
-        <w:t xml:space="preserve"> v šifrovanej podobe. Po úspešnom importe sa táto peňaženka stala aktívnou.</w:t>
-      </w:r>
-    </w:p>
-    <w:p>
-      <w:pPr>
-        <w:ind w:firstLine="708"/>
-      </w:pPr>
+        <w:t>Zhrnutie</w:t>
+      </w:r>
+      <w:bookmarkEnd w:id="64"/>
+    </w:p>
+    <w:p>
+      <w:r>
+        <w:t>Cieľom maturitnej práce bolo navrhnúť a implementovať desktopovú digitálnu peňaženku BlockSense určenú na bezpečnú správu kryptomenových prostriedkov. Aplikácia bola vyvinutá v prostredí .NET s využitím frameworku Avalonia UI pre klientsku časť a ASP.NET Core Web API pre serverovú časť. Dáta sa ukladajú v relačnej databáze MySQL na strane servera a v lokálnej databáze LevelDB na strane klienta.</w:t>
+      </w:r>
+    </w:p>
+    <w:p>
+      <w:r>
+        <w:t>Systém zahŕňa registráciu s pozvánkovým kódom, prihlasovanie s hashovaním hesiel, správu JWT a refresh tokenov viazaných na zariadenie a dvojfaktorovú autentifikáciu prostredníctvom TOTP. Správa peňaženiek je realizovaná podľa štandardov BIP39 a BIP44 s dôsledným uplatnením princípu zero-knowledge – privátne kľúče ani seed frázy nikdy neopustili lokálne prostredie používateľa. Šifrovanie citlivých dát zabezpečuje ich ochranu aj pri fyzickom prístupe k zariadeniu. Výsledkom je funkčná, bezpečná a používateľsky prívetivá aplikácia, ktorá napĺňa všetky ciele stanovené v zadaní práce.</w:t>
+      </w:r>
+    </w:p>
+    <w:p>
+      <w:r>
+        <w:br w:type="page"/>
+      </w:r>
+    </w:p>
+    <w:p>
+      <w:pPr>
+        <w:pStyle w:val="Heading1"/>
+        <w:numPr>
+          <w:ilvl w:val="0"/>
+          <w:numId w:val="0"/>
+        </w:numPr>
+      </w:pPr>
+      <w:bookmarkStart w:id="65" w:name="_Toc222432862"/>
       <w:r>
         <w:lastRenderedPageBreak/>
-        <w:t xml:space="preserve">Export peňaženky </w:t>
-      </w:r>
-      <w:r>
-        <w:t>bol</w:t>
-      </w:r>
-      <w:r>
-        <w:t xml:space="preserve"> obmedzený na mnemonic frázu, čo umožň</w:t>
-      </w:r>
-      <w:r>
-        <w:t>ovalo</w:t>
-      </w:r>
-      <w:r>
-        <w:t xml:space="preserve"> používateľovi zálohovať svoje prostriedky alebo presunúť peňaženku na iné zariadenie. </w:t>
-      </w:r>
-      <w:r>
-        <w:t>Pri vytváraní novej peňaženky, má klient k dispozícií celú 12-slovnú frázu, po jej akceptovaní a uložení klient potvrdí, že si ju naozaj bezpečne uložil. Po skončení tohto kroku bola fráza už viac nedostupná.</w:t>
-      </w:r>
+        <w:t>Zoznam použitej literatúry</w:t>
+      </w:r>
+      <w:bookmarkEnd w:id="65"/>
+    </w:p>
+    <w:p>
+      <w:pPr>
+        <w:pStyle w:val="Bibliography"/>
+        <w:rPr>
+          <w:noProof/>
+        </w:rPr>
+      </w:pPr>
+      <w:r>
+        <w:fldChar w:fldCharType="begin"/>
+      </w:r>
+      <w:r>
+        <w:instrText xml:space="preserve"> BIBLIOGRAPHY  \l 1051 </w:instrText>
+      </w:r>
+      <w:r>
+        <w:fldChar w:fldCharType="separate"/>
+      </w:r>
+      <w:r>
+        <w:rPr>
+          <w:noProof/>
+        </w:rPr>
+        <w:t xml:space="preserve">1. </w:t>
+      </w:r>
+      <w:r>
+        <w:rPr>
+          <w:b/>
+          <w:bCs/>
+          <w:noProof/>
+        </w:rPr>
+        <w:t>Microsoft.</w:t>
+      </w:r>
+      <w:r>
+        <w:rPr>
+          <w:noProof/>
+        </w:rPr>
+        <w:t xml:space="preserve"> NET introduction. </w:t>
+      </w:r>
+      <w:r>
+        <w:rPr>
+          <w:i/>
+          <w:iCs/>
+          <w:noProof/>
+        </w:rPr>
+        <w:t xml:space="preserve">Microsoft Learn. </w:t>
+      </w:r>
+      <w:r>
+        <w:rPr>
+          <w:noProof/>
+        </w:rPr>
+        <w:t>[Online] [Dátum: 02. 02 2026.] https://learn.microsoft.com/en-us/dotnet/core/introduction.</w:t>
+      </w:r>
+    </w:p>
+    <w:p>
+      <w:pPr>
+        <w:pStyle w:val="Bibliography"/>
+        <w:rPr>
+          <w:noProof/>
+        </w:rPr>
+      </w:pPr>
+      <w:r>
+        <w:rPr>
+          <w:noProof/>
+        </w:rPr>
+        <w:t xml:space="preserve">2. </w:t>
+      </w:r>
+      <w:r>
+        <w:rPr>
+          <w:b/>
+          <w:bCs/>
+          <w:noProof/>
+        </w:rPr>
+        <w:t>Wikipedia contributors.</w:t>
+      </w:r>
+      <w:r>
+        <w:rPr>
+          <w:noProof/>
+        </w:rPr>
+        <w:t xml:space="preserve"> ASP.NET Core. </w:t>
+      </w:r>
+      <w:r>
+        <w:rPr>
+          <w:i/>
+          <w:iCs/>
+          <w:noProof/>
+        </w:rPr>
+        <w:t xml:space="preserve">Wikipedia. </w:t>
+      </w:r>
+      <w:r>
+        <w:rPr>
+          <w:noProof/>
+        </w:rPr>
+        <w:t>[Online] [Dátum: 02. 02 2026.] https://en.wikipedia.org/wiki/ASP.NET_Core.</w:t>
+      </w:r>
+    </w:p>
+    <w:p>
+      <w:pPr>
+        <w:pStyle w:val="Bibliography"/>
+        <w:rPr>
+          <w:noProof/>
+        </w:rPr>
+      </w:pPr>
+      <w:r>
+        <w:rPr>
+          <w:noProof/>
+        </w:rPr>
+        <w:t xml:space="preserve">3. </w:t>
+      </w:r>
+      <w:r>
+        <w:rPr>
+          <w:b/>
+          <w:bCs/>
+          <w:noProof/>
+        </w:rPr>
+        <w:t>Avalonia.</w:t>
+      </w:r>
+      <w:r>
+        <w:rPr>
+          <w:noProof/>
+        </w:rPr>
+        <w:t xml:space="preserve"> Cross-platform .NET UI framework. </w:t>
+      </w:r>
+      <w:r>
+        <w:rPr>
+          <w:i/>
+          <w:iCs/>
+          <w:noProof/>
+        </w:rPr>
+        <w:t xml:space="preserve">Avalonia Documentation. </w:t>
+      </w:r>
+      <w:r>
+        <w:rPr>
+          <w:noProof/>
+        </w:rPr>
+        <w:t>[Online] [Dátum: 02. 02 2026.] https://docs.avaloniaui.net/docs/overview/what-is-avalonia.</w:t>
+      </w:r>
+    </w:p>
+    <w:p>
+      <w:pPr>
+        <w:pStyle w:val="Bibliography"/>
+        <w:rPr>
+          <w:noProof/>
+        </w:rPr>
+      </w:pPr>
+      <w:r>
+        <w:rPr>
+          <w:noProof/>
+        </w:rPr>
+        <w:t xml:space="preserve">4. </w:t>
+      </w:r>
+      <w:r>
+        <w:rPr>
+          <w:b/>
+          <w:bCs/>
+          <w:noProof/>
+        </w:rPr>
+        <w:t>Oracle Corporation.</w:t>
+      </w:r>
+      <w:r>
+        <w:rPr>
+          <w:noProof/>
+        </w:rPr>
+        <w:t xml:space="preserve"> MySQL 8.4 Reference Manual: What is MySQL? </w:t>
+      </w:r>
+      <w:r>
+        <w:rPr>
+          <w:i/>
+          <w:iCs/>
+          <w:noProof/>
+        </w:rPr>
+        <w:t xml:space="preserve">MySQL Reference Manual. </w:t>
+      </w:r>
+      <w:r>
+        <w:rPr>
+          <w:noProof/>
+        </w:rPr>
+        <w:t>[Online] [Dátum: 02. 02 2026.] https://dev.mysql.com/doc/refman/8.4/en/what-is-mysql.html.</w:t>
+      </w:r>
+    </w:p>
+    <w:p>
+      <w:pPr>
+        <w:pStyle w:val="Bibliography"/>
+        <w:rPr>
+          <w:noProof/>
+        </w:rPr>
+      </w:pPr>
+      <w:r>
+        <w:rPr>
+          <w:noProof/>
+        </w:rPr>
+        <w:t xml:space="preserve">5. </w:t>
+      </w:r>
+      <w:r>
+        <w:rPr>
+          <w:b/>
+          <w:bCs/>
+          <w:noProof/>
+        </w:rPr>
+        <w:t>Wikipedia contributors.</w:t>
+      </w:r>
+      <w:r>
+        <w:rPr>
+          <w:noProof/>
+        </w:rPr>
+        <w:t xml:space="preserve"> Application programming interface. </w:t>
+      </w:r>
+      <w:r>
+        <w:rPr>
+          <w:i/>
+          <w:iCs/>
+          <w:noProof/>
+        </w:rPr>
+        <w:t xml:space="preserve">Wikipedia. </w:t>
+      </w:r>
+      <w:r>
+        <w:rPr>
+          <w:noProof/>
+        </w:rPr>
+        <w:t>[Online] [Dátum: 02. 02 2026.] https://sk.wikipedia.org/wiki/Application_programming_interface.</w:t>
+      </w:r>
+    </w:p>
+    <w:p>
+      <w:pPr>
+        <w:pStyle w:val="Bibliography"/>
+        <w:rPr>
+          <w:noProof/>
+        </w:rPr>
+      </w:pPr>
+      <w:r>
+        <w:rPr>
+          <w:noProof/>
+        </w:rPr>
+        <w:t xml:space="preserve">6. </w:t>
+      </w:r>
+      <w:r>
+        <w:rPr>
+          <w:b/>
+          <w:bCs/>
+          <w:noProof/>
+        </w:rPr>
+        <w:t>OAuth.</w:t>
+      </w:r>
+      <w:r>
+        <w:rPr>
+          <w:noProof/>
+        </w:rPr>
+        <w:t xml:space="preserve"> OAuth 2.0. </w:t>
+      </w:r>
+      <w:r>
+        <w:rPr>
+          <w:i/>
+          <w:iCs/>
+          <w:noProof/>
+        </w:rPr>
+        <w:t xml:space="preserve">OAuth.net. </w:t>
+      </w:r>
+      <w:r>
+        <w:rPr>
+          <w:noProof/>
+        </w:rPr>
+        <w:t>[Online] [Dátum: 02. 02 2026.] https://oauth.net/2/.</w:t>
+      </w:r>
+    </w:p>
+    <w:p>
+      <w:pPr>
+        <w:pStyle w:val="Bibliography"/>
+        <w:rPr>
+          <w:noProof/>
+        </w:rPr>
+      </w:pPr>
+      <w:r>
+        <w:rPr>
+          <w:noProof/>
+        </w:rPr>
+        <w:t xml:space="preserve">7. </w:t>
+      </w:r>
+      <w:r>
+        <w:rPr>
+          <w:b/>
+          <w:bCs/>
+          <w:noProof/>
+        </w:rPr>
+        <w:t>Wikipedia contributors.</w:t>
+      </w:r>
+      <w:r>
+        <w:rPr>
+          <w:noProof/>
+        </w:rPr>
+        <w:t xml:space="preserve"> Git. </w:t>
+      </w:r>
+      <w:r>
+        <w:rPr>
+          <w:i/>
+          <w:iCs/>
+          <w:noProof/>
+        </w:rPr>
+        <w:t xml:space="preserve">Wikipedia. </w:t>
+      </w:r>
+      <w:r>
+        <w:rPr>
+          <w:noProof/>
+        </w:rPr>
+        <w:t>[Online] [Dátum: 02. 02 2026.] https://en.wikipedia.org/wiki/Git.</w:t>
+      </w:r>
+    </w:p>
+    <w:p>
+      <w:pPr>
+        <w:pStyle w:val="Bibliography"/>
+        <w:rPr>
+          <w:noProof/>
+        </w:rPr>
+      </w:pPr>
+      <w:r>
+        <w:rPr>
+          <w:noProof/>
+        </w:rPr>
+        <w:t xml:space="preserve">8. </w:t>
+      </w:r>
+      <w:r>
+        <w:rPr>
+          <w:b/>
+          <w:bCs/>
+          <w:noProof/>
+        </w:rPr>
+        <w:t>Bouncy Castle Inc.</w:t>
+      </w:r>
+      <w:r>
+        <w:rPr>
+          <w:noProof/>
+        </w:rPr>
+        <w:t xml:space="preserve"> About Bouncy Castle. </w:t>
+      </w:r>
+      <w:r>
+        <w:rPr>
+          <w:i/>
+          <w:iCs/>
+          <w:noProof/>
+        </w:rPr>
+        <w:t xml:space="preserve">Bouncy Castle. </w:t>
+      </w:r>
+      <w:r>
+        <w:rPr>
+          <w:noProof/>
+        </w:rPr>
+        <w:t>[Online] [Dátum: 02. 02 2026.] https://www.bouncycastle.org/about/.</w:t>
+      </w:r>
+    </w:p>
+    <w:p>
+      <w:pPr>
+        <w:pStyle w:val="Bibliography"/>
+        <w:rPr>
+          <w:noProof/>
+        </w:rPr>
+      </w:pPr>
+      <w:r>
+        <w:rPr>
+          <w:noProof/>
+        </w:rPr>
+        <w:t xml:space="preserve">9. </w:t>
+      </w:r>
+      <w:r>
+        <w:rPr>
+          <w:b/>
+          <w:bCs/>
+          <w:noProof/>
+        </w:rPr>
+        <w:t>IBM Corporation.</w:t>
+      </w:r>
+      <w:r>
+        <w:rPr>
+          <w:noProof/>
+        </w:rPr>
+        <w:t xml:space="preserve"> What is blockchain? </w:t>
+      </w:r>
+      <w:r>
+        <w:rPr>
+          <w:i/>
+          <w:iCs/>
+          <w:noProof/>
+        </w:rPr>
+        <w:t xml:space="preserve">IBM Think. </w:t>
+      </w:r>
+      <w:r>
+        <w:rPr>
+          <w:noProof/>
+        </w:rPr>
+        <w:t>[Online] [Dátum: 02. 02 2026.] https://www.ibm.com/think/topics/blockchain.</w:t>
+      </w:r>
+    </w:p>
+    <w:p>
+      <w:pPr>
+        <w:ind w:firstLine="0"/>
+      </w:pPr>
+      <w:r>
+        <w:fldChar w:fldCharType="end"/>
+      </w:r>
+      <w:r>
+        <w:br w:type="page"/>
+      </w:r>
+    </w:p>
+    <w:p>
+      <w:pPr>
+        <w:pStyle w:val="Heading1"/>
+        <w:numPr>
+          <w:ilvl w:val="0"/>
+          <w:numId w:val="0"/>
+        </w:numPr>
+      </w:pPr>
+      <w:bookmarkStart w:id="66" w:name="_Toc222432863"/>
+      <w:r>
+        <w:lastRenderedPageBreak/>
+        <w:t>Zoznam príloh</w:t>
+      </w:r>
+      <w:bookmarkEnd w:id="66"/>
+    </w:p>
+    <w:p>
+      <w:r>
+        <w:br w:type="page"/>
+      </w:r>
+    </w:p>
+    <w:p>
+      <w:pPr>
+        <w:pStyle w:val="Heading1"/>
+        <w:numPr>
+          <w:ilvl w:val="0"/>
+          <w:numId w:val="0"/>
+        </w:numPr>
+      </w:pPr>
+      <w:bookmarkStart w:id="67" w:name="_Toc222432864"/>
+      <w:r>
+        <w:lastRenderedPageBreak/>
+        <w:t>Prílohy</w:t>
+      </w:r>
+      <w:bookmarkEnd w:id="67"/>
     </w:p>
     <w:sectPr>
       <w:footerReference w:type="default" r:id="rId16"/>
@@ -7343,6 +12001,73 @@
       <w:u w:val="single"/>
     </w:rPr>
   </w:style>
+  <w:style w:type="paragraph" w:styleId="TOC1">
+    <w:name w:val="toc 1"/>
+    <w:basedOn w:val="Normal"/>
+    <w:next w:val="Normal"/>
+    <w:autoRedefine/>
+    <w:uiPriority w:val="39"/>
+    <w:unhideWhenUsed/>
+    <w:rsid w:val="00646EF8"/>
+    <w:pPr>
+      <w:spacing w:after="100"/>
+    </w:pPr>
+    <w:rPr>
+      <w:b/>
+      <w:caps/>
+      <w:sz w:val="28"/>
+    </w:rPr>
+  </w:style>
+  <w:style w:type="paragraph" w:styleId="TOC2">
+    <w:name w:val="toc 2"/>
+    <w:basedOn w:val="Normal"/>
+    <w:next w:val="Normal"/>
+    <w:autoRedefine/>
+    <w:uiPriority w:val="39"/>
+    <w:unhideWhenUsed/>
+    <w:rsid w:val="00646EF8"/>
+    <w:pPr>
+      <w:spacing w:after="100"/>
+      <w:ind w:left="240"/>
+    </w:pPr>
+    <w:rPr>
+      <w:b/>
+    </w:rPr>
+  </w:style>
+  <w:style w:type="paragraph" w:styleId="TOC3">
+    <w:name w:val="toc 3"/>
+    <w:basedOn w:val="Normal"/>
+    <w:next w:val="Normal"/>
+    <w:autoRedefine/>
+    <w:uiPriority w:val="39"/>
+    <w:unhideWhenUsed/>
+    <w:rsid w:val="00646EF8"/>
+    <w:pPr>
+      <w:spacing w:after="100"/>
+      <w:ind w:left="480"/>
+    </w:pPr>
+    <w:rPr>
+      <w:b/>
+      <w:i/>
+    </w:rPr>
+  </w:style>
+  <w:style w:type="paragraph" w:styleId="TOC4">
+    <w:name w:val="toc 4"/>
+    <w:basedOn w:val="Normal"/>
+    <w:next w:val="Normal"/>
+    <w:autoRedefine/>
+    <w:uiPriority w:val="39"/>
+    <w:unhideWhenUsed/>
+    <w:rsid w:val="00646EF8"/>
+    <w:pPr>
+      <w:spacing w:after="100"/>
+      <w:ind w:left="720"/>
+    </w:pPr>
+    <w:rPr>
+      <w:b/>
+      <w:i/>
+    </w:rPr>
+  </w:style>
 </w:styles>
 </file>
 

--- a/docs/Documentation.docx
+++ b/docs/Documentation.docx
@@ -6881,6 +6881,20 @@
         <w:ind w:firstLine="432"/>
       </w:pPr>
       <w:r>
+        <w:t>BIP</w:t>
+      </w:r>
+      <w:r>
+        <w:tab/>
+      </w:r>
+      <w:r>
+        <w:t>Bitcoin Improvement Proposal</w:t>
+      </w:r>
+    </w:p>
+    <w:p>
+      <w:pPr>
+        <w:ind w:firstLine="432"/>
+      </w:pPr>
+      <w:r>
         <w:t>DB</w:t>
       </w:r>
       <w:r>
@@ -6902,6 +6916,20 @@
       </w:r>
       <w:r>
         <w:t>Garbage Collection</w:t>
+      </w:r>
+    </w:p>
+    <w:p>
+      <w:pPr>
+        <w:ind w:firstLine="432"/>
+      </w:pPr>
+      <w:r>
+        <w:t>HD</w:t>
+      </w:r>
+      <w:r>
+        <w:tab/>
+      </w:r>
+      <w:r>
+        <w:t>Hierarchically Deterministic</w:t>
       </w:r>
     </w:p>
     <w:p>
@@ -6994,6 +7022,20 @@
         <w:ind w:firstLine="432"/>
       </w:pPr>
       <w:r>
+        <w:t>MVC</w:t>
+      </w:r>
+      <w:r>
+        <w:tab/>
+      </w:r>
+      <w:r>
+        <w:t>Model-View-Controller</w:t>
+      </w:r>
+    </w:p>
+    <w:p>
+      <w:pPr>
+        <w:ind w:firstLine="432"/>
+      </w:pPr>
+      <w:r>
         <w:t>OAuth</w:t>
       </w:r>
       <w:r>
@@ -7022,6 +7064,20 @@
         <w:ind w:firstLine="432"/>
       </w:pPr>
       <w:r>
+        <w:t>QR</w:t>
+      </w:r>
+      <w:r>
+        <w:tab/>
+      </w:r>
+      <w:r>
+        <w:t>Quick Response</w:t>
+      </w:r>
+    </w:p>
+    <w:p>
+      <w:pPr>
+        <w:ind w:firstLine="432"/>
+      </w:pPr>
+      <w:r>
         <w:t>REST</w:t>
       </w:r>
       <w:r>
@@ -7154,14 +7210,6 @@
       </w:r>
       <w:r>
         <w:t>Two-Factor Authentication</w:t>
-      </w:r>
-    </w:p>
-    <w:p>
-      <w:pPr>
-        <w:ind w:firstLine="0"/>
-      </w:pPr>
-      <w:r>
-        <w:br w:type="page"/>
       </w:r>
     </w:p>
     <w:p>
@@ -8841,14 +8889,27 @@
                             <w:r>
                               <w:t xml:space="preserve">Obrázok </w:t>
                             </w:r>
-                            <w:fldSimple w:instr=" SEQ Obrázok \* ARABIC ">
-                              <w:r>
-                                <w:rPr>
-                                  <w:noProof/>
-                                </w:rPr>
-                                <w:t>1</w:t>
-                              </w:r>
-                            </w:fldSimple>
+                            <w:r>
+                              <w:fldChar w:fldCharType="begin"/>
+                            </w:r>
+                            <w:r>
+                              <w:instrText xml:space="preserve"> SEQ Obrázok \* ARABIC </w:instrText>
+                            </w:r>
+                            <w:r>
+                              <w:fldChar w:fldCharType="separate"/>
+                            </w:r>
+                            <w:r>
+                              <w:rPr>
+                                <w:noProof/>
+                              </w:rPr>
+                              <w:t>1</w:t>
+                            </w:r>
+                            <w:r>
+                              <w:rPr>
+                                <w:noProof/>
+                              </w:rPr>
+                              <w:fldChar w:fldCharType="end"/>
+                            </w:r>
                             <w:r>
                               <w:t xml:space="preserve"> </w:t>
                             </w:r>
@@ -8894,14 +8955,27 @@
                       <w:r>
                         <w:t xml:space="preserve">Obrázok </w:t>
                       </w:r>
-                      <w:fldSimple w:instr=" SEQ Obrázok \* ARABIC ">
-                        <w:r>
-                          <w:rPr>
-                            <w:noProof/>
-                          </w:rPr>
-                          <w:t>1</w:t>
-                        </w:r>
-                      </w:fldSimple>
+                      <w:r>
+                        <w:fldChar w:fldCharType="begin"/>
+                      </w:r>
+                      <w:r>
+                        <w:instrText xml:space="preserve"> SEQ Obrázok \* ARABIC </w:instrText>
+                      </w:r>
+                      <w:r>
+                        <w:fldChar w:fldCharType="separate"/>
+                      </w:r>
+                      <w:r>
+                        <w:rPr>
+                          <w:noProof/>
+                        </w:rPr>
+                        <w:t>1</w:t>
+                      </w:r>
+                      <w:r>
+                        <w:rPr>
+                          <w:noProof/>
+                        </w:rPr>
+                        <w:fldChar w:fldCharType="end"/>
+                      </w:r>
                       <w:r>
                         <w:t xml:space="preserve"> </w:t>
                       </w:r>
@@ -9079,14 +9153,27 @@
                             <w:r>
                               <w:t xml:space="preserve">Obrázok </w:t>
                             </w:r>
-                            <w:fldSimple w:instr=" SEQ Obrázok \* ARABIC ">
-                              <w:r>
-                                <w:rPr>
-                                  <w:noProof/>
-                                </w:rPr>
-                                <w:t>2</w:t>
-                              </w:r>
-                            </w:fldSimple>
+                            <w:r>
+                              <w:fldChar w:fldCharType="begin"/>
+                            </w:r>
+                            <w:r>
+                              <w:instrText xml:space="preserve"> SEQ Obrázok \* ARABIC </w:instrText>
+                            </w:r>
+                            <w:r>
+                              <w:fldChar w:fldCharType="separate"/>
+                            </w:r>
+                            <w:r>
+                              <w:rPr>
+                                <w:noProof/>
+                              </w:rPr>
+                              <w:t>2</w:t>
+                            </w:r>
+                            <w:r>
+                              <w:rPr>
+                                <w:noProof/>
+                              </w:rPr>
+                              <w:fldChar w:fldCharType="end"/>
+                            </w:r>
                             <w:r>
                               <w:t xml:space="preserve"> </w:t>
                             </w:r>
@@ -9128,14 +9215,27 @@
                       <w:r>
                         <w:t xml:space="preserve">Obrázok </w:t>
                       </w:r>
-                      <w:fldSimple w:instr=" SEQ Obrázok \* ARABIC ">
-                        <w:r>
-                          <w:rPr>
-                            <w:noProof/>
-                          </w:rPr>
-                          <w:t>2</w:t>
-                        </w:r>
-                      </w:fldSimple>
+                      <w:r>
+                        <w:fldChar w:fldCharType="begin"/>
+                      </w:r>
+                      <w:r>
+                        <w:instrText xml:space="preserve"> SEQ Obrázok \* ARABIC </w:instrText>
+                      </w:r>
+                      <w:r>
+                        <w:fldChar w:fldCharType="separate"/>
+                      </w:r>
+                      <w:r>
+                        <w:rPr>
+                          <w:noProof/>
+                        </w:rPr>
+                        <w:t>2</w:t>
+                      </w:r>
+                      <w:r>
+                        <w:rPr>
+                          <w:noProof/>
+                        </w:rPr>
+                        <w:fldChar w:fldCharType="end"/>
+                      </w:r>
                       <w:r>
                         <w:t xml:space="preserve"> </w:t>
                       </w:r>
@@ -9275,14 +9375,27 @@
                             <w:r>
                               <w:t xml:space="preserve">Obrázok </w:t>
                             </w:r>
-                            <w:fldSimple w:instr=" SEQ Obrázok \* ARABIC ">
-                              <w:r>
-                                <w:rPr>
-                                  <w:noProof/>
-                                </w:rPr>
-                                <w:t>3</w:t>
-                              </w:r>
-                            </w:fldSimple>
+                            <w:r>
+                              <w:fldChar w:fldCharType="begin"/>
+                            </w:r>
+                            <w:r>
+                              <w:instrText xml:space="preserve"> SEQ Obrázok \* ARABIC </w:instrText>
+                            </w:r>
+                            <w:r>
+                              <w:fldChar w:fldCharType="separate"/>
+                            </w:r>
+                            <w:r>
+                              <w:rPr>
+                                <w:noProof/>
+                              </w:rPr>
+                              <w:t>3</w:t>
+                            </w:r>
+                            <w:r>
+                              <w:rPr>
+                                <w:noProof/>
+                              </w:rPr>
+                              <w:fldChar w:fldCharType="end"/>
+                            </w:r>
                             <w:r>
                               <w:t xml:space="preserve"> </w:t>
                             </w:r>
@@ -9329,14 +9442,27 @@
                       <w:r>
                         <w:t xml:space="preserve">Obrázok </w:t>
                       </w:r>
-                      <w:fldSimple w:instr=" SEQ Obrázok \* ARABIC ">
-                        <w:r>
-                          <w:rPr>
-                            <w:noProof/>
-                          </w:rPr>
-                          <w:t>3</w:t>
-                        </w:r>
-                      </w:fldSimple>
+                      <w:r>
+                        <w:fldChar w:fldCharType="begin"/>
+                      </w:r>
+                      <w:r>
+                        <w:instrText xml:space="preserve"> SEQ Obrázok \* ARABIC </w:instrText>
+                      </w:r>
+                      <w:r>
+                        <w:fldChar w:fldCharType="separate"/>
+                      </w:r>
+                      <w:r>
+                        <w:rPr>
+                          <w:noProof/>
+                        </w:rPr>
+                        <w:t>3</w:t>
+                      </w:r>
+                      <w:r>
+                        <w:rPr>
+                          <w:noProof/>
+                        </w:rPr>
+                        <w:fldChar w:fldCharType="end"/>
+                      </w:r>
                       <w:r>
                         <w:t xml:space="preserve"> </w:t>
                       </w:r>

--- a/docs/Documentation.docx
+++ b/docs/Documentation.docx
@@ -444,7 +444,7 @@
         <w:sectPr>
           <w:footerReference w:type="default" r:id="rId9"/>
           <w:pgSz w:w="11906" w:h="16838"/>
-          <w:pgMar w:top="1418" w:right="1418" w:bottom="1418" w:left="1418" w:header="850" w:footer="850" w:gutter="0"/>
+          <w:pgMar w:top="1418" w:right="1418" w:bottom="1418" w:left="1985" w:header="851" w:footer="851" w:gutter="0"/>
           <w:cols w:space="708"/>
           <w:vAlign w:val="both"/>
           <w:docGrid w:linePitch="360"/>
@@ -1307,7 +1307,7 @@
         </w:rPr>
         <w:sectPr>
           <w:pgSz w:w="11906" w:h="16838"/>
-          <w:pgMar w:top="1418" w:right="1418" w:bottom="1418" w:left="1701" w:header="709" w:footer="709" w:gutter="0"/>
+          <w:pgMar w:top="1418" w:right="1418" w:bottom="1418" w:left="1985" w:header="709" w:footer="709" w:gutter="0"/>
           <w:cols w:space="708"/>
           <w:docGrid w:linePitch="360"/>
         </w:sectPr>
@@ -1504,7 +1504,7 @@
         </w:rPr>
         <w:sectPr>
           <w:pgSz w:w="11906" w:h="16838"/>
-          <w:pgMar w:top="1418" w:right="1418" w:bottom="1418" w:left="1701" w:header="850" w:footer="850" w:gutter="0"/>
+          <w:pgMar w:top="1418" w:right="1418" w:bottom="1418" w:left="1985" w:header="850" w:footer="850" w:gutter="0"/>
           <w:cols w:space="708"/>
           <w:vAlign w:val="center"/>
           <w:docGrid w:linePitch="360"/>
@@ -8889,27 +8889,14 @@
                             <w:r>
                               <w:t xml:space="preserve">Obrázok </w:t>
                             </w:r>
-                            <w:r>
-                              <w:fldChar w:fldCharType="begin"/>
-                            </w:r>
-                            <w:r>
-                              <w:instrText xml:space="preserve"> SEQ Obrázok \* ARABIC </w:instrText>
-                            </w:r>
-                            <w:r>
-                              <w:fldChar w:fldCharType="separate"/>
-                            </w:r>
-                            <w:r>
-                              <w:rPr>
-                                <w:noProof/>
-                              </w:rPr>
-                              <w:t>1</w:t>
-                            </w:r>
-                            <w:r>
-                              <w:rPr>
-                                <w:noProof/>
-                              </w:rPr>
-                              <w:fldChar w:fldCharType="end"/>
-                            </w:r>
+                            <w:fldSimple w:instr=" SEQ Obrázok \* ARABIC ">
+                              <w:r>
+                                <w:rPr>
+                                  <w:noProof/>
+                                </w:rPr>
+                                <w:t>1</w:t>
+                              </w:r>
+                            </w:fldSimple>
                             <w:r>
                               <w:t xml:space="preserve"> </w:t>
                             </w:r>
@@ -8955,27 +8942,14 @@
                       <w:r>
                         <w:t xml:space="preserve">Obrázok </w:t>
                       </w:r>
-                      <w:r>
-                        <w:fldChar w:fldCharType="begin"/>
-                      </w:r>
-                      <w:r>
-                        <w:instrText xml:space="preserve"> SEQ Obrázok \* ARABIC </w:instrText>
-                      </w:r>
-                      <w:r>
-                        <w:fldChar w:fldCharType="separate"/>
-                      </w:r>
-                      <w:r>
-                        <w:rPr>
-                          <w:noProof/>
-                        </w:rPr>
-                        <w:t>1</w:t>
-                      </w:r>
-                      <w:r>
-                        <w:rPr>
-                          <w:noProof/>
-                        </w:rPr>
-                        <w:fldChar w:fldCharType="end"/>
-                      </w:r>
+                      <w:fldSimple w:instr=" SEQ Obrázok \* ARABIC ">
+                        <w:r>
+                          <w:rPr>
+                            <w:noProof/>
+                          </w:rPr>
+                          <w:t>1</w:t>
+                        </w:r>
+                      </w:fldSimple>
                       <w:r>
                         <w:t xml:space="preserve"> </w:t>
                       </w:r>
@@ -9153,27 +9127,14 @@
                             <w:r>
                               <w:t xml:space="preserve">Obrázok </w:t>
                             </w:r>
-                            <w:r>
-                              <w:fldChar w:fldCharType="begin"/>
-                            </w:r>
-                            <w:r>
-                              <w:instrText xml:space="preserve"> SEQ Obrázok \* ARABIC </w:instrText>
-                            </w:r>
-                            <w:r>
-                              <w:fldChar w:fldCharType="separate"/>
-                            </w:r>
-                            <w:r>
-                              <w:rPr>
-                                <w:noProof/>
-                              </w:rPr>
-                              <w:t>2</w:t>
-                            </w:r>
-                            <w:r>
-                              <w:rPr>
-                                <w:noProof/>
-                              </w:rPr>
-                              <w:fldChar w:fldCharType="end"/>
-                            </w:r>
+                            <w:fldSimple w:instr=" SEQ Obrázok \* ARABIC ">
+                              <w:r>
+                                <w:rPr>
+                                  <w:noProof/>
+                                </w:rPr>
+                                <w:t>2</w:t>
+                              </w:r>
+                            </w:fldSimple>
                             <w:r>
                               <w:t xml:space="preserve"> </w:t>
                             </w:r>
@@ -9215,27 +9176,14 @@
                       <w:r>
                         <w:t xml:space="preserve">Obrázok </w:t>
                       </w:r>
-                      <w:r>
-                        <w:fldChar w:fldCharType="begin"/>
-                      </w:r>
-                      <w:r>
-                        <w:instrText xml:space="preserve"> SEQ Obrázok \* ARABIC </w:instrText>
-                      </w:r>
-                      <w:r>
-                        <w:fldChar w:fldCharType="separate"/>
-                      </w:r>
-                      <w:r>
-                        <w:rPr>
-                          <w:noProof/>
-                        </w:rPr>
-                        <w:t>2</w:t>
-                      </w:r>
-                      <w:r>
-                        <w:rPr>
-                          <w:noProof/>
-                        </w:rPr>
-                        <w:fldChar w:fldCharType="end"/>
-                      </w:r>
+                      <w:fldSimple w:instr=" SEQ Obrázok \* ARABIC ">
+                        <w:r>
+                          <w:rPr>
+                            <w:noProof/>
+                          </w:rPr>
+                          <w:t>2</w:t>
+                        </w:r>
+                      </w:fldSimple>
                       <w:r>
                         <w:t xml:space="preserve"> </w:t>
                       </w:r>
@@ -9375,27 +9323,14 @@
                             <w:r>
                               <w:t xml:space="preserve">Obrázok </w:t>
                             </w:r>
-                            <w:r>
-                              <w:fldChar w:fldCharType="begin"/>
-                            </w:r>
-                            <w:r>
-                              <w:instrText xml:space="preserve"> SEQ Obrázok \* ARABIC </w:instrText>
-                            </w:r>
-                            <w:r>
-                              <w:fldChar w:fldCharType="separate"/>
-                            </w:r>
-                            <w:r>
-                              <w:rPr>
-                                <w:noProof/>
-                              </w:rPr>
-                              <w:t>3</w:t>
-                            </w:r>
-                            <w:r>
-                              <w:rPr>
-                                <w:noProof/>
-                              </w:rPr>
-                              <w:fldChar w:fldCharType="end"/>
-                            </w:r>
+                            <w:fldSimple w:instr=" SEQ Obrázok \* ARABIC ">
+                              <w:r>
+                                <w:rPr>
+                                  <w:noProof/>
+                                </w:rPr>
+                                <w:t>3</w:t>
+                              </w:r>
+                            </w:fldSimple>
                             <w:r>
                               <w:t xml:space="preserve"> </w:t>
                             </w:r>
@@ -9442,27 +9377,14 @@
                       <w:r>
                         <w:t xml:space="preserve">Obrázok </w:t>
                       </w:r>
-                      <w:r>
-                        <w:fldChar w:fldCharType="begin"/>
-                      </w:r>
-                      <w:r>
-                        <w:instrText xml:space="preserve"> SEQ Obrázok \* ARABIC </w:instrText>
-                      </w:r>
-                      <w:r>
-                        <w:fldChar w:fldCharType="separate"/>
-                      </w:r>
-                      <w:r>
-                        <w:rPr>
-                          <w:noProof/>
-                        </w:rPr>
-                        <w:t>3</w:t>
-                      </w:r>
-                      <w:r>
-                        <w:rPr>
-                          <w:noProof/>
-                        </w:rPr>
-                        <w:fldChar w:fldCharType="end"/>
-                      </w:r>
+                      <w:fldSimple w:instr=" SEQ Obrázok \* ARABIC ">
+                        <w:r>
+                          <w:rPr>
+                            <w:noProof/>
+                          </w:rPr>
+                          <w:t>3</w:t>
+                        </w:r>
+                      </w:fldSimple>
                       <w:r>
                         <w:t xml:space="preserve"> </w:t>
                       </w:r>

--- a/docs/Documentation.docx
+++ b/docs/Documentation.docx
@@ -3206,24 +3206,14 @@
                             <w:r>
                               <w:t xml:space="preserve">Obrázok </w:t>
                             </w:r>
-                            <w:r>
-                              <w:fldChar w:fldCharType="begin"/>
-                            </w:r>
-                            <w:r>
-                              <w:instrText xml:space="preserve"> SEQ Obrázok \* ARABIC </w:instrText>
-                            </w:r>
-                            <w:r>
-                              <w:fldChar w:fldCharType="separate"/>
-                            </w:r>
-                            <w:r>
-                              <w:rPr>
-                                <w:noProof/>
-                              </w:rPr>
-                              <w:t>1</w:t>
-                            </w:r>
-                            <w:r>
-                              <w:fldChar w:fldCharType="end"/>
-                            </w:r>
+                            <w:fldSimple w:instr=" SEQ Obrázok \* ARABIC ">
+                              <w:r>
+                                <w:rPr>
+                                  <w:noProof/>
+                                </w:rPr>
+                                <w:t>1</w:t>
+                              </w:r>
+                            </w:fldSimple>
                             <w:r>
                               <w:rPr>
                                 <w:noProof/>
@@ -3244,6 +3234,7 @@
                                 <w:id w:val="1952515280"/>
                                 <w:citation/>
                               </w:sdtPr>
+                              <w:sdtEndPr/>
                               <w:sdtContent>
                                 <w:r>
                                   <w:rPr>
@@ -3322,24 +3313,14 @@
                       <w:r>
                         <w:t xml:space="preserve">Obrázok </w:t>
                       </w:r>
-                      <w:r>
-                        <w:fldChar w:fldCharType="begin"/>
-                      </w:r>
-                      <w:r>
-                        <w:instrText xml:space="preserve"> SEQ Obrázok \* ARABIC </w:instrText>
-                      </w:r>
-                      <w:r>
-                        <w:fldChar w:fldCharType="separate"/>
-                      </w:r>
-                      <w:r>
-                        <w:rPr>
-                          <w:noProof/>
-                        </w:rPr>
-                        <w:t>1</w:t>
-                      </w:r>
-                      <w:r>
-                        <w:fldChar w:fldCharType="end"/>
-                      </w:r>
+                      <w:fldSimple w:instr=" SEQ Obrázok \* ARABIC ">
+                        <w:r>
+                          <w:rPr>
+                            <w:noProof/>
+                          </w:rPr>
+                          <w:t>1</w:t>
+                        </w:r>
+                      </w:fldSimple>
                       <w:r>
                         <w:rPr>
                           <w:noProof/>
@@ -3360,6 +3341,7 @@
                           <w:id w:val="1952515280"/>
                           <w:citation/>
                         </w:sdtPr>
+                        <w:sdtEndPr/>
                         <w:sdtContent>
                           <w:r>
                             <w:rPr>
@@ -3412,6 +3394,9 @@
         </mc:AlternateContent>
       </w:r>
       <w:r>
+        <w:rPr>
+          <w:noProof/>
+        </w:rPr>
         <w:drawing>
           <wp:anchor distT="0" distB="0" distL="114300" distR="114300" simplePos="0" relativeHeight="251673600" behindDoc="1" locked="0" layoutInCell="1" allowOverlap="1" wp14:anchorId="5B75F34D" wp14:editId="31BAFA25">
             <wp:simplePos x="0" y="0"/>
@@ -3769,24 +3754,14 @@
                             <w:r>
                               <w:t xml:space="preserve">Obrázok </w:t>
                             </w:r>
-                            <w:r>
-                              <w:fldChar w:fldCharType="begin"/>
-                            </w:r>
-                            <w:r>
-                              <w:instrText xml:space="preserve"> SEQ Obrázok \* ARABIC </w:instrText>
-                            </w:r>
-                            <w:r>
-                              <w:fldChar w:fldCharType="separate"/>
-                            </w:r>
-                            <w:r>
-                              <w:rPr>
-                                <w:noProof/>
-                              </w:rPr>
-                              <w:t>2</w:t>
-                            </w:r>
-                            <w:r>
-                              <w:fldChar w:fldCharType="end"/>
-                            </w:r>
+                            <w:fldSimple w:instr=" SEQ Obrázok \* ARABIC ">
+                              <w:r>
+                                <w:rPr>
+                                  <w:noProof/>
+                                </w:rPr>
+                                <w:t>2</w:t>
+                              </w:r>
+                            </w:fldSimple>
                             <w:r>
                               <w:rPr>
                                 <w:noProof/>
@@ -3807,6 +3782,7 @@
                                 <w:id w:val="-1490628947"/>
                                 <w:citation/>
                               </w:sdtPr>
+                              <w:sdtEndPr/>
                               <w:sdtContent>
                                 <w:r>
                                   <w:rPr>
@@ -3882,24 +3858,14 @@
                       <w:r>
                         <w:t xml:space="preserve">Obrázok </w:t>
                       </w:r>
-                      <w:r>
-                        <w:fldChar w:fldCharType="begin"/>
-                      </w:r>
-                      <w:r>
-                        <w:instrText xml:space="preserve"> SEQ Obrázok \* ARABIC </w:instrText>
-                      </w:r>
-                      <w:r>
-                        <w:fldChar w:fldCharType="separate"/>
-                      </w:r>
-                      <w:r>
-                        <w:rPr>
-                          <w:noProof/>
-                        </w:rPr>
-                        <w:t>2</w:t>
-                      </w:r>
-                      <w:r>
-                        <w:fldChar w:fldCharType="end"/>
-                      </w:r>
+                      <w:fldSimple w:instr=" SEQ Obrázok \* ARABIC ">
+                        <w:r>
+                          <w:rPr>
+                            <w:noProof/>
+                          </w:rPr>
+                          <w:t>2</w:t>
+                        </w:r>
+                      </w:fldSimple>
                       <w:r>
                         <w:rPr>
                           <w:noProof/>
@@ -3920,6 +3886,7 @@
                           <w:id w:val="-1490628947"/>
                           <w:citation/>
                         </w:sdtPr>
+                        <w:sdtEndPr/>
                         <w:sdtContent>
                           <w:r>
                             <w:rPr>
@@ -4150,24 +4117,14 @@
                             <w:r>
                               <w:t xml:space="preserve">Obrázok </w:t>
                             </w:r>
-                            <w:r>
-                              <w:fldChar w:fldCharType="begin"/>
-                            </w:r>
-                            <w:r>
-                              <w:instrText xml:space="preserve"> SEQ Obrázok \* ARABIC </w:instrText>
-                            </w:r>
-                            <w:r>
-                              <w:fldChar w:fldCharType="separate"/>
-                            </w:r>
-                            <w:r>
-                              <w:rPr>
-                                <w:noProof/>
-                              </w:rPr>
-                              <w:t>3</w:t>
-                            </w:r>
-                            <w:r>
-                              <w:fldChar w:fldCharType="end"/>
-                            </w:r>
+                            <w:fldSimple w:instr=" SEQ Obrázok \* ARABIC ">
+                              <w:r>
+                                <w:rPr>
+                                  <w:noProof/>
+                                </w:rPr>
+                                <w:t>3</w:t>
+                              </w:r>
+                            </w:fldSimple>
                             <w:r>
                               <w:rPr>
                                 <w:noProof/>
@@ -4188,6 +4145,7 @@
                                 <w:id w:val="-1540508033"/>
                                 <w:citation/>
                               </w:sdtPr>
+                              <w:sdtEndPr/>
                               <w:sdtContent>
                                 <w:r>
                                   <w:rPr>
@@ -4264,24 +4222,14 @@
                       <w:r>
                         <w:t xml:space="preserve">Obrázok </w:t>
                       </w:r>
-                      <w:r>
-                        <w:fldChar w:fldCharType="begin"/>
-                      </w:r>
-                      <w:r>
-                        <w:instrText xml:space="preserve"> SEQ Obrázok \* ARABIC </w:instrText>
-                      </w:r>
-                      <w:r>
-                        <w:fldChar w:fldCharType="separate"/>
-                      </w:r>
-                      <w:r>
-                        <w:rPr>
-                          <w:noProof/>
-                        </w:rPr>
-                        <w:t>3</w:t>
-                      </w:r>
-                      <w:r>
-                        <w:fldChar w:fldCharType="end"/>
-                      </w:r>
+                      <w:fldSimple w:instr=" SEQ Obrázok \* ARABIC ">
+                        <w:r>
+                          <w:rPr>
+                            <w:noProof/>
+                          </w:rPr>
+                          <w:t>3</w:t>
+                        </w:r>
+                      </w:fldSimple>
                       <w:r>
                         <w:rPr>
                           <w:noProof/>
@@ -4302,6 +4250,7 @@
                           <w:id w:val="-1540508033"/>
                           <w:citation/>
                         </w:sdtPr>
+                        <w:sdtEndPr/>
                         <w:sdtContent>
                           <w:r>
                             <w:rPr>
@@ -4652,24 +4601,14 @@
                             <w:r>
                               <w:t xml:space="preserve">Obrázok </w:t>
                             </w:r>
-                            <w:r>
-                              <w:fldChar w:fldCharType="begin"/>
-                            </w:r>
-                            <w:r>
-                              <w:instrText xml:space="preserve"> SEQ Obrázok \* ARABIC </w:instrText>
-                            </w:r>
-                            <w:r>
-                              <w:fldChar w:fldCharType="separate"/>
-                            </w:r>
-                            <w:r>
-                              <w:rPr>
-                                <w:noProof/>
-                              </w:rPr>
-                              <w:t>4</w:t>
-                            </w:r>
-                            <w:r>
-                              <w:fldChar w:fldCharType="end"/>
-                            </w:r>
+                            <w:fldSimple w:instr=" SEQ Obrázok \* ARABIC ">
+                              <w:r>
+                                <w:rPr>
+                                  <w:noProof/>
+                                </w:rPr>
+                                <w:t>4</w:t>
+                              </w:r>
+                            </w:fldSimple>
                             <w:r>
                               <w:rPr>
                                 <w:noProof/>
@@ -4690,6 +4629,7 @@
                                 <w:id w:val="2052808186"/>
                                 <w:citation/>
                               </w:sdtPr>
+                              <w:sdtEndPr/>
                               <w:sdtContent>
                                 <w:r>
                                   <w:rPr>
@@ -4765,24 +4705,14 @@
                       <w:r>
                         <w:t xml:space="preserve">Obrázok </w:t>
                       </w:r>
-                      <w:r>
-                        <w:fldChar w:fldCharType="begin"/>
-                      </w:r>
-                      <w:r>
-                        <w:instrText xml:space="preserve"> SEQ Obrázok \* ARABIC </w:instrText>
-                      </w:r>
-                      <w:r>
-                        <w:fldChar w:fldCharType="separate"/>
-                      </w:r>
-                      <w:r>
-                        <w:rPr>
-                          <w:noProof/>
-                        </w:rPr>
-                        <w:t>4</w:t>
-                      </w:r>
-                      <w:r>
-                        <w:fldChar w:fldCharType="end"/>
-                      </w:r>
+                      <w:fldSimple w:instr=" SEQ Obrázok \* ARABIC ">
+                        <w:r>
+                          <w:rPr>
+                            <w:noProof/>
+                          </w:rPr>
+                          <w:t>4</w:t>
+                        </w:r>
+                      </w:fldSimple>
                       <w:r>
                         <w:rPr>
                           <w:noProof/>
@@ -4803,6 +4733,7 @@
                           <w:id w:val="2052808186"/>
                           <w:citation/>
                         </w:sdtPr>
+                        <w:sdtEndPr/>
                         <w:sdtContent>
                           <w:r>
                             <w:rPr>
@@ -5075,24 +5006,14 @@
                             <w:r>
                               <w:t xml:space="preserve">Obrázok </w:t>
                             </w:r>
-                            <w:r>
-                              <w:fldChar w:fldCharType="begin"/>
-                            </w:r>
-                            <w:r>
-                              <w:instrText xml:space="preserve"> SEQ Obrázok \* ARABIC </w:instrText>
-                            </w:r>
-                            <w:r>
-                              <w:fldChar w:fldCharType="separate"/>
-                            </w:r>
-                            <w:r>
-                              <w:rPr>
-                                <w:noProof/>
-                              </w:rPr>
-                              <w:t>5</w:t>
-                            </w:r>
-                            <w:r>
-                              <w:fldChar w:fldCharType="end"/>
-                            </w:r>
+                            <w:fldSimple w:instr=" SEQ Obrázok \* ARABIC ">
+                              <w:r>
+                                <w:rPr>
+                                  <w:noProof/>
+                                </w:rPr>
+                                <w:t>5</w:t>
+                              </w:r>
+                            </w:fldSimple>
                             <w:r>
                               <w:rPr>
                                 <w:noProof/>
@@ -5113,6 +5034,7 @@
                                 <w:id w:val="1031301740"/>
                                 <w:citation/>
                               </w:sdtPr>
+                              <w:sdtEndPr/>
                               <w:sdtContent>
                                 <w:r>
                                   <w:rPr>
@@ -5187,24 +5109,14 @@
                       <w:r>
                         <w:t xml:space="preserve">Obrázok </w:t>
                       </w:r>
-                      <w:r>
-                        <w:fldChar w:fldCharType="begin"/>
-                      </w:r>
-                      <w:r>
-                        <w:instrText xml:space="preserve"> SEQ Obrázok \* ARABIC </w:instrText>
-                      </w:r>
-                      <w:r>
-                        <w:fldChar w:fldCharType="separate"/>
-                      </w:r>
-                      <w:r>
-                        <w:rPr>
-                          <w:noProof/>
-                        </w:rPr>
-                        <w:t>5</w:t>
-                      </w:r>
-                      <w:r>
-                        <w:fldChar w:fldCharType="end"/>
-                      </w:r>
+                      <w:fldSimple w:instr=" SEQ Obrázok \* ARABIC ">
+                        <w:r>
+                          <w:rPr>
+                            <w:noProof/>
+                          </w:rPr>
+                          <w:t>5</w:t>
+                        </w:r>
+                      </w:fldSimple>
                       <w:r>
                         <w:rPr>
                           <w:noProof/>
@@ -5225,6 +5137,7 @@
                           <w:id w:val="1031301740"/>
                           <w:citation/>
                         </w:sdtPr>
+                        <w:sdtEndPr/>
                         <w:sdtContent>
                           <w:r>
                             <w:rPr>
@@ -5713,6 +5626,9 @@
         <w:ind w:firstLine="0"/>
       </w:pPr>
       <w:r>
+        <w:rPr>
+          <w:noProof/>
+        </w:rPr>
         <w:drawing>
           <wp:anchor distT="0" distB="0" distL="114300" distR="114300" simplePos="0" relativeHeight="251686912" behindDoc="0" locked="0" layoutInCell="1" allowOverlap="1" wp14:anchorId="60FA9AA1" wp14:editId="659F5598">
             <wp:simplePos x="0" y="0"/>
@@ -5977,15 +5893,12 @@
         <w:ind w:firstLine="0"/>
       </w:pPr>
       <w:r>
-        <w:rPr>
-          <w:noProof/>
-        </w:rPr>
         <w:lastRenderedPageBreak/>
         <w:drawing>
-          <wp:inline distT="0" distB="0" distL="0" distR="0" wp14:anchorId="65AD586F" wp14:editId="5862F1CF">
-            <wp:extent cx="5001260" cy="1828800"/>
-            <wp:effectExtent l="0" t="0" r="8890" b="0"/>
-            <wp:docPr id="39" name="Picture 39"/>
+          <wp:inline distT="0" distB="0" distL="0" distR="0" wp14:anchorId="3714F553" wp14:editId="3A14387C">
+            <wp:extent cx="5001323" cy="2333951"/>
+            <wp:effectExtent l="0" t="0" r="0" b="9525"/>
+            <wp:docPr id="3" name="Picture 3"/>
             <wp:cNvGraphicFramePr>
               <a:graphicFrameLocks xmlns:a="http://schemas.openxmlformats.org/drawingml/2006/main" noChangeAspect="1"/>
             </wp:cNvGraphicFramePr>
@@ -5993,33 +5906,23 @@
               <a:graphicData uri="http://schemas.openxmlformats.org/drawingml/2006/picture">
                 <pic:pic xmlns:pic="http://schemas.openxmlformats.org/drawingml/2006/picture">
                   <pic:nvPicPr>
-                    <pic:cNvPr id="0" name="Picture 8"/>
-                    <pic:cNvPicPr>
-                      <a:picLocks noChangeAspect="1" noChangeArrowheads="1"/>
-                    </pic:cNvPicPr>
+                    <pic:cNvPr id="1" name=""/>
+                    <pic:cNvPicPr/>
                   </pic:nvPicPr>
                   <pic:blipFill>
-                    <a:blip r:embed="rId19">
-                      <a:extLst>
-                        <a:ext uri="{28A0092B-C50C-407E-A947-70E740481C1C}">
-                          <a14:useLocalDpi xmlns:a14="http://schemas.microsoft.com/office/drawing/2010/main" val="0"/>
-                        </a:ext>
-                      </a:extLst>
-                    </a:blip>
-                    <a:srcRect/>
+                    <a:blip r:embed="rId19"/>
                     <a:stretch>
                       <a:fillRect/>
                     </a:stretch>
                   </pic:blipFill>
-                  <pic:spPr bwMode="auto">
+                  <pic:spPr>
                     <a:xfrm>
                       <a:off x="0" y="0"/>
-                      <a:ext cx="5001260" cy="1828800"/>
+                      <a:ext cx="5001323" cy="2333951"/>
                     </a:xfrm>
                     <a:prstGeom prst="rect">
                       <a:avLst/>
                     </a:prstGeom>
-                    <a:noFill/>
                   </pic:spPr>
                 </pic:pic>
               </a:graphicData>
@@ -7244,6 +7147,7 @@
   <w:style w:type="character" w:default="1" w:styleId="DefaultParagraphFont">
     <w:name w:val="Default Paragraph Font"/>
     <w:uiPriority w:val="1"/>
+    <w:semiHidden/>
     <w:unhideWhenUsed/>
   </w:style>
   <w:style w:type="table" w:default="1" w:styleId="TableNormal">

--- a/docs/Documentation.docx
+++ b/docs/Documentation.docx
@@ -3206,14 +3206,27 @@
                             <w:r>
                               <w:t xml:space="preserve">Obrázok </w:t>
                             </w:r>
-                            <w:fldSimple w:instr=" SEQ Obrázok \* ARABIC ">
-                              <w:r>
-                                <w:rPr>
-                                  <w:noProof/>
-                                </w:rPr>
-                                <w:t>1</w:t>
-                              </w:r>
-                            </w:fldSimple>
+                            <w:r>
+                              <w:fldChar w:fldCharType="begin"/>
+                            </w:r>
+                            <w:r>
+                              <w:instrText xml:space="preserve"> SEQ Obrázok \* ARABIC </w:instrText>
+                            </w:r>
+                            <w:r>
+                              <w:fldChar w:fldCharType="separate"/>
+                            </w:r>
+                            <w:r>
+                              <w:rPr>
+                                <w:noProof/>
+                              </w:rPr>
+                              <w:t>1</w:t>
+                            </w:r>
+                            <w:r>
+                              <w:rPr>
+                                <w:noProof/>
+                              </w:rPr>
+                              <w:fldChar w:fldCharType="end"/>
+                            </w:r>
                             <w:r>
                               <w:rPr>
                                 <w:noProof/>
@@ -3313,14 +3326,27 @@
                       <w:r>
                         <w:t xml:space="preserve">Obrázok </w:t>
                       </w:r>
-                      <w:fldSimple w:instr=" SEQ Obrázok \* ARABIC ">
-                        <w:r>
-                          <w:rPr>
-                            <w:noProof/>
-                          </w:rPr>
-                          <w:t>1</w:t>
-                        </w:r>
-                      </w:fldSimple>
+                      <w:r>
+                        <w:fldChar w:fldCharType="begin"/>
+                      </w:r>
+                      <w:r>
+                        <w:instrText xml:space="preserve"> SEQ Obrázok \* ARABIC </w:instrText>
+                      </w:r>
+                      <w:r>
+                        <w:fldChar w:fldCharType="separate"/>
+                      </w:r>
+                      <w:r>
+                        <w:rPr>
+                          <w:noProof/>
+                        </w:rPr>
+                        <w:t>1</w:t>
+                      </w:r>
+                      <w:r>
+                        <w:rPr>
+                          <w:noProof/>
+                        </w:rPr>
+                        <w:fldChar w:fldCharType="end"/>
+                      </w:r>
                       <w:r>
                         <w:rPr>
                           <w:noProof/>
@@ -3754,14 +3780,27 @@
                             <w:r>
                               <w:t xml:space="preserve">Obrázok </w:t>
                             </w:r>
-                            <w:fldSimple w:instr=" SEQ Obrázok \* ARABIC ">
-                              <w:r>
-                                <w:rPr>
-                                  <w:noProof/>
-                                </w:rPr>
-                                <w:t>2</w:t>
-                              </w:r>
-                            </w:fldSimple>
+                            <w:r>
+                              <w:fldChar w:fldCharType="begin"/>
+                            </w:r>
+                            <w:r>
+                              <w:instrText xml:space="preserve"> SEQ Obrázok \* ARABIC </w:instrText>
+                            </w:r>
+                            <w:r>
+                              <w:fldChar w:fldCharType="separate"/>
+                            </w:r>
+                            <w:r>
+                              <w:rPr>
+                                <w:noProof/>
+                              </w:rPr>
+                              <w:t>2</w:t>
+                            </w:r>
+                            <w:r>
+                              <w:rPr>
+                                <w:noProof/>
+                              </w:rPr>
+                              <w:fldChar w:fldCharType="end"/>
+                            </w:r>
                             <w:r>
                               <w:rPr>
                                 <w:noProof/>
@@ -3858,14 +3897,27 @@
                       <w:r>
                         <w:t xml:space="preserve">Obrázok </w:t>
                       </w:r>
-                      <w:fldSimple w:instr=" SEQ Obrázok \* ARABIC ">
-                        <w:r>
-                          <w:rPr>
-                            <w:noProof/>
-                          </w:rPr>
-                          <w:t>2</w:t>
-                        </w:r>
-                      </w:fldSimple>
+                      <w:r>
+                        <w:fldChar w:fldCharType="begin"/>
+                      </w:r>
+                      <w:r>
+                        <w:instrText xml:space="preserve"> SEQ Obrázok \* ARABIC </w:instrText>
+                      </w:r>
+                      <w:r>
+                        <w:fldChar w:fldCharType="separate"/>
+                      </w:r>
+                      <w:r>
+                        <w:rPr>
+                          <w:noProof/>
+                        </w:rPr>
+                        <w:t>2</w:t>
+                      </w:r>
+                      <w:r>
+                        <w:rPr>
+                          <w:noProof/>
+                        </w:rPr>
+                        <w:fldChar w:fldCharType="end"/>
+                      </w:r>
                       <w:r>
                         <w:rPr>
                           <w:noProof/>
@@ -4117,14 +4169,27 @@
                             <w:r>
                               <w:t xml:space="preserve">Obrázok </w:t>
                             </w:r>
-                            <w:fldSimple w:instr=" SEQ Obrázok \* ARABIC ">
-                              <w:r>
-                                <w:rPr>
-                                  <w:noProof/>
-                                </w:rPr>
-                                <w:t>3</w:t>
-                              </w:r>
-                            </w:fldSimple>
+                            <w:r>
+                              <w:fldChar w:fldCharType="begin"/>
+                            </w:r>
+                            <w:r>
+                              <w:instrText xml:space="preserve"> SEQ Obrázok \* ARABIC </w:instrText>
+                            </w:r>
+                            <w:r>
+                              <w:fldChar w:fldCharType="separate"/>
+                            </w:r>
+                            <w:r>
+                              <w:rPr>
+                                <w:noProof/>
+                              </w:rPr>
+                              <w:t>3</w:t>
+                            </w:r>
+                            <w:r>
+                              <w:rPr>
+                                <w:noProof/>
+                              </w:rPr>
+                              <w:fldChar w:fldCharType="end"/>
+                            </w:r>
                             <w:r>
                               <w:rPr>
                                 <w:noProof/>
@@ -4222,14 +4287,27 @@
                       <w:r>
                         <w:t xml:space="preserve">Obrázok </w:t>
                       </w:r>
-                      <w:fldSimple w:instr=" SEQ Obrázok \* ARABIC ">
-                        <w:r>
-                          <w:rPr>
-                            <w:noProof/>
-                          </w:rPr>
-                          <w:t>3</w:t>
-                        </w:r>
-                      </w:fldSimple>
+                      <w:r>
+                        <w:fldChar w:fldCharType="begin"/>
+                      </w:r>
+                      <w:r>
+                        <w:instrText xml:space="preserve"> SEQ Obrázok \* ARABIC </w:instrText>
+                      </w:r>
+                      <w:r>
+                        <w:fldChar w:fldCharType="separate"/>
+                      </w:r>
+                      <w:r>
+                        <w:rPr>
+                          <w:noProof/>
+                        </w:rPr>
+                        <w:t>3</w:t>
+                      </w:r>
+                      <w:r>
+                        <w:rPr>
+                          <w:noProof/>
+                        </w:rPr>
+                        <w:fldChar w:fldCharType="end"/>
+                      </w:r>
                       <w:r>
                         <w:rPr>
                           <w:noProof/>
@@ -4601,14 +4679,27 @@
                             <w:r>
                               <w:t xml:space="preserve">Obrázok </w:t>
                             </w:r>
-                            <w:fldSimple w:instr=" SEQ Obrázok \* ARABIC ">
-                              <w:r>
-                                <w:rPr>
-                                  <w:noProof/>
-                                </w:rPr>
-                                <w:t>4</w:t>
-                              </w:r>
-                            </w:fldSimple>
+                            <w:r>
+                              <w:fldChar w:fldCharType="begin"/>
+                            </w:r>
+                            <w:r>
+                              <w:instrText xml:space="preserve"> SEQ Obrázok \* ARABIC </w:instrText>
+                            </w:r>
+                            <w:r>
+                              <w:fldChar w:fldCharType="separate"/>
+                            </w:r>
+                            <w:r>
+                              <w:rPr>
+                                <w:noProof/>
+                              </w:rPr>
+                              <w:t>4</w:t>
+                            </w:r>
+                            <w:r>
+                              <w:rPr>
+                                <w:noProof/>
+                              </w:rPr>
+                              <w:fldChar w:fldCharType="end"/>
+                            </w:r>
                             <w:r>
                               <w:rPr>
                                 <w:noProof/>
@@ -4705,14 +4796,27 @@
                       <w:r>
                         <w:t xml:space="preserve">Obrázok </w:t>
                       </w:r>
-                      <w:fldSimple w:instr=" SEQ Obrázok \* ARABIC ">
-                        <w:r>
-                          <w:rPr>
-                            <w:noProof/>
-                          </w:rPr>
-                          <w:t>4</w:t>
-                        </w:r>
-                      </w:fldSimple>
+                      <w:r>
+                        <w:fldChar w:fldCharType="begin"/>
+                      </w:r>
+                      <w:r>
+                        <w:instrText xml:space="preserve"> SEQ Obrázok \* ARABIC </w:instrText>
+                      </w:r>
+                      <w:r>
+                        <w:fldChar w:fldCharType="separate"/>
+                      </w:r>
+                      <w:r>
+                        <w:rPr>
+                          <w:noProof/>
+                        </w:rPr>
+                        <w:t>4</w:t>
+                      </w:r>
+                      <w:r>
+                        <w:rPr>
+                          <w:noProof/>
+                        </w:rPr>
+                        <w:fldChar w:fldCharType="end"/>
+                      </w:r>
                       <w:r>
                         <w:rPr>
                           <w:noProof/>
@@ -5006,14 +5110,27 @@
                             <w:r>
                               <w:t xml:space="preserve">Obrázok </w:t>
                             </w:r>
-                            <w:fldSimple w:instr=" SEQ Obrázok \* ARABIC ">
-                              <w:r>
-                                <w:rPr>
-                                  <w:noProof/>
-                                </w:rPr>
-                                <w:t>5</w:t>
-                              </w:r>
-                            </w:fldSimple>
+                            <w:r>
+                              <w:fldChar w:fldCharType="begin"/>
+                            </w:r>
+                            <w:r>
+                              <w:instrText xml:space="preserve"> SEQ Obrázok \* ARABIC </w:instrText>
+                            </w:r>
+                            <w:r>
+                              <w:fldChar w:fldCharType="separate"/>
+                            </w:r>
+                            <w:r>
+                              <w:rPr>
+                                <w:noProof/>
+                              </w:rPr>
+                              <w:t>5</w:t>
+                            </w:r>
+                            <w:r>
+                              <w:rPr>
+                                <w:noProof/>
+                              </w:rPr>
+                              <w:fldChar w:fldCharType="end"/>
+                            </w:r>
                             <w:r>
                               <w:rPr>
                                 <w:noProof/>
@@ -5109,14 +5226,27 @@
                       <w:r>
                         <w:t xml:space="preserve">Obrázok </w:t>
                       </w:r>
-                      <w:fldSimple w:instr=" SEQ Obrázok \* ARABIC ">
-                        <w:r>
-                          <w:rPr>
-                            <w:noProof/>
-                          </w:rPr>
-                          <w:t>5</w:t>
-                        </w:r>
-                      </w:fldSimple>
+                      <w:r>
+                        <w:fldChar w:fldCharType="begin"/>
+                      </w:r>
+                      <w:r>
+                        <w:instrText xml:space="preserve"> SEQ Obrázok \* ARABIC </w:instrText>
+                      </w:r>
+                      <w:r>
+                        <w:fldChar w:fldCharType="separate"/>
+                      </w:r>
+                      <w:r>
+                        <w:rPr>
+                          <w:noProof/>
+                        </w:rPr>
+                        <w:t>5</w:t>
+                      </w:r>
+                      <w:r>
+                        <w:rPr>
+                          <w:noProof/>
+                        </w:rPr>
+                        <w:fldChar w:fldCharType="end"/>
+                      </w:r>
                       <w:r>
                         <w:rPr>
                           <w:noProof/>
@@ -5893,6 +6023,9 @@
         <w:ind w:firstLine="0"/>
       </w:pPr>
       <w:r>
+        <w:rPr>
+          <w:noProof/>
+        </w:rPr>
         <w:lastRenderedPageBreak/>
         <w:drawing>
           <wp:inline distT="0" distB="0" distL="0" distR="0" wp14:anchorId="3714F553" wp14:editId="3A14387C">
@@ -5940,9 +6073,740 @@
       <w:pPr>
         <w:ind w:firstLine="0"/>
       </w:pPr>
+      <w:r>
+        <w:rPr>
+          <w:noProof/>
+        </w:rPr>
+        <w:lastRenderedPageBreak/>
+        <w:drawing>
+          <wp:inline distT="0" distB="0" distL="0" distR="0" wp14:anchorId="62C03AFA" wp14:editId="7E4F8E4B">
+            <wp:extent cx="5399405" cy="3283585"/>
+            <wp:effectExtent l="0" t="0" r="0" b="0"/>
+            <wp:docPr id="12" name="Picture 12"/>
+            <wp:cNvGraphicFramePr>
+              <a:graphicFrameLocks xmlns:a="http://schemas.openxmlformats.org/drawingml/2006/main" noChangeAspect="1"/>
+            </wp:cNvGraphicFramePr>
+            <a:graphic xmlns:a="http://schemas.openxmlformats.org/drawingml/2006/main">
+              <a:graphicData uri="http://schemas.openxmlformats.org/drawingml/2006/picture">
+                <pic:pic xmlns:pic="http://schemas.openxmlformats.org/drawingml/2006/picture">
+                  <pic:nvPicPr>
+                    <pic:cNvPr id="12" name="Picture 12"/>
+                    <pic:cNvPicPr/>
+                  </pic:nvPicPr>
+                  <pic:blipFill>
+                    <a:blip r:embed="rId20" cstate="print">
+                      <a:extLst>
+                        <a:ext uri="{28A0092B-C50C-407E-A947-70E740481C1C}">
+                          <a14:useLocalDpi xmlns:a14="http://schemas.microsoft.com/office/drawing/2010/main" val="0"/>
+                        </a:ext>
+                      </a:extLst>
+                    </a:blip>
+                    <a:stretch>
+                      <a:fillRect/>
+                    </a:stretch>
+                  </pic:blipFill>
+                  <pic:spPr>
+                    <a:xfrm>
+                      <a:off x="0" y="0"/>
+                      <a:ext cx="5399405" cy="3283585"/>
+                    </a:xfrm>
+                    <a:prstGeom prst="rect">
+                      <a:avLst/>
+                    </a:prstGeom>
+                  </pic:spPr>
+                </pic:pic>
+              </a:graphicData>
+            </a:graphic>
+          </wp:inline>
+        </w:drawing>
+      </w:r>
+    </w:p>
+    <w:p>
+      <w:r>
+        <w:br w:type="page"/>
+      </w:r>
+    </w:p>
+    <w:p>
+      <w:pPr>
+        <w:ind w:firstLine="0"/>
+      </w:pPr>
+      <w:r>
+        <w:rPr>
+          <w:noProof/>
+        </w:rPr>
+        <w:lastRenderedPageBreak/>
+        <w:drawing>
+          <wp:inline distT="0" distB="0" distL="0" distR="0" wp14:anchorId="3971A758" wp14:editId="4F720746">
+            <wp:extent cx="5399405" cy="3283585"/>
+            <wp:effectExtent l="0" t="0" r="0" b="0"/>
+            <wp:docPr id="13" name="Picture 13"/>
+            <wp:cNvGraphicFramePr>
+              <a:graphicFrameLocks xmlns:a="http://schemas.openxmlformats.org/drawingml/2006/main" noChangeAspect="1"/>
+            </wp:cNvGraphicFramePr>
+            <a:graphic xmlns:a="http://schemas.openxmlformats.org/drawingml/2006/main">
+              <a:graphicData uri="http://schemas.openxmlformats.org/drawingml/2006/picture">
+                <pic:pic xmlns:pic="http://schemas.openxmlformats.org/drawingml/2006/picture">
+                  <pic:nvPicPr>
+                    <pic:cNvPr id="13" name="Picture 13"/>
+                    <pic:cNvPicPr/>
+                  </pic:nvPicPr>
+                  <pic:blipFill>
+                    <a:blip r:embed="rId21" cstate="print">
+                      <a:extLst>
+                        <a:ext uri="{28A0092B-C50C-407E-A947-70E740481C1C}">
+                          <a14:useLocalDpi xmlns:a14="http://schemas.microsoft.com/office/drawing/2010/main" val="0"/>
+                        </a:ext>
+                      </a:extLst>
+                    </a:blip>
+                    <a:stretch>
+                      <a:fillRect/>
+                    </a:stretch>
+                  </pic:blipFill>
+                  <pic:spPr>
+                    <a:xfrm>
+                      <a:off x="0" y="0"/>
+                      <a:ext cx="5399405" cy="3283585"/>
+                    </a:xfrm>
+                    <a:prstGeom prst="rect">
+                      <a:avLst/>
+                    </a:prstGeom>
+                  </pic:spPr>
+                </pic:pic>
+              </a:graphicData>
+            </a:graphic>
+          </wp:inline>
+        </w:drawing>
+      </w:r>
+    </w:p>
+    <w:p>
+      <w:r>
+        <w:br w:type="page"/>
+      </w:r>
+    </w:p>
+    <w:p>
+      <w:pPr>
+        <w:ind w:firstLine="0"/>
+      </w:pPr>
+      <w:r>
+        <w:rPr>
+          <w:noProof/>
+        </w:rPr>
+        <w:lastRenderedPageBreak/>
+        <w:drawing>
+          <wp:inline distT="0" distB="0" distL="0" distR="0" wp14:anchorId="646AEF1E" wp14:editId="5FD9583F">
+            <wp:extent cx="5399405" cy="3283585"/>
+            <wp:effectExtent l="0" t="0" r="0" b="0"/>
+            <wp:docPr id="14" name="Picture 14"/>
+            <wp:cNvGraphicFramePr>
+              <a:graphicFrameLocks xmlns:a="http://schemas.openxmlformats.org/drawingml/2006/main" noChangeAspect="1"/>
+            </wp:cNvGraphicFramePr>
+            <a:graphic xmlns:a="http://schemas.openxmlformats.org/drawingml/2006/main">
+              <a:graphicData uri="http://schemas.openxmlformats.org/drawingml/2006/picture">
+                <pic:pic xmlns:pic="http://schemas.openxmlformats.org/drawingml/2006/picture">
+                  <pic:nvPicPr>
+                    <pic:cNvPr id="14" name="Picture 14"/>
+                    <pic:cNvPicPr/>
+                  </pic:nvPicPr>
+                  <pic:blipFill>
+                    <a:blip r:embed="rId22" cstate="print">
+                      <a:extLst>
+                        <a:ext uri="{28A0092B-C50C-407E-A947-70E740481C1C}">
+                          <a14:useLocalDpi xmlns:a14="http://schemas.microsoft.com/office/drawing/2010/main" val="0"/>
+                        </a:ext>
+                      </a:extLst>
+                    </a:blip>
+                    <a:stretch>
+                      <a:fillRect/>
+                    </a:stretch>
+                  </pic:blipFill>
+                  <pic:spPr>
+                    <a:xfrm>
+                      <a:off x="0" y="0"/>
+                      <a:ext cx="5399405" cy="3283585"/>
+                    </a:xfrm>
+                    <a:prstGeom prst="rect">
+                      <a:avLst/>
+                    </a:prstGeom>
+                  </pic:spPr>
+                </pic:pic>
+              </a:graphicData>
+            </a:graphic>
+          </wp:inline>
+        </w:drawing>
+      </w:r>
+    </w:p>
+    <w:p>
+      <w:r>
+        <w:br w:type="page"/>
+      </w:r>
+    </w:p>
+    <w:p>
+      <w:pPr>
+        <w:ind w:firstLine="0"/>
+      </w:pPr>
+      <w:r>
+        <w:rPr>
+          <w:noProof/>
+        </w:rPr>
+        <w:lastRenderedPageBreak/>
+        <w:drawing>
+          <wp:inline distT="0" distB="0" distL="0" distR="0" wp14:anchorId="0BBBBADC" wp14:editId="517E8C6B">
+            <wp:extent cx="5399405" cy="3514090"/>
+            <wp:effectExtent l="0" t="0" r="0" b="0"/>
+            <wp:docPr id="16" name="Picture 16"/>
+            <wp:cNvGraphicFramePr>
+              <a:graphicFrameLocks xmlns:a="http://schemas.openxmlformats.org/drawingml/2006/main" noChangeAspect="1"/>
+            </wp:cNvGraphicFramePr>
+            <a:graphic xmlns:a="http://schemas.openxmlformats.org/drawingml/2006/main">
+              <a:graphicData uri="http://schemas.openxmlformats.org/drawingml/2006/picture">
+                <pic:pic xmlns:pic="http://schemas.openxmlformats.org/drawingml/2006/picture">
+                  <pic:nvPicPr>
+                    <pic:cNvPr id="16" name="Picture 16"/>
+                    <pic:cNvPicPr/>
+                  </pic:nvPicPr>
+                  <pic:blipFill>
+                    <a:blip r:embed="rId23" cstate="print">
+                      <a:extLst>
+                        <a:ext uri="{28A0092B-C50C-407E-A947-70E740481C1C}">
+                          <a14:useLocalDpi xmlns:a14="http://schemas.microsoft.com/office/drawing/2010/main" val="0"/>
+                        </a:ext>
+                      </a:extLst>
+                    </a:blip>
+                    <a:stretch>
+                      <a:fillRect/>
+                    </a:stretch>
+                  </pic:blipFill>
+                  <pic:spPr>
+                    <a:xfrm>
+                      <a:off x="0" y="0"/>
+                      <a:ext cx="5399405" cy="3514090"/>
+                    </a:xfrm>
+                    <a:prstGeom prst="rect">
+                      <a:avLst/>
+                    </a:prstGeom>
+                  </pic:spPr>
+                </pic:pic>
+              </a:graphicData>
+            </a:graphic>
+          </wp:inline>
+        </w:drawing>
+      </w:r>
+    </w:p>
+    <w:p>
+      <w:r>
+        <w:br w:type="page"/>
+      </w:r>
+    </w:p>
+    <w:p>
+      <w:pPr>
+        <w:ind w:firstLine="0"/>
+      </w:pPr>
+      <w:r>
+        <w:rPr>
+          <w:noProof/>
+        </w:rPr>
+        <w:lastRenderedPageBreak/>
+        <w:drawing>
+          <wp:inline distT="0" distB="0" distL="0" distR="0" wp14:anchorId="2F2065D4" wp14:editId="6700D40E">
+            <wp:extent cx="5399405" cy="3686810"/>
+            <wp:effectExtent l="0" t="0" r="0" b="0"/>
+            <wp:docPr id="17" name="Picture 17"/>
+            <wp:cNvGraphicFramePr>
+              <a:graphicFrameLocks xmlns:a="http://schemas.openxmlformats.org/drawingml/2006/main" noChangeAspect="1"/>
+            </wp:cNvGraphicFramePr>
+            <a:graphic xmlns:a="http://schemas.openxmlformats.org/drawingml/2006/main">
+              <a:graphicData uri="http://schemas.openxmlformats.org/drawingml/2006/picture">
+                <pic:pic xmlns:pic="http://schemas.openxmlformats.org/drawingml/2006/picture">
+                  <pic:nvPicPr>
+                    <pic:cNvPr id="17" name="Picture 17"/>
+                    <pic:cNvPicPr/>
+                  </pic:nvPicPr>
+                  <pic:blipFill>
+                    <a:blip r:embed="rId24" cstate="print">
+                      <a:extLst>
+                        <a:ext uri="{28A0092B-C50C-407E-A947-70E740481C1C}">
+                          <a14:useLocalDpi xmlns:a14="http://schemas.microsoft.com/office/drawing/2010/main" val="0"/>
+                        </a:ext>
+                      </a:extLst>
+                    </a:blip>
+                    <a:stretch>
+                      <a:fillRect/>
+                    </a:stretch>
+                  </pic:blipFill>
+                  <pic:spPr>
+                    <a:xfrm>
+                      <a:off x="0" y="0"/>
+                      <a:ext cx="5399405" cy="3686810"/>
+                    </a:xfrm>
+                    <a:prstGeom prst="rect">
+                      <a:avLst/>
+                    </a:prstGeom>
+                  </pic:spPr>
+                </pic:pic>
+              </a:graphicData>
+            </a:graphic>
+          </wp:inline>
+        </w:drawing>
+      </w:r>
+    </w:p>
+    <w:p>
+      <w:r>
+        <w:br w:type="page"/>
+      </w:r>
+    </w:p>
+    <w:p>
+      <w:pPr>
+        <w:ind w:firstLine="0"/>
+      </w:pPr>
+      <w:r>
+        <w:rPr>
+          <w:noProof/>
+        </w:rPr>
+        <w:lastRenderedPageBreak/>
+        <w:drawing>
+          <wp:inline distT="0" distB="0" distL="0" distR="0" wp14:anchorId="4AA86BBA" wp14:editId="25DA11EA">
+            <wp:extent cx="2971800" cy="6431397"/>
+            <wp:effectExtent l="0" t="0" r="0" b="7620"/>
+            <wp:docPr id="38" name="Picture 38"/>
+            <wp:cNvGraphicFramePr>
+              <a:graphicFrameLocks xmlns:a="http://schemas.openxmlformats.org/drawingml/2006/main" noChangeAspect="1"/>
+            </wp:cNvGraphicFramePr>
+            <a:graphic xmlns:a="http://schemas.openxmlformats.org/drawingml/2006/main">
+              <a:graphicData uri="http://schemas.openxmlformats.org/drawingml/2006/picture">
+                <pic:pic xmlns:pic="http://schemas.openxmlformats.org/drawingml/2006/picture">
+                  <pic:nvPicPr>
+                    <pic:cNvPr id="38" name="Picture 38"/>
+                    <pic:cNvPicPr/>
+                  </pic:nvPicPr>
+                  <pic:blipFill>
+                    <a:blip r:embed="rId25" cstate="print">
+                      <a:extLst>
+                        <a:ext uri="{28A0092B-C50C-407E-A947-70E740481C1C}">
+                          <a14:useLocalDpi xmlns:a14="http://schemas.microsoft.com/office/drawing/2010/main" val="0"/>
+                        </a:ext>
+                      </a:extLst>
+                    </a:blip>
+                    <a:stretch>
+                      <a:fillRect/>
+                    </a:stretch>
+                  </pic:blipFill>
+                  <pic:spPr>
+                    <a:xfrm>
+                      <a:off x="0" y="0"/>
+                      <a:ext cx="2992559" cy="6476323"/>
+                    </a:xfrm>
+                    <a:prstGeom prst="rect">
+                      <a:avLst/>
+                    </a:prstGeom>
+                  </pic:spPr>
+                </pic:pic>
+              </a:graphicData>
+            </a:graphic>
+          </wp:inline>
+        </w:drawing>
+      </w:r>
+    </w:p>
+    <w:p>
+      <w:r>
+        <w:br w:type="page"/>
+      </w:r>
+    </w:p>
+    <w:p>
+      <w:pPr>
+        <w:ind w:firstLine="0"/>
+      </w:pPr>
+      <w:r>
+        <w:rPr>
+          <w:noProof/>
+        </w:rPr>
+        <w:lastRenderedPageBreak/>
+        <w:drawing>
+          <wp:inline distT="0" distB="0" distL="0" distR="0" wp14:anchorId="0353592B" wp14:editId="73C4A2B2">
+            <wp:extent cx="5399405" cy="3283585"/>
+            <wp:effectExtent l="0" t="0" r="0" b="0"/>
+            <wp:docPr id="18" name="Picture 18"/>
+            <wp:cNvGraphicFramePr>
+              <a:graphicFrameLocks xmlns:a="http://schemas.openxmlformats.org/drawingml/2006/main" noChangeAspect="1"/>
+            </wp:cNvGraphicFramePr>
+            <a:graphic xmlns:a="http://schemas.openxmlformats.org/drawingml/2006/main">
+              <a:graphicData uri="http://schemas.openxmlformats.org/drawingml/2006/picture">
+                <pic:pic xmlns:pic="http://schemas.openxmlformats.org/drawingml/2006/picture">
+                  <pic:nvPicPr>
+                    <pic:cNvPr id="18" name="Picture 18"/>
+                    <pic:cNvPicPr/>
+                  </pic:nvPicPr>
+                  <pic:blipFill>
+                    <a:blip r:embed="rId26" cstate="print">
+                      <a:extLst>
+                        <a:ext uri="{28A0092B-C50C-407E-A947-70E740481C1C}">
+                          <a14:useLocalDpi xmlns:a14="http://schemas.microsoft.com/office/drawing/2010/main" val="0"/>
+                        </a:ext>
+                      </a:extLst>
+                    </a:blip>
+                    <a:stretch>
+                      <a:fillRect/>
+                    </a:stretch>
+                  </pic:blipFill>
+                  <pic:spPr>
+                    <a:xfrm>
+                      <a:off x="0" y="0"/>
+                      <a:ext cx="5399405" cy="3283585"/>
+                    </a:xfrm>
+                    <a:prstGeom prst="rect">
+                      <a:avLst/>
+                    </a:prstGeom>
+                  </pic:spPr>
+                </pic:pic>
+              </a:graphicData>
+            </a:graphic>
+          </wp:inline>
+        </w:drawing>
+      </w:r>
+    </w:p>
+    <w:p>
+      <w:r>
+        <w:br w:type="page"/>
+      </w:r>
+    </w:p>
+    <w:p>
+      <w:pPr>
+        <w:ind w:firstLine="0"/>
+      </w:pPr>
+      <w:r>
+        <w:rPr>
+          <w:noProof/>
+        </w:rPr>
+        <w:lastRenderedPageBreak/>
+        <w:drawing>
+          <wp:inline distT="0" distB="0" distL="0" distR="0" wp14:anchorId="60732A4C" wp14:editId="7601AEFD">
+            <wp:extent cx="5399405" cy="3283585"/>
+            <wp:effectExtent l="0" t="0" r="0" b="0"/>
+            <wp:docPr id="20" name="Picture 20"/>
+            <wp:cNvGraphicFramePr>
+              <a:graphicFrameLocks xmlns:a="http://schemas.openxmlformats.org/drawingml/2006/main" noChangeAspect="1"/>
+            </wp:cNvGraphicFramePr>
+            <a:graphic xmlns:a="http://schemas.openxmlformats.org/drawingml/2006/main">
+              <a:graphicData uri="http://schemas.openxmlformats.org/drawingml/2006/picture">
+                <pic:pic xmlns:pic="http://schemas.openxmlformats.org/drawingml/2006/picture">
+                  <pic:nvPicPr>
+                    <pic:cNvPr id="20" name="Picture 20"/>
+                    <pic:cNvPicPr/>
+                  </pic:nvPicPr>
+                  <pic:blipFill>
+                    <a:blip r:embed="rId27" cstate="print">
+                      <a:extLst>
+                        <a:ext uri="{28A0092B-C50C-407E-A947-70E740481C1C}">
+                          <a14:useLocalDpi xmlns:a14="http://schemas.microsoft.com/office/drawing/2010/main" val="0"/>
+                        </a:ext>
+                      </a:extLst>
+                    </a:blip>
+                    <a:stretch>
+                      <a:fillRect/>
+                    </a:stretch>
+                  </pic:blipFill>
+                  <pic:spPr>
+                    <a:xfrm>
+                      <a:off x="0" y="0"/>
+                      <a:ext cx="5399405" cy="3283585"/>
+                    </a:xfrm>
+                    <a:prstGeom prst="rect">
+                      <a:avLst/>
+                    </a:prstGeom>
+                  </pic:spPr>
+                </pic:pic>
+              </a:graphicData>
+            </a:graphic>
+          </wp:inline>
+        </w:drawing>
+      </w:r>
+    </w:p>
+    <w:p>
+      <w:r>
+        <w:br w:type="page"/>
+      </w:r>
+    </w:p>
+    <w:p>
+      <w:pPr>
+        <w:ind w:firstLine="0"/>
+      </w:pPr>
+      <w:r>
+        <w:rPr>
+          <w:noProof/>
+        </w:rPr>
+        <w:lastRenderedPageBreak/>
+        <w:drawing>
+          <wp:inline distT="0" distB="0" distL="0" distR="0" wp14:anchorId="09CFD2FD" wp14:editId="50F7FE05">
+            <wp:extent cx="5399405" cy="3601085"/>
+            <wp:effectExtent l="0" t="0" r="0" b="0"/>
+            <wp:docPr id="21" name="Picture 21"/>
+            <wp:cNvGraphicFramePr>
+              <a:graphicFrameLocks xmlns:a="http://schemas.openxmlformats.org/drawingml/2006/main" noChangeAspect="1"/>
+            </wp:cNvGraphicFramePr>
+            <a:graphic xmlns:a="http://schemas.openxmlformats.org/drawingml/2006/main">
+              <a:graphicData uri="http://schemas.openxmlformats.org/drawingml/2006/picture">
+                <pic:pic xmlns:pic="http://schemas.openxmlformats.org/drawingml/2006/picture">
+                  <pic:nvPicPr>
+                    <pic:cNvPr id="21" name="Picture 21"/>
+                    <pic:cNvPicPr/>
+                  </pic:nvPicPr>
+                  <pic:blipFill>
+                    <a:blip r:embed="rId28" cstate="print">
+                      <a:extLst>
+                        <a:ext uri="{28A0092B-C50C-407E-A947-70E740481C1C}">
+                          <a14:useLocalDpi xmlns:a14="http://schemas.microsoft.com/office/drawing/2010/main" val="0"/>
+                        </a:ext>
+                      </a:extLst>
+                    </a:blip>
+                    <a:stretch>
+                      <a:fillRect/>
+                    </a:stretch>
+                  </pic:blipFill>
+                  <pic:spPr>
+                    <a:xfrm>
+                      <a:off x="0" y="0"/>
+                      <a:ext cx="5399405" cy="3601085"/>
+                    </a:xfrm>
+                    <a:prstGeom prst="rect">
+                      <a:avLst/>
+                    </a:prstGeom>
+                  </pic:spPr>
+                </pic:pic>
+              </a:graphicData>
+            </a:graphic>
+          </wp:inline>
+        </w:drawing>
+      </w:r>
+    </w:p>
+    <w:p>
+      <w:r>
+        <w:br w:type="page"/>
+      </w:r>
+    </w:p>
+    <w:p>
+      <w:pPr>
+        <w:ind w:firstLine="0"/>
+      </w:pPr>
+      <w:r>
+        <w:rPr>
+          <w:noProof/>
+        </w:rPr>
+        <w:lastRenderedPageBreak/>
+        <w:drawing>
+          <wp:inline distT="0" distB="0" distL="0" distR="0" wp14:anchorId="226EE815" wp14:editId="43EE70B5">
+            <wp:extent cx="5399405" cy="3530600"/>
+            <wp:effectExtent l="0" t="0" r="0" b="0"/>
+            <wp:docPr id="28" name="Picture 28"/>
+            <wp:cNvGraphicFramePr>
+              <a:graphicFrameLocks xmlns:a="http://schemas.openxmlformats.org/drawingml/2006/main" noChangeAspect="1"/>
+            </wp:cNvGraphicFramePr>
+            <a:graphic xmlns:a="http://schemas.openxmlformats.org/drawingml/2006/main">
+              <a:graphicData uri="http://schemas.openxmlformats.org/drawingml/2006/picture">
+                <pic:pic xmlns:pic="http://schemas.openxmlformats.org/drawingml/2006/picture">
+                  <pic:nvPicPr>
+                    <pic:cNvPr id="28" name="Picture 28"/>
+                    <pic:cNvPicPr/>
+                  </pic:nvPicPr>
+                  <pic:blipFill>
+                    <a:blip r:embed="rId29" cstate="print">
+                      <a:extLst>
+                        <a:ext uri="{28A0092B-C50C-407E-A947-70E740481C1C}">
+                          <a14:useLocalDpi xmlns:a14="http://schemas.microsoft.com/office/drawing/2010/main" val="0"/>
+                        </a:ext>
+                      </a:extLst>
+                    </a:blip>
+                    <a:stretch>
+                      <a:fillRect/>
+                    </a:stretch>
+                  </pic:blipFill>
+                  <pic:spPr>
+                    <a:xfrm>
+                      <a:off x="0" y="0"/>
+                      <a:ext cx="5399405" cy="3530600"/>
+                    </a:xfrm>
+                    <a:prstGeom prst="rect">
+                      <a:avLst/>
+                    </a:prstGeom>
+                  </pic:spPr>
+                </pic:pic>
+              </a:graphicData>
+            </a:graphic>
+          </wp:inline>
+        </w:drawing>
+      </w:r>
+    </w:p>
+    <w:p>
+      <w:r>
+        <w:br w:type="page"/>
+      </w:r>
+    </w:p>
+    <w:p>
+      <w:pPr>
+        <w:ind w:firstLine="0"/>
+      </w:pPr>
+      <w:r>
+        <w:rPr>
+          <w:noProof/>
+        </w:rPr>
+        <w:lastRenderedPageBreak/>
+        <w:drawing>
+          <wp:inline distT="0" distB="0" distL="0" distR="0" wp14:anchorId="782936DC" wp14:editId="54B6A7B7">
+            <wp:extent cx="5399405" cy="3149600"/>
+            <wp:effectExtent l="0" t="0" r="0" b="0"/>
+            <wp:docPr id="30" name="Picture 30"/>
+            <wp:cNvGraphicFramePr>
+              <a:graphicFrameLocks xmlns:a="http://schemas.openxmlformats.org/drawingml/2006/main" noChangeAspect="1"/>
+            </wp:cNvGraphicFramePr>
+            <a:graphic xmlns:a="http://schemas.openxmlformats.org/drawingml/2006/main">
+              <a:graphicData uri="http://schemas.openxmlformats.org/drawingml/2006/picture">
+                <pic:pic xmlns:pic="http://schemas.openxmlformats.org/drawingml/2006/picture">
+                  <pic:nvPicPr>
+                    <pic:cNvPr id="30" name="Picture 30"/>
+                    <pic:cNvPicPr/>
+                  </pic:nvPicPr>
+                  <pic:blipFill>
+                    <a:blip r:embed="rId30">
+                      <a:extLst>
+                        <a:ext uri="{28A0092B-C50C-407E-A947-70E740481C1C}">
+                          <a14:useLocalDpi xmlns:a14="http://schemas.microsoft.com/office/drawing/2010/main" val="0"/>
+                        </a:ext>
+                      </a:extLst>
+                    </a:blip>
+                    <a:stretch>
+                      <a:fillRect/>
+                    </a:stretch>
+                  </pic:blipFill>
+                  <pic:spPr>
+                    <a:xfrm>
+                      <a:off x="0" y="0"/>
+                      <a:ext cx="5399405" cy="3149600"/>
+                    </a:xfrm>
+                    <a:prstGeom prst="rect">
+                      <a:avLst/>
+                    </a:prstGeom>
+                  </pic:spPr>
+                </pic:pic>
+              </a:graphicData>
+            </a:graphic>
+          </wp:inline>
+        </w:drawing>
+      </w:r>
+    </w:p>
+    <w:p>
+      <w:r>
+        <w:br w:type="page"/>
+      </w:r>
+    </w:p>
+    <w:p>
+      <w:pPr>
+        <w:ind w:firstLine="0"/>
+      </w:pPr>
+      <w:r>
+        <w:rPr>
+          <w:noProof/>
+        </w:rPr>
+        <w:lastRenderedPageBreak/>
+        <w:drawing>
+          <wp:inline distT="0" distB="0" distL="0" distR="0" wp14:anchorId="64761054" wp14:editId="7DEE87F6">
+            <wp:extent cx="5399405" cy="3283585"/>
+            <wp:effectExtent l="0" t="0" r="0" b="0"/>
+            <wp:docPr id="31" name="Picture 31"/>
+            <wp:cNvGraphicFramePr>
+              <a:graphicFrameLocks xmlns:a="http://schemas.openxmlformats.org/drawingml/2006/main" noChangeAspect="1"/>
+            </wp:cNvGraphicFramePr>
+            <a:graphic xmlns:a="http://schemas.openxmlformats.org/drawingml/2006/main">
+              <a:graphicData uri="http://schemas.openxmlformats.org/drawingml/2006/picture">
+                <pic:pic xmlns:pic="http://schemas.openxmlformats.org/drawingml/2006/picture">
+                  <pic:nvPicPr>
+                    <pic:cNvPr id="31" name="Picture 31"/>
+                    <pic:cNvPicPr/>
+                  </pic:nvPicPr>
+                  <pic:blipFill>
+                    <a:blip r:embed="rId31" cstate="print">
+                      <a:extLst>
+                        <a:ext uri="{28A0092B-C50C-407E-A947-70E740481C1C}">
+                          <a14:useLocalDpi xmlns:a14="http://schemas.microsoft.com/office/drawing/2010/main" val="0"/>
+                        </a:ext>
+                      </a:extLst>
+                    </a:blip>
+                    <a:stretch>
+                      <a:fillRect/>
+                    </a:stretch>
+                  </pic:blipFill>
+                  <pic:spPr>
+                    <a:xfrm>
+                      <a:off x="0" y="0"/>
+                      <a:ext cx="5399405" cy="3283585"/>
+                    </a:xfrm>
+                    <a:prstGeom prst="rect">
+                      <a:avLst/>
+                    </a:prstGeom>
+                  </pic:spPr>
+                </pic:pic>
+              </a:graphicData>
+            </a:graphic>
+          </wp:inline>
+        </w:drawing>
+      </w:r>
+    </w:p>
+    <w:p>
+      <w:r>
+        <w:br w:type="page"/>
+      </w:r>
+    </w:p>
+    <w:p>
+      <w:pPr>
+        <w:ind w:firstLine="0"/>
+      </w:pPr>
+      <w:r>
+        <w:rPr>
+          <w:noProof/>
+        </w:rPr>
+        <w:lastRenderedPageBreak/>
+        <w:drawing>
+          <wp:inline distT="0" distB="0" distL="0" distR="0" wp14:anchorId="32695C8D" wp14:editId="6F33D2F2">
+            <wp:extent cx="5399405" cy="3283585"/>
+            <wp:effectExtent l="0" t="0" r="0" b="0"/>
+            <wp:docPr id="33" name="Picture 33"/>
+            <wp:cNvGraphicFramePr>
+              <a:graphicFrameLocks xmlns:a="http://schemas.openxmlformats.org/drawingml/2006/main" noChangeAspect="1"/>
+            </wp:cNvGraphicFramePr>
+            <a:graphic xmlns:a="http://schemas.openxmlformats.org/drawingml/2006/main">
+              <a:graphicData uri="http://schemas.openxmlformats.org/drawingml/2006/picture">
+                <pic:pic xmlns:pic="http://schemas.openxmlformats.org/drawingml/2006/picture">
+                  <pic:nvPicPr>
+                    <pic:cNvPr id="33" name="Picture 33"/>
+                    <pic:cNvPicPr/>
+                  </pic:nvPicPr>
+                  <pic:blipFill>
+                    <a:blip r:embed="rId32" cstate="print">
+                      <a:extLst>
+                        <a:ext uri="{28A0092B-C50C-407E-A947-70E740481C1C}">
+                          <a14:useLocalDpi xmlns:a14="http://schemas.microsoft.com/office/drawing/2010/main" val="0"/>
+                        </a:ext>
+                      </a:extLst>
+                    </a:blip>
+                    <a:stretch>
+                      <a:fillRect/>
+                    </a:stretch>
+                  </pic:blipFill>
+                  <pic:spPr>
+                    <a:xfrm>
+                      <a:off x="0" y="0"/>
+                      <a:ext cx="5399405" cy="3283585"/>
+                    </a:xfrm>
+                    <a:prstGeom prst="rect">
+                      <a:avLst/>
+                    </a:prstGeom>
+                  </pic:spPr>
+                </pic:pic>
+              </a:graphicData>
+            </a:graphic>
+          </wp:inline>
+        </w:drawing>
+      </w:r>
     </w:p>
     <w:sectPr>
-      <w:footerReference w:type="default" r:id="rId20"/>
+      <w:footerReference w:type="default" r:id="rId33"/>
       <w:pgSz w:w="11906" w:h="16838" w:code="9"/>
       <w:pgMar w:top="1418" w:right="1418" w:bottom="1418" w:left="1985" w:header="851" w:footer="851" w:gutter="0"/>
       <w:cols w:space="708"/>
